--- a/zht/docx/125.content.docx
+++ b/zht/docx/125.content.docx
@@ -149,27 +149,7 @@
         <w:rPr>
           <w:lang w:val="zh_TW" w:bidi="zh_TW"/>
         </w:rPr>
-        <w:t>xian</w:t>
-      </w:r>
-      <w:r>
-        <w:rPr>
-          <w:lang w:val="zh_TW" w:bidi="zh_TW"/>
-        </w:rPr>
-      </w:r>
-    </w:p>
-    <w:p>
-      <w:pPr/>
-      <w:r>
-        <w:rPr>
-          <w:lang w:val="zh_TW" w:bidi="zh_TW"/>
-        </w:rPr>
-      </w:r>
-      <w:r>
-        <w:rPr>
-          <w:i/>
-          <w:lang w:val="zh_TW" w:bidi="zh_TW"/>
-        </w:rPr>
-        <w:t>先知，女先知</w:t>
+        <w:t>si</w:t>
       </w:r>
       <w:r>
         <w:rPr>
@@ -232,7 +212,7 @@
         <w:rPr>
           <w:lang w:val="zh_TW" w:bidi="zh_TW"/>
         </w:rPr>
-        <w:t>先知，女先知</w:t>
+        <w:t>死亡</w:t>
       </w:r>
       <w:r>
         <w:rPr>
@@ -251,7 +231,18 @@
         <w:rPr>
           <w:lang w:val="zh_TW" w:bidi="zh_TW"/>
         </w:rPr>
-        <w:t>蒙神揀選的男性或女性，代表祂說話，並預言神所計劃之事。</w:t>
+        <w:t>生命的終止（身體的死亡）或與神的分離（靈性的死亡）。</w:t>
+      </w:r>
+    </w:p>
+    <w:p>
+      <w:pPr>
+        <w:pStyle w:val="Heading3"/>
+      </w:pPr>
+      <w:r>
+        <w:rPr>
+          <w:lang w:val="zh_TW" w:bidi="zh_TW"/>
+        </w:rPr>
+        <w:t>舊約中的觀點</w:t>
       </w:r>
     </w:p>
     <w:p>
@@ -265,7 +256,61 @@
         <w:rPr>
           <w:lang w:val="zh_TW" w:bidi="zh_TW"/>
         </w:rPr>
-        <w:t>概述</w:t>
+        <w:t>在舊約中，死亡被視為生命的自然結束。一個以色列人的目標是過一個長壽而圓滿的生活，生養眾多的後代，並在兒孫滿堂的情況下，平安地去世。舊約多次表達對早逝的不滿（例如，希西家的哀求，</w:t>
+      </w:r>
+      <w:hyperlink r:id="rId13">
+        <w:r>
+          <w:rPr>
+            <w:lang w:val="zh_TW" w:bidi="zh_TW"/>
+          </w:rPr>
+          <w:rPr>
+            <w:color w:val="0000EE"/>
+            <w:u w:val="single"/>
+          </w:rPr>
+          <w:t>王下20:1–11</w:t>
+        </w:r>
+      </w:hyperlink>
+      <w:r>
+        <w:rPr>
+          <w:lang w:val="zh_TW" w:bidi="zh_TW"/>
+        </w:rPr>
+        <w:t>）。早逝可能被視為神審判的結果；因此，約伯認為需要在死亡之前為自己的品格辯護（</w:t>
+      </w:r>
+      <w:hyperlink r:id="rId14">
+        <w:r>
+          <w:rPr>
+            <w:lang w:val="zh_TW" w:bidi="zh_TW"/>
+          </w:rPr>
+          <w:rPr>
+            <w:color w:val="0000EE"/>
+            <w:u w:val="single"/>
+          </w:rPr>
+          <w:t>伯19:25–26</w:t>
+        </w:r>
+      </w:hyperlink>
+      <w:r>
+        <w:rPr>
+          <w:lang w:val="zh_TW" w:bidi="zh_TW"/>
+        </w:rPr>
+        <w:t>）。只有</w:t>
+      </w:r>
+      <w:hyperlink r:id="rId15">
+        <w:r>
+          <w:rPr>
+            <w:lang w:val="zh_TW" w:bidi="zh_TW"/>
+          </w:rPr>
+          <w:rPr>
+            <w:color w:val="0000EE"/>
+            <w:u w:val="single"/>
+          </w:rPr>
+          <w:t>傳道書三章19至20節</w:t>
+        </w:r>
+      </w:hyperlink>
+      <w:r>
+        <w:rPr>
+          <w:lang w:val="zh_TW" w:bidi="zh_TW"/>
+        </w:rPr>
+        <w:t>對死亡表達徹頭徹尾的悲觀情緒——該書可能受到當時非希伯來文化相當大的影響。</w:t>
       </w:r>
     </w:p>
     <w:p>
@@ -279,7 +324,43 @@
         <w:rPr>
           <w:lang w:val="zh_TW" w:bidi="zh_TW"/>
         </w:rPr>
-        <w:t>• 引言</w:t>
+        <w:t>雖然死亡是生命的自然終結，卻從未被視為是令人愉快的事。死亡將人與人類群體斷絕，也與神的同在和事奉隔絕。雖然神可能會在人面對死亡時提供安慰（</w:t>
+      </w:r>
+      <w:hyperlink r:id="rId16">
+        <w:r>
+          <w:rPr>
+            <w:lang w:val="zh_TW" w:bidi="zh_TW"/>
+          </w:rPr>
+          <w:rPr>
+            <w:color w:val="0000EE"/>
+            <w:u w:val="single"/>
+          </w:rPr>
+          <w:t>詩73:23–28</w:t>
+        </w:r>
+      </w:hyperlink>
+      <w:r>
+        <w:rPr>
+          <w:lang w:val="zh_TW" w:bidi="zh_TW"/>
+        </w:rPr>
+        <w:t>），但在聖經中，神很少被描述為與死者同在，只有在較晚期的聖經文獻中才有此描寫（</w:t>
+      </w:r>
+      <w:hyperlink r:id="rId17">
+        <w:r>
+          <w:rPr>
+            <w:lang w:val="zh_TW" w:bidi="zh_TW"/>
+          </w:rPr>
+          <w:rPr>
+            <w:color w:val="0000EE"/>
+            <w:u w:val="single"/>
+          </w:rPr>
+          <w:t>詩139:8</w:t>
+        </w:r>
+      </w:hyperlink>
+      <w:r>
+        <w:rPr>
+          <w:lang w:val="zh_TW" w:bidi="zh_TW"/>
+        </w:rPr>
+        <w:t>）。因此，死亡從未被視為通向更美好生命的門檻。</w:t>
       </w:r>
     </w:p>
     <w:p>
@@ -293,7 +374,61 @@
         <w:rPr>
           <w:lang w:val="zh_TW" w:bidi="zh_TW"/>
         </w:rPr>
-        <w:t>• 先知的稱謂和歷史</w:t>
+        <w:t>罪與死亡的關係可以在摩西律法的死刑中一窺究竟。一位嚴重的罪犯會被處死。處罰性短語「他必被剪除」表明，儘管整個民族繼續存活，但犯罪者因死亡與民族分離。以色列人被警告，若不遵守神的誡命，可能會因與神的團契破裂而導致早逝（</w:t>
+      </w:r>
+      <w:hyperlink r:id="rId18">
+        <w:r>
+          <w:rPr>
+            <w:lang w:val="zh_TW" w:bidi="zh_TW"/>
+          </w:rPr>
+          <w:rPr>
+            <w:color w:val="0000EE"/>
+            <w:u w:val="single"/>
+          </w:rPr>
+          <w:t>申30:15–20</w:t>
+        </w:r>
+      </w:hyperlink>
+      <w:r>
+        <w:rPr>
+          <w:lang w:val="zh_TW" w:bidi="zh_TW"/>
+        </w:rPr>
+        <w:t>；</w:t>
+      </w:r>
+      <w:hyperlink r:id="rId19">
+        <w:r>
+          <w:rPr>
+            <w:lang w:val="zh_TW" w:bidi="zh_TW"/>
+          </w:rPr>
+          <w:rPr>
+            <w:color w:val="0000EE"/>
+            <w:u w:val="single"/>
+          </w:rPr>
+          <w:t>耶21:8</w:t>
+        </w:r>
+      </w:hyperlink>
+      <w:r>
+        <w:rPr>
+          <w:lang w:val="zh_TW" w:bidi="zh_TW"/>
+        </w:rPr>
+        <w:t>；</w:t>
+      </w:r>
+      <w:hyperlink r:id="rId20">
+        <w:r>
+          <w:rPr>
+            <w:lang w:val="zh_TW" w:bidi="zh_TW"/>
+          </w:rPr>
+          <w:rPr>
+            <w:color w:val="0000EE"/>
+            <w:u w:val="single"/>
+          </w:rPr>
+          <w:t>結18:21–32</w:t>
+        </w:r>
+      </w:hyperlink>
+      <w:r>
+        <w:rPr>
+          <w:lang w:val="zh_TW" w:bidi="zh_TW"/>
+        </w:rPr>
+        <w:t>）。</w:t>
       </w:r>
     </w:p>
     <w:p>
@@ -307,7 +442,61 @@
         <w:rPr>
           <w:lang w:val="zh_TW" w:bidi="zh_TW"/>
         </w:rPr>
-        <w:t>• 感動</w:t>
+        <w:t>在兩約之間時期，隨著猶太人對來世和復活的觀念更加明確，對死亡的思考也隨之發展。死亡本身，而非僅僅是早逝，開始被視為是罪惡的結果（</w:t>
+      </w:r>
+      <w:hyperlink r:id="rId21">
+        <w:r>
+          <w:rPr>
+            <w:lang w:val="zh_TW" w:bidi="zh_TW"/>
+          </w:rPr>
+          <w:rPr>
+            <w:color w:val="0000EE"/>
+            <w:u w:val="single"/>
+          </w:rPr>
+          <w:t>以斯拉二書3:7</w:t>
+        </w:r>
+      </w:hyperlink>
+      <w:r>
+        <w:rPr>
+          <w:lang w:val="zh_TW" w:bidi="zh_TW"/>
+        </w:rPr>
+        <w:t>；</w:t>
+      </w:r>
+      <w:hyperlink r:id="rId22">
+        <w:r>
+          <w:rPr>
+            <w:lang w:val="zh_TW" w:bidi="zh_TW"/>
+          </w:rPr>
+          <w:rPr>
+            <w:color w:val="0000EE"/>
+            <w:u w:val="single"/>
+          </w:rPr>
+          <w:t>便西拉智訓25:24</w:t>
+        </w:r>
+      </w:hyperlink>
+      <w:r>
+        <w:rPr>
+          <w:lang w:val="zh_TW" w:bidi="zh_TW"/>
+        </w:rPr>
+        <w:t>）。有時會將所有的死亡描繪為「第一次犯罪」（亞當和夏娃的悖逆）的結果。在其它記載中，人是因自己的罪而死。聖經中首次明確指出死人復活和最終審判或懲罰的概念出現在但以理書（</w:t>
+      </w:r>
+      <w:hyperlink r:id="rId23">
+        <w:r>
+          <w:rPr>
+            <w:lang w:val="zh_TW" w:bidi="zh_TW"/>
+          </w:rPr>
+          <w:rPr>
+            <w:color w:val="0000EE"/>
+            <w:u w:val="single"/>
+          </w:rPr>
+          <w:t>但12:2</w:t>
+        </w:r>
+      </w:hyperlink>
+      <w:r>
+        <w:rPr>
+          <w:lang w:val="zh_TW" w:bidi="zh_TW"/>
+        </w:rPr>
+        <w:t>），這是舊約中最後完成的書卷之一。這一教導在兩約中間期被反覆提及（以斯拉二書7:31–44）。在此期間，人們認為靈魂在死亡後依然存在，或者以某種永生的形式存在（所羅門智訓3:4，4:1；馬加比四書16:13，17:12）又或等待復活（以諾一書102章）。一些經外文獻融入了希臘的思想，認為身體是應該擺脫的負擔——這種觀念與希伯來思想格格不入。</w:t>
       </w:r>
     </w:p>
     <w:p>
@@ -321,7 +510,18 @@
         <w:rPr>
           <w:lang w:val="zh_TW" w:bidi="zh_TW"/>
         </w:rPr>
-        <w:t>• 真假先知</w:t>
+        <w:t>然而，復活以及從死亡中救贖生命的概念，為新約的啟示——聚焦於基督的復活及其勝過死亡的啟示——奠定了基礎。</w:t>
+      </w:r>
+    </w:p>
+    <w:p>
+      <w:pPr>
+        <w:pStyle w:val="Heading3"/>
+      </w:pPr>
+      <w:r>
+        <w:rPr>
+          <w:lang w:val="zh_TW" w:bidi="zh_TW"/>
+        </w:rPr>
+        <w:t>新約中的觀點</w:t>
       </w:r>
     </w:p>
     <w:p>
@@ -335,7 +535,145 @@
         <w:rPr>
           <w:lang w:val="zh_TW" w:bidi="zh_TW"/>
         </w:rPr>
-        <w:t>• 先知的作用</w:t>
+        <w:t>在新約中，死亡被視為一個神學問題，而非僅僅是一個個人事件。死亡超越了僅僅是生命的結束，作者們幾乎毫無困難地接受這一事實。死亡被認為會影響個人生命的每一個層面。唯有神是不朽的，是世界上所有生命的源頭（</w:t>
+      </w:r>
+      <w:hyperlink r:id="rId24">
+        <w:r>
+          <w:rPr>
+            <w:lang w:val="zh_TW" w:bidi="zh_TW"/>
+          </w:rPr>
+          <w:rPr>
+            <w:color w:val="0000EE"/>
+            <w:u w:val="single"/>
+          </w:rPr>
+          <w:t>羅4:17</w:t>
+        </w:r>
+      </w:hyperlink>
+      <w:r>
+        <w:rPr>
+          <w:lang w:val="zh_TW" w:bidi="zh_TW"/>
+        </w:rPr>
+        <w:t>；</w:t>
+      </w:r>
+      <w:hyperlink r:id="rId25">
+        <w:r>
+          <w:rPr>
+            <w:lang w:val="zh_TW" w:bidi="zh_TW"/>
+          </w:rPr>
+          <w:rPr>
+            <w:color w:val="0000EE"/>
+            <w:u w:val="single"/>
+          </w:rPr>
+          <w:t>提前6:16</w:t>
+        </w:r>
+      </w:hyperlink>
+      <w:r>
+        <w:rPr>
+          <w:lang w:val="zh_TW" w:bidi="zh_TW"/>
+        </w:rPr>
+        <w:t>）。唯有當人與神的生命有適當的關係時，他們才能真正活著。但自從罪進入世界以來，人與神之間的個人交流已經變得不自然（</w:t>
+      </w:r>
+      <w:hyperlink r:id="rId26">
+        <w:r>
+          <w:rPr>
+            <w:lang w:val="zh_TW" w:bidi="zh_TW"/>
+          </w:rPr>
+          <w:rPr>
+            <w:color w:val="0000EE"/>
+            <w:u w:val="single"/>
+          </w:rPr>
+          <w:t>羅5:12、17–18</w:t>
+        </w:r>
+      </w:hyperlink>
+      <w:r>
+        <w:rPr>
+          <w:lang w:val="zh_TW" w:bidi="zh_TW"/>
+        </w:rPr>
+        <w:t>；</w:t>
+      </w:r>
+      <w:hyperlink r:id="rId27">
+        <w:r>
+          <w:rPr>
+            <w:lang w:val="zh_TW" w:bidi="zh_TW"/>
+          </w:rPr>
+          <w:rPr>
+            <w:color w:val="0000EE"/>
+            <w:u w:val="single"/>
+          </w:rPr>
+          <w:t>林前15:22</w:t>
+        </w:r>
+      </w:hyperlink>
+      <w:r>
+        <w:rPr>
+          <w:lang w:val="zh_TW" w:bidi="zh_TW"/>
+        </w:rPr>
+        <w:t>）。當亞當與神分離時，這種分離帶來了死亡。每個人都追隨亞當的腳步（</w:t>
+      </w:r>
+      <w:hyperlink r:id="rId28">
+        <w:r>
+          <w:rPr>
+            <w:lang w:val="zh_TW" w:bidi="zh_TW"/>
+          </w:rPr>
+          <w:rPr>
+            <w:color w:val="0000EE"/>
+            <w:u w:val="single"/>
+          </w:rPr>
+          <w:t>羅3:23，</w:t>
+        </w:r>
+      </w:hyperlink>
+      <w:hyperlink r:id="rId29">
+        <w:r>
+          <w:rPr>
+            <w:lang w:val="zh_TW" w:bidi="zh_TW"/>
+          </w:rPr>
+          <w:rPr>
+            <w:color w:val="0000EE"/>
+            <w:u w:val="single"/>
+          </w:rPr>
+          <w:t>5:12</w:t>
+        </w:r>
+      </w:hyperlink>
+      <w:r>
+        <w:rPr>
+          <w:lang w:val="zh_TW" w:bidi="zh_TW"/>
+        </w:rPr>
+        <w:t>），因此死亡成為每個人的必然結果（</w:t>
+      </w:r>
+      <w:hyperlink r:id="rId30">
+        <w:r>
+          <w:rPr>
+            <w:lang w:val="zh_TW" w:bidi="zh_TW"/>
+          </w:rPr>
+          <w:rPr>
+            <w:color w:val="0000EE"/>
+            <w:u w:val="single"/>
+          </w:rPr>
+          <w:t>羅6:23</w:t>
+        </w:r>
+      </w:hyperlink>
+      <w:r>
+        <w:rPr>
+          <w:lang w:val="zh_TW" w:bidi="zh_TW"/>
+        </w:rPr>
+        <w:t>；</w:t>
+      </w:r>
+      <w:hyperlink r:id="rId31">
+        <w:r>
+          <w:rPr>
+            <w:lang w:val="zh_TW" w:bidi="zh_TW"/>
+          </w:rPr>
+          <w:rPr>
+            <w:color w:val="0000EE"/>
+            <w:u w:val="single"/>
+          </w:rPr>
+          <w:t>來9:27</w:t>
+        </w:r>
+      </w:hyperlink>
+      <w:r>
+        <w:rPr>
+          <w:lang w:val="zh_TW" w:bidi="zh_TW"/>
+        </w:rPr>
+        <w:t>）。因此，死亡不僅僅是人生命結束時發生的事情，也體現在人與神的隔絕中。</w:t>
       </w:r>
     </w:p>
     <w:p>
@@ -349,18 +687,163 @@
         <w:rPr>
           <w:lang w:val="zh_TW" w:bidi="zh_TW"/>
         </w:rPr>
-        <w:t>• 傳講的方式</w:t>
-      </w:r>
-    </w:p>
-    <w:p>
-      <w:pPr>
-        <w:pStyle w:val="Heading3"/>
-      </w:pPr>
-      <w:r>
-        <w:rPr>
-          <w:lang w:val="zh_TW" w:bidi="zh_TW"/>
-        </w:rPr>
-        <w:t>介紹</w:t>
+        <w:t>死亡的影響極其廣泛。它影響文化的每一個層面。所有人的生活都籠罩在對死亡的恐懼之下（</w:t>
+      </w:r>
+      <w:hyperlink r:id="rId32">
+        <w:r>
+          <w:rPr>
+            <w:lang w:val="zh_TW" w:bidi="zh_TW"/>
+          </w:rPr>
+          <w:rPr>
+            <w:color w:val="0000EE"/>
+            <w:u w:val="single"/>
+          </w:rPr>
+          <w:t>羅8:15</w:t>
+        </w:r>
+      </w:hyperlink>
+      <w:r>
+        <w:rPr>
+          <w:lang w:val="zh_TW" w:bidi="zh_TW"/>
+        </w:rPr>
+        <w:t>；</w:t>
+      </w:r>
+      <w:hyperlink r:id="rId33">
+        <w:r>
+          <w:rPr>
+            <w:lang w:val="zh_TW" w:bidi="zh_TW"/>
+          </w:rPr>
+          <w:rPr>
+            <w:color w:val="0000EE"/>
+            <w:u w:val="single"/>
+          </w:rPr>
+          <w:t>來2:15</w:t>
+        </w:r>
+      </w:hyperlink>
+      <w:r>
+        <w:rPr>
+          <w:lang w:val="zh_TW" w:bidi="zh_TW"/>
+        </w:rPr>
+        <w:t>）。死亡掌管一切「體貼肉體」的事物（</w:t>
+      </w:r>
+      <w:hyperlink r:id="rId34">
+        <w:r>
+          <w:rPr>
+            <w:lang w:val="zh_TW" w:bidi="zh_TW"/>
+          </w:rPr>
+          <w:rPr>
+            <w:color w:val="0000EE"/>
+            <w:u w:val="single"/>
+          </w:rPr>
+          <w:t>羅8:6</w:t>
+        </w:r>
+      </w:hyperlink>
+      <w:r>
+        <w:rPr>
+          <w:lang w:val="zh_TW" w:bidi="zh_TW"/>
+        </w:rPr>
+        <w:t>）。凡不與基督建立關係的人，都活在死亡的狀態中（</w:t>
+      </w:r>
+      <w:hyperlink r:id="rId35">
+        <w:r>
+          <w:rPr>
+            <w:lang w:val="zh_TW" w:bidi="zh_TW"/>
+          </w:rPr>
+          <w:rPr>
+            <w:color w:val="0000EE"/>
+            <w:u w:val="single"/>
+          </w:rPr>
+          <w:t>約3:16–18</w:t>
+        </w:r>
+      </w:hyperlink>
+      <w:r>
+        <w:rPr>
+          <w:lang w:val="zh_TW" w:bidi="zh_TW"/>
+        </w:rPr>
+        <w:t>；</w:t>
+      </w:r>
+      <w:hyperlink r:id="rId36">
+        <w:r>
+          <w:rPr>
+            <w:lang w:val="zh_TW" w:bidi="zh_TW"/>
+          </w:rPr>
+          <w:rPr>
+            <w:color w:val="0000EE"/>
+            <w:u w:val="single"/>
+          </w:rPr>
+          <w:t>約一5:12</w:t>
+        </w:r>
+      </w:hyperlink>
+      <w:r>
+        <w:rPr>
+          <w:lang w:val="zh_TW" w:bidi="zh_TW"/>
+        </w:rPr>
+        <w:t>）。統治世界的魔鬼被稱為死亡之主（</w:t>
+      </w:r>
+      <w:hyperlink r:id="rId37">
+        <w:r>
+          <w:rPr>
+            <w:lang w:val="zh_TW" w:bidi="zh_TW"/>
+          </w:rPr>
+          <w:rPr>
+            <w:color w:val="0000EE"/>
+            <w:u w:val="single"/>
+          </w:rPr>
+          <w:t>來2:14</w:t>
+        </w:r>
+      </w:hyperlink>
+      <w:r>
+        <w:rPr>
+          <w:lang w:val="zh_TW" w:bidi="zh_TW"/>
+        </w:rPr>
+        <w:t>）。有時，死亡被人格化為一個在世界上肆虐的鬼魔力量，但最終被基督自己制服，祂是唯一能戰勝死亡的（</w:t>
+      </w:r>
+      <w:hyperlink r:id="rId38">
+        <w:r>
+          <w:rPr>
+            <w:lang w:val="zh_TW" w:bidi="zh_TW"/>
+          </w:rPr>
+          <w:rPr>
+            <w:color w:val="0000EE"/>
+            <w:u w:val="single"/>
+          </w:rPr>
+          <w:t>林前15:26–27</w:t>
+        </w:r>
+      </w:hyperlink>
+      <w:r>
+        <w:rPr>
+          <w:lang w:val="zh_TW" w:bidi="zh_TW"/>
+        </w:rPr>
+        <w:t>；</w:t>
+      </w:r>
+      <w:hyperlink r:id="rId39">
+        <w:r>
+          <w:rPr>
+            <w:lang w:val="zh_TW" w:bidi="zh_TW"/>
+          </w:rPr>
+          <w:rPr>
+            <w:color w:val="0000EE"/>
+            <w:u w:val="single"/>
+          </w:rPr>
+          <w:t>啟6:8，</w:t>
+        </w:r>
+      </w:hyperlink>
+      <w:hyperlink r:id="rId40">
+        <w:r>
+          <w:rPr>
+            <w:lang w:val="zh_TW" w:bidi="zh_TW"/>
+          </w:rPr>
+          <w:rPr>
+            <w:color w:val="0000EE"/>
+            <w:u w:val="single"/>
+          </w:rPr>
+          <w:t>20:13–14</w:t>
+        </w:r>
+      </w:hyperlink>
+      <w:r>
+        <w:rPr>
+          <w:lang w:val="zh_TW" w:bidi="zh_TW"/>
+        </w:rPr>
+        <w:t>）。</w:t>
       </w:r>
     </w:p>
     <w:p>
@@ -374,102 +857,223 @@
         <w:rPr>
           <w:lang w:val="zh_TW" w:bidi="zh_TW"/>
         </w:rPr>
-        <w:t>當耶穌使寡婦的兒子從死裡復活時，旁觀者說：「</w:t>
-      </w:r>
-      <w:r>
-        <w:rPr>
-          <w:lang w:val="zh_TW" w:bidi="zh_TW"/>
-        </w:rPr>
-        <w:t>有大先知在我們中間興起來了</w:t>
-      </w:r>
-      <w:r>
-        <w:rPr>
-          <w:lang w:val="zh_TW" w:bidi="zh_TW"/>
-        </w:rPr>
-        <w:t>！」（</w:t>
-      </w:r>
-      <w:hyperlink r:id="rId13">
-        <w:r>
-          <w:rPr>
-            <w:lang w:val="zh_TW" w:bidi="zh_TW"/>
-          </w:rPr>
-          <w:rPr>
-            <w:color w:val="0000EE"/>
-            <w:u w:val="single"/>
-          </w:rPr>
-          <w:t>路7:16</w:t>
-        </w:r>
-      </w:hyperlink>
-      <w:r>
-        <w:rPr>
-          <w:lang w:val="zh_TW" w:bidi="zh_TW"/>
-        </w:rPr>
-        <w:t>；參</w:t>
-      </w:r>
-      <w:hyperlink r:id="rId14">
-        <w:r>
-          <w:rPr>
-            <w:lang w:val="zh_TW" w:bidi="zh_TW"/>
-          </w:rPr>
-          <w:rPr>
-            <w:color w:val="0000EE"/>
-            <w:u w:val="single"/>
-          </w:rPr>
-          <w:t>可6:15</w:t>
-        </w:r>
-      </w:hyperlink>
-      <w:r>
-        <w:rPr>
-          <w:lang w:val="zh_TW" w:bidi="zh_TW"/>
-        </w:rPr>
-        <w:t>，</w:t>
-      </w:r>
-      <w:hyperlink r:id="rId15">
-        <w:r>
-          <w:rPr>
-            <w:lang w:val="zh_TW" w:bidi="zh_TW"/>
-          </w:rPr>
-          <w:rPr>
-            <w:color w:val="0000EE"/>
-            <w:u w:val="single"/>
-          </w:rPr>
-          <w:t>8:28</w:t>
-        </w:r>
-      </w:hyperlink>
-      <w:r>
-        <w:rPr>
-          <w:lang w:val="zh_TW" w:bidi="zh_TW"/>
-        </w:rPr>
-        <w:t>）在猶太的宗教思想中，最為生動且具規範意義的宗教事件，都集中在先知蒙召和事工，就是神透過先知向祂的子民傳達話語。人們對於耶穌的評價，其實是比他們所知的更為正確，因為神確實在耶穌裡面臨到他們；而耶穌的地位雖然遠高過先知，實際上卻正是摩西所預言，先知秩序的冠冕和高峰（</w:t>
-      </w:r>
-      <w:hyperlink r:id="rId16">
-        <w:r>
-          <w:rPr>
-            <w:lang w:val="zh_TW" w:bidi="zh_TW"/>
-          </w:rPr>
-          <w:rPr>
-            <w:color w:val="0000EE"/>
-            <w:u w:val="single"/>
-          </w:rPr>
-          <w:t>申18:15–19</w:t>
-        </w:r>
-      </w:hyperlink>
-      <w:r>
-        <w:rPr>
-          <w:lang w:val="zh_TW" w:bidi="zh_TW"/>
-        </w:rPr>
-        <w:t>）。</w:t>
-      </w:r>
-    </w:p>
-    <w:p>
-      <w:pPr>
-        <w:pStyle w:val="Heading3"/>
-      </w:pPr>
-      <w:r>
-        <w:rPr>
-          <w:lang w:val="zh_TW" w:bidi="zh_TW"/>
-        </w:rPr>
-        <w:t>先知的稱謂和歷史</w:t>
+        <w:t>基督死了，埋葬了，並在第三天復活（</w:t>
+      </w:r>
+      <w:hyperlink r:id="rId41">
+        <w:r>
+          <w:rPr>
+            <w:lang w:val="zh_TW" w:bidi="zh_TW"/>
+          </w:rPr>
+          <w:rPr>
+            <w:color w:val="0000EE"/>
+            <w:u w:val="single"/>
+          </w:rPr>
+          <w:t>羅4:25</w:t>
+        </w:r>
+      </w:hyperlink>
+      <w:r>
+        <w:rPr>
+          <w:lang w:val="zh_TW" w:bidi="zh_TW"/>
+        </w:rPr>
+        <w:t>；</w:t>
+      </w:r>
+      <w:hyperlink r:id="rId42">
+        <w:r>
+          <w:rPr>
+            <w:lang w:val="zh_TW" w:bidi="zh_TW"/>
+          </w:rPr>
+          <w:rPr>
+            <w:color w:val="0000EE"/>
+            <w:u w:val="single"/>
+          </w:rPr>
+          <w:t>林前15:3–4</w:t>
+        </w:r>
+      </w:hyperlink>
+      <w:r>
+        <w:rPr>
+          <w:lang w:val="zh_TW" w:bidi="zh_TW"/>
+        </w:rPr>
+        <w:t>；</w:t>
+      </w:r>
+      <w:hyperlink r:id="rId43">
+        <w:r>
+          <w:rPr>
+            <w:lang w:val="zh_TW" w:bidi="zh_TW"/>
+          </w:rPr>
+          <w:rPr>
+            <w:color w:val="0000EE"/>
+            <w:u w:val="single"/>
+          </w:rPr>
+          <w:t>帖前4:14</w:t>
+        </w:r>
+      </w:hyperlink>
+      <w:r>
+        <w:rPr>
+          <w:lang w:val="zh_TW" w:bidi="zh_TW"/>
+        </w:rPr>
+        <w:t>）。通過這一歷史事件，死亡的權勢被破壞了。新約以多種方式表達基督降服於死亡是為了贖罪。祂順服以至於死（</w:t>
+      </w:r>
+      <w:hyperlink r:id="rId44">
+        <w:r>
+          <w:rPr>
+            <w:lang w:val="zh_TW" w:bidi="zh_TW"/>
+          </w:rPr>
+          <w:rPr>
+            <w:color w:val="0000EE"/>
+            <w:u w:val="single"/>
+          </w:rPr>
+          <w:t>腓2:8</w:t>
+        </w:r>
+      </w:hyperlink>
+      <w:r>
+        <w:rPr>
+          <w:lang w:val="zh_TW" w:bidi="zh_TW"/>
+        </w:rPr>
+        <w:t>）；祂為所有人的罪獻上自己（</w:t>
+      </w:r>
+      <w:hyperlink r:id="rId45">
+        <w:r>
+          <w:rPr>
+            <w:lang w:val="zh_TW" w:bidi="zh_TW"/>
+          </w:rPr>
+          <w:rPr>
+            <w:color w:val="0000EE"/>
+            <w:u w:val="single"/>
+          </w:rPr>
+          <w:t>林前5:7</w:t>
+        </w:r>
+      </w:hyperlink>
+      <w:r>
+        <w:rPr>
+          <w:lang w:val="zh_TW" w:bidi="zh_TW"/>
+        </w:rPr>
+        <w:t>；</w:t>
+      </w:r>
+      <w:hyperlink r:id="rId46">
+        <w:r>
+          <w:rPr>
+            <w:lang w:val="zh_TW" w:bidi="zh_TW"/>
+          </w:rPr>
+          <w:rPr>
+            <w:color w:val="0000EE"/>
+            <w:u w:val="single"/>
+          </w:rPr>
+          <w:t>林後5:15</w:t>
+        </w:r>
+      </w:hyperlink>
+      <w:r>
+        <w:rPr>
+          <w:lang w:val="zh_TW" w:bidi="zh_TW"/>
+        </w:rPr>
+        <w:t>）；並降入陰間，也就是死者之地（</w:t>
+      </w:r>
+      <w:hyperlink r:id="rId47">
+        <w:r>
+          <w:rPr>
+            <w:lang w:val="zh_TW" w:bidi="zh_TW"/>
+          </w:rPr>
+          <w:rPr>
+            <w:color w:val="0000EE"/>
+            <w:u w:val="single"/>
+          </w:rPr>
+          <w:t>彼前3:18–19</w:t>
+        </w:r>
+      </w:hyperlink>
+      <w:r>
+        <w:rPr>
+          <w:lang w:val="zh_TW" w:bidi="zh_TW"/>
+        </w:rPr>
+        <w:t>）。所有這些經文的主要點在於，祂沒有停留在死亡中，而是戰勝了魔鬼，奪去了死亡的權柄（鑰匙），並以得勝的姿態升天（</w:t>
+      </w:r>
+      <w:hyperlink r:id="rId48">
+        <w:r>
+          <w:rPr>
+            <w:lang w:val="zh_TW" w:bidi="zh_TW"/>
+          </w:rPr>
+          <w:rPr>
+            <w:color w:val="0000EE"/>
+            <w:u w:val="single"/>
+          </w:rPr>
+          <w:t>來2:14–15</w:t>
+        </w:r>
+      </w:hyperlink>
+      <w:r>
+        <w:rPr>
+          <w:lang w:val="zh_TW" w:bidi="zh_TW"/>
+        </w:rPr>
+        <w:t>；</w:t>
+      </w:r>
+      <w:hyperlink r:id="rId49">
+        <w:r>
+          <w:rPr>
+            <w:lang w:val="zh_TW" w:bidi="zh_TW"/>
+          </w:rPr>
+          <w:rPr>
+            <w:color w:val="0000EE"/>
+            <w:u w:val="single"/>
+          </w:rPr>
+          <w:t>啟1:17–18</w:t>
+        </w:r>
+      </w:hyperlink>
+      <w:r>
+        <w:rPr>
+          <w:lang w:val="zh_TW" w:bidi="zh_TW"/>
+        </w:rPr>
+        <w:t>）。耶穌基督的工作並非為了祂自己，而是為了那些歸向祂的人（</w:t>
+      </w:r>
+      <w:hyperlink r:id="rId50">
+        <w:r>
+          <w:rPr>
+            <w:lang w:val="zh_TW" w:bidi="zh_TW"/>
+          </w:rPr>
+          <w:rPr>
+            <w:color w:val="0000EE"/>
+            <w:u w:val="single"/>
+          </w:rPr>
+          <w:t>可10:45</w:t>
+        </w:r>
+      </w:hyperlink>
+      <w:r>
+        <w:rPr>
+          <w:lang w:val="zh_TW" w:bidi="zh_TW"/>
+        </w:rPr>
+        <w:t>；</w:t>
+      </w:r>
+      <w:hyperlink r:id="rId51">
+        <w:r>
+          <w:rPr>
+            <w:lang w:val="zh_TW" w:bidi="zh_TW"/>
+          </w:rPr>
+          <w:rPr>
+            <w:color w:val="0000EE"/>
+            <w:u w:val="single"/>
+          </w:rPr>
+          <w:t>羅5:6–8</w:t>
+        </w:r>
+      </w:hyperlink>
+      <w:r>
+        <w:rPr>
+          <w:lang w:val="zh_TW" w:bidi="zh_TW"/>
+        </w:rPr>
+        <w:t>；</w:t>
+      </w:r>
+      <w:hyperlink r:id="rId52">
+        <w:r>
+          <w:rPr>
+            <w:lang w:val="zh_TW" w:bidi="zh_TW"/>
+          </w:rPr>
+          <w:rPr>
+            <w:color w:val="0000EE"/>
+            <w:u w:val="single"/>
+          </w:rPr>
+          <w:t>帖前5:9–10</w:t>
+        </w:r>
+      </w:hyperlink>
+      <w:r>
+        <w:rPr>
+          <w:lang w:val="zh_TW" w:bidi="zh_TW"/>
+        </w:rPr>
+        <w:t>）。通過接受基督不應得的死亡，基督為祂的追隨者打破了死亡的權勢。</w:t>
       </w:r>
     </w:p>
     <w:p>
@@ -483,54 +1087,54 @@
         <w:rPr>
           <w:lang w:val="zh_TW" w:bidi="zh_TW"/>
         </w:rPr>
-        <w:t>舊約用於描述這些人的主要詞語，是「先知」（見</w:t>
-      </w:r>
-      <w:hyperlink r:id="rId17">
-        <w:r>
-          <w:rPr>
-            <w:lang w:val="zh_TW" w:bidi="zh_TW"/>
-          </w:rPr>
-          <w:rPr>
-            <w:color w:val="0000EE"/>
-            <w:u w:val="single"/>
-          </w:rPr>
-          <w:t>士6:8</w:t>
-        </w:r>
-      </w:hyperlink>
-      <w:r>
-        <w:rPr>
-          <w:lang w:val="zh_TW" w:bidi="zh_TW"/>
-        </w:rPr>
-        <w:t>）、「神人」（見</w:t>
-      </w:r>
-      <w:hyperlink r:id="rId18">
-        <w:r>
-          <w:rPr>
-            <w:lang w:val="zh_TW" w:bidi="zh_TW"/>
-          </w:rPr>
-          <w:rPr>
-            <w:color w:val="0000EE"/>
-            <w:u w:val="single"/>
-          </w:rPr>
-          <w:t>王下4:9</w:t>
-        </w:r>
-      </w:hyperlink>
-      <w:r>
-        <w:rPr>
-          <w:lang w:val="zh_TW" w:bidi="zh_TW"/>
-        </w:rPr>
-        <w:t>）和「先見」（見</w:t>
-      </w:r>
-      <w:hyperlink r:id="rId19">
-        <w:r>
-          <w:rPr>
-            <w:lang w:val="zh_TW" w:bidi="zh_TW"/>
-          </w:rPr>
-          <w:rPr>
-            <w:color w:val="0000EE"/>
-            <w:u w:val="single"/>
-          </w:rPr>
-          <w:t>撒上9:9</w:t>
+        <w:t>因此，基督徒藉著基督的大能，從「這取死的身體」中被拯救出來（</w:t>
+      </w:r>
+      <w:hyperlink r:id="rId53">
+        <w:r>
+          <w:rPr>
+            <w:lang w:val="zh_TW" w:bidi="zh_TW"/>
+          </w:rPr>
+          <w:rPr>
+            <w:color w:val="0000EE"/>
+            <w:u w:val="single"/>
+          </w:rPr>
+          <w:t>羅7:24</w:t>
+        </w:r>
+      </w:hyperlink>
+      <w:r>
+        <w:rPr>
+          <w:lang w:val="zh_TW" w:bidi="zh_TW"/>
+        </w:rPr>
+        <w:t>）。救恩通過受洗歸入基督的死而來（</w:t>
+      </w:r>
+      <w:hyperlink r:id="rId54">
+        <w:r>
+          <w:rPr>
+            <w:lang w:val="zh_TW" w:bidi="zh_TW"/>
+          </w:rPr>
+          <w:rPr>
+            <w:color w:val="0000EE"/>
+            <w:u w:val="single"/>
+          </w:rPr>
+          <w:t>6:3–4</w:t>
+        </w:r>
+      </w:hyperlink>
+      <w:r>
+        <w:rPr>
+          <w:lang w:val="zh_TW" w:bidi="zh_TW"/>
+        </w:rPr>
+        <w:t>），並且「與基督同死」於這個世界和律法之下（</w:t>
+      </w:r>
+      <w:hyperlink r:id="rId55">
+        <w:r>
+          <w:rPr>
+            <w:lang w:val="zh_TW" w:bidi="zh_TW"/>
+          </w:rPr>
+          <w:rPr>
+            <w:color w:val="0000EE"/>
+            <w:u w:val="single"/>
+          </w:rPr>
+          <w:t>羅7:6</w:t>
         </w:r>
       </w:hyperlink>
       <w:r>
@@ -539,16 +1143,106 @@
         </w:rPr>
         <w:t>；</w:t>
       </w:r>
-      <w:hyperlink r:id="rId20">
-        <w:r>
-          <w:rPr>
-            <w:lang w:val="zh_TW" w:bidi="zh_TW"/>
-          </w:rPr>
-          <w:rPr>
-            <w:color w:val="0000EE"/>
-            <w:u w:val="single"/>
-          </w:rPr>
-          <w:t>撒下24:11</w:t>
+      <w:hyperlink r:id="rId56">
+        <w:r>
+          <w:rPr>
+            <w:lang w:val="zh_TW" w:bidi="zh_TW"/>
+          </w:rPr>
+          <w:rPr>
+            <w:color w:val="0000EE"/>
+            <w:u w:val="single"/>
+          </w:rPr>
+          <w:t>加6:14</w:t>
+        </w:r>
+      </w:hyperlink>
+      <w:r>
+        <w:rPr>
+          <w:lang w:val="zh_TW" w:bidi="zh_TW"/>
+        </w:rPr>
+        <w:t>；</w:t>
+      </w:r>
+      <w:hyperlink r:id="rId57">
+        <w:r>
+          <w:rPr>
+            <w:lang w:val="zh_TW" w:bidi="zh_TW"/>
+          </w:rPr>
+          <w:rPr>
+            <w:color w:val="0000EE"/>
+            <w:u w:val="single"/>
+          </w:rPr>
+          <w:t>西2:20</w:t>
+        </w:r>
+      </w:hyperlink>
+      <w:r>
+        <w:rPr>
+          <w:lang w:val="zh_TW" w:bidi="zh_TW"/>
+        </w:rPr>
+        <w:t>）。也就是說，神將基督的死視為信徒的死。叛逆世界的罪（</w:t>
+      </w:r>
+      <w:hyperlink r:id="rId58">
+        <w:r>
+          <w:rPr>
+            <w:lang w:val="zh_TW" w:bidi="zh_TW"/>
+          </w:rPr>
+          <w:rPr>
+            <w:color w:val="0000EE"/>
+            <w:u w:val="single"/>
+          </w:rPr>
+          <w:t>羅6:6</w:t>
+        </w:r>
+      </w:hyperlink>
+      <w:r>
+        <w:rPr>
+          <w:lang w:val="zh_TW" w:bidi="zh_TW"/>
+        </w:rPr>
+        <w:t>）和自我崇拜（為自己而活，</w:t>
+      </w:r>
+      <w:hyperlink r:id="rId59">
+        <w:r>
+          <w:rPr>
+            <w:lang w:val="zh_TW" w:bidi="zh_TW"/>
+          </w:rPr>
+          <w:rPr>
+            <w:color w:val="0000EE"/>
+            <w:u w:val="single"/>
+          </w:rPr>
+          <w:t>林後5:14–15</w:t>
+        </w:r>
+      </w:hyperlink>
+      <w:r>
+        <w:rPr>
+          <w:lang w:val="zh_TW" w:bidi="zh_TW"/>
+        </w:rPr>
+        <w:t>）都成為過去。耶穌為祂的子民而死，成為將祂的生命賜給他們的方式（</w:t>
+      </w:r>
+      <w:hyperlink r:id="rId60">
+        <w:r>
+          <w:rPr>
+            <w:lang w:val="zh_TW" w:bidi="zh_TW"/>
+          </w:rPr>
+          <w:rPr>
+            <w:color w:val="0000EE"/>
+            <w:u w:val="single"/>
+          </w:rPr>
+          <w:t>4:10</w:t>
+        </w:r>
+      </w:hyperlink>
+      <w:r>
+        <w:rPr>
+          <w:lang w:val="zh_TW" w:bidi="zh_TW"/>
+        </w:rPr>
+        <w:t>）。結果是信徒與世界分離，就像他們曾經與神隔絕一樣。從世界的角度來看，他們是死的；基督是他們唯一的生命（</w:t>
+      </w:r>
+      <w:hyperlink r:id="rId61">
+        <w:r>
+          <w:rPr>
+            <w:lang w:val="zh_TW" w:bidi="zh_TW"/>
+          </w:rPr>
+          <w:rPr>
+            <w:color w:val="0000EE"/>
+            <w:u w:val="single"/>
+          </w:rPr>
+          <w:t>西3:3</w:t>
         </w:r>
       </w:hyperlink>
       <w:r>
@@ -569,79 +1263,43 @@
         <w:rPr>
           <w:lang w:val="zh_TW" w:bidi="zh_TW"/>
         </w:rPr>
-        <w:t>翻譯為「先知」的詞彙，似乎首重「被召」的概念：神主動揀選、呼召並差遣先知（比如</w:t>
-      </w:r>
-      <w:hyperlink r:id="rId21">
-        <w:r>
-          <w:rPr>
-            <w:lang w:val="zh_TW" w:bidi="zh_TW"/>
-          </w:rPr>
-          <w:rPr>
-            <w:color w:val="0000EE"/>
-            <w:u w:val="single"/>
-          </w:rPr>
-          <w:t>耶1:4–5</w:t>
-        </w:r>
-      </w:hyperlink>
-      <w:r>
-        <w:rPr>
-          <w:lang w:val="zh_TW" w:bidi="zh_TW"/>
-        </w:rPr>
-        <w:t>，</w:t>
-      </w:r>
-      <w:hyperlink r:id="rId22">
-        <w:r>
-          <w:rPr>
-            <w:lang w:val="zh_TW" w:bidi="zh_TW"/>
-          </w:rPr>
-          <w:rPr>
-            <w:color w:val="0000EE"/>
-            <w:u w:val="single"/>
-          </w:rPr>
-          <w:t>7:25</w:t>
-        </w:r>
-      </w:hyperlink>
-      <w:r>
-        <w:rPr>
-          <w:lang w:val="zh_TW" w:bidi="zh_TW"/>
-        </w:rPr>
-        <w:t>；</w:t>
-      </w:r>
-      <w:hyperlink r:id="rId23">
-        <w:r>
-          <w:rPr>
-            <w:lang w:val="zh_TW" w:bidi="zh_TW"/>
-          </w:rPr>
-          <w:rPr>
-            <w:color w:val="0000EE"/>
-            <w:u w:val="single"/>
-          </w:rPr>
-          <w:t>摩7:14</w:t>
-        </w:r>
-      </w:hyperlink>
-      <w:r>
-        <w:rPr>
-          <w:lang w:val="zh_TW" w:bidi="zh_TW"/>
-        </w:rPr>
-        <w:t>）。「神人」講述先知因其蒙召而進入的關係：他現在是「神的人」，被認為屬於神（</w:t>
-      </w:r>
-      <w:hyperlink r:id="rId18">
-        <w:r>
-          <w:rPr>
-            <w:lang w:val="zh_TW" w:bidi="zh_TW"/>
-          </w:rPr>
-          <w:rPr>
-            <w:color w:val="0000EE"/>
-            <w:u w:val="single"/>
-          </w:rPr>
-          <w:t>王下4:9</w:t>
-        </w:r>
-      </w:hyperlink>
-      <w:r>
-        <w:rPr>
-          <w:lang w:val="zh_TW" w:bidi="zh_TW"/>
-        </w:rPr>
-        <w:t>）。「先見」表達神賦予先知新奇非凡的洞察力。希伯來語與英語一樣，常用的動詞「看見」也表示理解（I see what you mean，即我明白你的意思）以及洞察事物本質和意義的能力（He sees things very clearly，即他看事物非常清楚）。對於先知而言，他們的「洞察力」遠超常人，因為耶和華啟發他們，成為祂信息的器皿。</w:t>
+        <w:t>使徒約翰以稍微不同的方式表達了這一點。耶穌來到世上是為了將生命賜給死人（</w:t>
+      </w:r>
+      <w:hyperlink r:id="rId62">
+        <w:r>
+          <w:rPr>
+            <w:lang w:val="zh_TW" w:bidi="zh_TW"/>
+          </w:rPr>
+          <w:rPr>
+            <w:color w:val="0000EE"/>
+            <w:u w:val="single"/>
+          </w:rPr>
+          <w:t>約5:24</w:t>
+        </w:r>
+      </w:hyperlink>
+      <w:r>
+        <w:rPr>
+          <w:lang w:val="zh_TW" w:bidi="zh_TW"/>
+        </w:rPr>
+        <w:t>）。這生命的賜予不會發生在復活時，而是已經發生了。所有歸向耶穌的人立即從死亡進入生命。或者換句話說，那些遵守（順服）祂話語的人，永遠不會見到死亡（</w:t>
+      </w:r>
+      <w:hyperlink r:id="rId63">
+        <w:r>
+          <w:rPr>
+            <w:lang w:val="zh_TW" w:bidi="zh_TW"/>
+          </w:rPr>
+          <w:rPr>
+            <w:color w:val="0000EE"/>
+            <w:u w:val="single"/>
+          </w:rPr>
+          <w:t>8:51–52</w:t>
+        </w:r>
+      </w:hyperlink>
+      <w:r>
+        <w:rPr>
+          <w:lang w:val="zh_TW" w:bidi="zh_TW"/>
+        </w:rPr>
+        <w:t>）。重點在於所有不在基督裡的人，已經是死的，而那些信靠基督的人已經在享受生命。基督徒與非基督徒之間的根本差異在生與死的差別。</w:t>
       </w:r>
     </w:p>
     <w:p>
@@ -655,36 +1313,54 @@
         <w:rPr>
           <w:lang w:val="zh_TW" w:bidi="zh_TW"/>
         </w:rPr>
-        <w:t>偉大先知肩負重任，推動舊約故事前進，其起點從摩西開始，再沒有先知像他（</w:t>
-      </w:r>
-      <w:hyperlink r:id="rId24">
-        <w:r>
-          <w:rPr>
-            <w:lang w:val="zh_TW" w:bidi="zh_TW"/>
-          </w:rPr>
-          <w:rPr>
-            <w:color w:val="0000EE"/>
-            <w:u w:val="single"/>
-          </w:rPr>
-          <w:t>申34:10</w:t>
-        </w:r>
-      </w:hyperlink>
-      <w:r>
-        <w:rPr>
-          <w:lang w:val="zh_TW" w:bidi="zh_TW"/>
-        </w:rPr>
-        <w:t>）。這個看法正確無誤，因為摩西具備所有先知的獨特標誌：蒙召（</w:t>
-      </w:r>
-      <w:hyperlink r:id="rId25">
-        <w:r>
-          <w:rPr>
-            <w:lang w:val="zh_TW" w:bidi="zh_TW"/>
-          </w:rPr>
-          <w:rPr>
-            <w:color w:val="0000EE"/>
-            <w:u w:val="single"/>
-          </w:rPr>
-          <w:t>出3:1–4:17</w:t>
+        <w:t>新約作者自然知道基督徒也會死亡；他們的問題是如何找到合適的詞語來解釋其與非基督徒死亡的不同。肉體上死亡的信徒被說成是「在基督裡死了」（</w:t>
+      </w:r>
+      <w:hyperlink r:id="rId64">
+        <w:r>
+          <w:rPr>
+            <w:lang w:val="zh_TW" w:bidi="zh_TW"/>
+          </w:rPr>
+          <w:rPr>
+            <w:color w:val="0000EE"/>
+            <w:u w:val="single"/>
+          </w:rPr>
+          <w:t>帖前4:16）</w:t>
+        </w:r>
+      </w:hyperlink>
+      <w:r>
+        <w:rPr>
+          <w:lang w:val="zh_TW" w:bidi="zh_TW"/>
+        </w:rPr>
+        <w:t>。或者，他們根本不是死了，而只是「睡了」（</w:t>
+      </w:r>
+      <w:hyperlink r:id="rId65">
+        <w:r>
+          <w:rPr>
+            <w:lang w:val="zh_TW" w:bidi="zh_TW"/>
+          </w:rPr>
+          <w:rPr>
+            <w:color w:val="0000EE"/>
+            <w:u w:val="single"/>
+          </w:rPr>
+          <w:t>林前15:6、18、20、51</w:t>
+        </w:r>
+      </w:hyperlink>
+      <w:r>
+        <w:rPr>
+          <w:lang w:val="zh_TW" w:bidi="zh_TW"/>
+        </w:rPr>
+        <w:t>；</w:t>
+      </w:r>
+      <w:hyperlink r:id="rId66">
+        <w:r>
+          <w:rPr>
+            <w:lang w:val="zh_TW" w:bidi="zh_TW"/>
+          </w:rPr>
+          <w:rPr>
+            <w:color w:val="0000EE"/>
+            <w:u w:val="single"/>
+          </w:rPr>
+          <w:t>帖前4:13–15</w:t>
         </w:r>
       </w:hyperlink>
       <w:r>
@@ -693,16 +1369,52 @@
         </w:rPr>
         <w:t>；參</w:t>
       </w:r>
-      <w:hyperlink r:id="rId26">
-        <w:r>
-          <w:rPr>
-            <w:lang w:val="zh_TW" w:bidi="zh_TW"/>
-          </w:rPr>
-          <w:rPr>
-            <w:color w:val="0000EE"/>
-            <w:u w:val="single"/>
-          </w:rPr>
-          <w:t>賽6章</w:t>
+      <w:hyperlink r:id="rId67">
+        <w:r>
+          <w:rPr>
+            <w:lang w:val="zh_TW" w:bidi="zh_TW"/>
+          </w:rPr>
+          <w:rPr>
+            <w:color w:val="0000EE"/>
+            <w:u w:val="single"/>
+          </w:rPr>
+          <w:t>約11:11–14</w:t>
+        </w:r>
+      </w:hyperlink>
+      <w:r>
+        <w:rPr>
+          <w:lang w:val="zh_TW" w:bidi="zh_TW"/>
+        </w:rPr>
+        <w:t>耶穌的話）。雖然他們的肉身死了，但已故信徒並未與基督分離；也就是說，他們並不是真的死了。死亡與陰間的一切權勢都無法使信徒與基督分離（</w:t>
+      </w:r>
+      <w:hyperlink r:id="rId68">
+        <w:r>
+          <w:rPr>
+            <w:lang w:val="zh_TW" w:bidi="zh_TW"/>
+          </w:rPr>
+          <w:rPr>
+            <w:color w:val="0000EE"/>
+            <w:u w:val="single"/>
+          </w:rPr>
+          <w:t>羅8:38–39</w:t>
+        </w:r>
+      </w:hyperlink>
+      <w:r>
+        <w:rPr>
+          <w:lang w:val="zh_TW" w:bidi="zh_TW"/>
+        </w:rPr>
+        <w:t>）。對他們來說，死亡不是損失，而是得益；它使他們更接近基督（</w:t>
+      </w:r>
+      <w:hyperlink r:id="rId69">
+        <w:r>
+          <w:rPr>
+            <w:lang w:val="zh_TW" w:bidi="zh_TW"/>
+          </w:rPr>
+          <w:rPr>
+            <w:color w:val="0000EE"/>
+            <w:u w:val="single"/>
+          </w:rPr>
+          <w:t>林後5:1–10</w:t>
         </w:r>
       </w:hyperlink>
       <w:r>
@@ -711,16 +1423,34 @@
         </w:rPr>
         <w:t>；</w:t>
       </w:r>
-      <w:hyperlink r:id="rId27">
-        <w:r>
-          <w:rPr>
-            <w:lang w:val="zh_TW" w:bidi="zh_TW"/>
-          </w:rPr>
-          <w:rPr>
-            <w:color w:val="0000EE"/>
-            <w:u w:val="single"/>
-          </w:rPr>
-          <w:t>耶1:4–19</w:t>
+      <w:hyperlink r:id="rId70">
+        <w:r>
+          <w:rPr>
+            <w:lang w:val="zh_TW" w:bidi="zh_TW"/>
+          </w:rPr>
+          <w:rPr>
+            <w:color w:val="0000EE"/>
+            <w:u w:val="single"/>
+          </w:rPr>
+          <w:t>腓1:20–21</w:t>
+        </w:r>
+      </w:hyperlink>
+      <w:r>
+        <w:rPr>
+          <w:lang w:val="zh_TW" w:bidi="zh_TW"/>
+        </w:rPr>
+        <w:t>）。更重要的是，信徒還將分享基督對肉體死亡的勝利。因為祂是那些從死裡復活之人的「初熟的果子」（</w:t>
+      </w:r>
+      <w:hyperlink r:id="rId71">
+        <w:r>
+          <w:rPr>
+            <w:lang w:val="zh_TW" w:bidi="zh_TW"/>
+          </w:rPr>
+          <w:rPr>
+            <w:color w:val="0000EE"/>
+            <w:u w:val="single"/>
+          </w:rPr>
+          <w:t>林前15:20</w:t>
         </w:r>
       </w:hyperlink>
       <w:r>
@@ -729,131 +1459,23 @@
         </w:rPr>
         <w:t>；</w:t>
       </w:r>
-      <w:hyperlink r:id="rId28">
-        <w:r>
-          <w:rPr>
-            <w:lang w:val="zh_TW" w:bidi="zh_TW"/>
-          </w:rPr>
-          <w:rPr>
-            <w:color w:val="0000EE"/>
-            <w:u w:val="single"/>
-          </w:rPr>
-          <w:t>結1–3</w:t>
-        </w:r>
-      </w:hyperlink>
-      <w:r>
-        <w:rPr>
-          <w:lang w:val="zh_TW" w:bidi="zh_TW"/>
-        </w:rPr>
-        <w:t>；</w:t>
-      </w:r>
-      <w:hyperlink r:id="rId29">
-        <w:r>
-          <w:rPr>
-            <w:lang w:val="zh_TW" w:bidi="zh_TW"/>
-          </w:rPr>
-          <w:rPr>
-            <w:color w:val="0000EE"/>
-            <w:u w:val="single"/>
-          </w:rPr>
-          <w:t>何1:2</w:t>
-        </w:r>
-      </w:hyperlink>
-      <w:r>
-        <w:rPr>
-          <w:lang w:val="zh_TW" w:bidi="zh_TW"/>
-        </w:rPr>
-        <w:t>；</w:t>
-      </w:r>
-      <w:hyperlink r:id="rId30">
-        <w:r>
-          <w:rPr>
-            <w:lang w:val="zh_TW" w:bidi="zh_TW"/>
-          </w:rPr>
-          <w:rPr>
-            <w:color w:val="0000EE"/>
-            <w:u w:val="single"/>
-          </w:rPr>
-          <w:t>摩7:14–15</w:t>
-        </w:r>
-      </w:hyperlink>
-      <w:r>
-        <w:rPr>
-          <w:lang w:val="zh_TW" w:bidi="zh_TW"/>
-        </w:rPr>
-        <w:t>），認識到歷史事件是神的行動，照祂的話語成就（</w:t>
-      </w:r>
-      <w:hyperlink r:id="rId31">
-        <w:r>
-          <w:rPr>
-            <w:lang w:val="zh_TW" w:bidi="zh_TW"/>
-          </w:rPr>
-          <w:rPr>
-            <w:color w:val="0000EE"/>
-            <w:u w:val="single"/>
-          </w:rPr>
-          <w:t>出3:12</w:t>
-        </w:r>
-      </w:hyperlink>
-      <w:r>
-        <w:rPr>
-          <w:lang w:val="zh_TW" w:bidi="zh_TW"/>
-        </w:rPr>
-        <w:t>，</w:t>
-      </w:r>
-      <w:hyperlink r:id="rId32">
-        <w:r>
-          <w:rPr>
-            <w:lang w:val="zh_TW" w:bidi="zh_TW"/>
-          </w:rPr>
-          <w:rPr>
-            <w:color w:val="0000EE"/>
-            <w:u w:val="single"/>
-          </w:rPr>
-          <w:t>4:21–23</w:t>
-        </w:r>
-      </w:hyperlink>
-      <w:r>
-        <w:rPr>
-          <w:lang w:val="zh_TW" w:bidi="zh_TW"/>
-        </w:rPr>
-        <w:t>），倫理和社會關懷的心（</w:t>
-      </w:r>
-      <w:hyperlink r:id="rId33">
-        <w:r>
-          <w:rPr>
-            <w:lang w:val="zh_TW" w:bidi="zh_TW"/>
-          </w:rPr>
-          <w:rPr>
-            <w:color w:val="0000EE"/>
-            <w:u w:val="single"/>
-          </w:rPr>
-          <w:t>2:11–13</w:t>
-        </w:r>
-      </w:hyperlink>
-      <w:r>
-        <w:rPr>
-          <w:lang w:val="zh_TW" w:bidi="zh_TW"/>
-        </w:rPr>
-        <w:t>），看重無助的人（見</w:t>
-      </w:r>
-      <w:hyperlink r:id="rId34">
-        <w:r>
-          <w:rPr>
-            <w:lang w:val="zh_TW" w:bidi="zh_TW"/>
-          </w:rPr>
-          <w:rPr>
-            <w:color w:val="0000EE"/>
-            <w:u w:val="single"/>
-          </w:rPr>
-          <w:t>17節</w:t>
-        </w:r>
-      </w:hyperlink>
-      <w:r>
-        <w:rPr>
-          <w:lang w:val="zh_TW" w:bidi="zh_TW"/>
-        </w:rPr>
-        <w:t>）。</w:t>
+      <w:hyperlink r:id="rId72">
+        <w:r>
+          <w:rPr>
+            <w:lang w:val="zh_TW" w:bidi="zh_TW"/>
+          </w:rPr>
+          <w:rPr>
+            <w:color w:val="0000EE"/>
+            <w:u w:val="single"/>
+          </w:rPr>
+          <w:t>西1:18</w:t>
+        </w:r>
+      </w:hyperlink>
+      <w:r>
+        <w:rPr>
+          <w:lang w:val="zh_TW" w:bidi="zh_TW"/>
+        </w:rPr>
+        <w:t>），那些「在基督裡」的人將在「末日」復活與祂同在，完全且完整。</w:t>
       </w:r>
     </w:p>
     <w:p>
@@ -867,61 +1489,109 @@
         <w:rPr>
           <w:lang w:val="zh_TW" w:bidi="zh_TW"/>
         </w:rPr>
-        <w:t>不過</w:t>
-      </w:r>
-      <w:hyperlink r:id="rId24">
-        <w:r>
-          <w:rPr>
-            <w:lang w:val="zh_TW" w:bidi="zh_TW"/>
-          </w:rPr>
-          <w:rPr>
-            <w:color w:val="0000EE"/>
-            <w:u w:val="single"/>
-          </w:rPr>
-          <w:t>申命記三十四章10節</w:t>
-        </w:r>
-      </w:hyperlink>
-      <w:r>
-        <w:rPr>
-          <w:lang w:val="zh_TW" w:bidi="zh_TW"/>
-        </w:rPr>
-        <w:t>的評語，不僅回顧摩西的偉大之處，也展望一位像摩西一樣的先知到來。這與摩西自己的預言相符（</w:t>
-      </w:r>
-      <w:hyperlink r:id="rId16">
-        <w:r>
-          <w:rPr>
-            <w:lang w:val="zh_TW" w:bidi="zh_TW"/>
-          </w:rPr>
-          <w:rPr>
-            <w:color w:val="0000EE"/>
-            <w:u w:val="single"/>
-          </w:rPr>
-          <w:t>申18:15–19</w:t>
-        </w:r>
-      </w:hyperlink>
-      <w:r>
-        <w:rPr>
-          <w:lang w:val="zh_TW" w:bidi="zh_TW"/>
-        </w:rPr>
-        <w:t>），毫無疑問預示將有一位偉大的先知來臨。摩西比較自己與這位先知，甚為驚人——即將到來的先知，將扮演摩西在西奈山上的角色（</w:t>
-      </w:r>
-      <w:hyperlink r:id="rId35">
-        <w:r>
-          <w:rPr>
-            <w:lang w:val="zh_TW" w:bidi="zh_TW"/>
-          </w:rPr>
-          <w:rPr>
-            <w:color w:val="0000EE"/>
-            <w:u w:val="single"/>
-          </w:rPr>
-          <w:t>申18:16</w:t>
-        </w:r>
-      </w:hyperlink>
-      <w:r>
-        <w:rPr>
-          <w:lang w:val="zh_TW" w:bidi="zh_TW"/>
-        </w:rPr>
-        <w:t>）。那處，摩西以獨特方式作先知一樣的中保，傳達神的聲音，因為神在西奈山上，成就了舊約的盟約。摩西期待一位類似的先知，盼望另一位約的中保，就是耶穌基督。</w:t>
+        <w:t>另一方面，對於那些不屬於基督的人，最終將與神完全分離。在最後的審判中，所有名字未記錄在「生命冊」上的人都將被投入火湖，與死亡和陰間為伴。這種與神的最終分離就是「第二次的死」（</w:t>
+      </w:r>
+      <w:hyperlink r:id="rId73">
+        <w:r>
+          <w:rPr>
+            <w:lang w:val="zh_TW" w:bidi="zh_TW"/>
+          </w:rPr>
+          <w:rPr>
+            <w:color w:val="0000EE"/>
+            <w:u w:val="single"/>
+          </w:rPr>
+          <w:t>啟20:14</w:t>
+        </w:r>
+      </w:hyperlink>
+      <w:r>
+        <w:rPr>
+          <w:lang w:val="zh_TW" w:bidi="zh_TW"/>
+        </w:rPr>
+        <w:t>）。然而，基督徒已經從死亡中得救（</w:t>
+      </w:r>
+      <w:hyperlink r:id="rId74">
+        <w:r>
+          <w:rPr>
+            <w:lang w:val="zh_TW" w:bidi="zh_TW"/>
+          </w:rPr>
+          <w:rPr>
+            <w:color w:val="0000EE"/>
+            <w:u w:val="single"/>
+          </w:rPr>
+          <w:t>雅5:20</w:t>
+        </w:r>
+      </w:hyperlink>
+      <w:r>
+        <w:rPr>
+          <w:lang w:val="zh_TW" w:bidi="zh_TW"/>
+        </w:rPr>
+        <w:t>；</w:t>
+      </w:r>
+      <w:hyperlink r:id="rId75">
+        <w:r>
+          <w:rPr>
+            <w:lang w:val="zh_TW" w:bidi="zh_TW"/>
+          </w:rPr>
+          <w:rPr>
+            <w:color w:val="0000EE"/>
+            <w:u w:val="single"/>
+          </w:rPr>
+          <w:t>約一3:14</w:t>
+        </w:r>
+      </w:hyperlink>
+      <w:r>
+        <w:rPr>
+          <w:lang w:val="zh_TW" w:bidi="zh_TW"/>
+        </w:rPr>
+        <w:t>）。第二次的死對那些忠於基督的人毫無權勢（</w:t>
+      </w:r>
+      <w:hyperlink r:id="rId76">
+        <w:r>
+          <w:rPr>
+            <w:lang w:val="zh_TW" w:bidi="zh_TW"/>
+          </w:rPr>
+          <w:rPr>
+            <w:color w:val="0000EE"/>
+            <w:u w:val="single"/>
+          </w:rPr>
+          <w:t>啟2:11，</w:t>
+        </w:r>
+      </w:hyperlink>
+      <w:hyperlink r:id="rId77">
+        <w:r>
+          <w:rPr>
+            <w:lang w:val="zh_TW" w:bidi="zh_TW"/>
+          </w:rPr>
+          <w:rPr>
+            <w:color w:val="0000EE"/>
+            <w:u w:val="single"/>
+          </w:rPr>
+          <w:t>20:6</w:t>
+        </w:r>
+      </w:hyperlink>
+      <w:r>
+        <w:rPr>
+          <w:lang w:val="zh_TW" w:bidi="zh_TW"/>
+        </w:rPr>
+        <w:t>）。相反，他們將與神同住，在神的同在中不再有死亡，因為神本身就是生命（</w:t>
+      </w:r>
+      <w:hyperlink r:id="rId78">
+        <w:r>
+          <w:rPr>
+            <w:lang w:val="zh_TW" w:bidi="zh_TW"/>
+          </w:rPr>
+          <w:rPr>
+            <w:color w:val="0000EE"/>
+            <w:u w:val="single"/>
+          </w:rPr>
+          <w:t>21:4</w:t>
+        </w:r>
+      </w:hyperlink>
+      <w:r>
+        <w:rPr>
+          <w:lang w:val="zh_TW" w:bidi="zh_TW"/>
+        </w:rPr>
+        <w:t>）。</w:t>
       </w:r>
     </w:p>
     <w:p>
@@ -933,27 +1603,62 @@
       </w:r>
       <w:r>
         <w:rPr>
-          <w:lang w:val="zh_TW" w:bidi="zh_TW"/>
-        </w:rPr>
-        <w:t>神不斷向祂的子民差遣先知，人們亦一直盼待這位偉大的先知。每次有這樣的先知出現，都因他像摩西，而被認為是真的；真誠的信徒都會興奮觀察，想知道他是否那位最終到來的偉大先知。因此我們可以理解，那些看到耶穌使死人復活的人何以如此興奮（</w:t>
-      </w:r>
-      <w:hyperlink r:id="rId13">
-        <w:r>
-          <w:rPr>
-            <w:lang w:val="zh_TW" w:bidi="zh_TW"/>
-          </w:rPr>
-          <w:rPr>
-            <w:color w:val="0000EE"/>
-            <w:u w:val="single"/>
-          </w:rPr>
-          <w:t>路7:16</w:t>
-        </w:r>
-      </w:hyperlink>
-      <w:r>
-        <w:rPr>
-          <w:lang w:val="zh_TW" w:bidi="zh_TW"/>
-        </w:rPr>
-        <w:t>）。</w:t>
+          <w:i/>
+          <w:lang w:val="zh_TW" w:bidi="zh_TW"/>
+        </w:rPr>
+        <w:t>另見</w:t>
+      </w:r>
+      <w:r>
+        <w:rPr>
+          <w:lang w:val="zh_TW" w:bidi="zh_TW"/>
+        </w:rPr>
+        <w:t xml:space="preserve"> </w:t>
+      </w:r>
+      <w:r>
+        <w:rPr>
+          <w:lang w:val="zh_TW" w:bidi="zh_TW"/>
+        </w:rPr>
+        <w:t>死者之地</w:t>
+      </w:r>
+      <w:r>
+        <w:rPr>
+          <w:lang w:val="zh_TW" w:bidi="zh_TW"/>
+        </w:rPr>
+        <w:t>；</w:t>
+      </w:r>
+      <w:r>
+        <w:rPr>
+          <w:lang w:val="zh_TW" w:bidi="zh_TW"/>
+        </w:rPr>
+        <w:t>中間狀態</w:t>
+      </w:r>
+      <w:r>
+        <w:rPr>
+          <w:lang w:val="zh_TW" w:bidi="zh_TW"/>
+        </w:rPr>
+        <w:t>；</w:t>
+      </w:r>
+      <w:r>
+        <w:rPr>
+          <w:lang w:val="zh_TW" w:bidi="zh_TW"/>
+        </w:rPr>
+        <w:t>神的忿怒</w:t>
+      </w:r>
+      <w:r>
+        <w:rPr>
+          <w:lang w:val="zh_TW" w:bidi="zh_TW"/>
+        </w:rPr>
+        <w:t>。</w:t>
+      </w:r>
+      <w:r>
+        <w:rPr>
+          <w:lang w:val="zh_TW" w:bidi="zh_TW"/>
+        </w:rPr>
+      </w:r>
+      <w:r>
+        <w:rPr>
+          <w:lang w:val="zh_TW" w:bidi="zh_TW"/>
+        </w:rPr>
       </w:r>
     </w:p>
     <w:p>
@@ -963,130 +1668,21 @@
           <w:lang w:val="zh_TW" w:bidi="zh_TW"/>
         </w:rPr>
       </w:r>
-      <w:r>
-        <w:rPr>
-          <w:lang w:val="zh_TW" w:bidi="zh_TW"/>
-        </w:rPr>
-        <w:t>舊約提到先知團體的存在，有時稱為「學校」。以利沙顯然在教導一個團體（</w:t>
-      </w:r>
-      <w:hyperlink r:id="rId36">
-        <w:r>
-          <w:rPr>
-            <w:lang w:val="zh_TW" w:bidi="zh_TW"/>
-          </w:rPr>
-          <w:rPr>
-            <w:color w:val="0000EE"/>
-            <w:u w:val="single"/>
-          </w:rPr>
-          <w:t>王下6:1</w:t>
-        </w:r>
-      </w:hyperlink>
-      <w:r>
-        <w:rPr>
-          <w:lang w:val="zh_TW" w:bidi="zh_TW"/>
-        </w:rPr>
-        <w:t>），「先知門徒」（比如</w:t>
-      </w:r>
-      <w:hyperlink r:id="rId37">
-        <w:r>
-          <w:rPr>
-            <w:lang w:val="zh_TW" w:bidi="zh_TW"/>
-          </w:rPr>
-          <w:rPr>
-            <w:color w:val="0000EE"/>
-            <w:u w:val="single"/>
-          </w:rPr>
-          <w:t>王下2:3、5</w:t>
-        </w:r>
-      </w:hyperlink>
-      <w:r>
-        <w:rPr>
-          <w:lang w:val="zh_TW" w:bidi="zh_TW"/>
-        </w:rPr>
-        <w:t>；</w:t>
-      </w:r>
-      <w:hyperlink r:id="rId23">
-        <w:r>
-          <w:rPr>
-            <w:lang w:val="zh_TW" w:bidi="zh_TW"/>
-          </w:rPr>
-          <w:rPr>
-            <w:color w:val="0000EE"/>
-            <w:u w:val="single"/>
-          </w:rPr>
-          <w:t>摩7:14</w:t>
-        </w:r>
-      </w:hyperlink>
-      <w:r>
-        <w:rPr>
-          <w:lang w:val="zh_TW" w:bidi="zh_TW"/>
-        </w:rPr>
-        <w:t>）所指的，可能是在先知老師照管下，「正在受訓的先知」。至於</w:t>
-      </w:r>
-      <w:hyperlink r:id="rId38">
-        <w:r>
-          <w:rPr>
-            <w:lang w:val="zh_TW" w:bidi="zh_TW"/>
-          </w:rPr>
-          <w:rPr>
-            <w:color w:val="0000EE"/>
-            <w:u w:val="single"/>
-          </w:rPr>
-          <w:t>撒母耳記上十章5至11節</w:t>
-        </w:r>
-      </w:hyperlink>
-      <w:r>
-        <w:rPr>
-          <w:lang w:val="zh_TW" w:bidi="zh_TW"/>
-        </w:rPr>
-        <w:t>中的團體，用「工會」來描述會更合適。這些團體對耶和華熱心、盡性敬拜，並可見聖靈明顯的活動；但他們服事的核心是「預言」，即宣告關於神本身的真理。在這個早期階段之後，先知團體的重要性似乎有所減弱（類似</w:t>
-      </w:r>
-      <w:hyperlink r:id="rId19">
-        <w:r>
-          <w:rPr>
-            <w:lang w:val="zh_TW" w:bidi="zh_TW"/>
-          </w:rPr>
-          <w:rPr>
-            <w:color w:val="0000EE"/>
-            <w:u w:val="single"/>
-          </w:rPr>
-          <w:t>撒上9:9</w:t>
-        </w:r>
-      </w:hyperlink>
-      <w:r>
-        <w:rPr>
-          <w:lang w:val="zh_TW" w:bidi="zh_TW"/>
-        </w:rPr>
-        <w:t>明確提及的情形消失，由此推論），而盡性的敬逐漸變為更直接的話語服事，可能正是</w:t>
-      </w:r>
-      <w:hyperlink r:id="rId19">
-        <w:r>
-          <w:rPr>
-            <w:lang w:val="zh_TW" w:bidi="zh_TW"/>
-          </w:rPr>
-          <w:rPr>
-            <w:color w:val="0000EE"/>
-            <w:u w:val="single"/>
-          </w:rPr>
-          <w:t>撒母耳記上九章9節</w:t>
-        </w:r>
-      </w:hyperlink>
-      <w:r>
-        <w:rPr>
-          <w:lang w:val="zh_TW" w:bidi="zh_TW"/>
-        </w:rPr>
-        <w:t>評語的背景。</w:t>
-      </w:r>
     </w:p>
     <w:p>
       <w:pPr>
-        <w:pStyle w:val="Heading3"/>
-      </w:pPr>
-      <w:r>
-        <w:rPr>
-          <w:lang w:val="zh_TW" w:bidi="zh_TW"/>
-        </w:rPr>
-        <w:t>感動</w:t>
+        <w:pStyle w:val="Heading2"/>
+      </w:pPr>
+      <w:r>
+        <w:rPr>
+          <w:lang w:val="zh_TW" w:bidi="zh_TW"/>
+        </w:rPr>
+        <w:t>死者之地</w:t>
+      </w:r>
+      <w:r>
+        <w:rPr>
+          <w:lang w:val="zh_TW" w:bidi="zh_TW"/>
+        </w:rPr>
       </w:r>
     </w:p>
     <w:p>
@@ -1100,223 +1696,18 @@
         <w:rPr>
           <w:lang w:val="zh_TW" w:bidi="zh_TW"/>
         </w:rPr>
-        <w:t>在這些先知群體的活動背後，是神的靈感動他們（</w:t>
-      </w:r>
-      <w:hyperlink r:id="rId39">
-        <w:r>
-          <w:rPr>
-            <w:lang w:val="zh_TW" w:bidi="zh_TW"/>
-          </w:rPr>
-          <w:rPr>
-            <w:color w:val="0000EE"/>
-            <w:u w:val="single"/>
-          </w:rPr>
-          <w:t>撒上10:6、10</w:t>
-        </w:r>
-      </w:hyperlink>
-      <w:r>
-        <w:rPr>
-          <w:lang w:val="zh_TW" w:bidi="zh_TW"/>
-        </w:rPr>
-        <w:t>，</w:t>
-      </w:r>
-      <w:hyperlink r:id="rId40">
-        <w:r>
-          <w:rPr>
-            <w:lang w:val="zh_TW" w:bidi="zh_TW"/>
-          </w:rPr>
-          <w:rPr>
-            <w:color w:val="0000EE"/>
-            <w:u w:val="single"/>
-          </w:rPr>
-          <w:t>19:20、23</w:t>
-        </w:r>
-      </w:hyperlink>
-      <w:r>
-        <w:rPr>
-          <w:lang w:val="zh_TW" w:bidi="zh_TW"/>
-        </w:rPr>
-        <w:t>），神的靈運行在所有先知中，並且他們宣告受神感動的描述，不時會直接記錄下來（比如</w:t>
-      </w:r>
-      <w:hyperlink r:id="rId41">
-        <w:r>
-          <w:rPr>
-            <w:lang w:val="zh_TW" w:bidi="zh_TW"/>
-          </w:rPr>
-          <w:rPr>
-            <w:color w:val="0000EE"/>
-            <w:u w:val="single"/>
-          </w:rPr>
-          <w:t>王上22:24</w:t>
-        </w:r>
-      </w:hyperlink>
-      <w:r>
-        <w:rPr>
-          <w:lang w:val="zh_TW" w:bidi="zh_TW"/>
-        </w:rPr>
-        <w:t>；</w:t>
-      </w:r>
-      <w:hyperlink r:id="rId42">
-        <w:r>
-          <w:rPr>
-            <w:lang w:val="zh_TW" w:bidi="zh_TW"/>
-          </w:rPr>
-          <w:rPr>
-            <w:color w:val="0000EE"/>
-            <w:u w:val="single"/>
-          </w:rPr>
-          <w:t>尼9:30</w:t>
-        </w:r>
-      </w:hyperlink>
-      <w:r>
-        <w:rPr>
-          <w:lang w:val="zh_TW" w:bidi="zh_TW"/>
-        </w:rPr>
-        <w:t>；</w:t>
-      </w:r>
-      <w:hyperlink r:id="rId43">
-        <w:r>
-          <w:rPr>
-            <w:lang w:val="zh_TW" w:bidi="zh_TW"/>
-          </w:rPr>
-          <w:rPr>
-            <w:color w:val="0000EE"/>
-            <w:u w:val="single"/>
-          </w:rPr>
-          <w:t>何9:7</w:t>
-        </w:r>
-      </w:hyperlink>
-      <w:r>
-        <w:rPr>
-          <w:lang w:val="zh_TW" w:bidi="zh_TW"/>
-        </w:rPr>
-        <w:t>；</w:t>
-      </w:r>
-      <w:hyperlink r:id="rId44">
-        <w:r>
-          <w:rPr>
-            <w:lang w:val="zh_TW" w:bidi="zh_TW"/>
-          </w:rPr>
-          <w:rPr>
-            <w:color w:val="0000EE"/>
-            <w:u w:val="single"/>
-          </w:rPr>
-          <w:t>珥2:28–29</w:t>
-        </w:r>
-      </w:hyperlink>
-      <w:r>
-        <w:rPr>
-          <w:lang w:val="zh_TW" w:bidi="zh_TW"/>
-        </w:rPr>
-        <w:t>；</w:t>
-      </w:r>
-      <w:hyperlink r:id="rId45">
-        <w:r>
-          <w:rPr>
-            <w:lang w:val="zh_TW" w:bidi="zh_TW"/>
-          </w:rPr>
-          <w:rPr>
-            <w:color w:val="0000EE"/>
-            <w:u w:val="single"/>
-          </w:rPr>
-          <w:t>彌3:8</w:t>
-        </w:r>
-      </w:hyperlink>
-      <w:r>
-        <w:rPr>
-          <w:lang w:val="zh_TW" w:bidi="zh_TW"/>
-        </w:rPr>
-        <w:t>；參</w:t>
-      </w:r>
-      <w:hyperlink r:id="rId46">
-        <w:r>
-          <w:rPr>
-            <w:lang w:val="zh_TW" w:bidi="zh_TW"/>
-          </w:rPr>
-          <w:rPr>
-            <w:color w:val="0000EE"/>
-            <w:u w:val="single"/>
-          </w:rPr>
-          <w:t>代上12:18</w:t>
-        </w:r>
-      </w:hyperlink>
-      <w:r>
-        <w:rPr>
-          <w:lang w:val="zh_TW" w:bidi="zh_TW"/>
-        </w:rPr>
-        <w:t>；</w:t>
-      </w:r>
-      <w:hyperlink r:id="rId47">
-        <w:r>
-          <w:rPr>
-            <w:lang w:val="zh_TW" w:bidi="zh_TW"/>
-          </w:rPr>
-          <w:rPr>
-            <w:color w:val="0000EE"/>
-            <w:u w:val="single"/>
-          </w:rPr>
-          <w:t>代下15:1</w:t>
-        </w:r>
-      </w:hyperlink>
-      <w:r>
-        <w:rPr>
-          <w:lang w:val="zh_TW" w:bidi="zh_TW"/>
-        </w:rPr>
-        <w:t>，</w:t>
-      </w:r>
-      <w:hyperlink r:id="rId48">
-        <w:r>
-          <w:rPr>
-            <w:lang w:val="zh_TW" w:bidi="zh_TW"/>
-          </w:rPr>
-          <w:rPr>
-            <w:color w:val="0000EE"/>
-            <w:u w:val="single"/>
-          </w:rPr>
-          <w:t>20:14</w:t>
-        </w:r>
-      </w:hyperlink>
-      <w:r>
-        <w:rPr>
-          <w:lang w:val="zh_TW" w:bidi="zh_TW"/>
-        </w:rPr>
-        <w:t>，</w:t>
-      </w:r>
-      <w:hyperlink r:id="rId49">
-        <w:r>
-          <w:rPr>
-            <w:lang w:val="zh_TW" w:bidi="zh_TW"/>
-          </w:rPr>
-          <w:rPr>
-            <w:color w:val="0000EE"/>
-            <w:u w:val="single"/>
-          </w:rPr>
-          <w:t>24:20</w:t>
-        </w:r>
-      </w:hyperlink>
-      <w:r>
-        <w:rPr>
-          <w:lang w:val="zh_TW" w:bidi="zh_TW"/>
-        </w:rPr>
-        <w:t>）。神的靈感動人，無分男女，傳講神的話語（參</w:t>
-      </w:r>
-      <w:hyperlink r:id="rId50">
-        <w:r>
-          <w:rPr>
-            <w:lang w:val="zh_TW" w:bidi="zh_TW"/>
-          </w:rPr>
-          <w:rPr>
-            <w:color w:val="0000EE"/>
-            <w:u w:val="single"/>
-          </w:rPr>
-          <w:t>彼後1:21</w:t>
-        </w:r>
-      </w:hyperlink>
-      <w:r>
-        <w:rPr>
-          <w:lang w:val="zh_TW" w:bidi="zh_TW"/>
-        </w:rPr>
-        <w:t>）。</w:t>
+        <w:t>此用語涵蓋聖經多個指向死者歸宿的描述式意象，包括舊約中的「陰間（Sheol）」和「坑」，以及新約中的「陰間（Hades）」、「地獄（Gehenna）」、「樂園（Paradise）」和「亞伯拉罕的懷裡」。隨著希伯來人愈來愈理解生命和死後之事，他們對死亡的觀念，初期模糊認知，得以發展到新約更為完整的概念。</w:t>
+      </w:r>
+    </w:p>
+    <w:p>
+      <w:pPr>
+        <w:pStyle w:val="Heading3"/>
+      </w:pPr>
+      <w:r>
+        <w:rPr>
+          <w:lang w:val="zh_TW" w:bidi="zh_TW"/>
+        </w:rPr>
+        <w:t>舊約聖經</w:t>
       </w:r>
     </w:p>
     <w:p>
@@ -1330,108 +1721,277 @@
         <w:rPr>
           <w:lang w:val="zh_TW" w:bidi="zh_TW"/>
         </w:rPr>
-        <w:t>耶利米說，神的手</w:t>
-      </w:r>
-      <w:r>
-        <w:rPr>
-          <w:lang w:val="zh_TW" w:bidi="zh_TW"/>
-        </w:rPr>
-        <w:t>按他的口</w:t>
-      </w:r>
-      <w:r>
-        <w:rPr>
-          <w:lang w:val="zh_TW" w:bidi="zh_TW"/>
-        </w:rPr>
-        <w:t>，將神的話放在他的口中（</w:t>
-      </w:r>
-      <w:hyperlink r:id="rId51">
-        <w:r>
-          <w:rPr>
-            <w:lang w:val="zh_TW" w:bidi="zh_TW"/>
-          </w:rPr>
-          <w:rPr>
-            <w:color w:val="0000EE"/>
-            <w:u w:val="single"/>
-          </w:rPr>
-          <w:t>耶1:9</w:t>
-        </w:r>
-      </w:hyperlink>
-      <w:r>
-        <w:rPr>
-          <w:lang w:val="zh_TW" w:bidi="zh_TW"/>
-        </w:rPr>
-        <w:t>）；以西結記錄他如何吃下書卷，藉此領受耶和華所寫的話語，能夠說出耶和華稱為「我的話」的內容（</w:t>
-      </w:r>
-      <w:hyperlink r:id="rId52">
-        <w:r>
-          <w:rPr>
-            <w:lang w:val="zh_TW" w:bidi="zh_TW"/>
-          </w:rPr>
-          <w:rPr>
-            <w:color w:val="0000EE"/>
-            <w:u w:val="single"/>
-          </w:rPr>
-          <w:t>結2:7–4:4</w:t>
-        </w:r>
-      </w:hyperlink>
-      <w:r>
-        <w:rPr>
-          <w:lang w:val="zh_TW" w:bidi="zh_TW"/>
-        </w:rPr>
-        <w:t>）。這個神跡亦簡述在阿摩司書的開頭（</w:t>
-      </w:r>
-      <w:hyperlink r:id="rId53">
-        <w:r>
-          <w:rPr>
-            <w:lang w:val="zh_TW" w:bidi="zh_TW"/>
-          </w:rPr>
-          <w:rPr>
-            <w:color w:val="0000EE"/>
-            <w:u w:val="single"/>
-          </w:rPr>
-          <w:t>1:1、3</w:t>
-        </w:r>
-      </w:hyperlink>
-      <w:r>
-        <w:rPr>
-          <w:lang w:val="zh_TW" w:bidi="zh_TW"/>
-        </w:rPr>
-        <w:t>）：「</w:t>
-      </w:r>
-      <w:r>
-        <w:rPr>
-          <w:lang w:val="zh_TW" w:bidi="zh_TW"/>
-        </w:rPr>
-        <w:t>阿摩司得默示</w:t>
-      </w:r>
-      <w:r>
-        <w:rPr>
-          <w:lang w:val="zh_TW" w:bidi="zh_TW"/>
-        </w:rPr>
-        <w:t>……</w:t>
-      </w:r>
-      <w:r>
-        <w:rPr>
-          <w:lang w:val="zh_TW" w:bidi="zh_TW"/>
-        </w:rPr>
-        <w:t>耶和華如此說……</w:t>
-      </w:r>
-      <w:r>
-        <w:rPr>
-          <w:lang w:val="zh_TW" w:bidi="zh_TW"/>
-        </w:rPr>
-        <w:t>」雖然這些話確實是阿摩司的話，但也是耶和華的話。</w:t>
-      </w:r>
-    </w:p>
-    <w:p>
-      <w:pPr>
-        <w:pStyle w:val="Heading3"/>
-      </w:pPr>
-      <w:r>
-        <w:rPr>
-          <w:lang w:val="zh_TW" w:bidi="zh_TW"/>
-        </w:rPr>
-        <w:t>真假先知</w:t>
+        <w:t>舊約關於死者的信息有限。根據某些經文，死亡之後，人下降到陰間（常被翻譯為「墳墓」、「地獄」、「坑」或簡單稱為「死裡」），在某些情況下，僅僅指埋葬的墳墓（</w:t>
+      </w:r>
+      <w:hyperlink r:id="rId79">
+        <w:r>
+          <w:rPr>
+            <w:lang w:val="zh_TW" w:bidi="zh_TW"/>
+          </w:rPr>
+          <w:rPr>
+            <w:color w:val="0000EE"/>
+            <w:u w:val="single"/>
+          </w:rPr>
+          <w:t>民16:30、33</w:t>
+        </w:r>
+      </w:hyperlink>
+      <w:r>
+        <w:rPr>
+          <w:lang w:val="zh_TW" w:bidi="zh_TW"/>
+        </w:rPr>
+        <w:t>），但更多時候是指一個地下世界。這個死者的居所被描繪為地下的地方，人會「下到」那裡（</w:t>
+      </w:r>
+      <w:hyperlink r:id="rId80">
+        <w:r>
+          <w:rPr>
+            <w:lang w:val="zh_TW" w:bidi="zh_TW"/>
+          </w:rPr>
+          <w:rPr>
+            <w:color w:val="0000EE"/>
+            <w:u w:val="single"/>
+          </w:rPr>
+          <w:t>創42:38</w:t>
+        </w:r>
+      </w:hyperlink>
+      <w:r>
+        <w:rPr>
+          <w:lang w:val="zh_TW" w:bidi="zh_TW"/>
+        </w:rPr>
+        <w:t>；</w:t>
+      </w:r>
+      <w:hyperlink r:id="rId81">
+        <w:r>
+          <w:rPr>
+            <w:lang w:val="zh_TW" w:bidi="zh_TW"/>
+          </w:rPr>
+          <w:rPr>
+            <w:color w:val="0000EE"/>
+            <w:u w:val="single"/>
+          </w:rPr>
+          <w:t>箴15:24</w:t>
+        </w:r>
+      </w:hyperlink>
+      <w:r>
+        <w:rPr>
+          <w:lang w:val="zh_TW" w:bidi="zh_TW"/>
+        </w:rPr>
+        <w:t>；</w:t>
+      </w:r>
+      <w:hyperlink r:id="rId82">
+        <w:r>
+          <w:rPr>
+            <w:lang w:val="zh_TW" w:bidi="zh_TW"/>
+          </w:rPr>
+          <w:rPr>
+            <w:color w:val="0000EE"/>
+            <w:u w:val="single"/>
+          </w:rPr>
+          <w:t>結26:20</w:t>
+        </w:r>
+      </w:hyperlink>
+      <w:r>
+        <w:rPr>
+          <w:lang w:val="zh_TW" w:bidi="zh_TW"/>
+        </w:rPr>
+        <w:t>），並且是幽暗（</w:t>
+      </w:r>
+      <w:hyperlink r:id="rId83">
+        <w:r>
+          <w:rPr>
+            <w:lang w:val="zh_TW" w:bidi="zh_TW"/>
+          </w:rPr>
+          <w:rPr>
+            <w:color w:val="0000EE"/>
+            <w:u w:val="single"/>
+          </w:rPr>
+          <w:t>伯10:21–22</w:t>
+        </w:r>
+      </w:hyperlink>
+      <w:r>
+        <w:rPr>
+          <w:lang w:val="zh_TW" w:bidi="zh_TW"/>
+        </w:rPr>
+        <w:t>）、寂靜（</w:t>
+      </w:r>
+      <w:hyperlink r:id="rId84">
+        <w:r>
+          <w:rPr>
+            <w:lang w:val="zh_TW" w:bidi="zh_TW"/>
+          </w:rPr>
+          <w:rPr>
+            <w:color w:val="0000EE"/>
+            <w:u w:val="single"/>
+          </w:rPr>
+          <w:t>詩94:17，</w:t>
+        </w:r>
+      </w:hyperlink>
+      <w:hyperlink r:id="rId85">
+        <w:r>
+          <w:rPr>
+            <w:lang w:val="zh_TW" w:bidi="zh_TW"/>
+          </w:rPr>
+          <w:rPr>
+            <w:color w:val="0000EE"/>
+            <w:u w:val="single"/>
+          </w:rPr>
+          <w:t>115:17</w:t>
+        </w:r>
+      </w:hyperlink>
+      <w:r>
+        <w:rPr>
+          <w:lang w:val="zh_TW" w:bidi="zh_TW"/>
+        </w:rPr>
+        <w:t>）和忘記之地（</w:t>
+      </w:r>
+      <w:hyperlink r:id="rId86">
+        <w:r>
+          <w:rPr>
+            <w:lang w:val="zh_TW" w:bidi="zh_TW"/>
+          </w:rPr>
+          <w:rPr>
+            <w:color w:val="0000EE"/>
+            <w:u w:val="single"/>
+          </w:rPr>
+          <w:t>詩88:12</w:t>
+        </w:r>
+      </w:hyperlink>
+      <w:r>
+        <w:rPr>
+          <w:lang w:val="zh_TW" w:bidi="zh_TW"/>
+        </w:rPr>
+        <w:t>）。神不會在「陰間」被記念，也不再有人歌頌祂（</w:t>
+      </w:r>
+      <w:hyperlink r:id="rId87">
+        <w:r>
+          <w:rPr>
+            <w:lang w:val="zh_TW" w:bidi="zh_TW"/>
+          </w:rPr>
+          <w:rPr>
+            <w:color w:val="0000EE"/>
+            <w:u w:val="single"/>
+          </w:rPr>
+          <w:t>詩6:5，</w:t>
+        </w:r>
+      </w:hyperlink>
+      <w:hyperlink r:id="rId88">
+        <w:r>
+          <w:rPr>
+            <w:lang w:val="zh_TW" w:bidi="zh_TW"/>
+          </w:rPr>
+          <w:rPr>
+            <w:color w:val="0000EE"/>
+            <w:u w:val="single"/>
+          </w:rPr>
+          <w:t>30:9，</w:t>
+        </w:r>
+      </w:hyperlink>
+      <w:hyperlink r:id="rId85">
+        <w:r>
+          <w:rPr>
+            <w:lang w:val="zh_TW" w:bidi="zh_TW"/>
+          </w:rPr>
+          <w:rPr>
+            <w:color w:val="0000EE"/>
+            <w:u w:val="single"/>
+          </w:rPr>
+          <w:t>115:17</w:t>
+        </w:r>
+      </w:hyperlink>
+      <w:r>
+        <w:rPr>
+          <w:lang w:val="zh_TW" w:bidi="zh_TW"/>
+        </w:rPr>
+        <w:t>），甚至人們相信，連神也不會記念那裡的人（</w:t>
+      </w:r>
+      <w:hyperlink r:id="rId89">
+        <w:r>
+          <w:rPr>
+            <w:lang w:val="zh_TW" w:bidi="zh_TW"/>
+          </w:rPr>
+          <w:rPr>
+            <w:color w:val="0000EE"/>
+            <w:u w:val="single"/>
+          </w:rPr>
+          <w:t>詩88:5、11</w:t>
+        </w:r>
+      </w:hyperlink>
+      <w:r>
+        <w:rPr>
+          <w:lang w:val="zh_TW" w:bidi="zh_TW"/>
+        </w:rPr>
+        <w:t>；</w:t>
+      </w:r>
+      <w:hyperlink r:id="rId90">
+        <w:r>
+          <w:rPr>
+            <w:lang w:val="zh_TW" w:bidi="zh_TW"/>
+          </w:rPr>
+          <w:rPr>
+            <w:color w:val="0000EE"/>
+            <w:u w:val="single"/>
+          </w:rPr>
+          <w:t>賽38:18</w:t>
+        </w:r>
+      </w:hyperlink>
+      <w:r>
+        <w:rPr>
+          <w:lang w:val="zh_TW" w:bidi="zh_TW"/>
+        </w:rPr>
+        <w:t>）。死者被視為永久與神隔絕，無法參與祂在歷史中的作為。雖然生與死之間的界線有時可說是模糊不清（如在</w:t>
+      </w:r>
+      <w:hyperlink r:id="rId91">
+        <w:r>
+          <w:rPr>
+            <w:lang w:val="zh_TW" w:bidi="zh_TW"/>
+          </w:rPr>
+          <w:rPr>
+            <w:color w:val="0000EE"/>
+            <w:u w:val="single"/>
+          </w:rPr>
+          <w:t>列王紀下四章32至37節</w:t>
+        </w:r>
+      </w:hyperlink>
+      <w:r>
+        <w:rPr>
+          <w:lang w:val="zh_TW" w:bidi="zh_TW"/>
+        </w:rPr>
+        <w:t>中的復活，又在</w:t>
+      </w:r>
+      <w:hyperlink r:id="rId92">
+        <w:r>
+          <w:rPr>
+            <w:lang w:val="zh_TW" w:bidi="zh_TW"/>
+          </w:rPr>
+          <w:rPr>
+            <w:color w:val="0000EE"/>
+            <w:u w:val="single"/>
+          </w:rPr>
+          <w:t>撒母耳記上二十八章7至25節</w:t>
+        </w:r>
+      </w:hyperlink>
+      <w:r>
+        <w:rPr>
+          <w:lang w:val="zh_TW" w:bidi="zh_TW"/>
+        </w:rPr>
+        <w:t>中，撒母耳的鬼魂所示），但猶太人明確禁止與死者溝通（</w:t>
+      </w:r>
+      <w:hyperlink r:id="rId93">
+        <w:r>
+          <w:rPr>
+            <w:lang w:val="zh_TW" w:bidi="zh_TW"/>
+          </w:rPr>
+          <w:rPr>
+            <w:color w:val="0000EE"/>
+            <w:u w:val="single"/>
+          </w:rPr>
+          <w:t>申18:11</w:t>
+        </w:r>
+      </w:hyperlink>
+      <w:r>
+        <w:rPr>
+          <w:lang w:val="zh_TW" w:bidi="zh_TW"/>
+        </w:rPr>
+        <w:t>）。（拜祭死者在以色列周邊的列國中，是普遍的習俗。）</w:t>
       </w:r>
     </w:p>
     <w:p>
@@ -1445,97 +2005,282 @@
         <w:rPr>
           <w:lang w:val="zh_TW" w:bidi="zh_TW"/>
         </w:rPr>
-        <w:t>假先知可以透過三個檢驗，與真先知區分開來。第一個是教義上的檢驗。在</w:t>
-      </w:r>
-      <w:hyperlink r:id="rId54">
-        <w:r>
-          <w:rPr>
-            <w:lang w:val="zh_TW" w:bidi="zh_TW"/>
-          </w:rPr>
-          <w:rPr>
-            <w:color w:val="0000EE"/>
-            <w:u w:val="single"/>
-          </w:rPr>
-          <w:t>申命記十三章</w:t>
-        </w:r>
-      </w:hyperlink>
-      <w:r>
-        <w:rPr>
-          <w:lang w:val="zh_TW" w:bidi="zh_TW"/>
-        </w:rPr>
-        <w:t>中，假先知的動機是要使人們遠離曾在出埃及事件中啟示自己的神（</w:t>
-      </w:r>
-      <w:hyperlink r:id="rId55">
-        <w:r>
-          <w:rPr>
-            <w:lang w:val="zh_TW" w:bidi="zh_TW"/>
-          </w:rPr>
-          <w:rPr>
-            <w:color w:val="0000EE"/>
-            <w:u w:val="single"/>
-          </w:rPr>
-          <w:t>申13:2、5–7、10</w:t>
-        </w:r>
-      </w:hyperlink>
-      <w:r>
-        <w:rPr>
-          <w:lang w:val="zh_TW" w:bidi="zh_TW"/>
-        </w:rPr>
-        <w:t>）。儘管假先知的話可能有明顯的神蹟奇事支持（</w:t>
-      </w:r>
-      <w:hyperlink r:id="rId56">
-        <w:r>
-          <w:rPr>
-            <w:lang w:val="zh_TW" w:bidi="zh_TW"/>
-          </w:rPr>
-          <w:rPr>
-            <w:color w:val="0000EE"/>
-            <w:u w:val="single"/>
-          </w:rPr>
-          <w:t>1–2節</w:t>
-        </w:r>
-      </w:hyperlink>
-      <w:r>
-        <w:rPr>
-          <w:lang w:val="zh_TW" w:bidi="zh_TW"/>
-        </w:rPr>
-        <w:t>），但人們仍應拒絕他們——不僅因為他們引入新奇事物（</w:t>
-      </w:r>
-      <w:hyperlink r:id="rId57">
-        <w:r>
-          <w:rPr>
-            <w:lang w:val="zh_TW" w:bidi="zh_TW"/>
-          </w:rPr>
-          <w:rPr>
-            <w:color w:val="0000EE"/>
-            <w:u w:val="single"/>
-          </w:rPr>
-          <w:t>2、6節</w:t>
-        </w:r>
-      </w:hyperlink>
-      <w:r>
-        <w:rPr>
-          <w:lang w:val="zh_TW" w:bidi="zh_TW"/>
-        </w:rPr>
-        <w:t>），也因為這種新奇事物與耶和華在出埃及時的啟示矛盾（</w:t>
-      </w:r>
-      <w:hyperlink r:id="rId58">
-        <w:r>
-          <w:rPr>
-            <w:lang w:val="zh_TW" w:bidi="zh_TW"/>
-          </w:rPr>
-          <w:rPr>
-            <w:color w:val="0000EE"/>
-            <w:u w:val="single"/>
-          </w:rPr>
-          <w:t>5、10節</w:t>
-        </w:r>
-      </w:hyperlink>
-      <w:r>
-        <w:rPr>
-          <w:lang w:val="zh_TW" w:bidi="zh_TW"/>
-        </w:rPr>
-        <w:t>）。因此，第一個檢驗是教義上的，要求神的子民具備真理的知識，從而能夠通過比較，識別錯誤。</w:t>
+        <w:t>雖然人在陰間的命運不能真正稱為生命，但它仍被視為一種存在狀態，或許還可能與同胞和祖先相伴（</w:t>
+      </w:r>
+      <w:hyperlink r:id="rId94">
+        <w:r>
+          <w:rPr>
+            <w:lang w:val="zh_TW" w:bidi="zh_TW"/>
+          </w:rPr>
+          <w:rPr>
+            <w:color w:val="0000EE"/>
+            <w:u w:val="single"/>
+          </w:rPr>
+          <w:t>創25:8</w:t>
+        </w:r>
+      </w:hyperlink>
+      <w:r>
+        <w:rPr>
+          <w:lang w:val="zh_TW" w:bidi="zh_TW"/>
+        </w:rPr>
+        <w:t>；</w:t>
+      </w:r>
+      <w:hyperlink r:id="rId95">
+        <w:r>
+          <w:rPr>
+            <w:lang w:val="zh_TW" w:bidi="zh_TW"/>
+          </w:rPr>
+          <w:rPr>
+            <w:color w:val="0000EE"/>
+            <w:u w:val="single"/>
+          </w:rPr>
+          <w:t>結32:17–30</w:t>
+        </w:r>
+      </w:hyperlink>
+      <w:r>
+        <w:rPr>
+          <w:lang w:val="zh_TW" w:bidi="zh_TW"/>
+        </w:rPr>
+        <w:t>）。然而，陰間並不在神的能力範圍之外（</w:t>
+      </w:r>
+      <w:hyperlink r:id="rId17">
+        <w:r>
+          <w:rPr>
+            <w:lang w:val="zh_TW" w:bidi="zh_TW"/>
+          </w:rPr>
+          <w:rPr>
+            <w:color w:val="0000EE"/>
+            <w:u w:val="single"/>
+          </w:rPr>
+          <w:t>詩139:8</w:t>
+        </w:r>
+      </w:hyperlink>
+      <w:r>
+        <w:rPr>
+          <w:lang w:val="zh_TW" w:bidi="zh_TW"/>
+        </w:rPr>
+        <w:t>；</w:t>
+      </w:r>
+      <w:hyperlink r:id="rId96">
+        <w:r>
+          <w:rPr>
+            <w:lang w:val="zh_TW" w:bidi="zh_TW"/>
+          </w:rPr>
+          <w:rPr>
+            <w:color w:val="0000EE"/>
+            <w:u w:val="single"/>
+          </w:rPr>
+          <w:t>摩9:2</w:t>
+        </w:r>
+      </w:hyperlink>
+      <w:r>
+        <w:rPr>
+          <w:lang w:val="zh_TW" w:bidi="zh_TW"/>
+        </w:rPr>
+        <w:t>；</w:t>
+      </w:r>
+      <w:hyperlink r:id="rId97">
+        <w:r>
+          <w:rPr>
+            <w:lang w:val="zh_TW" w:bidi="zh_TW"/>
+          </w:rPr>
+          <w:rPr>
+            <w:color w:val="0000EE"/>
+            <w:u w:val="single"/>
+          </w:rPr>
+          <w:t>拿2:2</w:t>
+        </w:r>
+      </w:hyperlink>
+      <w:r>
+        <w:rPr>
+          <w:lang w:val="zh_TW" w:bidi="zh_TW"/>
+        </w:rPr>
+        <w:t>）。雖然陰間被描繪成貪婪飢渴的怪物，會吞噬活人（</w:t>
+      </w:r>
+      <w:hyperlink r:id="rId98">
+        <w:r>
+          <w:rPr>
+            <w:lang w:val="zh_TW" w:bidi="zh_TW"/>
+          </w:rPr>
+          <w:rPr>
+            <w:color w:val="0000EE"/>
+            <w:u w:val="single"/>
+          </w:rPr>
+          <w:t>箴27:20，</w:t>
+        </w:r>
+      </w:hyperlink>
+      <w:hyperlink r:id="rId99">
+        <w:r>
+          <w:rPr>
+            <w:lang w:val="zh_TW" w:bidi="zh_TW"/>
+          </w:rPr>
+          <w:rPr>
+            <w:color w:val="0000EE"/>
+            <w:u w:val="single"/>
+          </w:rPr>
+          <w:t>30:16</w:t>
+        </w:r>
+      </w:hyperlink>
+      <w:r>
+        <w:rPr>
+          <w:lang w:val="zh_TW" w:bidi="zh_TW"/>
+        </w:rPr>
+        <w:t>），但神的大能仍能拯救人脫離掌控（</w:t>
+      </w:r>
+      <w:hyperlink r:id="rId100">
+        <w:r>
+          <w:rPr>
+            <w:lang w:val="zh_TW" w:bidi="zh_TW"/>
+          </w:rPr>
+          <w:rPr>
+            <w:color w:val="0000EE"/>
+            <w:u w:val="single"/>
+          </w:rPr>
+          <w:t>詩49:15，</w:t>
+        </w:r>
+      </w:hyperlink>
+      <w:hyperlink r:id="rId101">
+        <w:r>
+          <w:rPr>
+            <w:lang w:val="zh_TW" w:bidi="zh_TW"/>
+          </w:rPr>
+          <w:rPr>
+            <w:color w:val="0000EE"/>
+            <w:u w:val="single"/>
+          </w:rPr>
+          <w:t>86:13</w:t>
+        </w:r>
+      </w:hyperlink>
+      <w:r>
+        <w:rPr>
+          <w:lang w:val="zh_TW" w:bidi="zh_TW"/>
+        </w:rPr>
+        <w:t>）。到舊約時期末期，人們甚至有希望最終從陰間得救（</w:t>
+      </w:r>
+      <w:hyperlink r:id="rId102">
+        <w:r>
+          <w:rPr>
+            <w:lang w:val="zh_TW" w:bidi="zh_TW"/>
+          </w:rPr>
+          <w:rPr>
+            <w:color w:val="0000EE"/>
+            <w:u w:val="single"/>
+          </w:rPr>
+          <w:t>伯14:13–22，</w:t>
+        </w:r>
+      </w:hyperlink>
+      <w:hyperlink r:id="rId103">
+        <w:r>
+          <w:rPr>
+            <w:lang w:val="zh_TW" w:bidi="zh_TW"/>
+          </w:rPr>
+          <w:rPr>
+            <w:color w:val="0000EE"/>
+            <w:u w:val="single"/>
+          </w:rPr>
+          <w:t>19:25–27</w:t>
+        </w:r>
+      </w:hyperlink>
+      <w:r>
+        <w:rPr>
+          <w:lang w:val="zh_TW" w:bidi="zh_TW"/>
+        </w:rPr>
+        <w:t>；</w:t>
+      </w:r>
+      <w:hyperlink r:id="rId100">
+        <w:r>
+          <w:rPr>
+            <w:lang w:val="zh_TW" w:bidi="zh_TW"/>
+          </w:rPr>
+          <w:rPr>
+            <w:color w:val="0000EE"/>
+            <w:u w:val="single"/>
+          </w:rPr>
+          <w:t>詩49:15，</w:t>
+        </w:r>
+      </w:hyperlink>
+      <w:hyperlink r:id="rId16">
+        <w:r>
+          <w:rPr>
+            <w:lang w:val="zh_TW" w:bidi="zh_TW"/>
+          </w:rPr>
+          <w:rPr>
+            <w:color w:val="0000EE"/>
+            <w:u w:val="single"/>
+          </w:rPr>
+          <w:t>73:23–28</w:t>
+        </w:r>
+      </w:hyperlink>
+      <w:r>
+        <w:rPr>
+          <w:lang w:val="zh_TW" w:bidi="zh_TW"/>
+        </w:rPr>
+        <w:t>），但只有但以理書明確表達了這份盼望（</w:t>
+      </w:r>
+      <w:hyperlink r:id="rId104">
+        <w:r>
+          <w:rPr>
+            <w:lang w:val="zh_TW" w:bidi="zh_TW"/>
+          </w:rPr>
+          <w:rPr>
+            <w:color w:val="0000EE"/>
+            <w:u w:val="single"/>
+          </w:rPr>
+          <w:t>但12:1–2</w:t>
+        </w:r>
+      </w:hyperlink>
+      <w:r>
+        <w:rPr>
+          <w:lang w:val="zh_TW" w:bidi="zh_TW"/>
+        </w:rPr>
+        <w:t>）。因此，雖然古代希伯來人並未像新約使徒保羅那樣，可以坦然面對死亡（</w:t>
+      </w:r>
+      <w:hyperlink r:id="rId105">
+        <w:r>
+          <w:rPr>
+            <w:lang w:val="zh_TW" w:bidi="zh_TW"/>
+          </w:rPr>
+          <w:rPr>
+            <w:color w:val="0000EE"/>
+            <w:u w:val="single"/>
+          </w:rPr>
+          <w:t>林後5:1–8</w:t>
+        </w:r>
+      </w:hyperlink>
+      <w:r>
+        <w:rPr>
+          <w:lang w:val="zh_TW" w:bidi="zh_TW"/>
+        </w:rPr>
+        <w:t>；</w:t>
+      </w:r>
+      <w:hyperlink r:id="rId106">
+        <w:r>
+          <w:rPr>
+            <w:lang w:val="zh_TW" w:bidi="zh_TW"/>
+          </w:rPr>
+          <w:rPr>
+            <w:color w:val="0000EE"/>
+            <w:u w:val="single"/>
+          </w:rPr>
+          <w:t>腓1:21–23</w:t>
+        </w:r>
+      </w:hyperlink>
+      <w:r>
+        <w:rPr>
+          <w:lang w:val="zh_TW" w:bidi="zh_TW"/>
+        </w:rPr>
+        <w:t>），但他們逐漸明白死亡並非一個毫無盼望的狀態。</w:t>
+      </w:r>
+    </w:p>
+    <w:p>
+      <w:pPr>
+        <w:pStyle w:val="Heading3"/>
+      </w:pPr>
+      <w:r>
+        <w:rPr>
+          <w:lang w:val="zh_TW" w:bidi="zh_TW"/>
+        </w:rPr>
+        <w:t>兩約之間的著作</w:t>
       </w:r>
     </w:p>
     <w:p>
@@ -1549,61 +2294,7 @@
         <w:rPr>
           <w:lang w:val="zh_TW" w:bidi="zh_TW"/>
         </w:rPr>
-        <w:t>第二個檢驗是實際的，需要耐心。正如</w:t>
-      </w:r>
-      <w:hyperlink r:id="rId59">
-        <w:r>
-          <w:rPr>
-            <w:lang w:val="zh_TW" w:bidi="zh_TW"/>
-          </w:rPr>
-          <w:rPr>
-            <w:color w:val="0000EE"/>
-            <w:u w:val="single"/>
-          </w:rPr>
-          <w:t>申命記十八章21至22節</w:t>
-        </w:r>
-      </w:hyperlink>
-      <w:r>
-        <w:rPr>
-          <w:lang w:val="zh_TW" w:bidi="zh_TW"/>
-        </w:rPr>
-        <w:t>所述：耶和華的話總是會應驗的。這需要耐心，因為如</w:t>
-      </w:r>
-      <w:hyperlink r:id="rId56">
-        <w:r>
-          <w:rPr>
-            <w:lang w:val="zh_TW" w:bidi="zh_TW"/>
-          </w:rPr>
-          <w:rPr>
-            <w:color w:val="0000EE"/>
-            <w:u w:val="single"/>
-          </w:rPr>
-          <w:t>申命記十三章1至2節</w:t>
-        </w:r>
-      </w:hyperlink>
-      <w:r>
-        <w:rPr>
-          <w:lang w:val="zh_TW" w:bidi="zh_TW"/>
-        </w:rPr>
-        <w:t>所示，虛假的話語可能會有表面的屬靈證據支持。</w:t>
-      </w:r>
-      <w:hyperlink r:id="rId59">
-        <w:r>
-          <w:rPr>
-            <w:lang w:val="zh_TW" w:bidi="zh_TW"/>
-          </w:rPr>
-          <w:rPr>
-            <w:color w:val="0000EE"/>
-            <w:u w:val="single"/>
-          </w:rPr>
-          <w:t>申命記十八章21至22節</w:t>
-        </w:r>
-      </w:hyperlink>
-      <w:r>
-        <w:rPr>
-          <w:lang w:val="zh_TW" w:bidi="zh_TW"/>
-        </w:rPr>
-        <w:t>的呼籲是呼籲人們保持耐心。如對預言的真假有所懷疑，就應等待應驗的事件發生。</w:t>
+        <w:t>在被擄與新約時期的開始之間（公元前586–公元30，與舊約結束的時期部分重疊），與波斯和希臘宗教的接觸，促使猶太人釐清他們對死後生命的觀念。舊約翻譯成希臘文時，人們用希臘文Hades（陰間的名稱）來翻譯希伯來文的Sheol。在新約中，Hades成為死者居所的通用名稱。</w:t>
       </w:r>
     </w:p>
     <w:p>
@@ -1617,54 +2308,30 @@
         <w:rPr>
           <w:lang w:val="zh_TW" w:bidi="zh_TW"/>
         </w:rPr>
-        <w:t>第三個檢驗是道德上的，要求先知有警惕和明辨能力。在所有先知中，以耶利米的心最受假先知的影響，他也一直不斷思考這個問題（</w:t>
-      </w:r>
-      <w:hyperlink r:id="rId60">
-        <w:r>
-          <w:rPr>
-            <w:lang w:val="zh_TW" w:bidi="zh_TW"/>
-          </w:rPr>
-          <w:rPr>
-            <w:color w:val="0000EE"/>
-            <w:u w:val="single"/>
-          </w:rPr>
-          <w:t>耶23:9–40</w:t>
-        </w:r>
-      </w:hyperlink>
-      <w:r>
-        <w:rPr>
-          <w:lang w:val="zh_TW" w:bidi="zh_TW"/>
-        </w:rPr>
-        <w:t>）。他的回答既引人注目又具挑戰性：人們會看到假先知生活不潔（</w:t>
-      </w:r>
-      <w:hyperlink r:id="rId61">
-        <w:r>
-          <w:rPr>
-            <w:lang w:val="zh_TW" w:bidi="zh_TW"/>
-          </w:rPr>
-          <w:rPr>
-            <w:color w:val="0000EE"/>
-            <w:u w:val="single"/>
-          </w:rPr>
-          <w:t>11–14節</w:t>
-        </w:r>
-      </w:hyperlink>
-      <w:r>
-        <w:rPr>
-          <w:lang w:val="zh_TW" w:bidi="zh_TW"/>
-        </w:rPr>
-        <w:t>），他們的信息沒有任何道德譴責，反而鼓勵人們行在他們的罪中（</w:t>
-      </w:r>
-      <w:hyperlink r:id="rId62">
-        <w:r>
-          <w:rPr>
-            <w:lang w:val="zh_TW" w:bidi="zh_TW"/>
-          </w:rPr>
-          <w:rPr>
-            <w:color w:val="0000EE"/>
-            <w:u w:val="single"/>
-          </w:rPr>
-          <w:t>16–22節</w:t>
+        <w:t>新名稱的出現也帶來了新的觀念，有多個關於死者歸宿的觀點開始流傳。一個常見的觀點出現在偽經以諾一書第二十二章中，描述死者被安置在一座大山的中空位置，等待最後的審判。其中有一個相對愉快的區域，是為義人預備的；另一個則是為惡人準備，充滿痛苦的地方。其他作者則延續舊約Hades或Sheol的概念，視其為一個與神和幸福隔絕的地方（</w:t>
+      </w:r>
+      <w:hyperlink r:id="rId107">
+        <w:r>
+          <w:rPr>
+            <w:lang w:val="zh_TW" w:bidi="zh_TW"/>
+          </w:rPr>
+          <w:rPr>
+            <w:color w:val="0000EE"/>
+            <w:u w:val="single"/>
+          </w:rPr>
+          <w:t>便西拉智訓14:12、16，</w:t>
+        </w:r>
+      </w:hyperlink>
+      <w:hyperlink r:id="rId108">
+        <w:r>
+          <w:rPr>
+            <w:lang w:val="zh_TW" w:bidi="zh_TW"/>
+          </w:rPr>
+          <w:rPr>
+            <w:color w:val="0000EE"/>
+            <w:u w:val="single"/>
+          </w:rPr>
+          <w:t>17:27–28</w:t>
         </w:r>
       </w:hyperlink>
       <w:r>
@@ -1672,17 +2339,6 @@
           <w:lang w:val="zh_TW" w:bidi="zh_TW"/>
         </w:rPr>
         <w:t>）。</w:t>
-      </w:r>
-    </w:p>
-    <w:p>
-      <w:pPr>
-        <w:pStyle w:val="Heading3"/>
-      </w:pPr>
-      <w:r>
-        <w:rPr>
-          <w:lang w:val="zh_TW" w:bidi="zh_TW"/>
-        </w:rPr>
-        <w:t>先知的作用</w:t>
       </w:r>
     </w:p>
     <w:p>
@@ -1696,115 +2352,79 @@
         <w:rPr>
           <w:lang w:val="zh_TW" w:bidi="zh_TW"/>
         </w:rPr>
-        <w:t>人們有時說先知不是「預言者」，而是「宣講者」。然而，就舊約而言，先知透過預言（預告神將要做的事）來宣講（宣告關於神的真理）。預言在舊約中既不是偶然的，也不是邊緣的活動；它是先知進行工作的方式。</w:t>
-      </w:r>
-      <w:hyperlink r:id="rId63">
-        <w:r>
-          <w:rPr>
-            <w:lang w:val="zh_TW" w:bidi="zh_TW"/>
-          </w:rPr>
-          <w:rPr>
-            <w:color w:val="0000EE"/>
-            <w:u w:val="single"/>
-          </w:rPr>
-          <w:t>申命記十八章9至15節</w:t>
-        </w:r>
-      </w:hyperlink>
-      <w:r>
-        <w:rPr>
-          <w:lang w:val="zh_TW" w:bidi="zh_TW"/>
-        </w:rPr>
-        <w:t>解釋先知在以色列的角色，經文表示，周圍的國家透過各種占卜方式來窺測未來（</w:t>
-      </w:r>
-      <w:hyperlink r:id="rId64">
-        <w:r>
-          <w:rPr>
-            <w:lang w:val="zh_TW" w:bidi="zh_TW"/>
-          </w:rPr>
-          <w:rPr>
-            <w:color w:val="0000EE"/>
-            <w:u w:val="single"/>
-          </w:rPr>
-          <w:t>10–11節</w:t>
-        </w:r>
-      </w:hyperlink>
-      <w:r>
-        <w:rPr>
-          <w:lang w:val="zh_TW" w:bidi="zh_TW"/>
-        </w:rPr>
-        <w:t>）；這些事情在耶和華眼中看為可憎，因此在以色列中明令禁止（</w:t>
-      </w:r>
-      <w:hyperlink r:id="rId65">
-        <w:r>
-          <w:rPr>
-            <w:lang w:val="zh_TW" w:bidi="zh_TW"/>
-          </w:rPr>
-          <w:rPr>
-            <w:color w:val="0000EE"/>
-            <w:u w:val="single"/>
-          </w:rPr>
-          <w:t>12節</w:t>
-        </w:r>
-      </w:hyperlink>
-      <w:r>
-        <w:rPr>
-          <w:lang w:val="zh_TW" w:bidi="zh_TW"/>
-        </w:rPr>
-        <w:t>）。以色列的獨特性在於，其他民族通過占卜者預測未來，而耶和華則賜給以色列一位先知（</w:t>
-      </w:r>
-      <w:hyperlink r:id="rId66">
-        <w:r>
-          <w:rPr>
-            <w:lang w:val="zh_TW" w:bidi="zh_TW"/>
-          </w:rPr>
-          <w:rPr>
-            <w:color w:val="0000EE"/>
-            <w:u w:val="single"/>
-          </w:rPr>
-          <w:t>13–15節</w:t>
-        </w:r>
-      </w:hyperlink>
-      <w:r>
-        <w:rPr>
-          <w:lang w:val="zh_TW" w:bidi="zh_TW"/>
-        </w:rPr>
-        <w:t>）。以利沙（</w:t>
-      </w:r>
-      <w:hyperlink r:id="rId67">
-        <w:r>
-          <w:rPr>
-            <w:lang w:val="zh_TW" w:bidi="zh_TW"/>
-          </w:rPr>
-          <w:rPr>
-            <w:color w:val="0000EE"/>
-            <w:u w:val="single"/>
-          </w:rPr>
-          <w:t>王下4:27</w:t>
-        </w:r>
-      </w:hyperlink>
-      <w:r>
-        <w:rPr>
-          <w:lang w:val="zh_TW" w:bidi="zh_TW"/>
-        </w:rPr>
-        <w:t>）因為神沒有告知，而感到驚訝；阿摩司教導說，「預先得知」是先知與神的團契的特權（</w:t>
-      </w:r>
-      <w:hyperlink r:id="rId68">
-        <w:r>
-          <w:rPr>
-            <w:lang w:val="zh_TW" w:bidi="zh_TW"/>
-          </w:rPr>
-          <w:rPr>
-            <w:color w:val="0000EE"/>
-            <w:u w:val="single"/>
-          </w:rPr>
-          <w:t>摩3:7</w:t>
-        </w:r>
-      </w:hyperlink>
-      <w:r>
-        <w:rPr>
-          <w:lang w:val="zh_TW" w:bidi="zh_TW"/>
-        </w:rPr>
-        <w:t>）。不過以色列的預言，與其他國家的預測完全不同，因為預言絕不只是對未來的好奇。</w:t>
+        <w:t>在那段時期，猶太人也開始使用新詞「地獄」（Gehenna，希伯來文Hinnom），是一個山谷的名字，位於耶路撒冷南方。該山谷在舊約時期以獻兒童為祭的可憎行為著稱（</w:t>
+      </w:r>
+      <w:hyperlink r:id="rId109">
+        <w:r>
+          <w:rPr>
+            <w:lang w:val="zh_TW" w:bidi="zh_TW"/>
+          </w:rPr>
+          <w:rPr>
+            <w:color w:val="0000EE"/>
+            <w:u w:val="single"/>
+          </w:rPr>
+          <w:t>王下23:10;</w:t>
+        </w:r>
+      </w:hyperlink>
+      <w:r>
+        <w:rPr>
+          <w:lang w:val="zh_TW" w:bidi="zh_TW"/>
+        </w:rPr>
+        <w:t xml:space="preserve"> </w:t>
+      </w:r>
+      <w:hyperlink r:id="rId110">
+        <w:r>
+          <w:rPr>
+            <w:lang w:val="zh_TW" w:bidi="zh_TW"/>
+          </w:rPr>
+          <w:rPr>
+            <w:color w:val="0000EE"/>
+            <w:u w:val="single"/>
+          </w:rPr>
+          <w:t>歷代志下</w:t>
+        </w:r>
+      </w:hyperlink>
+      <w:r>
+        <w:rPr>
+          <w:lang w:val="zh_TW" w:bidi="zh_TW"/>
+        </w:rPr>
+        <w:t xml:space="preserve"> 28:3; </w:t>
+      </w:r>
+      <w:hyperlink r:id="rId111">
+        <w:r>
+          <w:rPr>
+            <w:lang w:val="zh_TW" w:bidi="zh_TW"/>
+          </w:rPr>
+          <w:rPr>
+            <w:color w:val="0000EE"/>
+            <w:u w:val="single"/>
+          </w:rPr>
+          <w:t xml:space="preserve">33:6 </w:t>
+        </w:r>
+      </w:hyperlink>
+      <w:r>
+        <w:rPr>
+          <w:lang w:val="zh_TW" w:bidi="zh_TW"/>
+        </w:rPr>
+        <w:t>)，而在新約時期則以焚燒垃圾聞名。地獄成為惡人死後歸宿的稱呼，是一個充滿火焰折磨的地方（以諾一書90:20–27；</w:t>
+      </w:r>
+      <w:hyperlink r:id="rId112">
+        <w:r>
+          <w:rPr>
+            <w:lang w:val="zh_TW" w:bidi="zh_TW"/>
+          </w:rPr>
+          <w:rPr>
+            <w:color w:val="0000EE"/>
+            <w:u w:val="single"/>
+          </w:rPr>
+          <w:t>以斯拉二書7:70</w:t>
+        </w:r>
+      </w:hyperlink>
+      <w:r>
+        <w:rPr>
+          <w:lang w:val="zh_TW" w:bidi="zh_TW"/>
+        </w:rPr>
+        <w:t>）。與此懲罰之地相對的是「樂園」（paradise，源自波斯文，指快樂園地），義人在那裡享受福樂。</w:t>
       </w:r>
     </w:p>
     <w:p>
@@ -1818,25 +2438,18 @@
         <w:rPr>
           <w:lang w:val="zh_TW" w:bidi="zh_TW"/>
         </w:rPr>
-        <w:t>首先，聖經的預言是從當下的需求而來。在</w:t>
-      </w:r>
-      <w:hyperlink r:id="rId69">
-        <w:r>
-          <w:rPr>
-            <w:lang w:val="zh_TW" w:bidi="zh_TW"/>
-          </w:rPr>
-          <w:rPr>
-            <w:color w:val="0000EE"/>
-            <w:u w:val="single"/>
-          </w:rPr>
-          <w:t>以賽亞書三十九章</w:t>
-        </w:r>
-      </w:hyperlink>
-      <w:r>
-        <w:rPr>
-          <w:lang w:val="zh_TW" w:bidi="zh_TW"/>
-        </w:rPr>
-        <w:t>中，希西家不忠於神，依賴與巴比倫的軍事協議來獲得安全，促使以賽亞書宣告未來巴比倫的擄掠。以賽亞並不是憑空捏造出「巴比倫」這個名字；而是他被召服事時，在情境中獲賜的。</w:t>
+        <w:t>所有這些概念——陰間、地獄、樂園，都被新約作者塑造成最適切基督啟示的形式。</w:t>
+      </w:r>
+    </w:p>
+    <w:p>
+      <w:pPr>
+        <w:pStyle w:val="Heading3"/>
+      </w:pPr>
+      <w:r>
+        <w:rPr>
+          <w:lang w:val="zh_TW" w:bidi="zh_TW"/>
+        </w:rPr>
+        <w:t>新約聖經</w:t>
       </w:r>
     </w:p>
     <w:p>
@@ -1850,43 +2463,7 @@
         <w:rPr>
           <w:lang w:val="zh_TW" w:bidi="zh_TW"/>
         </w:rPr>
-        <w:t>其次，預言旨在提供未來的知識，目的是帶來當下的道德改變。先知關於的道德勸誡，可以從耶和華即將做的事情找到解釋（比如</w:t>
-      </w:r>
-      <w:hyperlink r:id="rId70">
-        <w:r>
-          <w:rPr>
-            <w:lang w:val="zh_TW" w:bidi="zh_TW"/>
-          </w:rPr>
-          <w:rPr>
-            <w:color w:val="0000EE"/>
-            <w:u w:val="single"/>
-          </w:rPr>
-          <w:t>賽31:6–7</w:t>
-        </w:r>
-      </w:hyperlink>
-      <w:r>
-        <w:rPr>
-          <w:lang w:val="zh_TW" w:bidi="zh_TW"/>
-        </w:rPr>
-        <w:t>；</w:t>
-      </w:r>
-      <w:hyperlink r:id="rId71">
-        <w:r>
-          <w:rPr>
-            <w:lang w:val="zh_TW" w:bidi="zh_TW"/>
-          </w:rPr>
-          <w:rPr>
-            <w:color w:val="0000EE"/>
-            <w:u w:val="single"/>
-          </w:rPr>
-          <w:t>摩5:6</w:t>
-        </w:r>
-      </w:hyperlink>
-      <w:r>
-        <w:rPr>
-          <w:lang w:val="zh_TW" w:bidi="zh_TW"/>
-        </w:rPr>
-        <w:t>）。</w:t>
+        <w:t>雖然新約使用了多種詞語來描述死者的居所，但實際提及的次數相當少，總共只有約35節經文。這些經文主要集中在福音書和啟示錄。使徒保羅對天堂多有言說，但只有耶穌和約翰對地獄有較多的描述。</w:t>
       </w:r>
     </w:p>
     <w:p>
@@ -1900,72 +2477,25 @@
         <w:rPr>
           <w:lang w:val="zh_TW" w:bidi="zh_TW"/>
         </w:rPr>
-        <w:t>第三，預言的事件進程，旨在穩定真信徒在黑暗時期的信心。比如，以賽亞書中的幾處經文（</w:t>
-      </w:r>
-      <w:hyperlink r:id="rId72">
-        <w:r>
-          <w:rPr>
-            <w:lang w:val="zh_TW" w:bidi="zh_TW"/>
-          </w:rPr>
-          <w:rPr>
-            <w:color w:val="0000EE"/>
-            <w:u w:val="single"/>
-          </w:rPr>
-          <w:t>賽9:1–7</w:t>
-        </w:r>
-      </w:hyperlink>
-      <w:r>
-        <w:rPr>
-          <w:lang w:val="zh_TW" w:bidi="zh_TW"/>
-        </w:rPr>
-        <w:t>，</w:t>
-      </w:r>
-      <w:hyperlink r:id="rId73">
-        <w:r>
-          <w:rPr>
-            <w:lang w:val="zh_TW" w:bidi="zh_TW"/>
-          </w:rPr>
-          <w:rPr>
-            <w:color w:val="0000EE"/>
-            <w:u w:val="single"/>
-          </w:rPr>
-          <w:t>11:1–16</w:t>
-        </w:r>
-      </w:hyperlink>
-      <w:r>
-        <w:rPr>
-          <w:lang w:val="zh_TW" w:bidi="zh_TW"/>
-        </w:rPr>
-        <w:t>，</w:t>
-      </w:r>
-      <w:hyperlink r:id="rId74">
-        <w:r>
-          <w:rPr>
-            <w:lang w:val="zh_TW" w:bidi="zh_TW"/>
-          </w:rPr>
-          <w:rPr>
-            <w:color w:val="0000EE"/>
-            <w:u w:val="single"/>
-          </w:rPr>
-          <w:t>40:1–3</w:t>
-        </w:r>
-      </w:hyperlink>
-      <w:r>
-        <w:rPr>
-          <w:lang w:val="zh_TW" w:bidi="zh_TW"/>
-        </w:rPr>
-        <w:t>），能將目光從緊接的悲慘悲劇，提升到即將來臨的榮耀。</w:t>
-      </w:r>
-    </w:p>
-    <w:p>
-      <w:pPr>
-        <w:pStyle w:val="Heading3"/>
-      </w:pPr>
-      <w:r>
-        <w:rPr>
-          <w:lang w:val="zh_TW" w:bidi="zh_TW"/>
-        </w:rPr>
-        <w:t>傳講的方式</w:t>
+        <w:t>「陰間（Hades）」這個詞僅在耶穌的比喻中出現一次，即財主和拉撒路的比喻（</w:t>
+      </w:r>
+      <w:hyperlink r:id="rId113">
+        <w:r>
+          <w:rPr>
+            <w:lang w:val="zh_TW" w:bidi="zh_TW"/>
+          </w:rPr>
+          <w:rPr>
+            <w:color w:val="0000EE"/>
+            <w:u w:val="single"/>
+          </w:rPr>
+          <w:t>路16:23</w:t>
+        </w:r>
+      </w:hyperlink>
+      <w:r>
+        <w:rPr>
+          <w:lang w:val="zh_TW" w:bidi="zh_TW"/>
+        </w:rPr>
+        <w:t>）。在該比喻中，陰間是一個充滿痛苦的地方，是惡人死後的去處。這種痛苦被描述為「火焰」，即使肉體已死，仍能對人造成身體上的折磨。凡在痛苦中的人，皆不會得到任何安慰。</w:t>
       </w:r>
     </w:p>
     <w:p>
@@ -1979,108 +2509,30 @@
         <w:rPr>
           <w:lang w:val="zh_TW" w:bidi="zh_TW"/>
         </w:rPr>
-        <w:t>在預言中，先知是在宣告——他們在傳揚神的奇妙作為（參</w:t>
-      </w:r>
-      <w:hyperlink r:id="rId75">
-        <w:r>
-          <w:rPr>
-            <w:lang w:val="zh_TW" w:bidi="zh_TW"/>
-          </w:rPr>
-          <w:rPr>
-            <w:color w:val="0000EE"/>
-            <w:u w:val="single"/>
-          </w:rPr>
-          <w:t>徒2:11、17</w:t>
-        </w:r>
-      </w:hyperlink>
-      <w:r>
-        <w:rPr>
-          <w:lang w:val="zh_TW" w:bidi="zh_TW"/>
-        </w:rPr>
-        <w:t>中預言的定義）。大多數情況下，這種宣告是通過言語直接傳達。先知是傳講話語的人。他們的話語就像神差遣的使者（</w:t>
-      </w:r>
-      <w:hyperlink r:id="rId76">
-        <w:r>
-          <w:rPr>
-            <w:lang w:val="zh_TW" w:bidi="zh_TW"/>
-          </w:rPr>
-          <w:rPr>
-            <w:color w:val="0000EE"/>
-            <w:u w:val="single"/>
-          </w:rPr>
-          <w:t>賽55:11</w:t>
-        </w:r>
-      </w:hyperlink>
-      <w:r>
-        <w:rPr>
-          <w:lang w:val="zh_TW" w:bidi="zh_TW"/>
-        </w:rPr>
-        <w:t>），具有</w:t>
-      </w:r>
-      <w:hyperlink r:id="rId77">
-        <w:r>
-          <w:rPr>
-            <w:lang w:val="zh_TW" w:bidi="zh_TW"/>
-          </w:rPr>
-          <w:rPr>
-            <w:color w:val="0000EE"/>
-            <w:u w:val="single"/>
-          </w:rPr>
-          <w:t>創世記一章3節</w:t>
-        </w:r>
-      </w:hyperlink>
-      <w:r>
-        <w:rPr>
-          <w:lang w:val="zh_TW" w:bidi="zh_TW"/>
-        </w:rPr>
-        <w:t>創造言語的所有屬神力量（參</w:t>
-      </w:r>
-      <w:hyperlink r:id="rId78">
-        <w:r>
-          <w:rPr>
-            <w:lang w:val="zh_TW" w:bidi="zh_TW"/>
-          </w:rPr>
-          <w:rPr>
-            <w:color w:val="0000EE"/>
-            <w:u w:val="single"/>
-          </w:rPr>
-          <w:t>詩33:6</w:t>
-        </w:r>
-      </w:hyperlink>
-      <w:r>
-        <w:rPr>
-          <w:lang w:val="zh_TW" w:bidi="zh_TW"/>
-        </w:rPr>
-        <w:t>）。有時，言語的效果會因為伴隨標誌或象徵動作而增強（比如</w:t>
-      </w:r>
-      <w:hyperlink r:id="rId79">
-        <w:r>
-          <w:rPr>
-            <w:lang w:val="zh_TW" w:bidi="zh_TW"/>
-          </w:rPr>
-          <w:rPr>
-            <w:color w:val="0000EE"/>
-            <w:u w:val="single"/>
-          </w:rPr>
-          <w:t>耶13:1–11</w:t>
-        </w:r>
-      </w:hyperlink>
-      <w:r>
-        <w:rPr>
-          <w:lang w:val="zh_TW" w:bidi="zh_TW"/>
-        </w:rPr>
-        <w:t>，</w:t>
-      </w:r>
-      <w:hyperlink r:id="rId80">
-        <w:r>
-          <w:rPr>
-            <w:lang w:val="zh_TW" w:bidi="zh_TW"/>
-          </w:rPr>
-          <w:rPr>
-            <w:color w:val="0000EE"/>
-            <w:u w:val="single"/>
-          </w:rPr>
-          <w:t>19章</w:t>
+        <w:t>雖然惡人在死後立即進入陰間，但他們的最終歸宿是地獄，一個充滿火和蟲的地方，象徵著腐敗（</w:t>
+      </w:r>
+      <w:hyperlink r:id="rId114">
+        <w:r>
+          <w:rPr>
+            <w:lang w:val="zh_TW" w:bidi="zh_TW"/>
+          </w:rPr>
+          <w:rPr>
+            <w:color w:val="0000EE"/>
+            <w:u w:val="single"/>
+          </w:rPr>
+          <w:t>太5:22、29–30，</w:t>
+        </w:r>
+      </w:hyperlink>
+      <w:hyperlink r:id="rId115">
+        <w:r>
+          <w:rPr>
+            <w:lang w:val="zh_TW" w:bidi="zh_TW"/>
+          </w:rPr>
+          <w:rPr>
+            <w:color w:val="0000EE"/>
+            <w:u w:val="single"/>
+          </w:rPr>
+          <w:t>18:9</w:t>
         </w:r>
       </w:hyperlink>
       <w:r>
@@ -2089,95 +2541,137 @@
         </w:rPr>
         <w:t>；</w:t>
       </w:r>
-      <w:hyperlink r:id="rId81">
-        <w:r>
-          <w:rPr>
-            <w:lang w:val="zh_TW" w:bidi="zh_TW"/>
-          </w:rPr>
-          <w:rPr>
-            <w:color w:val="0000EE"/>
-            <w:u w:val="single"/>
-          </w:rPr>
-          <w:t>結4:1–17</w:t>
-        </w:r>
-      </w:hyperlink>
-      <w:r>
-        <w:rPr>
-          <w:lang w:val="zh_TW" w:bidi="zh_TW"/>
-        </w:rPr>
-        <w:t>，</w:t>
-      </w:r>
-      <w:hyperlink r:id="rId82">
-        <w:r>
-          <w:rPr>
-            <w:lang w:val="zh_TW" w:bidi="zh_TW"/>
-          </w:rPr>
-          <w:rPr>
-            <w:color w:val="0000EE"/>
-            <w:u w:val="single"/>
-          </w:rPr>
-          <w:t>24:15–24</w:t>
-        </w:r>
-      </w:hyperlink>
-      <w:r>
-        <w:rPr>
-          <w:lang w:val="zh_TW" w:bidi="zh_TW"/>
-        </w:rPr>
-        <w:t>），或與某人緊密相連（</w:t>
-      </w:r>
-      <w:hyperlink r:id="rId83">
-        <w:r>
-          <w:rPr>
-            <w:lang w:val="zh_TW" w:bidi="zh_TW"/>
-          </w:rPr>
-          <w:rPr>
-            <w:color w:val="0000EE"/>
-            <w:u w:val="single"/>
-          </w:rPr>
-          <w:t>賽7:3</w:t>
-        </w:r>
-      </w:hyperlink>
-      <w:r>
-        <w:rPr>
-          <w:lang w:val="zh_TW" w:bidi="zh_TW"/>
-        </w:rPr>
-        <w:t>；參</w:t>
-      </w:r>
-      <w:hyperlink r:id="rId84">
-        <w:r>
-          <w:rPr>
-            <w:lang w:val="zh_TW" w:bidi="zh_TW"/>
-          </w:rPr>
-          <w:rPr>
-            <w:color w:val="0000EE"/>
-            <w:u w:val="single"/>
-          </w:rPr>
-          <w:t>8:1–4</w:t>
-        </w:r>
-      </w:hyperlink>
-      <w:r>
-        <w:rPr>
-          <w:lang w:val="zh_TW" w:bidi="zh_TW"/>
-        </w:rPr>
-        <w:t>）。這些事物就像視覺輔助，使在場的人更清楚理解言語。象徵動作（有時稱為「行出來的神諭」）的目的，似乎不僅為了幫助理解，而是為了賦予言語更多力量和效果，因為它像使者一樣被送入那種情境中。這是從</w:t>
-      </w:r>
-      <w:hyperlink r:id="rId85">
-        <w:r>
-          <w:rPr>
-            <w:lang w:val="zh_TW" w:bidi="zh_TW"/>
-          </w:rPr>
-          <w:rPr>
-            <w:color w:val="0000EE"/>
-            <w:u w:val="single"/>
-          </w:rPr>
-          <w:t>列王紀下十三章14至19節</w:t>
-        </w:r>
-      </w:hyperlink>
-      <w:r>
-        <w:rPr>
-          <w:lang w:val="zh_TW" w:bidi="zh_TW"/>
-        </w:rPr>
-        <w:t>中得出的結論，王在行動中「展現」言語的程度，決定了言語能否有效促成事件發生。</w:t>
+      <w:hyperlink r:id="rId116">
+        <w:r>
+          <w:rPr>
+            <w:lang w:val="zh_TW" w:bidi="zh_TW"/>
+          </w:rPr>
+          <w:rPr>
+            <w:color w:val="0000EE"/>
+            <w:u w:val="single"/>
+          </w:rPr>
+          <w:t>可9:48</w:t>
+        </w:r>
+      </w:hyperlink>
+      <w:r>
+        <w:rPr>
+          <w:lang w:val="zh_TW" w:bidi="zh_TW"/>
+        </w:rPr>
+        <w:t>，引用自</w:t>
+      </w:r>
+      <w:hyperlink r:id="rId117">
+        <w:r>
+          <w:rPr>
+            <w:lang w:val="zh_TW" w:bidi="zh_TW"/>
+          </w:rPr>
+          <w:rPr>
+            <w:color w:val="0000EE"/>
+            <w:u w:val="single"/>
+          </w:rPr>
+          <w:t>賽66:24</w:t>
+        </w:r>
+      </w:hyperlink>
+      <w:r>
+        <w:rPr>
+          <w:lang w:val="zh_TW" w:bidi="zh_TW"/>
+        </w:rPr>
+        <w:t>）。耶穌也稱地獄為「外邊黑暗」，那裡將有「哀哭切齒」（</w:t>
+      </w:r>
+      <w:hyperlink r:id="rId118">
+        <w:r>
+          <w:rPr>
+            <w:lang w:val="zh_TW" w:bidi="zh_TW"/>
+          </w:rPr>
+          <w:rPr>
+            <w:color w:val="0000EE"/>
+            <w:u w:val="single"/>
+          </w:rPr>
+          <w:t>太8:12，</w:t>
+        </w:r>
+      </w:hyperlink>
+      <w:hyperlink r:id="rId119">
+        <w:r>
+          <w:rPr>
+            <w:lang w:val="zh_TW" w:bidi="zh_TW"/>
+          </w:rPr>
+          <w:rPr>
+            <w:color w:val="0000EE"/>
+            <w:u w:val="single"/>
+          </w:rPr>
+          <w:t>22:13</w:t>
+        </w:r>
+      </w:hyperlink>
+      <w:r>
+        <w:rPr>
+          <w:lang w:val="zh_TW" w:bidi="zh_TW"/>
+        </w:rPr>
+        <w:t>）。顯然，在最後的審判之後，惡人將被基督的命令送往那裡（</w:t>
+      </w:r>
+      <w:hyperlink r:id="rId120">
+        <w:r>
+          <w:rPr>
+            <w:lang w:val="zh_TW" w:bidi="zh_TW"/>
+          </w:rPr>
+          <w:rPr>
+            <w:color w:val="0000EE"/>
+            <w:u w:val="single"/>
+          </w:rPr>
+          <w:t>約5:22、27</w:t>
+        </w:r>
+      </w:hyperlink>
+      <w:r>
+        <w:rPr>
+          <w:lang w:val="zh_TW" w:bidi="zh_TW"/>
+        </w:rPr>
+        <w:t>；</w:t>
+      </w:r>
+      <w:hyperlink r:id="rId121">
+        <w:r>
+          <w:rPr>
+            <w:lang w:val="zh_TW" w:bidi="zh_TW"/>
+          </w:rPr>
+          <w:rPr>
+            <w:color w:val="0000EE"/>
+            <w:u w:val="single"/>
+          </w:rPr>
+          <w:t>徒10:42，</w:t>
+        </w:r>
+      </w:hyperlink>
+      <w:hyperlink r:id="rId122">
+        <w:r>
+          <w:rPr>
+            <w:lang w:val="zh_TW" w:bidi="zh_TW"/>
+          </w:rPr>
+          <w:rPr>
+            <w:color w:val="0000EE"/>
+            <w:u w:val="single"/>
+          </w:rPr>
+          <w:t>17:31</w:t>
+        </w:r>
+      </w:hyperlink>
+      <w:r>
+        <w:rPr>
+          <w:lang w:val="zh_TW" w:bidi="zh_TW"/>
+        </w:rPr>
+        <w:t>；</w:t>
+      </w:r>
+      <w:hyperlink r:id="rId123">
+        <w:r>
+          <w:rPr>
+            <w:lang w:val="zh_TW" w:bidi="zh_TW"/>
+          </w:rPr>
+          <w:rPr>
+            <w:color w:val="0000EE"/>
+            <w:u w:val="single"/>
+          </w:rPr>
+          <w:t>提後4:1</w:t>
+        </w:r>
+      </w:hyperlink>
+      <w:r>
+        <w:rPr>
+          <w:lang w:val="zh_TW" w:bidi="zh_TW"/>
+        </w:rPr>
+        <w:t>）。那個折磨之地，承接舊約陰間作為與神分離之地的負面概念。</w:t>
       </w:r>
     </w:p>
     <w:p>
@@ -2191,43 +2685,121 @@
         <w:rPr>
           <w:lang w:val="zh_TW" w:bidi="zh_TW"/>
         </w:rPr>
-        <w:t>先知的話語，最終體現在保存下來的書卷中。</w:t>
-      </w:r>
-      <w:hyperlink r:id="rId86">
-        <w:r>
-          <w:rPr>
-            <w:lang w:val="zh_TW" w:bidi="zh_TW"/>
-          </w:rPr>
-          <w:rPr>
-            <w:color w:val="0000EE"/>
-            <w:u w:val="single"/>
-          </w:rPr>
-          <w:t>耶利米書三十六章</w:t>
-        </w:r>
-      </w:hyperlink>
-      <w:r>
-        <w:rPr>
-          <w:lang w:val="zh_TW" w:bidi="zh_TW"/>
-        </w:rPr>
-        <w:t>可以作為實例，說明先知花費時間和精力，將他們的口傳信息記錄在寫作中，是逐字逐句的謹慎記錄（</w:t>
-      </w:r>
-      <w:hyperlink r:id="rId87">
-        <w:r>
-          <w:rPr>
-            <w:lang w:val="zh_TW" w:bidi="zh_TW"/>
-          </w:rPr>
-          <w:rPr>
-            <w:color w:val="0000EE"/>
-            <w:u w:val="single"/>
-          </w:rPr>
-          <w:t>耶36:6、17–18</w:t>
-        </w:r>
-      </w:hyperlink>
-      <w:r>
-        <w:rPr>
-          <w:lang w:val="zh_TW" w:bidi="zh_TW"/>
-        </w:rPr>
-        <w:t>）。不過，信息本身的實際文學形式，也講述同樣的故事。我們在先知書中看到的內容，不可能是他們宣講話語的形式，而是他們保存（並整理）所講信息時，經過深思熟慮的措辭。可以理解的是，那些意識到自己在傳達神的話語的人，會確保這些話語不會流失。我們自然可以認為，每位先知都保存了其事工的書面記錄。我們不知道，也無從得知，以每位先知名字命名的書卷，其最終成果是否直接由該先知完成。比如，按照以賽亞書或阿摩司書精心安排的方式，我們最適宜假設書卷的作者同時也是書卷的編輯。</w:t>
+        <w:t>耶穌宣揚悔改的信息，強調地獄的危險，較少提到義人死後所到之處。然而，義人終會在最後的審判後進入「國」，而非地獄（</w:t>
+      </w:r>
+      <w:hyperlink r:id="rId124">
+        <w:r>
+          <w:rPr>
+            <w:lang w:val="zh_TW" w:bidi="zh_TW"/>
+          </w:rPr>
+          <w:rPr>
+            <w:color w:val="0000EE"/>
+            <w:u w:val="single"/>
+          </w:rPr>
+          <w:t>太25:34</w:t>
+        </w:r>
+      </w:hyperlink>
+      <w:r>
+        <w:rPr>
+          <w:lang w:val="zh_TW" w:bidi="zh_TW"/>
+        </w:rPr>
+        <w:t>）。耶穌兩次暗示義人在死後立即進入蒙福的狀態。</w:t>
+      </w:r>
+      <w:hyperlink r:id="rId125">
+        <w:r>
+          <w:rPr>
+            <w:lang w:val="zh_TW" w:bidi="zh_TW"/>
+          </w:rPr>
+          <w:rPr>
+            <w:color w:val="0000EE"/>
+            <w:u w:val="single"/>
+          </w:rPr>
+          <w:t>路加福音十六章22節</w:t>
+        </w:r>
+      </w:hyperlink>
+      <w:r>
+        <w:rPr>
+          <w:lang w:val="zh_TW" w:bidi="zh_TW"/>
+        </w:rPr>
+        <w:t>提到死去的拉撒路在「亞伯拉罕的懷裡」，那是一個充滿安慰和平安的地方。在</w:t>
+      </w:r>
+      <w:hyperlink r:id="rId126">
+        <w:r>
+          <w:rPr>
+            <w:lang w:val="zh_TW" w:bidi="zh_TW"/>
+          </w:rPr>
+          <w:rPr>
+            <w:color w:val="0000EE"/>
+            <w:u w:val="single"/>
+          </w:rPr>
+          <w:t>路加福音二十三章43節</w:t>
+        </w:r>
+      </w:hyperlink>
+      <w:r>
+        <w:rPr>
+          <w:lang w:val="zh_TW" w:bidi="zh_TW"/>
+        </w:rPr>
+        <w:t>中，耶穌應許將與垂死的強盜一起進入天堂，那裡稱為樂園。保羅的措辭表明樂園似乎與天堂一致（</w:t>
+      </w:r>
+      <w:hyperlink r:id="rId127">
+        <w:r>
+          <w:rPr>
+            <w:lang w:val="zh_TW" w:bidi="zh_TW"/>
+          </w:rPr>
+          <w:rPr>
+            <w:color w:val="0000EE"/>
+            <w:u w:val="single"/>
+          </w:rPr>
+          <w:t>林後12:2–3</w:t>
+        </w:r>
+      </w:hyperlink>
+      <w:r>
+        <w:rPr>
+          <w:lang w:val="zh_TW" w:bidi="zh_TW"/>
+        </w:rPr>
+        <w:t>），而約翰則將樂園與新天新地聯繫起來（</w:t>
+      </w:r>
+      <w:hyperlink r:id="rId128">
+        <w:r>
+          <w:rPr>
+            <w:lang w:val="zh_TW" w:bidi="zh_TW"/>
+          </w:rPr>
+          <w:rPr>
+            <w:color w:val="0000EE"/>
+            <w:u w:val="single"/>
+          </w:rPr>
+          <w:t>啟2:7，</w:t>
+        </w:r>
+      </w:hyperlink>
+      <w:hyperlink r:id="rId129">
+        <w:r>
+          <w:rPr>
+            <w:lang w:val="zh_TW" w:bidi="zh_TW"/>
+          </w:rPr>
+          <w:rPr>
+            <w:color w:val="0000EE"/>
+            <w:u w:val="single"/>
+          </w:rPr>
+          <w:t>21:1–2，</w:t>
+        </w:r>
+      </w:hyperlink>
+      <w:hyperlink r:id="rId130">
+        <w:r>
+          <w:rPr>
+            <w:lang w:val="zh_TW" w:bidi="zh_TW"/>
+          </w:rPr>
+          <w:rPr>
+            <w:color w:val="0000EE"/>
+            <w:u w:val="single"/>
+          </w:rPr>
+          <w:t>22:1–2</w:t>
+        </w:r>
+      </w:hyperlink>
+      <w:r>
+        <w:rPr>
+          <w:lang w:val="zh_TW" w:bidi="zh_TW"/>
+        </w:rPr>
+        <w:t>）。</w:t>
       </w:r>
     </w:p>
     <w:p>
@@ -2239,6 +2811,697 @@
       </w:r>
       <w:r>
         <w:rPr>
+          <w:lang w:val="zh_TW" w:bidi="zh_TW"/>
+        </w:rPr>
+        <w:t>保羅和新約書信的其他作者，對惡人死後的居所所言不多。保羅僅在路過時提到「無底坑（the abyss）」（譯註：和合本譯為陰間）——他對陰間之坑的稱呼（</w:t>
+      </w:r>
+      <w:hyperlink r:id="rId131">
+        <w:r>
+          <w:rPr>
+            <w:lang w:val="zh_TW" w:bidi="zh_TW"/>
+          </w:rPr>
+          <w:rPr>
+            <w:color w:val="0000EE"/>
+            <w:u w:val="single"/>
+          </w:rPr>
+          <w:t>羅10:7</w:t>
+        </w:r>
+      </w:hyperlink>
+      <w:r>
+        <w:rPr>
+          <w:lang w:val="zh_TW" w:bidi="zh_TW"/>
+        </w:rPr>
+        <w:t>）。他提到基督降在「地下」（</w:t>
+      </w:r>
+      <w:hyperlink r:id="rId132">
+        <w:r>
+          <w:rPr>
+            <w:lang w:val="zh_TW" w:bidi="zh_TW"/>
+          </w:rPr>
+          <w:rPr>
+            <w:color w:val="0000EE"/>
+            <w:u w:val="single"/>
+          </w:rPr>
+          <w:t>弗4:9</w:t>
+        </w:r>
+      </w:hyperlink>
+      <w:r>
+        <w:rPr>
+          <w:lang w:val="zh_TW" w:bidi="zh_TW"/>
+        </w:rPr>
+        <w:t>），可能只是表達基督在死後去了死者的居所（「地下」是猶太拉比用來指陰間/地獄的用語）。彼得提到基督在死後，藉著「靈」去到某個「監獄」，向那裡的「靈」傳道（</w:t>
+      </w:r>
+      <w:hyperlink r:id="rId133">
+        <w:r>
+          <w:rPr>
+            <w:lang w:val="zh_TW" w:bidi="zh_TW"/>
+          </w:rPr>
+          <w:rPr>
+            <w:color w:val="0000EE"/>
+            <w:u w:val="single"/>
+          </w:rPr>
+          <w:t>彼前3:18–20</w:t>
+        </w:r>
+      </w:hyperlink>
+      <w:r>
+        <w:rPr>
+          <w:lang w:val="zh_TW" w:bidi="zh_TW"/>
+        </w:rPr>
+        <w:t>）。人們對該經文有不同解釋。一些人認為基督進入陰間（Hades），向挪亞時代墮落的天使（「神的兒子們」，</w:t>
+      </w:r>
+      <w:hyperlink r:id="rId134">
+        <w:r>
+          <w:rPr>
+            <w:lang w:val="zh_TW" w:bidi="zh_TW"/>
+          </w:rPr>
+          <w:rPr>
+            <w:color w:val="0000EE"/>
+            <w:u w:val="single"/>
+          </w:rPr>
+          <w:t>創6:1–4</w:t>
+        </w:r>
+      </w:hyperlink>
+      <w:r>
+        <w:rPr>
+          <w:lang w:val="zh_TW" w:bidi="zh_TW"/>
+        </w:rPr>
+        <w:t>）傳道，而不是向被囚禁的人類靈魂傳道。在</w:t>
+      </w:r>
+      <w:hyperlink r:id="rId135">
+        <w:r>
+          <w:rPr>
+            <w:lang w:val="zh_TW" w:bidi="zh_TW"/>
+          </w:rPr>
+          <w:rPr>
+            <w:color w:val="0000EE"/>
+            <w:u w:val="single"/>
+          </w:rPr>
+          <w:t>彼得後書二章4節</w:t>
+        </w:r>
+      </w:hyperlink>
+      <w:r>
+        <w:rPr>
+          <w:lang w:val="zh_TW" w:bidi="zh_TW"/>
+        </w:rPr>
+        <w:t>中，用於描述靈魂監獄的用語（通常譯為「地獄」）來自「塔耳塔洛斯」（Tartarus），是另一個指冥界的希臘文名稱。</w:t>
+      </w:r>
+    </w:p>
+    <w:p>
+      <w:pPr/>
+      <w:r>
+        <w:rPr>
+          <w:lang w:val="zh_TW" w:bidi="zh_TW"/>
+        </w:rPr>
+      </w:r>
+      <w:r>
+        <w:rPr>
+          <w:lang w:val="zh_TW" w:bidi="zh_TW"/>
+        </w:rPr>
+        <w:t>保羅多次提及義人死後的居所。最早期的幾卷書信中，他從未提到義人死後的所在地，只提到他們將會復活（</w:t>
+      </w:r>
+      <w:hyperlink r:id="rId136">
+        <w:r>
+          <w:rPr>
+            <w:lang w:val="zh_TW" w:bidi="zh_TW"/>
+          </w:rPr>
+          <w:rPr>
+            <w:color w:val="0000EE"/>
+            <w:u w:val="single"/>
+          </w:rPr>
+          <w:t>林前15章</w:t>
+        </w:r>
+      </w:hyperlink>
+      <w:r>
+        <w:rPr>
+          <w:lang w:val="zh_TW" w:bidi="zh_TW"/>
+        </w:rPr>
+        <w:t>；</w:t>
+      </w:r>
+      <w:hyperlink r:id="rId137">
+        <w:r>
+          <w:rPr>
+            <w:lang w:val="zh_TW" w:bidi="zh_TW"/>
+          </w:rPr>
+          <w:rPr>
+            <w:color w:val="0000EE"/>
+            <w:u w:val="single"/>
+          </w:rPr>
+          <w:t>帖前4:13–17</w:t>
+        </w:r>
+      </w:hyperlink>
+      <w:r>
+        <w:rPr>
+          <w:lang w:val="zh_TW" w:bidi="zh_TW"/>
+        </w:rPr>
+        <w:t>）。在幾乎必死後（</w:t>
+      </w:r>
+      <w:hyperlink r:id="rId138">
+        <w:r>
+          <w:rPr>
+            <w:lang w:val="zh_TW" w:bidi="zh_TW"/>
+          </w:rPr>
+          <w:rPr>
+            <w:color w:val="0000EE"/>
+            <w:u w:val="single"/>
+          </w:rPr>
+          <w:t>林後1:8–11</w:t>
+        </w:r>
+      </w:hyperlink>
+      <w:r>
+        <w:rPr>
+          <w:lang w:val="zh_TW" w:bidi="zh_TW"/>
+        </w:rPr>
+        <w:t>），他開始討論死者「去了哪裡」。保羅說，死亡意味著與基督同在，是比活著更好（</w:t>
+      </w:r>
+      <w:hyperlink r:id="rId139">
+        <w:r>
+          <w:rPr>
+            <w:lang w:val="zh_TW" w:bidi="zh_TW"/>
+          </w:rPr>
+          <w:rPr>
+            <w:color w:val="0000EE"/>
+            <w:u w:val="single"/>
+          </w:rPr>
+          <w:t>腓1:23</w:t>
+        </w:r>
+      </w:hyperlink>
+      <w:r>
+        <w:rPr>
+          <w:lang w:val="zh_TW" w:bidi="zh_TW"/>
+        </w:rPr>
+        <w:t>）。「離開身體」就是「與主同住」（</w:t>
+      </w:r>
+      <w:hyperlink r:id="rId140">
+        <w:r>
+          <w:rPr>
+            <w:lang w:val="zh_TW" w:bidi="zh_TW"/>
+          </w:rPr>
+          <w:rPr>
+            <w:color w:val="0000EE"/>
+            <w:u w:val="single"/>
+          </w:rPr>
+          <w:t>林後5:8</w:t>
+        </w:r>
+      </w:hyperlink>
+      <w:r>
+        <w:rPr>
+          <w:lang w:val="zh_TW" w:bidi="zh_TW"/>
+        </w:rPr>
+        <w:t>）。保羅可能指義人死後直接進入樂園與耶穌同在（參</w:t>
+      </w:r>
+      <w:hyperlink r:id="rId141">
+        <w:r>
+          <w:rPr>
+            <w:lang w:val="zh_TW" w:bidi="zh_TW"/>
+          </w:rPr>
+          <w:rPr>
+            <w:color w:val="0000EE"/>
+            <w:u w:val="single"/>
+          </w:rPr>
+          <w:t>林後12:2–4</w:t>
+        </w:r>
+      </w:hyperlink>
+      <w:r>
+        <w:rPr>
+          <w:lang w:val="zh_TW" w:bidi="zh_TW"/>
+        </w:rPr>
+        <w:t>，保羅稱天堂為第三層天）。死亡絕對無法使基督徒與基督分離（</w:t>
+      </w:r>
+      <w:hyperlink r:id="rId68">
+        <w:r>
+          <w:rPr>
+            <w:lang w:val="zh_TW" w:bidi="zh_TW"/>
+          </w:rPr>
+          <w:rPr>
+            <w:color w:val="0000EE"/>
+            <w:u w:val="single"/>
+          </w:rPr>
+          <w:t>羅8:38–39</w:t>
+        </w:r>
+      </w:hyperlink>
+      <w:r>
+        <w:rPr>
+          <w:lang w:val="zh_TW" w:bidi="zh_TW"/>
+        </w:rPr>
+        <w:t>），反而使他們進入神的同在。</w:t>
+      </w:r>
+    </w:p>
+    <w:p>
+      <w:pPr/>
+      <w:r>
+        <w:rPr>
+          <w:lang w:val="zh_TW" w:bidi="zh_TW"/>
+        </w:rPr>
+      </w:r>
+      <w:r>
+        <w:rPr>
+          <w:lang w:val="zh_TW" w:bidi="zh_TW"/>
+        </w:rPr>
+        <w:t>啟示錄對於死者的居所，特別是惡人死後的居所，有大量描述。它用兩個名稱來描述那地方，分別是「無底坑」，指所有邪靈的居所或監獄；以及「陰間」，指人類死後的居所。無底坑會出現折磨人類的鬼魔形態（</w:t>
+      </w:r>
+      <w:hyperlink r:id="rId142">
+        <w:r>
+          <w:rPr>
+            <w:lang w:val="zh_TW" w:bidi="zh_TW"/>
+          </w:rPr>
+          <w:rPr>
+            <w:color w:val="0000EE"/>
+            <w:u w:val="single"/>
+          </w:rPr>
+          <w:t>啟9:1–11</w:t>
+        </w:r>
+      </w:hyperlink>
+      <w:r>
+        <w:rPr>
+          <w:lang w:val="zh_TW" w:bidi="zh_TW"/>
+        </w:rPr>
+        <w:t>）和撒但的「獸」，後者殺死兩個見證人，並帶同「大淫婦」（</w:t>
+      </w:r>
+      <w:hyperlink r:id="rId143">
+        <w:r>
+          <w:rPr>
+            <w:lang w:val="zh_TW" w:bidi="zh_TW"/>
+          </w:rPr>
+          <w:rPr>
+            <w:color w:val="0000EE"/>
+            <w:u w:val="single"/>
+          </w:rPr>
+          <w:t>11:7，</w:t>
+        </w:r>
+      </w:hyperlink>
+      <w:hyperlink r:id="rId144">
+        <w:r>
+          <w:rPr>
+            <w:lang w:val="zh_TW" w:bidi="zh_TW"/>
+          </w:rPr>
+          <w:rPr>
+            <w:color w:val="0000EE"/>
+            <w:u w:val="single"/>
+          </w:rPr>
+          <w:t>17章</w:t>
+        </w:r>
+      </w:hyperlink>
+      <w:r>
+        <w:rPr>
+          <w:lang w:val="zh_TW" w:bidi="zh_TW"/>
+        </w:rPr>
+        <w:t>）。撒但自己將被囚禁在那裡（</w:t>
+      </w:r>
+      <w:hyperlink r:id="rId145">
+        <w:r>
+          <w:rPr>
+            <w:lang w:val="zh_TW" w:bidi="zh_TW"/>
+          </w:rPr>
+          <w:rPr>
+            <w:color w:val="0000EE"/>
+            <w:u w:val="single"/>
+          </w:rPr>
+          <w:t>20:2–3</w:t>
+        </w:r>
+      </w:hyperlink>
+      <w:r>
+        <w:rPr>
+          <w:lang w:val="zh_TW" w:bidi="zh_TW"/>
+        </w:rPr>
+        <w:t>）。耶穌將其描述為一個魔鬼及其使者預備的地方（參見</w:t>
+      </w:r>
+      <w:hyperlink r:id="rId146">
+        <w:r>
+          <w:rPr>
+            <w:lang w:val="zh_TW" w:bidi="zh_TW"/>
+          </w:rPr>
+          <w:rPr>
+            <w:color w:val="0000EE"/>
+            <w:u w:val="single"/>
+          </w:rPr>
+          <w:t>太25:41</w:t>
+        </w:r>
+      </w:hyperlink>
+      <w:r>
+        <w:rPr>
+          <w:lang w:val="zh_TW" w:bidi="zh_TW"/>
+        </w:rPr>
+        <w:t>）。對基督徒來說，這裡的好消息是，無底坑或陰間並不是一個自主的領域。啟示錄開篇時，耶穌宣告他握有陰間的鑰匙（</w:t>
+      </w:r>
+      <w:hyperlink r:id="rId147">
+        <w:r>
+          <w:rPr>
+            <w:lang w:val="zh_TW" w:bidi="zh_TW"/>
+          </w:rPr>
+          <w:rPr>
+            <w:color w:val="0000EE"/>
+            <w:u w:val="single"/>
+          </w:rPr>
+          <w:t>啟1:18</w:t>
+        </w:r>
+      </w:hyperlink>
+      <w:r>
+        <w:rPr>
+          <w:lang w:val="zh_TW" w:bidi="zh_TW"/>
+        </w:rPr>
+        <w:t>），最後祂將迫使它交出死者（</w:t>
+      </w:r>
+      <w:hyperlink r:id="rId148">
+        <w:r>
+          <w:rPr>
+            <w:lang w:val="zh_TW" w:bidi="zh_TW"/>
+          </w:rPr>
+          <w:rPr>
+            <w:color w:val="0000EE"/>
+            <w:u w:val="single"/>
+          </w:rPr>
+          <w:t>20:13</w:t>
+        </w:r>
+      </w:hyperlink>
+      <w:r>
+        <w:rPr>
+          <w:lang w:val="zh_TW" w:bidi="zh_TW"/>
+        </w:rPr>
+        <w:t>）。在此之前，無底坑的鑰匙不在撒但手中，而是掛在天上的鑰匙圈上，只分給神的使者（</w:t>
+      </w:r>
+      <w:hyperlink r:id="rId149">
+        <w:r>
+          <w:rPr>
+            <w:lang w:val="zh_TW" w:bidi="zh_TW"/>
+          </w:rPr>
+          <w:rPr>
+            <w:color w:val="0000EE"/>
+            <w:u w:val="single"/>
+          </w:rPr>
+          <w:t>9:1，</w:t>
+        </w:r>
+      </w:hyperlink>
+      <w:hyperlink r:id="rId150">
+        <w:r>
+          <w:rPr>
+            <w:lang w:val="zh_TW" w:bidi="zh_TW"/>
+          </w:rPr>
+          <w:rPr>
+            <w:color w:val="0000EE"/>
+            <w:u w:val="single"/>
+          </w:rPr>
+          <w:t>20:1</w:t>
+        </w:r>
+      </w:hyperlink>
+      <w:r>
+        <w:rPr>
+          <w:lang w:val="zh_TW" w:bidi="zh_TW"/>
+        </w:rPr>
+        <w:t>）。最終，陰間、死亡和惡人將被投入火湖（地獄），在那裡他們將遭受永恆的折磨（</w:t>
+      </w:r>
+      <w:hyperlink r:id="rId151">
+        <w:r>
+          <w:rPr>
+            <w:lang w:val="zh_TW" w:bidi="zh_TW"/>
+          </w:rPr>
+          <w:rPr>
+            <w:color w:val="0000EE"/>
+            <w:u w:val="single"/>
+          </w:rPr>
+          <w:t>19:20</w:t>
+        </w:r>
+      </w:hyperlink>
+      <w:hyperlink r:id="rId152">
+        <w:r>
+          <w:rPr>
+            <w:lang w:val="zh_TW" w:bidi="zh_TW"/>
+          </w:rPr>
+          <w:rPr>
+            <w:color w:val="0000EE"/>
+            <w:u w:val="single"/>
+          </w:rPr>
+          <w:t>，20:10、14–15，</w:t>
+        </w:r>
+      </w:hyperlink>
+      <w:hyperlink r:id="rId153">
+        <w:r>
+          <w:rPr>
+            <w:lang w:val="zh_TW" w:bidi="zh_TW"/>
+          </w:rPr>
+          <w:rPr>
+            <w:color w:val="0000EE"/>
+            <w:u w:val="single"/>
+          </w:rPr>
+          <w:t>21:8</w:t>
+        </w:r>
+      </w:hyperlink>
+      <w:r>
+        <w:rPr>
+          <w:lang w:val="zh_TW" w:bidi="zh_TW"/>
+        </w:rPr>
+        <w:t>）。</w:t>
+      </w:r>
+    </w:p>
+    <w:p>
+      <w:pPr/>
+      <w:r>
+        <w:rPr>
+          <w:lang w:val="zh_TW" w:bidi="zh_TW"/>
+        </w:rPr>
+      </w:r>
+      <w:r>
+        <w:rPr>
+          <w:lang w:val="zh_TW" w:bidi="zh_TW"/>
+        </w:rPr>
+        <w:t>啟示錄的作者約翰同意保羅的看法，義人死後的命運不會與惡人相同。他們不會去陰間，而是去天堂。殉道者出現在祭壇下，為他們向神呼求伸冤（</w:t>
+      </w:r>
+      <w:hyperlink r:id="rId154">
+        <w:r>
+          <w:rPr>
+            <w:lang w:val="zh_TW" w:bidi="zh_TW"/>
+          </w:rPr>
+          <w:rPr>
+            <w:color w:val="0000EE"/>
+            <w:u w:val="single"/>
+          </w:rPr>
+          <w:t>啟6:9–11</w:t>
+        </w:r>
+      </w:hyperlink>
+      <w:r>
+        <w:rPr>
+          <w:lang w:val="zh_TW" w:bidi="zh_TW"/>
+        </w:rPr>
+        <w:t>）。在另一個意象中，無數的基督徒出現在神的寶座前讚美祂（</w:t>
+      </w:r>
+      <w:hyperlink r:id="rId155">
+        <w:r>
+          <w:rPr>
+            <w:lang w:val="zh_TW" w:bidi="zh_TW"/>
+          </w:rPr>
+          <w:rPr>
+            <w:color w:val="0000EE"/>
+            <w:u w:val="single"/>
+          </w:rPr>
+          <w:t>7:9–17</w:t>
+        </w:r>
+      </w:hyperlink>
+      <w:r>
+        <w:rPr>
+          <w:lang w:val="zh_TW" w:bidi="zh_TW"/>
+        </w:rPr>
+        <w:t>）。這些信徒由基督親自牧養，不再忍受飢餓、口渴、不適或悲傷。</w:t>
+      </w:r>
+    </w:p>
+    <w:p>
+      <w:pPr>
+        <w:pStyle w:val="Heading3"/>
+      </w:pPr>
+      <w:r>
+        <w:rPr>
+          <w:lang w:val="zh_TW" w:bidi="zh_TW"/>
+        </w:rPr>
+        <w:t>結論</w:t>
+      </w:r>
+    </w:p>
+    <w:p>
+      <w:pPr/>
+      <w:r>
+        <w:rPr>
+          <w:lang w:val="zh_TW" w:bidi="zh_TW"/>
+        </w:rPr>
+      </w:r>
+      <w:r>
+        <w:rPr>
+          <w:lang w:val="zh_TW" w:bidi="zh_TW"/>
+        </w:rPr>
+        <w:t>總而言之，在舊約中，對於死者的所在地最初是一種模糊不清的概念，指一個與生命和神分離的地方。後來的作者認為，不應只有一個共同的地方（陰間〔Sheol〕），而應有兩個地方。根據基督教的教導，惡人進入陰間（Hades），這是一個充滿痛苦的地方，他們將在那裡受苦，直到審判之日；最終，他們將被丟入火湖，即地獄（Gehenna）。然而，陰間的掌管者不是魔鬼，而是基督，他掌控著整個受造世界。義人不會進入陰間，而是直接進入樂園（「亞伯拉罕的懷裡」或天堂）。在那裡，他們與基督同在；憑著信心已經親眼看見，痛苦已化為祝福，禱告也化為讚美。基督徒相信，死亡雖然令人敬畏，是「末了的仇敵」，卻不會折磨他們。死亡無法使他們與主分離，反而帶他們面對面與所愛的主相見。</w:t>
+      </w:r>
+    </w:p>
+    <w:p>
+      <w:pPr/>
+      <w:r>
+        <w:rPr>
+          <w:lang w:val="zh_TW" w:bidi="zh_TW"/>
+        </w:rPr>
+      </w:r>
+      <w:r>
+        <w:rPr>
+          <w:lang w:val="zh_TW" w:bidi="zh_TW"/>
+        </w:rPr>
+        <w:t>這次相會可能是在人死後立即發生，也可能是在復活之時發生——中間的時間毫無意義，不過如同睡眠。換句話說，對於信徒而言，死後的下一個經歷便是與基督相會。</w:t>
+      </w:r>
+    </w:p>
+    <w:p>
+      <w:pPr/>
+      <w:r>
+        <w:rPr>
+          <w:lang w:val="zh_TW" w:bidi="zh_TW"/>
+        </w:rPr>
+      </w:r>
+      <w:r>
+        <w:rPr>
+          <w:lang w:val="zh_TW" w:bidi="zh_TW"/>
+        </w:rPr>
+        <w:t>舊約和新約都將死亡描述為睡眠。在舊約中，當一個人死時，常被描述為「與列祖同睡」（例如，</w:t>
+      </w:r>
+      <w:hyperlink r:id="rId156">
+        <w:r>
+          <w:rPr>
+            <w:lang w:val="zh_TW" w:bidi="zh_TW"/>
+          </w:rPr>
+          <w:rPr>
+            <w:color w:val="0000EE"/>
+            <w:u w:val="single"/>
+          </w:rPr>
+          <w:t>申31:16</w:t>
+        </w:r>
+      </w:hyperlink>
+      <w:r>
+        <w:rPr>
+          <w:lang w:val="zh_TW" w:bidi="zh_TW"/>
+        </w:rPr>
+        <w:t>；</w:t>
+      </w:r>
+      <w:hyperlink r:id="rId157">
+        <w:r>
+          <w:rPr>
+            <w:lang w:val="zh_TW" w:bidi="zh_TW"/>
+          </w:rPr>
+          <w:rPr>
+            <w:color w:val="0000EE"/>
+            <w:u w:val="single"/>
+          </w:rPr>
+          <w:t>撒下7:12</w:t>
+        </w:r>
+      </w:hyperlink>
+      <w:r>
+        <w:rPr>
+          <w:lang w:val="zh_TW" w:bidi="zh_TW"/>
+        </w:rPr>
+        <w:t>）。耶穌自己也將死亡稱為睡眠（</w:t>
+      </w:r>
+      <w:hyperlink r:id="rId158">
+        <w:r>
+          <w:rPr>
+            <w:lang w:val="zh_TW" w:bidi="zh_TW"/>
+          </w:rPr>
+          <w:rPr>
+            <w:color w:val="0000EE"/>
+            <w:u w:val="single"/>
+          </w:rPr>
+          <w:t>太9:24</w:t>
+        </w:r>
+      </w:hyperlink>
+      <w:r>
+        <w:rPr>
+          <w:lang w:val="zh_TW" w:bidi="zh_TW"/>
+        </w:rPr>
+        <w:t>；</w:t>
+      </w:r>
+      <w:hyperlink r:id="rId159">
+        <w:r>
+          <w:rPr>
+            <w:lang w:val="zh_TW" w:bidi="zh_TW"/>
+          </w:rPr>
+          <w:rPr>
+            <w:color w:val="0000EE"/>
+            <w:u w:val="single"/>
+          </w:rPr>
+          <w:t>約11:11</w:t>
+        </w:r>
+      </w:hyperlink>
+      <w:r>
+        <w:rPr>
+          <w:lang w:val="zh_TW" w:bidi="zh_TW"/>
+        </w:rPr>
+        <w:t>）。使徒保羅也持相同看法（</w:t>
+      </w:r>
+      <w:hyperlink r:id="rId160">
+        <w:r>
+          <w:rPr>
+            <w:lang w:val="zh_TW" w:bidi="zh_TW"/>
+          </w:rPr>
+          <w:rPr>
+            <w:color w:val="0000EE"/>
+            <w:u w:val="single"/>
+          </w:rPr>
+          <w:t>林前11:30，</w:t>
+        </w:r>
+      </w:hyperlink>
+      <w:hyperlink r:id="rId161">
+        <w:r>
+          <w:rPr>
+            <w:lang w:val="zh_TW" w:bidi="zh_TW"/>
+          </w:rPr>
+          <w:rPr>
+            <w:color w:val="0000EE"/>
+            <w:u w:val="single"/>
+          </w:rPr>
+          <w:t>15:20、51</w:t>
+        </w:r>
+      </w:hyperlink>
+      <w:r>
+        <w:rPr>
+          <w:lang w:val="zh_TW" w:bidi="zh_TW"/>
+        </w:rPr>
+        <w:t>；</w:t>
+      </w:r>
+      <w:hyperlink r:id="rId43">
+        <w:r>
+          <w:rPr>
+            <w:lang w:val="zh_TW" w:bidi="zh_TW"/>
+          </w:rPr>
+          <w:rPr>
+            <w:color w:val="0000EE"/>
+            <w:u w:val="single"/>
+          </w:rPr>
+          <w:t>帖前4:14</w:t>
+        </w:r>
+      </w:hyperlink>
+      <w:r>
+        <w:rPr>
+          <w:lang w:val="zh_TW" w:bidi="zh_TW"/>
+        </w:rPr>
+        <w:t>），至少在部分經文中，表明死亡只屬暫時。因此，它被稱為睡眠。舊約</w:t>
+      </w:r>
+      <w:hyperlink r:id="rId23">
+        <w:r>
+          <w:rPr>
+            <w:lang w:val="zh_TW" w:bidi="zh_TW"/>
+          </w:rPr>
+          <w:rPr>
+            <w:color w:val="0000EE"/>
+            <w:u w:val="single"/>
+          </w:rPr>
+          <w:t>但以理書十二章2節</w:t>
+        </w:r>
+      </w:hyperlink>
+      <w:r>
+        <w:rPr>
+          <w:lang w:val="zh_TW" w:bidi="zh_TW"/>
+        </w:rPr>
+        <w:t>也指出死亡如同睡眠，直到死者復活——有些進入永生，有些進入羞辱和永遠的憎惡之中。</w:t>
+      </w:r>
+    </w:p>
+    <w:p>
+      <w:pPr/>
+      <w:r>
+        <w:rPr>
+          <w:lang w:val="zh_TW" w:bidi="zh_TW"/>
+        </w:rPr>
+      </w:r>
+      <w:r>
+        <w:rPr>
           <w:i/>
           <w:lang w:val="zh_TW" w:bidi="zh_TW"/>
         </w:rPr>
@@ -2254,19 +3517,43 @@
         <w:rPr>
           <w:lang w:val="zh_TW" w:bidi="zh_TW"/>
         </w:rPr>
-        <w:t>預言</w:t>
-      </w:r>
-      <w:r>
-        <w:rPr>
-          <w:lang w:val="zh_TW" w:bidi="zh_TW"/>
-        </w:rPr>
-        <w:t>；</w:t>
-      </w:r>
-      <w:r>
-        <w:rPr>
-          <w:lang w:val="zh_TW" w:bidi="zh_TW"/>
-        </w:rPr>
-        <w:t>假先知</w:t>
+        <w:t>地獄（欣嫩子谷）；</w:t>
+      </w:r>
+      <w:r>
+        <w:rPr>
+          <w:lang w:val="zh_TW" w:bidi="zh_TW"/>
+        </w:rPr>
+        <w:t>陰間；</w:t>
+      </w:r>
+      <w:r>
+        <w:rPr>
+          <w:lang w:val="zh_TW" w:bidi="zh_TW"/>
+        </w:rPr>
+        <w:t>天（天堂）；</w:t>
+      </w:r>
+      <w:r>
+        <w:rPr>
+          <w:lang w:val="zh_TW" w:bidi="zh_TW"/>
+        </w:rPr>
+        <w:t>地獄；</w:t>
+      </w:r>
+      <w:r>
+        <w:rPr>
+          <w:lang w:val="zh_TW" w:bidi="zh_TW"/>
+        </w:rPr>
+        <w:t>中間狀態；</w:t>
+      </w:r>
+      <w:r>
+        <w:rPr>
+          <w:lang w:val="zh_TW" w:bidi="zh_TW"/>
+        </w:rPr>
+        <w:t>樂園；</w:t>
+      </w:r>
+      <w:r>
+        <w:rPr>
+          <w:lang w:val="zh_TW" w:bidi="zh_TW"/>
+        </w:rPr>
+        <w:t>陰間</w:t>
       </w:r>
       <w:r>
         <w:rPr>

--- a/zht/docx/125.content.docx
+++ b/zht/docx/125.content.docx
@@ -149,7 +149,7 @@
         <w:rPr>
           <w:lang w:val="zh_TW" w:bidi="zh_TW"/>
         </w:rPr>
-        <w:t>shang</w:t>
+        <w:t>qun</w:t>
       </w:r>
       <w:r>
         <w:rPr>
@@ -212,7 +212,7 @@
         <w:rPr>
           <w:lang w:val="zh_TW" w:bidi="zh_TW"/>
         </w:rPr>
-        <w:t>商人</w:t>
+        <w:t>群</w:t>
       </w:r>
       <w:r>
         <w:rPr>
@@ -231,7 +231,33 @@
         <w:rPr>
           <w:lang w:val="zh_TW" w:bidi="zh_TW"/>
         </w:rPr>
-        <w:t>為了獲利而從事貨物買賣的人。人們早期使用以物易物的貿易制度，後來逐漸演變成由專業商人促成貨物的交換。起初，人們以銀子作為支付方式（</w:t>
+        <w:t>羅馬軍隊的一個單位。在新約時代，一隊軍隊標準的規模是6,000人，外加約120名騎兵。</w:t>
+      </w:r>
+    </w:p>
+    <w:p>
+      <w:pPr/>
+      <w:r>
+        <w:rPr>
+          <w:lang w:val="zh_TW" w:bidi="zh_TW"/>
+        </w:rPr>
+      </w:r>
+      <w:r>
+        <w:rPr>
+          <w:lang w:val="zh_TW" w:bidi="zh_TW"/>
+        </w:rPr>
+        <w:t>因為它代表了一大群人，「群」這個詞被象徵性地用來表示一個不確定的大數量；這種用法在新約中出現了四次。在關於格拉森被鬼附的人這個故事中，耶穌問那人：「你的名字是什麼？」那人回答：「</w:t>
+      </w:r>
+      <w:r>
+        <w:rPr>
+          <w:lang w:val="zh_TW" w:bidi="zh_TW"/>
+        </w:rPr>
+        <w:t>我名叫『群』，因為我們多的緣故</w:t>
+      </w:r>
+      <w:r>
+        <w:rPr>
+          <w:lang w:val="zh_TW" w:bidi="zh_TW"/>
+        </w:rPr>
+        <w:t>」（</w:t>
       </w:r>
       <w:hyperlink r:id="rId13">
         <w:r>
@@ -242,14 +268,14 @@
             <w:color w:val="0000EE"/>
             <w:u w:val="single"/>
           </w:rPr>
-          <w:t>創23:16</w:t>
+          <w:t>可5:9、15</w:t>
         </w:r>
       </w:hyperlink>
       <w:r>
         <w:rPr>
           <w:lang w:val="zh_TW" w:bidi="zh_TW"/>
         </w:rPr>
-        <w:t>），之後又發展為使用錢幣或其它交換媒介。商人既在本地交易，也跟列邦貿易往來，他們與亞蘭人（</w:t>
+        <w:t>；</w:t>
       </w:r>
       <w:hyperlink r:id="rId14">
         <w:r>
@@ -260,14 +286,14 @@
             <w:color w:val="0000EE"/>
             <w:u w:val="single"/>
           </w:rPr>
-          <w:t>王上20:34</w:t>
+          <w:t>路8:30</w:t>
         </w:r>
       </w:hyperlink>
       <w:r>
         <w:rPr>
           <w:lang w:val="zh_TW" w:bidi="zh_TW"/>
         </w:rPr>
-        <w:t>；</w:t>
+        <w:t>；參：</w:t>
       </w:r>
       <w:hyperlink r:id="rId15">
         <w:r>
@@ -278,14 +304,14 @@
             <w:color w:val="0000EE"/>
             <w:u w:val="single"/>
           </w:rPr>
-          <w:t>結27:16–18</w:t>
+          <w:t>太12:45</w:t>
         </w:r>
       </w:hyperlink>
       <w:r>
         <w:rPr>
           <w:lang w:val="zh_TW" w:bidi="zh_TW"/>
         </w:rPr>
-        <w:t>）、迦南人和腓尼基人（</w:t>
+        <w:t>；</w:t>
       </w:r>
       <w:hyperlink r:id="rId16">
         <w:r>
@@ -296,32 +322,28 @@
             <w:color w:val="0000EE"/>
             <w:u w:val="single"/>
           </w:rPr>
-          <w:t>賽23:2</w:t>
+          <w:t>路8:2</w:t>
         </w:r>
       </w:hyperlink>
       <w:r>
         <w:rPr>
           <w:lang w:val="zh_TW" w:bidi="zh_TW"/>
         </w:rPr>
-        <w:t>、</w:t>
-      </w:r>
-      <w:hyperlink r:id="rId16">
-        <w:r>
-          <w:rPr>
-            <w:lang w:val="zh_TW" w:bidi="zh_TW"/>
-          </w:rPr>
-          <w:rPr>
-            <w:color w:val="0000EE"/>
-            <w:u w:val="single"/>
-          </w:rPr>
-          <w:t>8</w:t>
-        </w:r>
-      </w:hyperlink>
+        <w:t>，這些經文提到多個鬼附在一個人身上）。</w:t>
+      </w:r>
+    </w:p>
+    <w:p>
+      <w:pPr/>
       <w:r>
         <w:rPr>
           <w:lang w:val="zh_TW" w:bidi="zh_TW"/>
         </w:rPr>
-        <w:t>）、亞述人（</w:t>
+      </w:r>
+      <w:r>
+        <w:rPr>
+          <w:lang w:val="zh_TW" w:bidi="zh_TW"/>
+        </w:rPr>
+        <w:t>這個詞的另一個用法是在</w:t>
       </w:r>
       <w:hyperlink r:id="rId17">
         <w:r>
@@ -332,14 +354,40 @@
             <w:color w:val="0000EE"/>
             <w:u w:val="single"/>
           </w:rPr>
-          <w:t>鴻3:16</w:t>
+          <w:t>馬太福音二十六章53節</w:t>
         </w:r>
       </w:hyperlink>
       <w:r>
         <w:rPr>
           <w:lang w:val="zh_TW" w:bidi="zh_TW"/>
         </w:rPr>
-        <w:t>）、巴比倫人、波斯人、希臘人和羅馬人交易。有些商人會遠行各地營商（</w:t>
+        <w:t>，當時耶穌被捕，他的一個同伴拔出劍來保護祂。耶穌禁止他，說：「</w:t>
+      </w:r>
+      <w:r>
+        <w:rPr>
+          <w:lang w:val="zh_TW" w:bidi="zh_TW"/>
+        </w:rPr>
+        <w:t>你想，我不能求我父現在為我差遣十二營多天使來嗎？</w:t>
+      </w:r>
+      <w:r>
+        <w:rPr>
+          <w:lang w:val="zh_TW" w:bidi="zh_TW"/>
+        </w:rPr>
+        <w:t>」。因此，他提到了可以召喚來幫助他的天使數量是多龐大。</w:t>
+      </w:r>
+    </w:p>
+    <w:p>
+      <w:pPr/>
+      <w:r>
+        <w:rPr>
+          <w:lang w:val="zh_TW" w:bidi="zh_TW"/>
+        </w:rPr>
+      </w:r>
+      <w:r>
+        <w:rPr>
+          <w:lang w:val="zh_TW" w:bidi="zh_TW"/>
+        </w:rPr>
+        <w:t>「群」這個詞在新約中從未以其軍事意義出現，而是指反對人類屬靈的邪惡勢力（參：</w:t>
       </w:r>
       <w:hyperlink r:id="rId18">
         <w:r>
@@ -350,14 +398,14 @@
             <w:color w:val="0000EE"/>
             <w:u w:val="single"/>
           </w:rPr>
-          <w:t>尼13:16–20</w:t>
+          <w:t>弗 6:12</w:t>
         </w:r>
       </w:hyperlink>
       <w:r>
         <w:rPr>
           <w:lang w:val="zh_TW" w:bidi="zh_TW"/>
         </w:rPr>
-        <w:t>）。居於曠野的族群則以商隊形式，在多處地方販賣他們的貨物（</w:t>
+        <w:t>）或可以召喚來幫助他們屬靈的力量（參：</w:t>
       </w:r>
       <w:hyperlink r:id="rId19">
         <w:r>
@@ -368,205 +416,7 @@
             <w:color w:val="0000EE"/>
             <w:u w:val="single"/>
           </w:rPr>
-          <w:t>結27:15</w:t>
-        </w:r>
-      </w:hyperlink>
-      <w:r>
-        <w:rPr>
-          <w:lang w:val="zh_TW" w:bidi="zh_TW"/>
-        </w:rPr>
-        <w:t>、</w:t>
-      </w:r>
-      <w:hyperlink r:id="rId19">
-        <w:r>
-          <w:rPr>
-            <w:lang w:val="zh_TW" w:bidi="zh_TW"/>
-          </w:rPr>
-          <w:rPr>
-            <w:color w:val="0000EE"/>
-            <w:u w:val="single"/>
-          </w:rPr>
-          <w:t>20–23</w:t>
-        </w:r>
-      </w:hyperlink>
-      <w:r>
-        <w:rPr>
-          <w:lang w:val="zh_TW" w:bidi="zh_TW"/>
-        </w:rPr>
-        <w:t>，</w:t>
-      </w:r>
-      <w:hyperlink r:id="rId20">
-        <w:r>
-          <w:rPr>
-            <w:lang w:val="zh_TW" w:bidi="zh_TW"/>
-          </w:rPr>
-          <w:rPr>
-            <w:color w:val="0000EE"/>
-            <w:u w:val="single"/>
-          </w:rPr>
-          <w:t>38:13</w:t>
-        </w:r>
-      </w:hyperlink>
-      <w:r>
-        <w:rPr>
-          <w:lang w:val="zh_TW" w:bidi="zh_TW"/>
-        </w:rPr>
-        <w:t>）。商人通常在市集進行買賣，也會設立店鋪經營交易（</w:t>
-      </w:r>
-      <w:hyperlink r:id="rId14">
-        <w:r>
-          <w:rPr>
-            <w:lang w:val="zh_TW" w:bidi="zh_TW"/>
-          </w:rPr>
-          <w:rPr>
-            <w:color w:val="0000EE"/>
-            <w:u w:val="single"/>
-          </w:rPr>
-          <w:t>王上20:34</w:t>
-        </w:r>
-      </w:hyperlink>
-      <w:r>
-        <w:rPr>
-          <w:lang w:val="zh_TW" w:bidi="zh_TW"/>
-        </w:rPr>
-        <w:t>；</w:t>
-      </w:r>
-      <w:hyperlink r:id="rId21">
-        <w:r>
-          <w:rPr>
-            <w:lang w:val="zh_TW" w:bidi="zh_TW"/>
-          </w:rPr>
-          <w:rPr>
-            <w:color w:val="0000EE"/>
-            <w:u w:val="single"/>
-          </w:rPr>
-          <w:t>尼3:31</w:t>
-        </w:r>
-      </w:hyperlink>
-      <w:r>
-        <w:rPr>
-          <w:lang w:val="zh_TW" w:bidi="zh_TW"/>
-        </w:rPr>
-        <w:t>，</w:t>
-      </w:r>
-      <w:hyperlink r:id="rId22">
-        <w:r>
-          <w:rPr>
-            <w:lang w:val="zh_TW" w:bidi="zh_TW"/>
-          </w:rPr>
-          <w:rPr>
-            <w:color w:val="0000EE"/>
-            <w:u w:val="single"/>
-          </w:rPr>
-          <w:t>13:19–20</w:t>
-        </w:r>
-      </w:hyperlink>
-      <w:r>
-        <w:rPr>
-          <w:lang w:val="zh_TW" w:bidi="zh_TW"/>
-        </w:rPr>
-        <w:t>）。貨物則會存放在庫房中（</w:t>
-      </w:r>
-      <w:hyperlink r:id="rId23">
-        <w:r>
-          <w:rPr>
-            <w:lang w:val="zh_TW" w:bidi="zh_TW"/>
-          </w:rPr>
-          <w:rPr>
-            <w:color w:val="0000EE"/>
-            <w:u w:val="single"/>
-          </w:rPr>
-          <w:t>創41:49</w:t>
-        </w:r>
-      </w:hyperlink>
-      <w:r>
-        <w:rPr>
-          <w:lang w:val="zh_TW" w:bidi="zh_TW"/>
-        </w:rPr>
-        <w:t>；</w:t>
-      </w:r>
-      <w:hyperlink r:id="rId24">
-        <w:r>
-          <w:rPr>
-            <w:lang w:val="zh_TW" w:bidi="zh_TW"/>
-          </w:rPr>
-          <w:rPr>
-            <w:color w:val="0000EE"/>
-            <w:u w:val="single"/>
-          </w:rPr>
-          <w:t>王上9:19</w:t>
-        </w:r>
-      </w:hyperlink>
-      <w:r>
-        <w:rPr>
-          <w:lang w:val="zh_TW" w:bidi="zh_TW"/>
-        </w:rPr>
-        <w:t>）。雅各的眾子曾在埃及通商（</w:t>
-      </w:r>
-      <w:hyperlink r:id="rId25">
-        <w:r>
-          <w:rPr>
-            <w:lang w:val="zh_TW" w:bidi="zh_TW"/>
-          </w:rPr>
-          <w:rPr>
-            <w:color w:val="0000EE"/>
-            <w:u w:val="single"/>
-          </w:rPr>
-          <w:t>創43:11</w:t>
-        </w:r>
-      </w:hyperlink>
-      <w:r>
-        <w:rPr>
-          <w:lang w:val="zh_TW" w:bidi="zh_TW"/>
-        </w:rPr>
-        <w:t>）。所羅門作王的時代，貿易活動大大擴展（</w:t>
-      </w:r>
-      <w:hyperlink r:id="rId26">
-        <w:r>
-          <w:rPr>
-            <w:lang w:val="zh_TW" w:bidi="zh_TW"/>
-          </w:rPr>
-          <w:rPr>
-            <w:color w:val="0000EE"/>
-            <w:u w:val="single"/>
-          </w:rPr>
-          <w:t>王上9:26–27</w:t>
-        </w:r>
-      </w:hyperlink>
-      <w:r>
-        <w:rPr>
-          <w:lang w:val="zh_TW" w:bidi="zh_TW"/>
-        </w:rPr>
-        <w:t>，</w:t>
-      </w:r>
-      <w:hyperlink r:id="rId27">
-        <w:r>
-          <w:rPr>
-            <w:lang w:val="zh_TW" w:bidi="zh_TW"/>
-          </w:rPr>
-          <w:rPr>
-            <w:color w:val="0000EE"/>
-            <w:u w:val="single"/>
-          </w:rPr>
-          <w:t>10:28</w:t>
-        </w:r>
-      </w:hyperlink>
-      <w:r>
-        <w:rPr>
-          <w:lang w:val="zh_TW" w:bidi="zh_TW"/>
-        </w:rPr>
-        <w:t>）。猶大人在被擄期間，於巴比倫地參與貿易活動，並且有許多人後來沒有歸回巴勒斯坦。商人也在耶路撒冷協助尼希米重建城牆（</w:t>
-      </w:r>
-      <w:hyperlink r:id="rId28">
-        <w:r>
-          <w:rPr>
-            <w:lang w:val="zh_TW" w:bidi="zh_TW"/>
-          </w:rPr>
-          <w:rPr>
-            <w:color w:val="0000EE"/>
-            <w:u w:val="single"/>
-          </w:rPr>
-          <w:t>尼3:31–32</w:t>
+          <w:t>來1:14</w:t>
         </w:r>
       </w:hyperlink>
       <w:r>
@@ -574,6 +424,39 @@
           <w:lang w:val="zh_TW" w:bidi="zh_TW"/>
         </w:rPr>
         <w:t>）。</w:t>
+      </w:r>
+    </w:p>
+    <w:p>
+      <w:pPr/>
+      <w:r>
+        <w:rPr>
+          <w:lang w:val="zh_TW" w:bidi="zh_TW"/>
+        </w:rPr>
+      </w:r>
+      <w:r>
+        <w:rPr>
+          <w:i/>
+          <w:lang w:val="zh_TW" w:bidi="zh_TW"/>
+        </w:rPr>
+        <w:t>另見</w:t>
+      </w:r>
+      <w:r>
+        <w:rPr>
+          <w:lang w:val="zh_TW" w:bidi="zh_TW"/>
+        </w:rPr>
+        <w:t xml:space="preserve"> </w:t>
+      </w:r>
+      <w:r>
+        <w:rPr>
+          <w:lang w:val="zh_TW" w:bidi="zh_TW"/>
+        </w:rPr>
+        <w:t>戰爭</w:t>
+      </w:r>
+      <w:r>
+        <w:rPr>
+          <w:lang w:val="zh_TW" w:bidi="zh_TW"/>
+        </w:rPr>
+        <w:t>。</w:t>
       </w:r>
       <w:r>
         <w:rPr>

--- a/zht/docx/125.content.docx
+++ b/zht/docx/125.content.docx
@@ -19,7 +19,7 @@
         <w:rPr>
           <w:lang w:val="zh_TW" w:bidi="zh_TW"/>
         </w:rPr>
-        <w:t>Resource: Tyndale Open Bible Dictionary</w:t>
+        <w:t>Resource: Aquifer Open Bible Dictionary</w:t>
       </w:r>
       <w:r>
         <w:rPr>
@@ -112,7 +112,7 @@
         <w:rPr>
           <w:lang w:val="zh_TW" w:bidi="zh_TW"/>
         </w:rPr>
-        <w:t>Tyndale Open Bible Dictionary</w:t>
+        <w:t>Aquifer Open Bible Dictionary</w:t>
       </w:r>
     </w:p>
     <w:p>

--- a/zht/docx/125.content.docx
+++ b/zht/docx/125.content.docx
@@ -149,7 +149,7 @@
         <w:rPr>
           <w:lang w:val="zh_TW" w:bidi="zh_TW"/>
         </w:rPr>
-        <w:t>qun</w:t>
+        <w:t>qiang</w:t>
       </w:r>
       <w:r>
         <w:rPr>
@@ -212,7 +212,7 @@
         <w:rPr>
           <w:lang w:val="zh_TW" w:bidi="zh_TW"/>
         </w:rPr>
-        <w:t>群</w:t>
+        <w:t>強姦</w:t>
       </w:r>
       <w:r>
         <w:rPr>
@@ -231,7 +231,83 @@
         <w:rPr>
           <w:lang w:val="zh_TW" w:bidi="zh_TW"/>
         </w:rPr>
-        <w:t>羅馬軍隊的一個單位。在新約時代，一隊軍隊標準的規模是6,000人，外加約120名騎兵。</w:t>
+        <w:t>男子違背女子的意願，強迫她與自己發生性關係的行為。舊約聖經記載了兩個明確的例子：</w:t>
+      </w:r>
+    </w:p>
+    <w:p>
+      <w:pPr>
+        <w:pStyle w:val="ListNumber"/>
+        <w:numPr>
+          <w:ilvl w:val="0"/>
+          <w:numId w:val="14"/>
+        </w:numPr>
+        <w:spacing w:line="240" w:lineRule="auto"/>
+        <w:ind w:left="720"/>
+      </w:pPr>
+      <w:r>
+        <w:rPr>
+          <w:lang w:val="zh_TW" w:bidi="zh_TW"/>
+        </w:rPr>
+      </w:r>
+      <w:r>
+        <w:rPr>
+          <w:lang w:val="zh_TW" w:bidi="zh_TW"/>
+        </w:rPr>
+        <w:t>希未人哈抹的兒子示劍強姦了底拿（見</w:t>
+      </w:r>
+      <w:hyperlink r:id="rId13">
+        <w:r>
+          <w:rPr>
+            <w:lang w:val="zh_TW" w:bidi="zh_TW"/>
+          </w:rPr>
+          <w:rPr>
+            <w:color w:val="0000EE"/>
+            <w:u w:val="single"/>
+          </w:rPr>
+          <w:t>創34:2–7</w:t>
+        </w:r>
+      </w:hyperlink>
+      <w:r>
+        <w:rPr>
+          <w:lang w:val="zh_TW" w:bidi="zh_TW"/>
+        </w:rPr>
+        <w:t>）</w:t>
+      </w:r>
+    </w:p>
+    <w:p>
+      <w:pPr>
+        <w:pStyle w:val="ListNumber"/>
+        <w:spacing w:line="240" w:lineRule="auto"/>
+        <w:ind w:left="720"/>
+      </w:pPr>
+      <w:r>
+        <w:rPr>
+          <w:lang w:val="zh_TW" w:bidi="zh_TW"/>
+        </w:rPr>
+      </w:r>
+      <w:r>
+        <w:rPr>
+          <w:lang w:val="zh_TW" w:bidi="zh_TW"/>
+        </w:rPr>
+        <w:t>大衛王的兒子暗嫩強姦了他的妹妹她瑪 （</w:t>
+      </w:r>
+      <w:hyperlink r:id="rId14">
+        <w:r>
+          <w:rPr>
+            <w:lang w:val="zh_TW" w:bidi="zh_TW"/>
+          </w:rPr>
+          <w:rPr>
+            <w:color w:val="0000EE"/>
+            <w:u w:val="single"/>
+          </w:rPr>
+          <w:t>撒下13:14</w:t>
+        </w:r>
+      </w:hyperlink>
+      <w:r>
+        <w:rPr>
+          <w:lang w:val="zh_TW" w:bidi="zh_TW"/>
+        </w:rPr>
+        <w:t>）</w:t>
       </w:r>
     </w:p>
     <w:p>
@@ -245,185 +321,7 @@
         <w:rPr>
           <w:lang w:val="zh_TW" w:bidi="zh_TW"/>
         </w:rPr>
-        <w:t>因為它代表了一大群人，「群」這個詞被象徵性地用來表示一個不確定的大數量；這種用法在新約中出現了四次。在關於格拉森被鬼附的人這個故事中，耶穌問那人：「你的名字是什麼？」那人回答：「</w:t>
-      </w:r>
-      <w:r>
-        <w:rPr>
-          <w:lang w:val="zh_TW" w:bidi="zh_TW"/>
-        </w:rPr>
-        <w:t>我名叫『群』，因為我們多的緣故</w:t>
-      </w:r>
-      <w:r>
-        <w:rPr>
-          <w:lang w:val="zh_TW" w:bidi="zh_TW"/>
-        </w:rPr>
-        <w:t>」（</w:t>
-      </w:r>
-      <w:hyperlink r:id="rId13">
-        <w:r>
-          <w:rPr>
-            <w:lang w:val="zh_TW" w:bidi="zh_TW"/>
-          </w:rPr>
-          <w:rPr>
-            <w:color w:val="0000EE"/>
-            <w:u w:val="single"/>
-          </w:rPr>
-          <w:t>可5:9、15</w:t>
-        </w:r>
-      </w:hyperlink>
-      <w:r>
-        <w:rPr>
-          <w:lang w:val="zh_TW" w:bidi="zh_TW"/>
-        </w:rPr>
-        <w:t>；</w:t>
-      </w:r>
-      <w:hyperlink r:id="rId14">
-        <w:r>
-          <w:rPr>
-            <w:lang w:val="zh_TW" w:bidi="zh_TW"/>
-          </w:rPr>
-          <w:rPr>
-            <w:color w:val="0000EE"/>
-            <w:u w:val="single"/>
-          </w:rPr>
-          <w:t>路8:30</w:t>
-        </w:r>
-      </w:hyperlink>
-      <w:r>
-        <w:rPr>
-          <w:lang w:val="zh_TW" w:bidi="zh_TW"/>
-        </w:rPr>
-        <w:t>；參：</w:t>
-      </w:r>
-      <w:hyperlink r:id="rId15">
-        <w:r>
-          <w:rPr>
-            <w:lang w:val="zh_TW" w:bidi="zh_TW"/>
-          </w:rPr>
-          <w:rPr>
-            <w:color w:val="0000EE"/>
-            <w:u w:val="single"/>
-          </w:rPr>
-          <w:t>太12:45</w:t>
-        </w:r>
-      </w:hyperlink>
-      <w:r>
-        <w:rPr>
-          <w:lang w:val="zh_TW" w:bidi="zh_TW"/>
-        </w:rPr>
-        <w:t>；</w:t>
-      </w:r>
-      <w:hyperlink r:id="rId16">
-        <w:r>
-          <w:rPr>
-            <w:lang w:val="zh_TW" w:bidi="zh_TW"/>
-          </w:rPr>
-          <w:rPr>
-            <w:color w:val="0000EE"/>
-            <w:u w:val="single"/>
-          </w:rPr>
-          <w:t>路8:2</w:t>
-        </w:r>
-      </w:hyperlink>
-      <w:r>
-        <w:rPr>
-          <w:lang w:val="zh_TW" w:bidi="zh_TW"/>
-        </w:rPr>
-        <w:t>，這些經文提到多個鬼附在一個人身上）。</w:t>
-      </w:r>
-    </w:p>
-    <w:p>
-      <w:pPr/>
-      <w:r>
-        <w:rPr>
-          <w:lang w:val="zh_TW" w:bidi="zh_TW"/>
-        </w:rPr>
-      </w:r>
-      <w:r>
-        <w:rPr>
-          <w:lang w:val="zh_TW" w:bidi="zh_TW"/>
-        </w:rPr>
-        <w:t>這個詞的另一個用法是在</w:t>
-      </w:r>
-      <w:hyperlink r:id="rId17">
-        <w:r>
-          <w:rPr>
-            <w:lang w:val="zh_TW" w:bidi="zh_TW"/>
-          </w:rPr>
-          <w:rPr>
-            <w:color w:val="0000EE"/>
-            <w:u w:val="single"/>
-          </w:rPr>
-          <w:t>馬太福音二十六章53節</w:t>
-        </w:r>
-      </w:hyperlink>
-      <w:r>
-        <w:rPr>
-          <w:lang w:val="zh_TW" w:bidi="zh_TW"/>
-        </w:rPr>
-        <w:t>，當時耶穌被捕，他的一個同伴拔出劍來保護祂。耶穌禁止他，說：「</w:t>
-      </w:r>
-      <w:r>
-        <w:rPr>
-          <w:lang w:val="zh_TW" w:bidi="zh_TW"/>
-        </w:rPr>
-        <w:t>你想，我不能求我父現在為我差遣十二營多天使來嗎？</w:t>
-      </w:r>
-      <w:r>
-        <w:rPr>
-          <w:lang w:val="zh_TW" w:bidi="zh_TW"/>
-        </w:rPr>
-        <w:t>」。因此，他提到了可以召喚來幫助他的天使數量是多龐大。</w:t>
-      </w:r>
-    </w:p>
-    <w:p>
-      <w:pPr/>
-      <w:r>
-        <w:rPr>
-          <w:lang w:val="zh_TW" w:bidi="zh_TW"/>
-        </w:rPr>
-      </w:r>
-      <w:r>
-        <w:rPr>
-          <w:lang w:val="zh_TW" w:bidi="zh_TW"/>
-        </w:rPr>
-        <w:t>「群」這個詞在新約中從未以其軍事意義出現，而是指反對人類屬靈的邪惡勢力（參：</w:t>
-      </w:r>
-      <w:hyperlink r:id="rId18">
-        <w:r>
-          <w:rPr>
-            <w:lang w:val="zh_TW" w:bidi="zh_TW"/>
-          </w:rPr>
-          <w:rPr>
-            <w:color w:val="0000EE"/>
-            <w:u w:val="single"/>
-          </w:rPr>
-          <w:t>弗 6:12</w:t>
-        </w:r>
-      </w:hyperlink>
-      <w:r>
-        <w:rPr>
-          <w:lang w:val="zh_TW" w:bidi="zh_TW"/>
-        </w:rPr>
-        <w:t>）或可以召喚來幫助他們屬靈的力量（參：</w:t>
-      </w:r>
-      <w:hyperlink r:id="rId19">
-        <w:r>
-          <w:rPr>
-            <w:lang w:val="zh_TW" w:bidi="zh_TW"/>
-          </w:rPr>
-          <w:rPr>
-            <w:color w:val="0000EE"/>
-            <w:u w:val="single"/>
-          </w:rPr>
-          <w:t>來1:14</w:t>
-        </w:r>
-      </w:hyperlink>
-      <w:r>
-        <w:rPr>
-          <w:lang w:val="zh_TW" w:bidi="zh_TW"/>
-        </w:rPr>
-        <w:t>）。</w:t>
+        <w:t>在這兩個事件中，受害女子的兄弟都為姊妹遭受強姦而報復。</w:t>
       </w:r>
     </w:p>
     <w:p>
@@ -450,7 +348,19 @@
         <w:rPr>
           <w:lang w:val="zh_TW" w:bidi="zh_TW"/>
         </w:rPr>
-        <w:t>戰爭</w:t>
+        <w:t>底拿</w:t>
+      </w:r>
+      <w:r>
+        <w:rPr>
+          <w:lang w:val="zh_TW" w:bidi="zh_TW"/>
+        </w:rPr>
+        <w:t>；</w:t>
+      </w:r>
+      <w:r>
+        <w:rPr>
+          <w:lang w:val="zh_TW" w:bidi="zh_TW"/>
+        </w:rPr>
+        <w:t>她瑪（人物）#2</w:t>
       </w:r>
       <w:r>
         <w:rPr>
@@ -2358,6 +2268,12 @@
   </w:num>
   <w:num w:numId="13" w16cid:durableId="592781308">
     <w:abstractNumId w:val="11"/>
+  </w:num>
+  <w:num w:numId="14">
+    <w:abstractNumId w:val="3"/>
+    <w:lvlOverride w:ilvl="0">
+      <w:startOverride w:val="1"/>
+    </w:lvlOverride>
   </w:num>
   <w:numIdMacAtCleanup w:val="10"/>
 </w:numbering>

--- a/zht/docx/125.content.docx
+++ b/zht/docx/125.content.docx
@@ -149,7 +149,7 @@
         <w:rPr>
           <w:lang w:val="zh_TW" w:bidi="zh_TW"/>
         </w:rPr>
-        <w:t>qiang</w:t>
+        <w:t>pu</w:t>
       </w:r>
       <w:r>
         <w:rPr>
@@ -212,7 +212,7 @@
         <w:rPr>
           <w:lang w:val="zh_TW" w:bidi="zh_TW"/>
         </w:rPr>
-        <w:t>強姦</w:t>
+        <w:t>葡萄樹與葡萄園</w:t>
       </w:r>
       <w:r>
         <w:rPr>
@@ -231,7 +231,740 @@
         <w:rPr>
           <w:lang w:val="zh_TW" w:bidi="zh_TW"/>
         </w:rPr>
-        <w:t>男子違背女子的意願，強迫她與自己發生性關係的行為。舊約聖經記載了兩個明確的例子：</w:t>
+        <w:t>葡萄藤或葡萄樹可產出葡萄、葡萄乾和葡萄酒。葡萄園是種植葡萄樹的園子。</w:t>
+      </w:r>
+    </w:p>
+    <w:p>
+      <w:pPr/>
+      <w:r>
+        <w:rPr>
+          <w:lang w:val="zh_TW" w:bidi="zh_TW"/>
+        </w:rPr>
+      </w:r>
+      <w:r>
+        <w:rPr>
+          <w:lang w:val="zh_TW" w:bidi="zh_TW"/>
+        </w:rPr>
+        <w:t>聖經提到的葡萄樹，既有字面上的意義，也有比喻的意義。葡萄樹可能起源於亞拉臘地區（</w:t>
+      </w:r>
+      <w:hyperlink r:id="rId13">
+        <w:r>
+          <w:rPr>
+            <w:lang w:val="zh_TW" w:bidi="zh_TW"/>
+          </w:rPr>
+          <w:rPr>
+            <w:color w:val="0000EE"/>
+            <w:u w:val="single"/>
+          </w:rPr>
+          <w:t>創9:20</w:t>
+        </w:r>
+      </w:hyperlink>
+      <w:r>
+        <w:rPr>
+          <w:lang w:val="zh_TW" w:bidi="zh_TW"/>
+        </w:rPr>
+        <w:t>）。古埃及人也有種植葡萄樹，墓葬壁畫亦有描繪酒的製作過程。迦南人曾以酒迎接亞伯拉罕（</w:t>
+      </w:r>
+      <w:hyperlink r:id="rId14">
+        <w:r>
+          <w:rPr>
+            <w:lang w:val="zh_TW" w:bidi="zh_TW"/>
+          </w:rPr>
+          <w:rPr>
+            <w:color w:val="0000EE"/>
+            <w:u w:val="single"/>
+          </w:rPr>
+          <w:t>創14:18</w:t>
+        </w:r>
+      </w:hyperlink>
+      <w:r>
+        <w:rPr>
+          <w:lang w:val="zh_TW" w:bidi="zh_TW"/>
+        </w:rPr>
+        <w:t>）。摩西曾描述應許之地的葡萄園（</w:t>
+      </w:r>
+      <w:hyperlink r:id="rId15">
+        <w:r>
+          <w:rPr>
+            <w:lang w:val="zh_TW" w:bidi="zh_TW"/>
+          </w:rPr>
+          <w:rPr>
+            <w:color w:val="0000EE"/>
+            <w:u w:val="single"/>
+          </w:rPr>
+          <w:t>申6:11</w:t>
+        </w:r>
+      </w:hyperlink>
+      <w:r>
+        <w:rPr>
+          <w:lang w:val="zh_TW" w:bidi="zh_TW"/>
+        </w:rPr>
+        <w:t>）。</w:t>
+      </w:r>
+    </w:p>
+    <w:p>
+      <w:pPr>
+        <w:pStyle w:val="Heading3"/>
+      </w:pPr>
+      <w:r>
+        <w:rPr>
+          <w:lang w:val="zh_TW" w:bidi="zh_TW"/>
+        </w:rPr>
+        <w:t>為什麼葡萄藤在聖經時代如此重要？</w:t>
+      </w:r>
+    </w:p>
+    <w:p>
+      <w:pPr/>
+      <w:r>
+        <w:rPr>
+          <w:lang w:val="zh_TW" w:bidi="zh_TW"/>
+        </w:rPr>
+      </w:r>
+      <w:r>
+        <w:rPr>
+          <w:lang w:val="zh_TW" w:bidi="zh_TW"/>
+        </w:rPr>
+        <w:t>優質的葡萄來自山谷和平原，為希伯來人提供水果和酒，豐富他們清淡的飲食（</w:t>
+      </w:r>
+      <w:hyperlink r:id="rId16">
+        <w:r>
+          <w:rPr>
+            <w:lang w:val="zh_TW" w:bidi="zh_TW"/>
+          </w:rPr>
+          <w:rPr>
+            <w:color w:val="0000EE"/>
+            <w:u w:val="single"/>
+          </w:rPr>
+          <w:t>民13:20、24</w:t>
+        </w:r>
+      </w:hyperlink>
+      <w:r>
+        <w:rPr>
+          <w:lang w:val="zh_TW" w:bidi="zh_TW"/>
+        </w:rPr>
+        <w:t>；</w:t>
+      </w:r>
+      <w:hyperlink r:id="rId17">
+        <w:r>
+          <w:rPr>
+            <w:lang w:val="zh_TW" w:bidi="zh_TW"/>
+          </w:rPr>
+          <w:rPr>
+            <w:color w:val="0000EE"/>
+            <w:u w:val="single"/>
+          </w:rPr>
+          <w:t>士14:5</w:t>
+        </w:r>
+      </w:hyperlink>
+      <w:r>
+        <w:rPr>
+          <w:lang w:val="zh_TW" w:bidi="zh_TW"/>
+        </w:rPr>
+        <w:t>，</w:t>
+      </w:r>
+      <w:hyperlink r:id="rId18">
+        <w:r>
+          <w:rPr>
+            <w:lang w:val="zh_TW" w:bidi="zh_TW"/>
+          </w:rPr>
+          <w:rPr>
+            <w:color w:val="0000EE"/>
+            <w:u w:val="single"/>
+          </w:rPr>
+          <w:t>15:5</w:t>
+        </w:r>
+      </w:hyperlink>
+      <w:r>
+        <w:rPr>
+          <w:lang w:val="zh_TW" w:bidi="zh_TW"/>
+        </w:rPr>
+        <w:t>）。酒是他們文化的重要一環，買賣相當流行，而在以色列最後幾位國王執政期間，酒的貿易非常活躍（參</w:t>
+      </w:r>
+      <w:hyperlink r:id="rId19">
+        <w:r>
+          <w:rPr>
+            <w:lang w:val="zh_TW" w:bidi="zh_TW"/>
+          </w:rPr>
+          <w:rPr>
+            <w:color w:val="0000EE"/>
+            <w:u w:val="single"/>
+          </w:rPr>
+          <w:t>結27:18</w:t>
+        </w:r>
+      </w:hyperlink>
+      <w:r>
+        <w:rPr>
+          <w:lang w:val="zh_TW" w:bidi="zh_TW"/>
+        </w:rPr>
+        <w:t>）。到希臘人和羅馬人統治時，這種貿易仍然流行。對於希伯來人來說，理想生活的景象是安靜地待在一處，耕種自己的土地，坐在自己的葡萄樹下（</w:t>
+      </w:r>
+      <w:hyperlink r:id="rId20">
+        <w:r>
+          <w:rPr>
+            <w:lang w:val="zh_TW" w:bidi="zh_TW"/>
+          </w:rPr>
+          <w:rPr>
+            <w:color w:val="0000EE"/>
+            <w:u w:val="single"/>
+          </w:rPr>
+          <w:t>王上4:25</w:t>
+        </w:r>
+      </w:hyperlink>
+      <w:r>
+        <w:rPr>
+          <w:lang w:val="zh_TW" w:bidi="zh_TW"/>
+        </w:rPr>
+        <w:t>）。</w:t>
+      </w:r>
+    </w:p>
+    <w:p>
+      <w:pPr>
+        <w:pStyle w:val="Heading3"/>
+      </w:pPr>
+      <w:r>
+        <w:rPr>
+          <w:lang w:val="zh_TW" w:bidi="zh_TW"/>
+        </w:rPr>
+        <w:t>葡萄的種植與收成</w:t>
+      </w:r>
+    </w:p>
+    <w:p>
+      <w:pPr/>
+      <w:r>
+        <w:rPr>
+          <w:lang w:val="zh_TW" w:bidi="zh_TW"/>
+        </w:rPr>
+      </w:r>
+      <w:r>
+        <w:rPr>
+          <w:lang w:val="zh_TW" w:bidi="zh_TW"/>
+        </w:rPr>
+        <w:t>典型的葡萄園周圍有保護園子的籬笆或圍欄。在收成的季節，守衛會待在瞭望塔看守，防止小偷偷竊農作物（</w:t>
+      </w:r>
+      <w:hyperlink r:id="rId21">
+        <w:r>
+          <w:rPr>
+            <w:lang w:val="zh_TW" w:bidi="zh_TW"/>
+          </w:rPr>
+          <w:rPr>
+            <w:color w:val="0000EE"/>
+            <w:u w:val="single"/>
+          </w:rPr>
+          <w:t>伯24:18</w:t>
+        </w:r>
+      </w:hyperlink>
+      <w:r>
+        <w:rPr>
+          <w:lang w:val="zh_TW" w:bidi="zh_TW"/>
+        </w:rPr>
+        <w:t>；</w:t>
+      </w:r>
+      <w:hyperlink r:id="rId22">
+        <w:r>
+          <w:rPr>
+            <w:lang w:val="zh_TW" w:bidi="zh_TW"/>
+          </w:rPr>
+          <w:rPr>
+            <w:color w:val="0000EE"/>
+            <w:u w:val="single"/>
+          </w:rPr>
+          <w:t>賽1:8</w:t>
+        </w:r>
+      </w:hyperlink>
+      <w:r>
+        <w:rPr>
+          <w:lang w:val="zh_TW" w:bidi="zh_TW"/>
+        </w:rPr>
+        <w:t>；</w:t>
+      </w:r>
+      <w:hyperlink r:id="rId23">
+        <w:r>
+          <w:rPr>
+            <w:lang w:val="zh_TW" w:bidi="zh_TW"/>
+          </w:rPr>
+          <w:rPr>
+            <w:color w:val="0000EE"/>
+            <w:u w:val="single"/>
+          </w:rPr>
+          <w:t>可12:1</w:t>
+        </w:r>
+      </w:hyperlink>
+      <w:r>
+        <w:rPr>
+          <w:lang w:val="zh_TW" w:bidi="zh_TW"/>
+        </w:rPr>
+        <w:t>）。葡萄藤則一行行種植在封閉的區域裡，隨著植物生長，葡萄藤沿著支架，以將結果的枝條從地面上抬起來（</w:t>
+      </w:r>
+      <w:hyperlink r:id="rId24">
+        <w:r>
+          <w:rPr>
+            <w:lang w:val="zh_TW" w:bidi="zh_TW"/>
+          </w:rPr>
+          <w:rPr>
+            <w:color w:val="0000EE"/>
+            <w:u w:val="single"/>
+          </w:rPr>
+          <w:t>結17:6</w:t>
+        </w:r>
+      </w:hyperlink>
+      <w:r>
+        <w:rPr>
+          <w:lang w:val="zh_TW" w:bidi="zh_TW"/>
+        </w:rPr>
+        <w:t>）。葡萄園工人修剪並照料葡萄藤（</w:t>
+      </w:r>
+      <w:hyperlink r:id="rId25">
+        <w:r>
+          <w:rPr>
+            <w:lang w:val="zh_TW" w:bidi="zh_TW"/>
+          </w:rPr>
+          <w:rPr>
+            <w:color w:val="0000EE"/>
+            <w:u w:val="single"/>
+          </w:rPr>
+          <w:t>利25:3</w:t>
+        </w:r>
+      </w:hyperlink>
+      <w:r>
+        <w:rPr>
+          <w:lang w:val="zh_TW" w:bidi="zh_TW"/>
+        </w:rPr>
+        <w:t>；</w:t>
+      </w:r>
+      <w:hyperlink r:id="rId26">
+        <w:r>
+          <w:rPr>
+            <w:lang w:val="zh_TW" w:bidi="zh_TW"/>
+          </w:rPr>
+          <w:rPr>
+            <w:color w:val="0000EE"/>
+            <w:u w:val="single"/>
+          </w:rPr>
+          <w:t>賽61:5</w:t>
+        </w:r>
+      </w:hyperlink>
+      <w:r>
+        <w:rPr>
+          <w:lang w:val="zh_TW" w:bidi="zh_TW"/>
+        </w:rPr>
+        <w:t>；</w:t>
+      </w:r>
+      <w:hyperlink r:id="rId27">
+        <w:r>
+          <w:rPr>
+            <w:lang w:val="zh_TW" w:bidi="zh_TW"/>
+          </w:rPr>
+          <w:rPr>
+            <w:color w:val="0000EE"/>
+            <w:u w:val="single"/>
+          </w:rPr>
+          <w:t>珥3:10</w:t>
+        </w:r>
+      </w:hyperlink>
+      <w:r>
+        <w:rPr>
+          <w:lang w:val="zh_TW" w:bidi="zh_TW"/>
+        </w:rPr>
+        <w:t>；</w:t>
+      </w:r>
+      <w:hyperlink r:id="rId28">
+        <w:r>
+          <w:rPr>
+            <w:lang w:val="zh_TW" w:bidi="zh_TW"/>
+          </w:rPr>
+          <w:rPr>
+            <w:color w:val="0000EE"/>
+            <w:u w:val="single"/>
+          </w:rPr>
+          <w:t>約15:2</w:t>
+        </w:r>
+      </w:hyperlink>
+      <w:r>
+        <w:rPr>
+          <w:lang w:val="zh_TW" w:bidi="zh_TW"/>
+        </w:rPr>
+        <w:t>），又採摘成熟的果實並送往榨酒池（</w:t>
+      </w:r>
+      <w:hyperlink r:id="rId29">
+        <w:r>
+          <w:rPr>
+            <w:lang w:val="zh_TW" w:bidi="zh_TW"/>
+          </w:rPr>
+          <w:rPr>
+            <w:color w:val="0000EE"/>
+            <w:u w:val="single"/>
+          </w:rPr>
+          <w:t>何9:2</w:t>
+        </w:r>
+      </w:hyperlink>
+      <w:r>
+        <w:rPr>
+          <w:lang w:val="zh_TW" w:bidi="zh_TW"/>
+        </w:rPr>
+        <w:t>）。踹葡萄是一個慶祝的場合（</w:t>
+      </w:r>
+      <w:hyperlink r:id="rId30">
+        <w:r>
+          <w:rPr>
+            <w:lang w:val="zh_TW" w:bidi="zh_TW"/>
+          </w:rPr>
+          <w:rPr>
+            <w:color w:val="0000EE"/>
+            <w:u w:val="single"/>
+          </w:rPr>
+          <w:t>賽16:10</w:t>
+        </w:r>
+      </w:hyperlink>
+      <w:r>
+        <w:rPr>
+          <w:lang w:val="zh_TW" w:bidi="zh_TW"/>
+        </w:rPr>
+        <w:t>；</w:t>
+      </w:r>
+      <w:hyperlink r:id="rId31">
+        <w:r>
+          <w:rPr>
+            <w:lang w:val="zh_TW" w:bidi="zh_TW"/>
+          </w:rPr>
+          <w:rPr>
+            <w:color w:val="0000EE"/>
+            <w:u w:val="single"/>
+          </w:rPr>
+          <w:t>耶25:30</w:t>
+        </w:r>
+      </w:hyperlink>
+      <w:r>
+        <w:rPr>
+          <w:lang w:val="zh_TW" w:bidi="zh_TW"/>
+        </w:rPr>
+        <w:t>）。發酵的汁液會收集在新的羊皮袋和大型陶罐中（</w:t>
+      </w:r>
+      <w:hyperlink r:id="rId32">
+        <w:r>
+          <w:rPr>
+            <w:lang w:val="zh_TW" w:bidi="zh_TW"/>
+          </w:rPr>
+          <w:rPr>
+            <w:color w:val="0000EE"/>
+            <w:u w:val="single"/>
+          </w:rPr>
+          <w:t>太9:17</w:t>
+        </w:r>
+      </w:hyperlink>
+      <w:r>
+        <w:rPr>
+          <w:lang w:val="zh_TW" w:bidi="zh_TW"/>
+        </w:rPr>
+        <w:t>）。</w:t>
+      </w:r>
+    </w:p>
+    <w:p>
+      <w:pPr>
+        <w:pStyle w:val="Heading3"/>
+      </w:pPr>
+      <w:r>
+        <w:rPr>
+          <w:lang w:val="zh_TW" w:bidi="zh_TW"/>
+        </w:rPr>
+        <w:t>葡萄園在日常生活中的角色</w:t>
+      </w:r>
+    </w:p>
+    <w:p>
+      <w:pPr/>
+      <w:r>
+        <w:rPr>
+          <w:lang w:val="zh_TW" w:bidi="zh_TW"/>
+        </w:rPr>
+      </w:r>
+      <w:r>
+        <w:rPr>
+          <w:lang w:val="zh_TW" w:bidi="zh_TW"/>
+        </w:rPr>
+        <w:t>收成葡萄的工人可以免除兵役，這點顯示葡萄對以色列經濟的重要性。稅務和債務通常以酒而非金錢支付。法律規定，窮人可以在葡萄園中，拾取遺留園中沒有被收成的葡萄，就像在麥田中拾取遺留的穀物一樣（</w:t>
+      </w:r>
+      <w:hyperlink r:id="rId33">
+        <w:r>
+          <w:rPr>
+            <w:lang w:val="zh_TW" w:bidi="zh_TW"/>
+          </w:rPr>
+          <w:rPr>
+            <w:color w:val="0000EE"/>
+            <w:u w:val="single"/>
+          </w:rPr>
+          <w:t>利19:9–10</w:t>
+        </w:r>
+      </w:hyperlink>
+      <w:r>
+        <w:rPr>
+          <w:lang w:val="zh_TW" w:bidi="zh_TW"/>
+        </w:rPr>
+        <w:t>）。不結果的葡萄藤被用來製作木炭（</w:t>
+      </w:r>
+      <w:hyperlink r:id="rId34">
+        <w:r>
+          <w:rPr>
+            <w:lang w:val="zh_TW" w:bidi="zh_TW"/>
+          </w:rPr>
+          <w:rPr>
+            <w:color w:val="0000EE"/>
+            <w:u w:val="single"/>
+          </w:rPr>
+          <w:t>結15:4</w:t>
+        </w:r>
+      </w:hyperlink>
+      <w:r>
+        <w:rPr>
+          <w:lang w:val="zh_TW" w:bidi="zh_TW"/>
+        </w:rPr>
+        <w:t>；</w:t>
+      </w:r>
+      <w:hyperlink r:id="rId35">
+        <w:r>
+          <w:rPr>
+            <w:lang w:val="zh_TW" w:bidi="zh_TW"/>
+          </w:rPr>
+          <w:rPr>
+            <w:color w:val="0000EE"/>
+            <w:u w:val="single"/>
+          </w:rPr>
+          <w:t>約15:6</w:t>
+        </w:r>
+      </w:hyperlink>
+      <w:r>
+        <w:rPr>
+          <w:lang w:val="zh_TW" w:bidi="zh_TW"/>
+        </w:rPr>
+        <w:t>）。</w:t>
+      </w:r>
+    </w:p>
+    <w:p>
+      <w:pPr>
+        <w:pStyle w:val="Heading3"/>
+      </w:pPr>
+      <w:r>
+        <w:rPr>
+          <w:lang w:val="zh_TW" w:bidi="zh_TW"/>
+        </w:rPr>
+        <w:t>耶穌關於葡萄樹與酒的教導</w:t>
+      </w:r>
+    </w:p>
+    <w:p>
+      <w:pPr/>
+      <w:r>
+        <w:rPr>
+          <w:lang w:val="zh_TW" w:bidi="zh_TW"/>
+        </w:rPr>
+      </w:r>
+      <w:r>
+        <w:rPr>
+          <w:lang w:val="zh_TW" w:bidi="zh_TW"/>
+        </w:rPr>
+        <w:t>耶穌經常使用葡萄園作為所講比喻的背景（</w:t>
+      </w:r>
+      <w:hyperlink r:id="rId36">
+        <w:r>
+          <w:rPr>
+            <w:lang w:val="zh_TW" w:bidi="zh_TW"/>
+          </w:rPr>
+          <w:rPr>
+            <w:color w:val="0000EE"/>
+            <w:u w:val="single"/>
+          </w:rPr>
+          <w:t>太20:1–16</w:t>
+        </w:r>
+      </w:hyperlink>
+      <w:r>
+        <w:rPr>
+          <w:lang w:val="zh_TW" w:bidi="zh_TW"/>
+        </w:rPr>
+        <w:t>，</w:t>
+      </w:r>
+      <w:hyperlink r:id="rId37">
+        <w:r>
+          <w:rPr>
+            <w:lang w:val="zh_TW" w:bidi="zh_TW"/>
+          </w:rPr>
+          <w:rPr>
+            <w:color w:val="0000EE"/>
+            <w:u w:val="single"/>
+          </w:rPr>
+          <w:t>21:28–43</w:t>
+        </w:r>
+      </w:hyperlink>
+      <w:r>
+        <w:rPr>
+          <w:lang w:val="zh_TW" w:bidi="zh_TW"/>
+        </w:rPr>
+        <w:t>；</w:t>
+      </w:r>
+      <w:hyperlink r:id="rId38">
+        <w:r>
+          <w:rPr>
+            <w:lang w:val="zh_TW" w:bidi="zh_TW"/>
+          </w:rPr>
+          <w:rPr>
+            <w:color w:val="0000EE"/>
+            <w:u w:val="single"/>
+          </w:rPr>
+          <w:t>可12:1–11</w:t>
+        </w:r>
+      </w:hyperlink>
+      <w:r>
+        <w:rPr>
+          <w:lang w:val="zh_TW" w:bidi="zh_TW"/>
+        </w:rPr>
+        <w:t>；</w:t>
+      </w:r>
+      <w:hyperlink r:id="rId39">
+        <w:r>
+          <w:rPr>
+            <w:lang w:val="zh_TW" w:bidi="zh_TW"/>
+          </w:rPr>
+          <w:rPr>
+            <w:color w:val="0000EE"/>
+            <w:u w:val="single"/>
+          </w:rPr>
+          <w:t>路13:6–9</w:t>
+        </w:r>
+      </w:hyperlink>
+      <w:r>
+        <w:rPr>
+          <w:lang w:val="zh_TW" w:bidi="zh_TW"/>
+        </w:rPr>
+        <w:t>，</w:t>
+      </w:r>
+      <w:hyperlink r:id="rId40">
+        <w:r>
+          <w:rPr>
+            <w:lang w:val="zh_TW" w:bidi="zh_TW"/>
+          </w:rPr>
+          <w:rPr>
+            <w:color w:val="0000EE"/>
+            <w:u w:val="single"/>
+          </w:rPr>
+          <w:t>20:9–18</w:t>
+        </w:r>
+      </w:hyperlink>
+      <w:r>
+        <w:rPr>
+          <w:lang w:val="zh_TW" w:bidi="zh_TW"/>
+        </w:rPr>
+        <w:t>）。當時的人普遍都知道和理解釀酒的方法。耶穌將新酒放入舊皮袋的故事，對新約聖經的聽眾來說，很容易明白（</w:t>
+      </w:r>
+      <w:hyperlink r:id="rId32">
+        <w:r>
+          <w:rPr>
+            <w:lang w:val="zh_TW" w:bidi="zh_TW"/>
+          </w:rPr>
+          <w:rPr>
+            <w:color w:val="0000EE"/>
+            <w:u w:val="single"/>
+          </w:rPr>
+          <w:t>太9:17</w:t>
+        </w:r>
+      </w:hyperlink>
+      <w:r>
+        <w:rPr>
+          <w:lang w:val="zh_TW" w:bidi="zh_TW"/>
+        </w:rPr>
+        <w:t>）。在象徵意義上，基督將自己描述為真正的葡萄樹，祂的血成為象徵聖餐的聖禮之酒（</w:t>
+      </w:r>
+      <w:hyperlink r:id="rId41">
+        <w:r>
+          <w:rPr>
+            <w:lang w:val="zh_TW" w:bidi="zh_TW"/>
+          </w:rPr>
+          <w:rPr>
+            <w:color w:val="0000EE"/>
+            <w:u w:val="single"/>
+          </w:rPr>
+          <w:t>約15:1–11</w:t>
+        </w:r>
+      </w:hyperlink>
+      <w:r>
+        <w:rPr>
+          <w:lang w:val="zh_TW" w:bidi="zh_TW"/>
+        </w:rPr>
+        <w:t>）。</w:t>
+      </w:r>
+    </w:p>
+    <w:p>
+      <w:pPr/>
+      <w:r>
+        <w:rPr>
+          <w:lang w:val="zh_TW" w:bidi="zh_TW"/>
+        </w:rPr>
+      </w:r>
+      <w:r>
+        <w:rPr>
+          <w:i/>
+          <w:lang w:val="zh_TW" w:bidi="zh_TW"/>
+        </w:rPr>
+        <w:t>另見</w:t>
+      </w:r>
+      <w:r>
+        <w:rPr>
+          <w:lang w:val="zh_TW" w:bidi="zh_TW"/>
+        </w:rPr>
+        <w:t xml:space="preserve"> </w:t>
+      </w:r>
+      <w:r>
+        <w:rPr>
+          <w:lang w:val="zh_TW" w:bidi="zh_TW"/>
+        </w:rPr>
+        <w:t>農業</w:t>
+      </w:r>
+      <w:r>
+        <w:rPr>
+          <w:lang w:val="zh_TW" w:bidi="zh_TW"/>
+        </w:rPr>
+        <w:t>、</w:t>
+      </w:r>
+      <w:r>
+        <w:rPr>
+          <w:lang w:val="zh_TW" w:bidi="zh_TW"/>
+        </w:rPr>
+        <w:t>植物（藤本植物）</w:t>
+      </w:r>
+      <w:r>
+        <w:rPr>
+          <w:lang w:val="zh_TW" w:bidi="zh_TW"/>
+        </w:rPr>
+        <w:t>。</w:t>
+      </w:r>
+      <w:r>
+        <w:rPr>
+          <w:lang w:val="zh_TW" w:bidi="zh_TW"/>
+        </w:rPr>
+      </w:r>
+      <w:r>
+        <w:rPr>
+          <w:lang w:val="zh_TW" w:bidi="zh_TW"/>
+        </w:rPr>
+      </w:r>
+    </w:p>
+    <w:p>
+      <w:pPr/>
+      <w:r>
+        <w:rPr>
+          <w:lang w:val="zh_TW" w:bidi="zh_TW"/>
+        </w:rPr>
+      </w:r>
+    </w:p>
+    <w:p>
+      <w:pPr>
+        <w:pStyle w:val="Heading2"/>
+      </w:pPr>
+      <w:r>
+        <w:rPr>
+          <w:lang w:val="zh_TW" w:bidi="zh_TW"/>
+        </w:rPr>
+        <w:t>蒲式耳</w:t>
+      </w:r>
+      <w:r>
+        <w:rPr>
+          <w:lang w:val="zh_TW" w:bidi="zh_TW"/>
+        </w:rPr>
       </w:r>
     </w:p>
     <w:p>
@@ -253,25 +986,86 @@
         <w:rPr>
           <w:lang w:val="zh_TW" w:bidi="zh_TW"/>
         </w:rPr>
-        <w:t>希未人哈抹的兒子示劍強姦了底拿（見</w:t>
-      </w:r>
-      <w:hyperlink r:id="rId13">
-        <w:r>
-          <w:rPr>
-            <w:lang w:val="zh_TW" w:bidi="zh_TW"/>
-          </w:rPr>
-          <w:rPr>
-            <w:color w:val="0000EE"/>
-            <w:u w:val="single"/>
-          </w:rPr>
-          <w:t>創34:2–7</w:t>
-        </w:r>
-      </w:hyperlink>
-      <w:r>
-        <w:rPr>
-          <w:lang w:val="zh_TW" w:bidi="zh_TW"/>
-        </w:rPr>
-        <w:t>）</w:t>
+        <w:t>一個小容器（「籃子」），可以用來罩住燈（</w:t>
+      </w:r>
+      <w:hyperlink r:id="rId42">
+        <w:r>
+          <w:rPr>
+            <w:lang w:val="zh_TW" w:bidi="zh_TW"/>
+          </w:rPr>
+          <w:rPr>
+            <w:color w:val="0000EE"/>
+            <w:u w:val="single"/>
+          </w:rPr>
+          <w:t>太5:15</w:t>
+        </w:r>
+      </w:hyperlink>
+      <w:r>
+        <w:rPr>
+          <w:lang w:val="zh_TW" w:bidi="zh_TW"/>
+        </w:rPr>
+        <w:t>；</w:t>
+      </w:r>
+      <w:hyperlink r:id="rId43">
+        <w:r>
+          <w:rPr>
+            <w:lang w:val="zh_TW" w:bidi="zh_TW"/>
+          </w:rPr>
+          <w:rPr>
+            <w:color w:val="0000EE"/>
+            <w:u w:val="single"/>
+          </w:rPr>
+          <w:t>可4:21</w:t>
+        </w:r>
+      </w:hyperlink>
+      <w:r>
+        <w:rPr>
+          <w:lang w:val="zh_TW" w:bidi="zh_TW"/>
+        </w:rPr>
+        <w:t>；</w:t>
+      </w:r>
+      <w:hyperlink r:id="rId44">
+        <w:r>
+          <w:rPr>
+            <w:lang w:val="zh_TW" w:bidi="zh_TW"/>
+          </w:rPr>
+          <w:rPr>
+            <w:color w:val="0000EE"/>
+            <w:u w:val="single"/>
+          </w:rPr>
+          <w:t>路11:33</w:t>
+        </w:r>
+      </w:hyperlink>
+      <w:r>
+        <w:rPr>
+          <w:lang w:val="zh_TW" w:bidi="zh_TW"/>
+        </w:rPr>
+        <w:t>）。</w:t>
+      </w:r>
+      <w:r>
+        <w:rPr>
+          <w:i/>
+          <w:lang w:val="zh_TW" w:bidi="zh_TW"/>
+        </w:rPr>
+        <w:t>見</w:t>
+      </w:r>
+      <w:r>
+        <w:rPr>
+          <w:lang w:val="zh_TW" w:bidi="zh_TW"/>
+        </w:rPr>
+        <w:t xml:space="preserve"> </w:t>
+      </w:r>
+      <w:r>
+        <w:rPr>
+          <w:lang w:val="zh_TW" w:bidi="zh_TW"/>
+        </w:rPr>
+        <w:t>度量衡</w:t>
+      </w:r>
+      <w:r>
+        <w:rPr>
+          <w:lang w:val="zh_TW" w:bidi="zh_TW"/>
+        </w:rPr>
+        <w:t>。</w:t>
       </w:r>
     </w:p>
     <w:p>
@@ -289,25 +1083,17 @@
         <w:rPr>
           <w:lang w:val="zh_TW" w:bidi="zh_TW"/>
         </w:rPr>
-        <w:t>大衛王的兒子暗嫩強姦了他的妹妹她瑪 （</w:t>
-      </w:r>
-      <w:hyperlink r:id="rId14">
-        <w:r>
-          <w:rPr>
-            <w:lang w:val="zh_TW" w:bidi="zh_TW"/>
-          </w:rPr>
-          <w:rPr>
-            <w:color w:val="0000EE"/>
-            <w:u w:val="single"/>
-          </w:rPr>
-          <w:t>撒下13:14</w:t>
-        </w:r>
-      </w:hyperlink>
-      <w:r>
-        <w:rPr>
-          <w:lang w:val="zh_TW" w:bidi="zh_TW"/>
-        </w:rPr>
-        <w:t>）</w:t>
+        <w:t>一種測量單位，約等於19夸脫或18公升。在希伯來文中，這稱為「伊法」。</w:t>
+      </w:r>
+      <w:r>
+        <w:rPr>
+          <w:lang w:val="zh_TW" w:bidi="zh_TW"/>
+        </w:rPr>
+      </w:r>
+      <w:r>
+        <w:rPr>
+          <w:lang w:val="zh_TW" w:bidi="zh_TW"/>
+        </w:rPr>
       </w:r>
     </w:p>
     <w:p>
@@ -317,11 +1103,21 @@
           <w:lang w:val="zh_TW" w:bidi="zh_TW"/>
         </w:rPr>
       </w:r>
-      <w:r>
-        <w:rPr>
-          <w:lang w:val="zh_TW" w:bidi="zh_TW"/>
-        </w:rPr>
-        <w:t>在這兩個事件中，受害女子的兄弟都為姊妹遭受強姦而報復。</w:t>
+    </w:p>
+    <w:p>
+      <w:pPr>
+        <w:pStyle w:val="Heading2"/>
+      </w:pPr>
+      <w:r>
+        <w:rPr>
+          <w:lang w:val="zh_TW" w:bidi="zh_TW"/>
+        </w:rPr>
+        <w:t>僕人</w:t>
+      </w:r>
+      <w:r>
+        <w:rPr>
+          <w:lang w:val="zh_TW" w:bidi="zh_TW"/>
+        </w:rPr>
       </w:r>
     </w:p>
     <w:p>
@@ -333,6 +1129,1100 @@
       </w:r>
       <w:r>
         <w:rPr>
+          <w:lang w:val="zh_TW" w:bidi="zh_TW"/>
+        </w:rPr>
+        <w:t>一個有義務服事主人的人，而主人會提供一定程度的保護。有些僕人（servant）是法律上的奴隸（slave），另一些則是自願的僕人。很難明確區分「僕人（servant）」、「奴隸（slave）」、「男奴（bondman）」和「女奴（bondwoman）」。希伯來文和希臘文中有多個詞被翻譯為「僕人」，但在較新的譯本中，有時會使用其它詞語。</w:t>
+      </w:r>
+    </w:p>
+    <w:p>
+      <w:pPr/>
+      <w:r>
+        <w:rPr>
+          <w:lang w:val="zh_TW" w:bidi="zh_TW"/>
+        </w:rPr>
+      </w:r>
+      <w:r>
+        <w:rPr>
+          <w:lang w:val="zh_TW" w:bidi="zh_TW"/>
+        </w:rPr>
+        <w:t>在希伯來文中，表示「少年（lad）」、「少年人（youth）」或「童子（boy）」的詞語常常也指僕人（</w:t>
+      </w:r>
+      <w:hyperlink r:id="rId45">
+        <w:r>
+          <w:rPr>
+            <w:lang w:val="zh_TW" w:bidi="zh_TW"/>
+          </w:rPr>
+          <w:rPr>
+            <w:color w:val="0000EE"/>
+            <w:u w:val="single"/>
+          </w:rPr>
+          <w:t>出33:11</w:t>
+        </w:r>
+      </w:hyperlink>
+      <w:r>
+        <w:rPr>
+          <w:lang w:val="zh_TW" w:bidi="zh_TW"/>
+        </w:rPr>
+        <w:t>；</w:t>
+      </w:r>
+      <w:hyperlink r:id="rId46">
+        <w:r>
+          <w:rPr>
+            <w:lang w:val="zh_TW" w:bidi="zh_TW"/>
+          </w:rPr>
+          <w:rPr>
+            <w:color w:val="0000EE"/>
+            <w:u w:val="single"/>
+          </w:rPr>
+          <w:t>民22:22</w:t>
+        </w:r>
+      </w:hyperlink>
+      <w:r>
+        <w:rPr>
+          <w:lang w:val="zh_TW" w:bidi="zh_TW"/>
+        </w:rPr>
+        <w:t>；</w:t>
+      </w:r>
+      <w:hyperlink r:id="rId47">
+        <w:r>
+          <w:rPr>
+            <w:lang w:val="zh_TW" w:bidi="zh_TW"/>
+          </w:rPr>
+          <w:rPr>
+            <w:color w:val="0000EE"/>
+            <w:u w:val="single"/>
+          </w:rPr>
+          <w:t>王下4:12</w:t>
+        </w:r>
+      </w:hyperlink>
+      <w:r>
+        <w:rPr>
+          <w:lang w:val="zh_TW" w:bidi="zh_TW"/>
+        </w:rPr>
+        <w:t>）。表示「生來自由的僕人（free-born servant）」的詞語通常用來指稱耶和華的僕人，如利未人（</w:t>
+      </w:r>
+      <w:hyperlink r:id="rId48">
+        <w:r>
+          <w:rPr>
+            <w:lang w:val="zh_TW" w:bidi="zh_TW"/>
+          </w:rPr>
+          <w:rPr>
+            <w:color w:val="0000EE"/>
+            <w:u w:val="single"/>
+          </w:rPr>
+          <w:t>拉8:17</w:t>
+        </w:r>
+      </w:hyperlink>
+      <w:r>
+        <w:rPr>
+          <w:lang w:val="zh_TW" w:bidi="zh_TW"/>
+        </w:rPr>
+        <w:t>；</w:t>
+      </w:r>
+      <w:hyperlink r:id="rId49">
+        <w:r>
+          <w:rPr>
+            <w:lang w:val="zh_TW" w:bidi="zh_TW"/>
+          </w:rPr>
+          <w:rPr>
+            <w:color w:val="0000EE"/>
+            <w:u w:val="single"/>
+          </w:rPr>
+          <w:t>賽61:6</w:t>
+        </w:r>
+      </w:hyperlink>
+      <w:r>
+        <w:rPr>
+          <w:lang w:val="zh_TW" w:bidi="zh_TW"/>
+        </w:rPr>
+        <w:t>；</w:t>
+      </w:r>
+      <w:hyperlink r:id="rId50">
+        <w:r>
+          <w:rPr>
+            <w:lang w:val="zh_TW" w:bidi="zh_TW"/>
+          </w:rPr>
+          <w:rPr>
+            <w:color w:val="0000EE"/>
+            <w:u w:val="single"/>
+          </w:rPr>
+          <w:t>拉44:11</w:t>
+        </w:r>
+      </w:hyperlink>
+      <w:r>
+        <w:rPr>
+          <w:lang w:val="zh_TW" w:bidi="zh_TW"/>
+        </w:rPr>
+        <w:t>）或祭司（</w:t>
+      </w:r>
+      <w:hyperlink r:id="rId51">
+        <w:r>
+          <w:rPr>
+            <w:lang w:val="zh_TW" w:bidi="zh_TW"/>
+          </w:rPr>
+          <w:rPr>
+            <w:color w:val="0000EE"/>
+            <w:u w:val="single"/>
+          </w:rPr>
+          <w:t>出28:35</w:t>
+        </w:r>
+      </w:hyperlink>
+      <w:r>
+        <w:rPr>
+          <w:lang w:val="zh_TW" w:bidi="zh_TW"/>
+        </w:rPr>
+        <w:t>；</w:t>
+      </w:r>
+      <w:hyperlink r:id="rId52">
+        <w:r>
+          <w:rPr>
+            <w:lang w:val="zh_TW" w:bidi="zh_TW"/>
+          </w:rPr>
+          <w:rPr>
+            <w:color w:val="0000EE"/>
+            <w:u w:val="single"/>
+          </w:rPr>
+          <w:t>珥1:9</w:t>
+        </w:r>
+      </w:hyperlink>
+      <w:r>
+        <w:rPr>
+          <w:lang w:val="zh_TW" w:bidi="zh_TW"/>
+        </w:rPr>
+        <w:t>，</w:t>
+      </w:r>
+      <w:hyperlink r:id="rId53">
+        <w:r>
+          <w:rPr>
+            <w:lang w:val="zh_TW" w:bidi="zh_TW"/>
+          </w:rPr>
+          <w:rPr>
+            <w:color w:val="0000EE"/>
+            <w:u w:val="single"/>
+          </w:rPr>
+          <w:t>2:17</w:t>
+        </w:r>
+      </w:hyperlink>
+      <w:r>
+        <w:rPr>
+          <w:lang w:val="zh_TW" w:bidi="zh_TW"/>
+        </w:rPr>
+        <w:t>）。有時王的臣子被稱為臣僕（</w:t>
+      </w:r>
+      <w:hyperlink r:id="rId54">
+        <w:r>
+          <w:rPr>
+            <w:lang w:val="zh_TW" w:bidi="zh_TW"/>
+          </w:rPr>
+          <w:rPr>
+            <w:color w:val="0000EE"/>
+            <w:u w:val="single"/>
+          </w:rPr>
+          <w:t>代上27:1</w:t>
+        </w:r>
+      </w:hyperlink>
+      <w:r>
+        <w:rPr>
+          <w:lang w:val="zh_TW" w:bidi="zh_TW"/>
+        </w:rPr>
+        <w:t>；</w:t>
+      </w:r>
+      <w:hyperlink r:id="rId55">
+        <w:r>
+          <w:rPr>
+            <w:lang w:val="zh_TW" w:bidi="zh_TW"/>
+          </w:rPr>
+          <w:rPr>
+            <w:color w:val="0000EE"/>
+            <w:u w:val="single"/>
+          </w:rPr>
+          <w:t>箴29:12</w:t>
+        </w:r>
+      </w:hyperlink>
+      <w:r>
+        <w:rPr>
+          <w:lang w:val="zh_TW" w:bidi="zh_TW"/>
+        </w:rPr>
+        <w:t>），在耶和華面前侍奉的天使也被稱為僕役（</w:t>
+      </w:r>
+      <w:hyperlink r:id="rId56">
+        <w:r>
+          <w:rPr>
+            <w:lang w:val="zh_TW" w:bidi="zh_TW"/>
+          </w:rPr>
+          <w:rPr>
+            <w:color w:val="0000EE"/>
+            <w:u w:val="single"/>
+          </w:rPr>
+          <w:t>詩103:21</w:t>
+        </w:r>
+      </w:hyperlink>
+      <w:r>
+        <w:rPr>
+          <w:lang w:val="zh_TW" w:bidi="zh_TW"/>
+        </w:rPr>
+        <w:t>，</w:t>
+      </w:r>
+      <w:hyperlink r:id="rId57">
+        <w:r>
+          <w:rPr>
+            <w:lang w:val="zh_TW" w:bidi="zh_TW"/>
+          </w:rPr>
+          <w:rPr>
+            <w:color w:val="0000EE"/>
+            <w:u w:val="single"/>
+          </w:rPr>
+          <w:t>104:4</w:t>
+        </w:r>
+      </w:hyperlink>
+      <w:r>
+        <w:rPr>
+          <w:lang w:val="zh_TW" w:bidi="zh_TW"/>
+        </w:rPr>
+        <w:t>）。雇傭的僕人或雇工也被視為自由人（</w:t>
+      </w:r>
+      <w:hyperlink r:id="rId58">
+        <w:r>
+          <w:rPr>
+            <w:lang w:val="zh_TW" w:bidi="zh_TW"/>
+          </w:rPr>
+          <w:rPr>
+            <w:color w:val="0000EE"/>
+            <w:u w:val="single"/>
+          </w:rPr>
+          <w:t>出12:45</w:t>
+        </w:r>
+      </w:hyperlink>
+      <w:r>
+        <w:rPr>
+          <w:lang w:val="zh_TW" w:bidi="zh_TW"/>
+        </w:rPr>
+        <w:t>；</w:t>
+      </w:r>
+      <w:hyperlink r:id="rId59">
+        <w:r>
+          <w:rPr>
+            <w:lang w:val="zh_TW" w:bidi="zh_TW"/>
+          </w:rPr>
+          <w:rPr>
+            <w:color w:val="0000EE"/>
+            <w:u w:val="single"/>
+          </w:rPr>
+          <w:t>伯7:1</w:t>
+        </w:r>
+      </w:hyperlink>
+      <w:r>
+        <w:rPr>
+          <w:lang w:val="zh_TW" w:bidi="zh_TW"/>
+        </w:rPr>
+        <w:t>；</w:t>
+      </w:r>
+      <w:hyperlink r:id="rId60">
+        <w:r>
+          <w:rPr>
+            <w:lang w:val="zh_TW" w:bidi="zh_TW"/>
+          </w:rPr>
+          <w:rPr>
+            <w:color w:val="0000EE"/>
+            <w:u w:val="single"/>
+          </w:rPr>
+          <w:t>瑪3:5</w:t>
+        </w:r>
+      </w:hyperlink>
+      <w:r>
+        <w:rPr>
+          <w:lang w:val="zh_TW" w:bidi="zh_TW"/>
+        </w:rPr>
+        <w:t>）。</w:t>
+      </w:r>
+    </w:p>
+    <w:p>
+      <w:pPr/>
+      <w:r>
+        <w:rPr>
+          <w:lang w:val="zh_TW" w:bidi="zh_TW"/>
+        </w:rPr>
+      </w:r>
+      <w:r>
+        <w:rPr>
+          <w:lang w:val="zh_TW" w:bidi="zh_TW"/>
+        </w:rPr>
+        <w:t>最常見的希伯來詞語在舊約中出現近800次，代表被束縛的奴隸（</w:t>
+      </w:r>
+      <w:hyperlink r:id="rId61">
+        <w:r>
+          <w:rPr>
+            <w:lang w:val="zh_TW" w:bidi="zh_TW"/>
+          </w:rPr>
+          <w:rPr>
+            <w:color w:val="0000EE"/>
+            <w:u w:val="single"/>
+          </w:rPr>
+          <w:t>創9:25</w:t>
+        </w:r>
+      </w:hyperlink>
+      <w:r>
+        <w:rPr>
+          <w:lang w:val="zh_TW" w:bidi="zh_TW"/>
+        </w:rPr>
+        <w:t>，</w:t>
+      </w:r>
+      <w:hyperlink r:id="rId62">
+        <w:r>
+          <w:rPr>
+            <w:lang w:val="zh_TW" w:bidi="zh_TW"/>
+          </w:rPr>
+          <w:rPr>
+            <w:color w:val="0000EE"/>
+            <w:u w:val="single"/>
+          </w:rPr>
+          <w:t>12:16</w:t>
+        </w:r>
+      </w:hyperlink>
+      <w:r>
+        <w:rPr>
+          <w:lang w:val="zh_TW" w:bidi="zh_TW"/>
+        </w:rPr>
+        <w:t>；</w:t>
+      </w:r>
+      <w:hyperlink r:id="rId63">
+        <w:r>
+          <w:rPr>
+            <w:lang w:val="zh_TW" w:bidi="zh_TW"/>
+          </w:rPr>
+          <w:rPr>
+            <w:color w:val="0000EE"/>
+            <w:u w:val="single"/>
+          </w:rPr>
+          <w:t>出20:17</w:t>
+        </w:r>
+      </w:hyperlink>
+      <w:r>
+        <w:rPr>
+          <w:lang w:val="zh_TW" w:bidi="zh_TW"/>
+        </w:rPr>
+        <w:t>；</w:t>
+      </w:r>
+      <w:hyperlink r:id="rId64">
+        <w:r>
+          <w:rPr>
+            <w:lang w:val="zh_TW" w:bidi="zh_TW"/>
+          </w:rPr>
+          <w:rPr>
+            <w:color w:val="0000EE"/>
+            <w:u w:val="single"/>
+          </w:rPr>
+          <w:t>申5:15</w:t>
+        </w:r>
+      </w:hyperlink>
+      <w:r>
+        <w:rPr>
+          <w:lang w:val="zh_TW" w:bidi="zh_TW"/>
+        </w:rPr>
+        <w:t>，</w:t>
+      </w:r>
+      <w:hyperlink r:id="rId65">
+        <w:r>
+          <w:rPr>
+            <w:lang w:val="zh_TW" w:bidi="zh_TW"/>
+          </w:rPr>
+          <w:rPr>
+            <w:color w:val="0000EE"/>
+            <w:u w:val="single"/>
+          </w:rPr>
+          <w:t>15:17</w:t>
+        </w:r>
+      </w:hyperlink>
+      <w:r>
+        <w:rPr>
+          <w:lang w:val="zh_TW" w:bidi="zh_TW"/>
+        </w:rPr>
+        <w:t>）。然而，同一個詞也被用來指有貴族地位的人，如君王的臣僕或謀士（</w:t>
+      </w:r>
+      <w:hyperlink r:id="rId66">
+        <w:r>
+          <w:rPr>
+            <w:lang w:val="zh_TW" w:bidi="zh_TW"/>
+          </w:rPr>
+          <w:rPr>
+            <w:color w:val="0000EE"/>
+            <w:u w:val="single"/>
+          </w:rPr>
+          <w:t>王下22:12</w:t>
+        </w:r>
+      </w:hyperlink>
+      <w:r>
+        <w:rPr>
+          <w:lang w:val="zh_TW" w:bidi="zh_TW"/>
+        </w:rPr>
+        <w:t>；</w:t>
+      </w:r>
+      <w:hyperlink r:id="rId67">
+        <w:r>
+          <w:rPr>
+            <w:lang w:val="zh_TW" w:bidi="zh_TW"/>
+          </w:rPr>
+          <w:rPr>
+            <w:color w:val="0000EE"/>
+            <w:u w:val="single"/>
+          </w:rPr>
+          <w:t>代下34:20</w:t>
+        </w:r>
+      </w:hyperlink>
+      <w:r>
+        <w:rPr>
+          <w:lang w:val="zh_TW" w:bidi="zh_TW"/>
+        </w:rPr>
+        <w:t>；</w:t>
+      </w:r>
+      <w:hyperlink r:id="rId68">
+        <w:r>
+          <w:rPr>
+            <w:lang w:val="zh_TW" w:bidi="zh_TW"/>
+          </w:rPr>
+          <w:rPr>
+            <w:color w:val="0000EE"/>
+            <w:u w:val="single"/>
+          </w:rPr>
+          <w:t>尼2:10</w:t>
+        </w:r>
+      </w:hyperlink>
+      <w:r>
+        <w:rPr>
+          <w:lang w:val="zh_TW" w:bidi="zh_TW"/>
+        </w:rPr>
+        <w:t>）或神的僕人（</w:t>
+      </w:r>
+      <w:hyperlink r:id="rId69">
+        <w:r>
+          <w:rPr>
+            <w:lang w:val="zh_TW" w:bidi="zh_TW"/>
+          </w:rPr>
+          <w:rPr>
+            <w:color w:val="0000EE"/>
+            <w:u w:val="single"/>
+          </w:rPr>
+          <w:t>創24:14</w:t>
+        </w:r>
+      </w:hyperlink>
+      <w:r>
+        <w:rPr>
+          <w:lang w:val="zh_TW" w:bidi="zh_TW"/>
+        </w:rPr>
+        <w:t>；</w:t>
+      </w:r>
+      <w:hyperlink r:id="rId70">
+        <w:r>
+          <w:rPr>
+            <w:lang w:val="zh_TW" w:bidi="zh_TW"/>
+          </w:rPr>
+          <w:rPr>
+            <w:color w:val="0000EE"/>
+            <w:u w:val="single"/>
+          </w:rPr>
+          <w:t>民12:7</w:t>
+        </w:r>
+      </w:hyperlink>
+      <w:r>
+        <w:rPr>
+          <w:lang w:val="zh_TW" w:bidi="zh_TW"/>
+        </w:rPr>
+        <w:t>；</w:t>
+      </w:r>
+      <w:hyperlink r:id="rId71">
+        <w:r>
+          <w:rPr>
+            <w:lang w:val="zh_TW" w:bidi="zh_TW"/>
+          </w:rPr>
+          <w:rPr>
+            <w:color w:val="0000EE"/>
+            <w:u w:val="single"/>
+          </w:rPr>
+          <w:t>書1:7</w:t>
+        </w:r>
+      </w:hyperlink>
+      <w:r>
+        <w:rPr>
+          <w:lang w:val="zh_TW" w:bidi="zh_TW"/>
+        </w:rPr>
+        <w:t>；</w:t>
+      </w:r>
+      <w:hyperlink r:id="rId72">
+        <w:r>
+          <w:rPr>
+            <w:lang w:val="zh_TW" w:bidi="zh_TW"/>
+          </w:rPr>
+          <w:rPr>
+            <w:color w:val="0000EE"/>
+            <w:u w:val="single"/>
+          </w:rPr>
+          <w:t>王下21:8</w:t>
+        </w:r>
+      </w:hyperlink>
+      <w:r>
+        <w:rPr>
+          <w:lang w:val="zh_TW" w:bidi="zh_TW"/>
+        </w:rPr>
+        <w:t>），例如「我的僕人摩西」（或大衛、以賽亞、以色列、約伯等）。其中一個最崇高的表達是「耶和華的僕人」（</w:t>
+      </w:r>
+      <w:hyperlink r:id="rId73">
+        <w:r>
+          <w:rPr>
+            <w:lang w:val="zh_TW" w:bidi="zh_TW"/>
+          </w:rPr>
+          <w:rPr>
+            <w:color w:val="0000EE"/>
+            <w:u w:val="single"/>
+          </w:rPr>
+          <w:t>申34:5</w:t>
+        </w:r>
+      </w:hyperlink>
+      <w:r>
+        <w:rPr>
+          <w:lang w:val="zh_TW" w:bidi="zh_TW"/>
+        </w:rPr>
+        <w:t>；</w:t>
+      </w:r>
+      <w:hyperlink r:id="rId74">
+        <w:r>
+          <w:rPr>
+            <w:lang w:val="zh_TW" w:bidi="zh_TW"/>
+          </w:rPr>
+          <w:rPr>
+            <w:color w:val="0000EE"/>
+            <w:u w:val="single"/>
+          </w:rPr>
+          <w:t>書1:13</w:t>
+        </w:r>
+      </w:hyperlink>
+      <w:r>
+        <w:rPr>
+          <w:lang w:val="zh_TW" w:bidi="zh_TW"/>
+        </w:rPr>
+        <w:t>，</w:t>
+      </w:r>
+      <w:hyperlink r:id="rId75">
+        <w:r>
+          <w:rPr>
+            <w:lang w:val="zh_TW" w:bidi="zh_TW"/>
+          </w:rPr>
+          <w:rPr>
+            <w:color w:val="0000EE"/>
+            <w:u w:val="single"/>
+          </w:rPr>
+          <w:t>8:31–33</w:t>
+        </w:r>
+      </w:hyperlink>
+      <w:r>
+        <w:rPr>
+          <w:lang w:val="zh_TW" w:bidi="zh_TW"/>
+        </w:rPr>
+        <w:t>；</w:t>
+      </w:r>
+      <w:hyperlink r:id="rId76">
+        <w:r>
+          <w:rPr>
+            <w:lang w:val="zh_TW" w:bidi="zh_TW"/>
+          </w:rPr>
+          <w:rPr>
+            <w:color w:val="0000EE"/>
+            <w:u w:val="single"/>
+          </w:rPr>
+          <w:t>賽49:1</w:t>
+        </w:r>
+      </w:hyperlink>
+      <w:r>
+        <w:rPr>
+          <w:lang w:val="zh_TW" w:bidi="zh_TW"/>
+        </w:rPr>
+        <w:t>–</w:t>
+      </w:r>
+      <w:hyperlink r:id="rId76">
+        <w:r>
+          <w:rPr>
+            <w:lang w:val="zh_TW" w:bidi="zh_TW"/>
+          </w:rPr>
+          <w:rPr>
+            <w:color w:val="0000EE"/>
+            <w:u w:val="single"/>
+          </w:rPr>
+          <w:t>6</w:t>
+        </w:r>
+      </w:hyperlink>
+      <w:r>
+        <w:rPr>
+          <w:lang w:val="zh_TW" w:bidi="zh_TW"/>
+        </w:rPr>
+        <w:t>，</w:t>
+      </w:r>
+      <w:hyperlink r:id="rId77">
+        <w:r>
+          <w:rPr>
+            <w:lang w:val="zh_TW" w:bidi="zh_TW"/>
+          </w:rPr>
+          <w:rPr>
+            <w:color w:val="0000EE"/>
+            <w:u w:val="single"/>
+          </w:rPr>
+          <w:t>50:4</w:t>
+        </w:r>
+      </w:hyperlink>
+      <w:r>
+        <w:rPr>
+          <w:lang w:val="zh_TW" w:bidi="zh_TW"/>
+        </w:rPr>
+        <w:t>–</w:t>
+      </w:r>
+      <w:hyperlink r:id="rId77">
+        <w:r>
+          <w:rPr>
+            <w:lang w:val="zh_TW" w:bidi="zh_TW"/>
+          </w:rPr>
+          <w:rPr>
+            <w:color w:val="0000EE"/>
+            <w:u w:val="single"/>
+          </w:rPr>
+          <w:t>9</w:t>
+        </w:r>
+      </w:hyperlink>
+      <w:r>
+        <w:rPr>
+          <w:lang w:val="zh_TW" w:bidi="zh_TW"/>
+        </w:rPr>
+        <w:t>，</w:t>
+      </w:r>
+      <w:hyperlink r:id="rId78">
+        <w:r>
+          <w:rPr>
+            <w:lang w:val="zh_TW" w:bidi="zh_TW"/>
+          </w:rPr>
+          <w:rPr>
+            <w:color w:val="0000EE"/>
+            <w:u w:val="single"/>
+          </w:rPr>
+          <w:t>52:13–53:12</w:t>
+        </w:r>
+      </w:hyperlink>
+      <w:r>
+        <w:rPr>
+          <w:lang w:val="zh_TW" w:bidi="zh_TW"/>
+        </w:rPr>
+        <w:t>）。俄巴底亞這個專有名詞的意思是「耶和華的僕人」。</w:t>
+      </w:r>
+    </w:p>
+    <w:p>
+      <w:pPr/>
+      <w:r>
+        <w:rPr>
+          <w:lang w:val="zh_TW" w:bidi="zh_TW"/>
+        </w:rPr>
+      </w:r>
+      <w:r>
+        <w:rPr>
+          <w:lang w:val="zh_TW" w:bidi="zh_TW"/>
+        </w:rPr>
+        <w:t>新約中，「僕人」有多種定義，包括雇工或傭工（</w:t>
+      </w:r>
+      <w:hyperlink r:id="rId79">
+        <w:r>
+          <w:rPr>
+            <w:lang w:val="zh_TW" w:bidi="zh_TW"/>
+          </w:rPr>
+          <w:rPr>
+            <w:color w:val="0000EE"/>
+            <w:u w:val="single"/>
+          </w:rPr>
+          <w:t>可1:20</w:t>
+        </w:r>
+      </w:hyperlink>
+      <w:r>
+        <w:rPr>
+          <w:lang w:val="zh_TW" w:bidi="zh_TW"/>
+        </w:rPr>
+        <w:t>；</w:t>
+      </w:r>
+      <w:hyperlink r:id="rId80">
+        <w:r>
+          <w:rPr>
+            <w:lang w:val="zh_TW" w:bidi="zh_TW"/>
+          </w:rPr>
+          <w:rPr>
+            <w:color w:val="0000EE"/>
+            <w:u w:val="single"/>
+          </w:rPr>
+          <w:t>路15:17</w:t>
+        </w:r>
+      </w:hyperlink>
+      <w:r>
+        <w:rPr>
+          <w:lang w:val="zh_TW" w:bidi="zh_TW"/>
+        </w:rPr>
+        <w:t>–</w:t>
+      </w:r>
+      <w:hyperlink r:id="rId80">
+        <w:r>
+          <w:rPr>
+            <w:lang w:val="zh_TW" w:bidi="zh_TW"/>
+          </w:rPr>
+          <w:rPr>
+            <w:color w:val="0000EE"/>
+            <w:u w:val="single"/>
+          </w:rPr>
+          <w:t>19</w:t>
+        </w:r>
+      </w:hyperlink>
+      <w:r>
+        <w:rPr>
+          <w:lang w:val="zh_TW" w:bidi="zh_TW"/>
+        </w:rPr>
+        <w:t>；</w:t>
+      </w:r>
+      <w:hyperlink r:id="rId81">
+        <w:r>
+          <w:rPr>
+            <w:lang w:val="zh_TW" w:bidi="zh_TW"/>
+          </w:rPr>
+          <w:rPr>
+            <w:color w:val="0000EE"/>
+            <w:u w:val="single"/>
+          </w:rPr>
+          <w:t>約10:12</w:t>
+        </w:r>
+      </w:hyperlink>
+      <w:r>
+        <w:rPr>
+          <w:lang w:val="zh_TW" w:bidi="zh_TW"/>
+        </w:rPr>
+        <w:t>–</w:t>
+      </w:r>
+      <w:hyperlink r:id="rId81">
+        <w:r>
+          <w:rPr>
+            <w:lang w:val="zh_TW" w:bidi="zh_TW"/>
+          </w:rPr>
+          <w:rPr>
+            <w:color w:val="0000EE"/>
+            <w:u w:val="single"/>
+          </w:rPr>
+          <w:t>14</w:t>
+        </w:r>
+      </w:hyperlink>
+      <w:r>
+        <w:rPr>
+          <w:lang w:val="zh_TW" w:bidi="zh_TW"/>
+        </w:rPr>
+        <w:t>），更廣泛地指奴隸（</w:t>
+      </w:r>
+      <w:hyperlink r:id="rId82">
+        <w:r>
+          <w:rPr>
+            <w:lang w:val="zh_TW" w:bidi="zh_TW"/>
+          </w:rPr>
+          <w:rPr>
+            <w:color w:val="0000EE"/>
+            <w:u w:val="single"/>
+          </w:rPr>
+          <w:t>太8:9</w:t>
+        </w:r>
+      </w:hyperlink>
+      <w:r>
+        <w:rPr>
+          <w:lang w:val="zh_TW" w:bidi="zh_TW"/>
+        </w:rPr>
+        <w:t>，</w:t>
+      </w:r>
+      <w:hyperlink r:id="rId83">
+        <w:r>
+          <w:rPr>
+            <w:lang w:val="zh_TW" w:bidi="zh_TW"/>
+          </w:rPr>
+          <w:rPr>
+            <w:color w:val="0000EE"/>
+            <w:u w:val="single"/>
+          </w:rPr>
+          <w:t>10:24</w:t>
+        </w:r>
+      </w:hyperlink>
+      <w:r>
+        <w:rPr>
+          <w:lang w:val="zh_TW" w:bidi="zh_TW"/>
+        </w:rPr>
+        <w:t>–</w:t>
+      </w:r>
+      <w:hyperlink r:id="rId83">
+        <w:r>
+          <w:rPr>
+            <w:lang w:val="zh_TW" w:bidi="zh_TW"/>
+          </w:rPr>
+          <w:rPr>
+            <w:color w:val="0000EE"/>
+            <w:u w:val="single"/>
+          </w:rPr>
+          <w:t>25</w:t>
+        </w:r>
+      </w:hyperlink>
+      <w:r>
+        <w:rPr>
+          <w:lang w:val="zh_TW" w:bidi="zh_TW"/>
+        </w:rPr>
+        <w:t>，</w:t>
+      </w:r>
+      <w:hyperlink r:id="rId84">
+        <w:r>
+          <w:rPr>
+            <w:lang w:val="zh_TW" w:bidi="zh_TW"/>
+          </w:rPr>
+          <w:rPr>
+            <w:color w:val="0000EE"/>
+            <w:u w:val="single"/>
+          </w:rPr>
+          <w:t>13:27</w:t>
+        </w:r>
+      </w:hyperlink>
+      <w:r>
+        <w:rPr>
+          <w:lang w:val="zh_TW" w:bidi="zh_TW"/>
+        </w:rPr>
+        <w:t>–</w:t>
+      </w:r>
+      <w:hyperlink r:id="rId84">
+        <w:r>
+          <w:rPr>
+            <w:lang w:val="zh_TW" w:bidi="zh_TW"/>
+          </w:rPr>
+          <w:rPr>
+            <w:color w:val="0000EE"/>
+            <w:u w:val="single"/>
+          </w:rPr>
+          <w:t>28</w:t>
+        </w:r>
+      </w:hyperlink>
+      <w:r>
+        <w:rPr>
+          <w:lang w:val="zh_TW" w:bidi="zh_TW"/>
+        </w:rPr>
+        <w:t>；</w:t>
+      </w:r>
+      <w:hyperlink r:id="rId85">
+        <w:r>
+          <w:rPr>
+            <w:lang w:val="zh_TW" w:bidi="zh_TW"/>
+          </w:rPr>
+          <w:rPr>
+            <w:color w:val="0000EE"/>
+            <w:u w:val="single"/>
+          </w:rPr>
+          <w:t>可10:44</w:t>
+        </w:r>
+      </w:hyperlink>
+      <w:r>
+        <w:rPr>
+          <w:lang w:val="zh_TW" w:bidi="zh_TW"/>
+        </w:rPr>
+        <w:t>，</w:t>
+      </w:r>
+      <w:hyperlink r:id="rId86">
+        <w:r>
+          <w:rPr>
+            <w:lang w:val="zh_TW" w:bidi="zh_TW"/>
+          </w:rPr>
+          <w:rPr>
+            <w:color w:val="0000EE"/>
+            <w:u w:val="single"/>
+          </w:rPr>
+          <w:t>12:2</w:t>
+        </w:r>
+      </w:hyperlink>
+      <w:r>
+        <w:rPr>
+          <w:lang w:val="zh_TW" w:bidi="zh_TW"/>
+        </w:rPr>
+        <w:t>–</w:t>
+      </w:r>
+      <w:hyperlink r:id="rId86">
+        <w:r>
+          <w:rPr>
+            <w:lang w:val="zh_TW" w:bidi="zh_TW"/>
+          </w:rPr>
+          <w:rPr>
+            <w:color w:val="0000EE"/>
+            <w:u w:val="single"/>
+          </w:rPr>
+          <w:t>4</w:t>
+        </w:r>
+      </w:hyperlink>
+      <w:r>
+        <w:rPr>
+          <w:lang w:val="zh_TW" w:bidi="zh_TW"/>
+        </w:rPr>
+        <w:t>；</w:t>
+      </w:r>
+      <w:hyperlink r:id="rId87">
+        <w:r>
+          <w:rPr>
+            <w:lang w:val="zh_TW" w:bidi="zh_TW"/>
+          </w:rPr>
+          <w:rPr>
+            <w:color w:val="0000EE"/>
+            <w:u w:val="single"/>
+          </w:rPr>
+          <w:t>路7:2</w:t>
+        </w:r>
+      </w:hyperlink>
+      <w:r>
+        <w:rPr>
+          <w:lang w:val="zh_TW" w:bidi="zh_TW"/>
+        </w:rPr>
+        <w:t>–</w:t>
+      </w:r>
+      <w:hyperlink r:id="rId87">
+        <w:r>
+          <w:rPr>
+            <w:lang w:val="zh_TW" w:bidi="zh_TW"/>
+          </w:rPr>
+          <w:rPr>
+            <w:color w:val="0000EE"/>
+            <w:u w:val="single"/>
+          </w:rPr>
+          <w:t>3，8</w:t>
+        </w:r>
+      </w:hyperlink>
+      <w:r>
+        <w:rPr>
+          <w:lang w:val="zh_TW" w:bidi="zh_TW"/>
+        </w:rPr>
+        <w:t>–</w:t>
+      </w:r>
+      <w:hyperlink r:id="rId87">
+        <w:r>
+          <w:rPr>
+            <w:lang w:val="zh_TW" w:bidi="zh_TW"/>
+          </w:rPr>
+          <w:rPr>
+            <w:color w:val="0000EE"/>
+            <w:u w:val="single"/>
+          </w:rPr>
+          <w:t>10</w:t>
+        </w:r>
+      </w:hyperlink>
+      <w:r>
+        <w:rPr>
+          <w:lang w:val="zh_TW" w:bidi="zh_TW"/>
+        </w:rPr>
+        <w:t>；</w:t>
+      </w:r>
+      <w:hyperlink r:id="rId88">
+        <w:r>
+          <w:rPr>
+            <w:lang w:val="zh_TW" w:bidi="zh_TW"/>
+          </w:rPr>
+          <w:rPr>
+            <w:color w:val="0000EE"/>
+            <w:u w:val="single"/>
+          </w:rPr>
+          <w:t>約4:51</w:t>
+        </w:r>
+      </w:hyperlink>
+      <w:r>
+        <w:rPr>
+          <w:lang w:val="zh_TW" w:bidi="zh_TW"/>
+        </w:rPr>
+        <w:t>，</w:t>
+      </w:r>
+      <w:hyperlink r:id="rId89">
+        <w:r>
+          <w:rPr>
+            <w:lang w:val="zh_TW" w:bidi="zh_TW"/>
+          </w:rPr>
+          <w:rPr>
+            <w:color w:val="0000EE"/>
+            <w:u w:val="single"/>
+          </w:rPr>
+          <w:t>8:34，</w:t>
+        </w:r>
+      </w:hyperlink>
+      <w:hyperlink r:id="rId90">
+        <w:r>
+          <w:rPr>
+            <w:lang w:val="zh_TW" w:bidi="zh_TW"/>
+          </w:rPr>
+          <w:rPr>
+            <w:color w:val="0000EE"/>
+            <w:u w:val="single"/>
+          </w:rPr>
+          <w:t>13:16</w:t>
+        </w:r>
+      </w:hyperlink>
+      <w:r>
+        <w:rPr>
+          <w:lang w:val="zh_TW" w:bidi="zh_TW"/>
+        </w:rPr>
+        <w:t>；</w:t>
+      </w:r>
+      <w:hyperlink r:id="rId91">
+        <w:r>
+          <w:rPr>
+            <w:lang w:val="zh_TW" w:bidi="zh_TW"/>
+          </w:rPr>
+          <w:rPr>
+            <w:color w:val="0000EE"/>
+            <w:u w:val="single"/>
+          </w:rPr>
+          <w:t>弗6:5</w:t>
+        </w:r>
+      </w:hyperlink>
+      <w:r>
+        <w:rPr>
+          <w:lang w:val="zh_TW" w:bidi="zh_TW"/>
+        </w:rPr>
+        <w:t>；</w:t>
+      </w:r>
+      <w:hyperlink r:id="rId92">
+        <w:r>
+          <w:rPr>
+            <w:lang w:val="zh_TW" w:bidi="zh_TW"/>
+          </w:rPr>
+          <w:rPr>
+            <w:color w:val="0000EE"/>
+            <w:u w:val="single"/>
+          </w:rPr>
+          <w:t>西1:7</w:t>
+        </w:r>
+      </w:hyperlink>
+      <w:r>
+        <w:rPr>
+          <w:lang w:val="zh_TW" w:bidi="zh_TW"/>
+        </w:rPr>
+        <w:t>），也包括家僕（</w:t>
+      </w:r>
+      <w:hyperlink r:id="rId93">
+        <w:r>
+          <w:rPr>
+            <w:lang w:val="zh_TW" w:bidi="zh_TW"/>
+          </w:rPr>
+          <w:rPr>
+            <w:color w:val="0000EE"/>
+            <w:u w:val="single"/>
+          </w:rPr>
+          <w:t>路16:13</w:t>
+        </w:r>
+      </w:hyperlink>
+      <w:r>
+        <w:rPr>
+          <w:lang w:val="zh_TW" w:bidi="zh_TW"/>
+        </w:rPr>
+        <w:t>）。</w:t>
+      </w:r>
+    </w:p>
+    <w:p>
+      <w:pPr/>
+      <w:r>
+        <w:rPr>
+          <w:lang w:val="zh_TW" w:bidi="zh_TW"/>
+        </w:rPr>
+      </w:r>
+      <w:r>
+        <w:rPr>
           <w:i/>
           <w:lang w:val="zh_TW" w:bidi="zh_TW"/>
         </w:rPr>
@@ -342,31 +2232,214 @@
         <w:rPr>
           <w:lang w:val="zh_TW" w:bidi="zh_TW"/>
         </w:rPr>
+        <w:t>奴隸，為奴</w:t>
+      </w:r>
+      <w:r>
+        <w:rPr>
+          <w:lang w:val="zh_TW" w:bidi="zh_TW"/>
+        </w:rPr>
+        <w:t>。</w:t>
+      </w:r>
+      <w:r>
+        <w:rPr>
+          <w:lang w:val="zh_TW" w:bidi="zh_TW"/>
+        </w:rPr>
+      </w:r>
+      <w:r>
+        <w:rPr>
+          <w:lang w:val="zh_TW" w:bidi="zh_TW"/>
+        </w:rPr>
+      </w:r>
+    </w:p>
+    <w:p>
+      <w:pPr/>
+      <w:r>
+        <w:rPr>
+          <w:lang w:val="zh_TW" w:bidi="zh_TW"/>
+        </w:rPr>
+      </w:r>
+    </w:p>
+    <w:p>
+      <w:pPr>
+        <w:pStyle w:val="Heading2"/>
+      </w:pPr>
+      <w:r>
+        <w:rPr>
+          <w:lang w:val="zh_TW" w:bidi="zh_TW"/>
+        </w:rPr>
+        <w:t>普瓦（Phuvah）</w:t>
+      </w:r>
+      <w:r>
+        <w:rPr>
+          <w:lang w:val="zh_TW" w:bidi="zh_TW"/>
+        </w:rPr>
+      </w:r>
+    </w:p>
+    <w:p>
+      <w:pPr/>
+      <w:r>
+        <w:rPr>
+          <w:lang w:val="zh_TW" w:bidi="zh_TW"/>
+        </w:rPr>
+      </w:r>
+      <w:r>
+        <w:rPr>
+          <w:lang w:val="zh_TW" w:bidi="zh_TW"/>
+        </w:rPr>
+        <w:t>某英文譯本將普瓦（Puvah）拼寫成Phuvah。普瓦是族長以薩迦的一個兒子（</w:t>
+      </w:r>
+      <w:hyperlink r:id="rId94">
+        <w:r>
+          <w:rPr>
+            <w:lang w:val="zh_TW" w:bidi="zh_TW"/>
+          </w:rPr>
+          <w:rPr>
+            <w:color w:val="0000EE"/>
+            <w:u w:val="single"/>
+          </w:rPr>
+          <w:t>創46:13</w:t>
+        </w:r>
+      </w:hyperlink>
+      <w:r>
+        <w:rPr>
+          <w:lang w:val="zh_TW" w:bidi="zh_TW"/>
+        </w:rPr>
+        <w:t>）。</w:t>
+      </w:r>
+    </w:p>
+    <w:p>
+      <w:pPr/>
+      <w:r>
+        <w:rPr>
+          <w:lang w:val="zh_TW" w:bidi="zh_TW"/>
+        </w:rPr>
+      </w:r>
+      <w:r>
+        <w:rPr>
+          <w:i/>
+          <w:lang w:val="zh_TW" w:bidi="zh_TW"/>
+        </w:rPr>
+        <w:t>見</w:t>
+      </w:r>
+      <w:r>
+        <w:rPr>
+          <w:lang w:val="zh_TW" w:bidi="zh_TW"/>
+        </w:rPr>
         <w:t xml:space="preserve"> </w:t>
       </w:r>
       <w:r>
         <w:rPr>
           <w:lang w:val="zh_TW" w:bidi="zh_TW"/>
         </w:rPr>
-        <w:t>底拿</w:t>
-      </w:r>
-      <w:r>
-        <w:rPr>
-          <w:lang w:val="zh_TW" w:bidi="zh_TW"/>
-        </w:rPr>
-        <w:t>；</w:t>
-      </w:r>
-      <w:r>
-        <w:rPr>
-          <w:lang w:val="zh_TW" w:bidi="zh_TW"/>
-        </w:rPr>
-        <w:t>她瑪（人物）#2</w:t>
+        <w:t>普瓦</w:t>
       </w:r>
       <w:r>
         <w:rPr>
           <w:lang w:val="zh_TW" w:bidi="zh_TW"/>
         </w:rPr>
         <w:t>。</w:t>
+      </w:r>
+      <w:r>
+        <w:rPr>
+          <w:lang w:val="zh_TW" w:bidi="zh_TW"/>
+        </w:rPr>
+      </w:r>
+      <w:r>
+        <w:rPr>
+          <w:lang w:val="zh_TW" w:bidi="zh_TW"/>
+        </w:rPr>
+      </w:r>
+    </w:p>
+    <w:p>
+      <w:pPr/>
+      <w:r>
+        <w:rPr>
+          <w:lang w:val="zh_TW" w:bidi="zh_TW"/>
+        </w:rPr>
+      </w:r>
+    </w:p>
+    <w:p>
+      <w:pPr>
+        <w:pStyle w:val="Heading2"/>
+      </w:pPr>
+      <w:r>
+        <w:rPr>
+          <w:lang w:val="zh_TW" w:bidi="zh_TW"/>
+        </w:rPr>
+        <w:t>普瓦（Puvah）</w:t>
+      </w:r>
+      <w:r>
+        <w:rPr>
+          <w:lang w:val="zh_TW" w:bidi="zh_TW"/>
+        </w:rPr>
+      </w:r>
+    </w:p>
+    <w:p>
+      <w:pPr/>
+      <w:r>
+        <w:rPr>
+          <w:lang w:val="zh_TW" w:bidi="zh_TW"/>
+        </w:rPr>
+      </w:r>
+      <w:r>
+        <w:rPr>
+          <w:lang w:val="zh_TW" w:bidi="zh_TW"/>
+        </w:rPr>
+        <w:t>以薩迦的兒子，他跟隨雅各和全家下到埃及，躲避巴勒斯坦地嚴重的饑荒（</w:t>
+      </w:r>
+      <w:hyperlink r:id="rId94">
+        <w:r>
+          <w:rPr>
+            <w:lang w:val="zh_TW" w:bidi="zh_TW"/>
+          </w:rPr>
+          <w:rPr>
+            <w:color w:val="0000EE"/>
+            <w:u w:val="single"/>
+          </w:rPr>
+          <w:t>創46:13</w:t>
+        </w:r>
+      </w:hyperlink>
+      <w:r>
+        <w:rPr>
+          <w:lang w:val="zh_TW" w:bidi="zh_TW"/>
+        </w:rPr>
+        <w:t>；有英文譯本拼作Puah）。普瓦是普瓦族的始祖（</w:t>
+      </w:r>
+      <w:hyperlink r:id="rId95">
+        <w:r>
+          <w:rPr>
+            <w:lang w:val="zh_TW" w:bidi="zh_TW"/>
+          </w:rPr>
+          <w:rPr>
+            <w:color w:val="0000EE"/>
+            <w:u w:val="single"/>
+          </w:rPr>
+          <w:t>民26:23</w:t>
+        </w:r>
+      </w:hyperlink>
+      <w:r>
+        <w:rPr>
+          <w:lang w:val="zh_TW" w:bidi="zh_TW"/>
+        </w:rPr>
+        <w:t>），在</w:t>
+      </w:r>
+      <w:hyperlink r:id="rId96">
+        <w:r>
+          <w:rPr>
+            <w:lang w:val="zh_TW" w:bidi="zh_TW"/>
+          </w:rPr>
+          <w:rPr>
+            <w:color w:val="0000EE"/>
+            <w:u w:val="single"/>
+          </w:rPr>
+          <w:t>歷代志上七章1節</w:t>
+        </w:r>
+      </w:hyperlink>
+      <w:r>
+        <w:rPr>
+          <w:lang w:val="zh_TW" w:bidi="zh_TW"/>
+        </w:rPr>
+        <w:t>則稱他為Puah（譯註：和合本譯為普瓦）。</w:t>
       </w:r>
       <w:r>
         <w:rPr>

--- a/zht/docx/125.content.docx
+++ b/zht/docx/125.content.docx
@@ -149,7 +149,7 @@
         <w:rPr>
           <w:lang w:val="zh_TW" w:bidi="zh_TW"/>
         </w:rPr>
-        <w:t>pu</w:t>
+        <w:t>pi</w:t>
       </w:r>
       <w:r>
         <w:rPr>
@@ -212,7 +212,7 @@
         <w:rPr>
           <w:lang w:val="zh_TW" w:bidi="zh_TW"/>
         </w:rPr>
-        <w:t>葡萄樹與葡萄園</w:t>
+        <w:t>皮革</w:t>
       </w:r>
       <w:r>
         <w:rPr>
@@ -231,7 +231,18 @@
         <w:rPr>
           <w:lang w:val="zh_TW" w:bidi="zh_TW"/>
         </w:rPr>
-        <w:t>葡萄藤或葡萄樹可產出葡萄、葡萄乾和葡萄酒。葡萄園是種植葡萄樹的園子。</w:t>
+        <w:t>皮革是經處理以使其強韌且有彈性的動物皮，在聖經時代廣泛用於製作衣物、容器、家居用品以及作為書寫材料。</w:t>
+      </w:r>
+    </w:p>
+    <w:p>
+      <w:pPr>
+        <w:pStyle w:val="Heading3"/>
+      </w:pPr>
+      <w:r>
+        <w:rPr>
+          <w:lang w:val="zh_TW" w:bidi="zh_TW"/>
+        </w:rPr>
+        <w:t>人類在聖經時代如何使用皮革？</w:t>
       </w:r>
     </w:p>
     <w:p>
@@ -245,7 +256,7 @@
         <w:rPr>
           <w:lang w:val="zh_TW" w:bidi="zh_TW"/>
         </w:rPr>
-        <w:t>聖經提到的葡萄樹，既有字面上的意義，也有比喻的意義。葡萄樹可能起源於亞拉臘地區（</w:t>
+        <w:t>人類在早期使用動物皮作為衣物（</w:t>
       </w:r>
       <w:hyperlink r:id="rId13">
         <w:r>
@@ -256,14 +267,14 @@
             <w:color w:val="0000EE"/>
             <w:u w:val="single"/>
           </w:rPr>
-          <w:t>創9:20</w:t>
+          <w:t>創3:21</w:t>
         </w:r>
       </w:hyperlink>
       <w:r>
         <w:rPr>
           <w:lang w:val="zh_TW" w:bidi="zh_TW"/>
         </w:rPr>
-        <w:t>）。古埃及人也有種植葡萄樹，墓葬壁畫亦有描繪酒的製作過程。迦南人曾以酒迎接亞伯拉罕（</w:t>
+        <w:t>）。先知的衣服是用動物皮製成的，並成為辨認他們的方式（</w:t>
       </w:r>
       <w:hyperlink r:id="rId14">
         <w:r>
@@ -274,14 +285,14 @@
             <w:color w:val="0000EE"/>
             <w:u w:val="single"/>
           </w:rPr>
-          <w:t>創14:18</w:t>
+          <w:t>王下1:8</w:t>
         </w:r>
       </w:hyperlink>
       <w:r>
         <w:rPr>
           <w:lang w:val="zh_TW" w:bidi="zh_TW"/>
         </w:rPr>
-        <w:t>）。摩西曾描述應許之地的葡萄園（</w:t>
+        <w:t>；</w:t>
       </w:r>
       <w:hyperlink r:id="rId15">
         <w:r>
@@ -292,25 +303,104 @@
             <w:color w:val="0000EE"/>
             <w:u w:val="single"/>
           </w:rPr>
-          <w:t>申6:11</w:t>
+          <w:t>亞13:4</w:t>
         </w:r>
       </w:hyperlink>
       <w:r>
         <w:rPr>
           <w:lang w:val="zh_TW" w:bidi="zh_TW"/>
         </w:rPr>
+        <w:t>）。希臘文舊約描述以利亞的外衣是羊皮（</w:t>
+      </w:r>
+      <w:hyperlink r:id="rId16">
+        <w:r>
+          <w:rPr>
+            <w:lang w:val="zh_TW" w:bidi="zh_TW"/>
+          </w:rPr>
+          <w:rPr>
+            <w:color w:val="0000EE"/>
+            <w:u w:val="single"/>
+          </w:rPr>
+          <w:t>王上19:13、19</w:t>
+        </w:r>
+      </w:hyperlink>
+      <w:r>
+        <w:rPr>
+          <w:lang w:val="zh_TW" w:bidi="zh_TW"/>
+        </w:rPr>
+        <w:t>；</w:t>
+      </w:r>
+      <w:hyperlink r:id="rId17">
+        <w:r>
+          <w:rPr>
+            <w:lang w:val="zh_TW" w:bidi="zh_TW"/>
+          </w:rPr>
+          <w:rPr>
+            <w:color w:val="0000EE"/>
+            <w:u w:val="single"/>
+          </w:rPr>
+          <w:t>王下2:8、13–14</w:t>
+        </w:r>
+      </w:hyperlink>
+      <w:r>
+        <w:rPr>
+          <w:lang w:val="zh_TW" w:bidi="zh_TW"/>
+        </w:rPr>
+        <w:t>）。動物皮也被用來製作鞋子、腰帶和其他衣物（</w:t>
+      </w:r>
+      <w:hyperlink r:id="rId18">
+        <w:r>
+          <w:rPr>
+            <w:lang w:val="zh_TW" w:bidi="zh_TW"/>
+          </w:rPr>
+          <w:rPr>
+            <w:color w:val="0000EE"/>
+            <w:u w:val="single"/>
+          </w:rPr>
+          <w:t>利13:48</w:t>
+        </w:r>
+      </w:hyperlink>
+      <w:r>
+        <w:rPr>
+          <w:lang w:val="zh_TW" w:bidi="zh_TW"/>
+        </w:rPr>
+        <w:t>；</w:t>
+      </w:r>
+      <w:hyperlink r:id="rId19">
+        <w:r>
+          <w:rPr>
+            <w:lang w:val="zh_TW" w:bidi="zh_TW"/>
+          </w:rPr>
+          <w:rPr>
+            <w:color w:val="0000EE"/>
+            <w:u w:val="single"/>
+          </w:rPr>
+          <w:t>結16:10</w:t>
+        </w:r>
+      </w:hyperlink>
+      <w:r>
+        <w:rPr>
+          <w:lang w:val="zh_TW" w:bidi="zh_TW"/>
+        </w:rPr>
+        <w:t>；</w:t>
+      </w:r>
+      <w:hyperlink r:id="rId20">
+        <w:r>
+          <w:rPr>
+            <w:lang w:val="zh_TW" w:bidi="zh_TW"/>
+          </w:rPr>
+          <w:rPr>
+            <w:color w:val="0000EE"/>
+            <w:u w:val="single"/>
+          </w:rPr>
+          <w:t>太3:4</w:t>
+        </w:r>
+      </w:hyperlink>
+      <w:r>
+        <w:rPr>
+          <w:lang w:val="zh_TW" w:bidi="zh_TW"/>
+        </w:rPr>
         <w:t>）。</w:t>
-      </w:r>
-    </w:p>
-    <w:p>
-      <w:pPr>
-        <w:pStyle w:val="Heading3"/>
-      </w:pPr>
-      <w:r>
-        <w:rPr>
-          <w:lang w:val="zh_TW" w:bidi="zh_TW"/>
-        </w:rPr>
-        <w:t>為什麼葡萄藤在聖經時代如此重要？</w:t>
       </w:r>
     </w:p>
     <w:p>
@@ -324,9 +414,9 @@
         <w:rPr>
           <w:lang w:val="zh_TW" w:bidi="zh_TW"/>
         </w:rPr>
-        <w:t>優質的葡萄來自山谷和平原，為希伯來人提供水果和酒，豐富他們清淡的飲食（</w:t>
-      </w:r>
-      <w:hyperlink r:id="rId16">
+        <w:t>一些家用器具是用皮革製成的。最常見的是用來裝液體的容器，例如奶（</w:t>
+      </w:r>
+      <w:hyperlink r:id="rId21">
         <w:r>
           <w:rPr>
             <w:lang w:val="zh_TW" w:bidi="zh_TW"/>
@@ -335,16 +425,16 @@
             <w:color w:val="0000EE"/>
             <w:u w:val="single"/>
           </w:rPr>
-          <w:t>民13:20、24</w:t>
+          <w:t>士4:19</w:t>
         </w:r>
       </w:hyperlink>
       <w:r>
         <w:rPr>
           <w:lang w:val="zh_TW" w:bidi="zh_TW"/>
         </w:rPr>
-        <w:t>；</w:t>
-      </w:r>
-      <w:hyperlink r:id="rId17">
+        <w:t>）、酒（</w:t>
+      </w:r>
+      <w:hyperlink r:id="rId22">
         <w:r>
           <w:rPr>
             <w:lang w:val="zh_TW" w:bidi="zh_TW"/>
@@ -353,16 +443,16 @@
             <w:color w:val="0000EE"/>
             <w:u w:val="single"/>
           </w:rPr>
-          <w:t>士14:5</w:t>
+          <w:t>可2:22</w:t>
         </w:r>
       </w:hyperlink>
       <w:r>
         <w:rPr>
           <w:lang w:val="zh_TW" w:bidi="zh_TW"/>
         </w:rPr>
-        <w:t>，</w:t>
-      </w:r>
-      <w:hyperlink r:id="rId18">
+        <w:t>）和水（</w:t>
+      </w:r>
+      <w:hyperlink r:id="rId23">
         <w:r>
           <w:rPr>
             <w:lang w:val="zh_TW" w:bidi="zh_TW"/>
@@ -371,61 +461,14 @@
             <w:color w:val="0000EE"/>
             <w:u w:val="single"/>
           </w:rPr>
-          <w:t>15:5</w:t>
+          <w:t>創21:14</w:t>
         </w:r>
       </w:hyperlink>
       <w:r>
         <w:rPr>
           <w:lang w:val="zh_TW" w:bidi="zh_TW"/>
         </w:rPr>
-        <w:t>）。酒是他們文化的重要一環，買賣相當流行，而在以色列最後幾位國王執政期間，酒的貿易非常活躍（參</w:t>
-      </w:r>
-      <w:hyperlink r:id="rId19">
-        <w:r>
-          <w:rPr>
-            <w:lang w:val="zh_TW" w:bidi="zh_TW"/>
-          </w:rPr>
-          <w:rPr>
-            <w:color w:val="0000EE"/>
-            <w:u w:val="single"/>
-          </w:rPr>
-          <w:t>結27:18</w:t>
-        </w:r>
-      </w:hyperlink>
-      <w:r>
-        <w:rPr>
-          <w:lang w:val="zh_TW" w:bidi="zh_TW"/>
-        </w:rPr>
-        <w:t>）。到希臘人和羅馬人統治時，這種貿易仍然流行。對於希伯來人來說，理想生活的景象是安靜地待在一處，耕種自己的土地，坐在自己的葡萄樹下（</w:t>
-      </w:r>
-      <w:hyperlink r:id="rId20">
-        <w:r>
-          <w:rPr>
-            <w:lang w:val="zh_TW" w:bidi="zh_TW"/>
-          </w:rPr>
-          <w:rPr>
-            <w:color w:val="0000EE"/>
-            <w:u w:val="single"/>
-          </w:rPr>
-          <w:t>王上4:25</w:t>
-        </w:r>
-      </w:hyperlink>
-      <w:r>
-        <w:rPr>
-          <w:lang w:val="zh_TW" w:bidi="zh_TW"/>
-        </w:rPr>
-        <w:t>）。</w:t>
-      </w:r>
-    </w:p>
-    <w:p>
-      <w:pPr>
-        <w:pStyle w:val="Heading3"/>
-      </w:pPr>
-      <w:r>
-        <w:rPr>
-          <w:lang w:val="zh_TW" w:bidi="zh_TW"/>
-        </w:rPr>
-        <w:t>葡萄的種植與收成</w:t>
+        <w:t>）。從橄欖提取的油也在皮革中保存。油是烹飪、梳洗、醫藥和點燈時要用到的必需品。</w:t>
       </w:r>
     </w:p>
     <w:p>
@@ -439,9 +482,9 @@
         <w:rPr>
           <w:lang w:val="zh_TW" w:bidi="zh_TW"/>
         </w:rPr>
-        <w:t>典型的葡萄園周圍有保護園子的籬笆或圍欄。在收成的季節，守衛會待在瞭望塔看守，防止小偷偷竊農作物（</w:t>
-      </w:r>
-      <w:hyperlink r:id="rId21">
+        <w:t>皮革可能用於床、椅子和其他家居用品。聖經沒有提到皮革被用來製作帳篷，但動物皮被用於建造會幕（</w:t>
+      </w:r>
+      <w:hyperlink r:id="rId24">
         <w:r>
           <w:rPr>
             <w:lang w:val="zh_TW" w:bidi="zh_TW"/>
@@ -450,7 +493,7 @@
             <w:color w:val="0000EE"/>
             <w:u w:val="single"/>
           </w:rPr>
-          <w:t>伯24:18</w:t>
+          <w:t>出25:5</w:t>
         </w:r>
       </w:hyperlink>
       <w:r>
@@ -459,7 +502,7 @@
         </w:rPr>
         <w:t>；</w:t>
       </w:r>
-      <w:hyperlink r:id="rId22">
+      <w:hyperlink r:id="rId25">
         <w:r>
           <w:rPr>
             <w:lang w:val="zh_TW" w:bidi="zh_TW"/>
@@ -468,205 +511,14 @@
             <w:color w:val="0000EE"/>
             <w:u w:val="single"/>
           </w:rPr>
-          <w:t>賽1:8</w:t>
+          <w:t>民4:8</w:t>
         </w:r>
       </w:hyperlink>
       <w:r>
         <w:rPr>
           <w:lang w:val="zh_TW" w:bidi="zh_TW"/>
         </w:rPr>
-        <w:t>；</w:t>
-      </w:r>
-      <w:hyperlink r:id="rId23">
-        <w:r>
-          <w:rPr>
-            <w:lang w:val="zh_TW" w:bidi="zh_TW"/>
-          </w:rPr>
-          <w:rPr>
-            <w:color w:val="0000EE"/>
-            <w:u w:val="single"/>
-          </w:rPr>
-          <w:t>可12:1</w:t>
-        </w:r>
-      </w:hyperlink>
-      <w:r>
-        <w:rPr>
-          <w:lang w:val="zh_TW" w:bidi="zh_TW"/>
-        </w:rPr>
-        <w:t>）。葡萄藤則一行行種植在封閉的區域裡，隨著植物生長，葡萄藤沿著支架，以將結果的枝條從地面上抬起來（</w:t>
-      </w:r>
-      <w:hyperlink r:id="rId24">
-        <w:r>
-          <w:rPr>
-            <w:lang w:val="zh_TW" w:bidi="zh_TW"/>
-          </w:rPr>
-          <w:rPr>
-            <w:color w:val="0000EE"/>
-            <w:u w:val="single"/>
-          </w:rPr>
-          <w:t>結17:6</w:t>
-        </w:r>
-      </w:hyperlink>
-      <w:r>
-        <w:rPr>
-          <w:lang w:val="zh_TW" w:bidi="zh_TW"/>
-        </w:rPr>
-        <w:t>）。葡萄園工人修剪並照料葡萄藤（</w:t>
-      </w:r>
-      <w:hyperlink r:id="rId25">
-        <w:r>
-          <w:rPr>
-            <w:lang w:val="zh_TW" w:bidi="zh_TW"/>
-          </w:rPr>
-          <w:rPr>
-            <w:color w:val="0000EE"/>
-            <w:u w:val="single"/>
-          </w:rPr>
-          <w:t>利25:3</w:t>
-        </w:r>
-      </w:hyperlink>
-      <w:r>
-        <w:rPr>
-          <w:lang w:val="zh_TW" w:bidi="zh_TW"/>
-        </w:rPr>
-        <w:t>；</w:t>
-      </w:r>
-      <w:hyperlink r:id="rId26">
-        <w:r>
-          <w:rPr>
-            <w:lang w:val="zh_TW" w:bidi="zh_TW"/>
-          </w:rPr>
-          <w:rPr>
-            <w:color w:val="0000EE"/>
-            <w:u w:val="single"/>
-          </w:rPr>
-          <w:t>賽61:5</w:t>
-        </w:r>
-      </w:hyperlink>
-      <w:r>
-        <w:rPr>
-          <w:lang w:val="zh_TW" w:bidi="zh_TW"/>
-        </w:rPr>
-        <w:t>；</w:t>
-      </w:r>
-      <w:hyperlink r:id="rId27">
-        <w:r>
-          <w:rPr>
-            <w:lang w:val="zh_TW" w:bidi="zh_TW"/>
-          </w:rPr>
-          <w:rPr>
-            <w:color w:val="0000EE"/>
-            <w:u w:val="single"/>
-          </w:rPr>
-          <w:t>珥3:10</w:t>
-        </w:r>
-      </w:hyperlink>
-      <w:r>
-        <w:rPr>
-          <w:lang w:val="zh_TW" w:bidi="zh_TW"/>
-        </w:rPr>
-        <w:t>；</w:t>
-      </w:r>
-      <w:hyperlink r:id="rId28">
-        <w:r>
-          <w:rPr>
-            <w:lang w:val="zh_TW" w:bidi="zh_TW"/>
-          </w:rPr>
-          <w:rPr>
-            <w:color w:val="0000EE"/>
-            <w:u w:val="single"/>
-          </w:rPr>
-          <w:t>約15:2</w:t>
-        </w:r>
-      </w:hyperlink>
-      <w:r>
-        <w:rPr>
-          <w:lang w:val="zh_TW" w:bidi="zh_TW"/>
-        </w:rPr>
-        <w:t>），又採摘成熟的果實並送往榨酒池（</w:t>
-      </w:r>
-      <w:hyperlink r:id="rId29">
-        <w:r>
-          <w:rPr>
-            <w:lang w:val="zh_TW" w:bidi="zh_TW"/>
-          </w:rPr>
-          <w:rPr>
-            <w:color w:val="0000EE"/>
-            <w:u w:val="single"/>
-          </w:rPr>
-          <w:t>何9:2</w:t>
-        </w:r>
-      </w:hyperlink>
-      <w:r>
-        <w:rPr>
-          <w:lang w:val="zh_TW" w:bidi="zh_TW"/>
-        </w:rPr>
-        <w:t>）。踹葡萄是一個慶祝的場合（</w:t>
-      </w:r>
-      <w:hyperlink r:id="rId30">
-        <w:r>
-          <w:rPr>
-            <w:lang w:val="zh_TW" w:bidi="zh_TW"/>
-          </w:rPr>
-          <w:rPr>
-            <w:color w:val="0000EE"/>
-            <w:u w:val="single"/>
-          </w:rPr>
-          <w:t>賽16:10</w:t>
-        </w:r>
-      </w:hyperlink>
-      <w:r>
-        <w:rPr>
-          <w:lang w:val="zh_TW" w:bidi="zh_TW"/>
-        </w:rPr>
-        <w:t>；</w:t>
-      </w:r>
-      <w:hyperlink r:id="rId31">
-        <w:r>
-          <w:rPr>
-            <w:lang w:val="zh_TW" w:bidi="zh_TW"/>
-          </w:rPr>
-          <w:rPr>
-            <w:color w:val="0000EE"/>
-            <w:u w:val="single"/>
-          </w:rPr>
-          <w:t>耶25:30</w:t>
-        </w:r>
-      </w:hyperlink>
-      <w:r>
-        <w:rPr>
-          <w:lang w:val="zh_TW" w:bidi="zh_TW"/>
-        </w:rPr>
-        <w:t>）。發酵的汁液會收集在新的羊皮袋和大型陶罐中（</w:t>
-      </w:r>
-      <w:hyperlink r:id="rId32">
-        <w:r>
-          <w:rPr>
-            <w:lang w:val="zh_TW" w:bidi="zh_TW"/>
-          </w:rPr>
-          <w:rPr>
-            <w:color w:val="0000EE"/>
-            <w:u w:val="single"/>
-          </w:rPr>
-          <w:t>太9:17</w:t>
-        </w:r>
-      </w:hyperlink>
-      <w:r>
-        <w:rPr>
-          <w:lang w:val="zh_TW" w:bidi="zh_TW"/>
-        </w:rPr>
-        <w:t>）。</w:t>
-      </w:r>
-    </w:p>
-    <w:p>
-      <w:pPr>
-        <w:pStyle w:val="Heading3"/>
-      </w:pPr>
-      <w:r>
-        <w:rPr>
-          <w:lang w:val="zh_TW" w:bidi="zh_TW"/>
-        </w:rPr>
-        <w:t>葡萄園在日常生活中的角色</w:t>
+        <w:t>）。這些經文顯然指的是鞣製皮革。如此，它們就用來作防水遮蓋用。</w:t>
       </w:r>
     </w:p>
     <w:p>
@@ -680,9 +532,9 @@
         <w:rPr>
           <w:lang w:val="zh_TW" w:bidi="zh_TW"/>
         </w:rPr>
-        <w:t>收成葡萄的工人可以免除兵役，這點顯示葡萄對以色列經濟的重要性。稅務和債務通常以酒而非金錢支付。法律規定，窮人可以在葡萄園中，拾取遺留園中沒有被收成的葡萄，就像在麥田中拾取遺留的穀物一樣（</w:t>
-      </w:r>
-      <w:hyperlink r:id="rId33">
+        <w:t>聖經沒有提到皮革在製作軍裝或武器方面的用途。然而，製作防禦和攻擊武器自然少不了皮革的使用。防禦方面有頭盔和盾牌，攻擊方面有投石器，以及裝箭的皮袋。</w:t>
+      </w:r>
+      <w:hyperlink r:id="rId26">
         <w:r>
           <w:rPr>
             <w:lang w:val="zh_TW" w:bidi="zh_TW"/>
@@ -691,16 +543,16 @@
             <w:color w:val="0000EE"/>
             <w:u w:val="single"/>
           </w:rPr>
-          <w:t>利19:9–10</w:t>
+          <w:t>撒母其記下一章21節</w:t>
         </w:r>
       </w:hyperlink>
       <w:r>
         <w:rPr>
           <w:lang w:val="zh_TW" w:bidi="zh_TW"/>
         </w:rPr>
-        <w:t>）。不結果的葡萄藤被用來製作木炭（</w:t>
-      </w:r>
-      <w:hyperlink r:id="rId34">
+        <w:t>提到在盾牌表面抹油，可能是為了防止損壞和報廢。</w:t>
+      </w:r>
+      <w:hyperlink r:id="rId27">
         <w:r>
           <w:rPr>
             <w:lang w:val="zh_TW" w:bidi="zh_TW"/>
@@ -709,43 +561,14 @@
             <w:color w:val="0000EE"/>
             <w:u w:val="single"/>
           </w:rPr>
-          <w:t>結15:4</w:t>
+          <w:t>以賽亞書二十一章5節</w:t>
         </w:r>
       </w:hyperlink>
       <w:r>
         <w:rPr>
           <w:lang w:val="zh_TW" w:bidi="zh_TW"/>
         </w:rPr>
-        <w:t>；</w:t>
-      </w:r>
-      <w:hyperlink r:id="rId35">
-        <w:r>
-          <w:rPr>
-            <w:lang w:val="zh_TW" w:bidi="zh_TW"/>
-          </w:rPr>
-          <w:rPr>
-            <w:color w:val="0000EE"/>
-            <w:u w:val="single"/>
-          </w:rPr>
-          <w:t>約15:6</w:t>
-        </w:r>
-      </w:hyperlink>
-      <w:r>
-        <w:rPr>
-          <w:lang w:val="zh_TW" w:bidi="zh_TW"/>
-        </w:rPr>
-        <w:t>）。</w:t>
-      </w:r>
-    </w:p>
-    <w:p>
-      <w:pPr>
-        <w:pStyle w:val="Heading3"/>
-      </w:pPr>
-      <w:r>
-        <w:rPr>
-          <w:lang w:val="zh_TW" w:bidi="zh_TW"/>
-        </w:rPr>
-        <w:t>耶穌關於葡萄樹與酒的教導</w:t>
+        <w:t>並指皮製的盾牌。</w:t>
       </w:r>
     </w:p>
     <w:p>
@@ -759,133 +582,18 @@
         <w:rPr>
           <w:lang w:val="zh_TW" w:bidi="zh_TW"/>
         </w:rPr>
-        <w:t>耶穌經常使用葡萄園作為所講比喻的背景（</w:t>
-      </w:r>
-      <w:hyperlink r:id="rId36">
-        <w:r>
-          <w:rPr>
-            <w:lang w:val="zh_TW" w:bidi="zh_TW"/>
-          </w:rPr>
-          <w:rPr>
-            <w:color w:val="0000EE"/>
-            <w:u w:val="single"/>
-          </w:rPr>
-          <w:t>太20:1–16</w:t>
-        </w:r>
-      </w:hyperlink>
-      <w:r>
-        <w:rPr>
-          <w:lang w:val="zh_TW" w:bidi="zh_TW"/>
-        </w:rPr>
-        <w:t>，</w:t>
-      </w:r>
-      <w:hyperlink r:id="rId37">
-        <w:r>
-          <w:rPr>
-            <w:lang w:val="zh_TW" w:bidi="zh_TW"/>
-          </w:rPr>
-          <w:rPr>
-            <w:color w:val="0000EE"/>
-            <w:u w:val="single"/>
-          </w:rPr>
-          <w:t>21:28–43</w:t>
-        </w:r>
-      </w:hyperlink>
-      <w:r>
-        <w:rPr>
-          <w:lang w:val="zh_TW" w:bidi="zh_TW"/>
-        </w:rPr>
-        <w:t>；</w:t>
-      </w:r>
-      <w:hyperlink r:id="rId38">
-        <w:r>
-          <w:rPr>
-            <w:lang w:val="zh_TW" w:bidi="zh_TW"/>
-          </w:rPr>
-          <w:rPr>
-            <w:color w:val="0000EE"/>
-            <w:u w:val="single"/>
-          </w:rPr>
-          <w:t>可12:1–11</w:t>
-        </w:r>
-      </w:hyperlink>
-      <w:r>
-        <w:rPr>
-          <w:lang w:val="zh_TW" w:bidi="zh_TW"/>
-        </w:rPr>
-        <w:t>；</w:t>
-      </w:r>
-      <w:hyperlink r:id="rId39">
-        <w:r>
-          <w:rPr>
-            <w:lang w:val="zh_TW" w:bidi="zh_TW"/>
-          </w:rPr>
-          <w:rPr>
-            <w:color w:val="0000EE"/>
-            <w:u w:val="single"/>
-          </w:rPr>
-          <w:t>路13:6–9</w:t>
-        </w:r>
-      </w:hyperlink>
-      <w:r>
-        <w:rPr>
-          <w:lang w:val="zh_TW" w:bidi="zh_TW"/>
-        </w:rPr>
-        <w:t>，</w:t>
-      </w:r>
-      <w:hyperlink r:id="rId40">
-        <w:r>
-          <w:rPr>
-            <w:lang w:val="zh_TW" w:bidi="zh_TW"/>
-          </w:rPr>
-          <w:rPr>
-            <w:color w:val="0000EE"/>
-            <w:u w:val="single"/>
-          </w:rPr>
-          <w:t>20:9–18</w:t>
-        </w:r>
-      </w:hyperlink>
-      <w:r>
-        <w:rPr>
-          <w:lang w:val="zh_TW" w:bidi="zh_TW"/>
-        </w:rPr>
-        <w:t>）。當時的人普遍都知道和理解釀酒的方法。耶穌將新酒放入舊皮袋的故事，對新約聖經的聽眾來說，很容易明白（</w:t>
-      </w:r>
-      <w:hyperlink r:id="rId32">
-        <w:r>
-          <w:rPr>
-            <w:lang w:val="zh_TW" w:bidi="zh_TW"/>
-          </w:rPr>
-          <w:rPr>
-            <w:color w:val="0000EE"/>
-            <w:u w:val="single"/>
-          </w:rPr>
-          <w:t>太9:17</w:t>
-        </w:r>
-      </w:hyperlink>
-      <w:r>
-        <w:rPr>
-          <w:lang w:val="zh_TW" w:bidi="zh_TW"/>
-        </w:rPr>
-        <w:t>）。在象徵意義上，基督將自己描述為真正的葡萄樹，祂的血成為象徵聖餐的聖禮之酒（</w:t>
-      </w:r>
-      <w:hyperlink r:id="rId41">
-        <w:r>
-          <w:rPr>
-            <w:lang w:val="zh_TW" w:bidi="zh_TW"/>
-          </w:rPr>
-          <w:rPr>
-            <w:color w:val="0000EE"/>
-            <w:u w:val="single"/>
-          </w:rPr>
-          <w:t>約15:1–11</w:t>
-        </w:r>
-      </w:hyperlink>
-      <w:r>
-        <w:rPr>
-          <w:lang w:val="zh_TW" w:bidi="zh_TW"/>
-        </w:rPr>
-        <w:t>）。</w:t>
+        <w:t>約公元前1900年出於埃及貴族墓中的一幅畫展示了舊約時代人類可能使用皮革的方式。畫中顯示男人穿著涼鞋，女人穿著靴子。一個男人背上綁著一個皮革水瓶。另一個看似弓箭手的男人，背著一個箭袋。驢子都背著兩對羊皮製成的風箱。</w:t>
+      </w:r>
+    </w:p>
+    <w:p>
+      <w:pPr>
+        <w:pStyle w:val="Heading4"/>
+      </w:pPr>
+      <w:r>
+        <w:rPr>
+          <w:lang w:val="zh_TW" w:bidi="zh_TW"/>
+        </w:rPr>
+        <w:t>皮革作為書寫材料</w:t>
       </w:r>
     </w:p>
     <w:p>
@@ -897,50 +605,9 @@
       </w:r>
       <w:r>
         <w:rPr>
-          <w:i/>
-          <w:lang w:val="zh_TW" w:bidi="zh_TW"/>
-        </w:rPr>
-        <w:t>另見</w:t>
-      </w:r>
-      <w:r>
-        <w:rPr>
-          <w:lang w:val="zh_TW" w:bidi="zh_TW"/>
-        </w:rPr>
-        <w:t xml:space="preserve"> </w:t>
-      </w:r>
-      <w:r>
-        <w:rPr>
-          <w:lang w:val="zh_TW" w:bidi="zh_TW"/>
-        </w:rPr>
-        <w:t>農業</w:t>
-      </w:r>
-      <w:r>
-        <w:rPr>
-          <w:lang w:val="zh_TW" w:bidi="zh_TW"/>
-        </w:rPr>
-        <w:t>、</w:t>
-      </w:r>
-      <w:r>
-        <w:rPr>
-          <w:lang w:val="zh_TW" w:bidi="zh_TW"/>
-        </w:rPr>
-        <w:t>植物（藤本植物）</w:t>
-      </w:r>
-      <w:r>
-        <w:rPr>
-          <w:lang w:val="zh_TW" w:bidi="zh_TW"/>
-        </w:rPr>
-        <w:t>。</w:t>
-      </w:r>
-      <w:r>
-        <w:rPr>
-          <w:lang w:val="zh_TW" w:bidi="zh_TW"/>
-        </w:rPr>
-      </w:r>
-      <w:r>
-        <w:rPr>
-          <w:lang w:val="zh_TW" w:bidi="zh_TW"/>
-        </w:rPr>
+          <w:lang w:val="zh_TW" w:bidi="zh_TW"/>
+        </w:rPr>
+        <w:t>皮革被廣泛用作書寫材料。早期主要是在埃及的做法。羊皮紙也來自動物皮革，在埃及的使用歷史悠久。皮革和羊皮紙的區別在於皮革通過鞣製處理。羊皮紙則用石灰、鹽或染料溶液處理皮革製成。人們先將一側的毛髮刮去，再把另一側的肉質去除。然後將皮革拉伸並在框架中晾乾。最後，乾燥的皮革會用浮石摩擦，以在兩側產生光滑的表面。</w:t>
       </w:r>
     </w:p>
     <w:p>
@@ -950,8 +617,286 @@
           <w:lang w:val="zh_TW" w:bidi="zh_TW"/>
         </w:rPr>
       </w:r>
+      <w:r>
+        <w:rPr>
+          <w:lang w:val="zh_TW" w:bidi="zh_TW"/>
+        </w:rPr>
+        <w:t>公元前2000年前在埃及早已盛行用製好的皮革作為書寫材料。根據普林尼（Pliny）的記錄，直到約公元前160年，其它地區才開始有「羊皮紙」這個名稱。</w:t>
+      </w:r>
     </w:p>
     <w:p>
+      <w:pPr/>
+      <w:r>
+        <w:rPr>
+          <w:lang w:val="zh_TW" w:bidi="zh_TW"/>
+        </w:rPr>
+      </w:r>
+      <w:r>
+        <w:rPr>
+          <w:lang w:val="zh_TW" w:bidi="zh_TW"/>
+        </w:rPr>
+        <w:t>亞述或巴比倫沒有發現皮革文件。皮革在那裡的使用可能比古代東方其它地方相對的少。中東文學典故指出，到了較晚期皮革才在當地使用。在波斯時期以前沒有出現過「羊皮紙（parchment）」一詞。在</w:t>
+      </w:r>
+      <w:r>
+        <w:rPr>
+          <w:lang w:val="zh_TW" w:bidi="zh_TW"/>
+        </w:rPr>
+        <w:t>西流古</w:t>
+      </w:r>
+      <w:r>
+        <w:rPr>
+          <w:lang w:val="zh_TW" w:bidi="zh_TW"/>
+        </w:rPr>
+        <w:t>初期（公元前312–364年）以前沒有出現過「寫在羊皮紙上」這種說法。當時，蒲草紙仍然是主要的書寫材料。</w:t>
+      </w:r>
+    </w:p>
+    <w:p>
+      <w:pPr/>
+      <w:r>
+        <w:rPr>
+          <w:lang w:val="zh_TW" w:bidi="zh_TW"/>
+        </w:rPr>
+      </w:r>
+      <w:r>
+        <w:rPr>
+          <w:lang w:val="zh_TW" w:bidi="zh_TW"/>
+        </w:rPr>
+        <w:t>犢皮紙（Vellum）是另一種皮革產品。犢皮紙是用小牛、小山羊、羔羊或羚羊皮製成的精細羊皮紙。公元前一世紀到公元後二世紀的羅馬中，人們鮮少使用犢皮紙，到了第三、四世紀才普及。著名的《梵蒂岡抄本》和《西奈抄本》也是在這段時間內製成。整本聖經如今可以集成一個單一的抄本，形式類似於現代有摺疊頁面的書本。在此之前，一本聖經需要30到40卷蒲草紙製成。犢皮紙還可以充作重寫紙（palimpsest），因為這種技術允許表面重新使用，即原來的文字可以被擦掉並重新書寫。</w:t>
+      </w:r>
+    </w:p>
+    <w:p>
+      <w:pPr/>
+      <w:r>
+        <w:rPr>
+          <w:lang w:val="zh_TW" w:bidi="zh_TW"/>
+        </w:rPr>
+      </w:r>
+      <w:r>
+        <w:rPr>
+          <w:lang w:val="zh_TW" w:bidi="zh_TW"/>
+        </w:rPr>
+        <w:t>舊約中沒有提及用皮革或獸皮書寫的慣例。</w:t>
+      </w:r>
+      <w:hyperlink r:id="rId28">
+        <w:r>
+          <w:rPr>
+            <w:lang w:val="zh_TW" w:bidi="zh_TW"/>
+          </w:rPr>
+          <w:rPr>
+            <w:color w:val="0000EE"/>
+            <w:u w:val="single"/>
+          </w:rPr>
+          <w:t>詩篇四十章子7節</w:t>
+        </w:r>
+      </w:hyperlink>
+      <w:r>
+        <w:rPr>
+          <w:lang w:val="zh_TW" w:bidi="zh_TW"/>
+        </w:rPr>
+        <w:t>、</w:t>
+      </w:r>
+      <w:hyperlink r:id="rId29">
+        <w:r>
+          <w:rPr>
+            <w:lang w:val="zh_TW" w:bidi="zh_TW"/>
+          </w:rPr>
+          <w:rPr>
+            <w:color w:val="0000EE"/>
+            <w:u w:val="single"/>
+          </w:rPr>
+          <w:t>耶利米書三十六章36節</w:t>
+        </w:r>
+      </w:hyperlink>
+      <w:r>
+        <w:rPr>
+          <w:lang w:val="zh_TW" w:bidi="zh_TW"/>
+        </w:rPr>
+        <w:t>、</w:t>
+      </w:r>
+      <w:hyperlink r:id="rId30">
+        <w:r>
+          <w:rPr>
+            <w:lang w:val="zh_TW" w:bidi="zh_TW"/>
+          </w:rPr>
+          <w:rPr>
+            <w:color w:val="0000EE"/>
+            <w:u w:val="single"/>
+          </w:rPr>
+          <w:t>以西結書二章9節至三章3節</w:t>
+        </w:r>
+      </w:hyperlink>
+      <w:r>
+        <w:rPr>
+          <w:lang w:val="zh_TW" w:bidi="zh_TW"/>
+        </w:rPr>
+        <w:t>提到卷軸式的書卷，但這些大可能是蒲草紙。</w:t>
+      </w:r>
+    </w:p>
+    <w:p>
+      <w:pPr/>
+      <w:r>
+        <w:rPr>
+          <w:lang w:val="zh_TW" w:bidi="zh_TW"/>
+        </w:rPr>
+      </w:r>
+      <w:r>
+        <w:rPr>
+          <w:lang w:val="zh_TW" w:bidi="zh_TW"/>
+        </w:rPr>
+        <w:t>約瑟夫記載了猶太人最早使用羊皮紙或皮革作為書寫材料，是在公元後一世紀末。然而在最近發現的死海古卷顯示，猶太人早在公元前100年就已經使用羊皮紙。《塔木德》要求律法必須寫在潔淨動物的皮上。會堂專用書籍中至今仍沿用這項規定。至於是否意味著一種古老的傳統尚不確定。</w:t>
+      </w:r>
+    </w:p>
+    <w:p>
+      <w:pPr/>
+      <w:r>
+        <w:rPr>
+          <w:lang w:val="zh_TW" w:bidi="zh_TW"/>
+        </w:rPr>
+      </w:r>
+      <w:r>
+        <w:rPr>
+          <w:lang w:val="zh_TW" w:bidi="zh_TW"/>
+        </w:rPr>
+        <w:t>一些死海古卷是寫在皮革上的。偉大的以賽亞書古卷約在公元前100年寫成，由17張皮紙縫合而成，長度接近7米（23英尺）。新約的原稿也大可能寫在蒲草紙上。在第一世紀的最後25年間約翰將他的第二封信寫在蒲草紙上（</w:t>
+      </w:r>
+      <w:hyperlink r:id="rId31">
+        <w:r>
+          <w:rPr>
+            <w:lang w:val="zh_TW" w:bidi="zh_TW"/>
+          </w:rPr>
+          <w:rPr>
+            <w:color w:val="0000EE"/>
+            <w:u w:val="single"/>
+          </w:rPr>
+          <w:t>約二1:12</w:t>
+        </w:r>
+      </w:hyperlink>
+      <w:r>
+        <w:rPr>
+          <w:lang w:val="zh_TW" w:bidi="zh_TW"/>
+        </w:rPr>
+        <w:t>）。</w:t>
+      </w:r>
+    </w:p>
+    <w:p>
+      <w:pPr>
+        <w:pStyle w:val="Heading3"/>
+      </w:pPr>
+      <w:r>
+        <w:rPr>
+          <w:lang w:val="zh_TW" w:bidi="zh_TW"/>
+        </w:rPr>
+        <w:t>皮革如何製成？人們如何看待皮革製作？</w:t>
+      </w:r>
+    </w:p>
+    <w:p>
+      <w:pPr/>
+      <w:r>
+        <w:rPr>
+          <w:lang w:val="zh_TW" w:bidi="zh_TW"/>
+        </w:rPr>
+      </w:r>
+      <w:r>
+        <w:rPr>
+          <w:lang w:val="zh_TW" w:bidi="zh_TW"/>
+        </w:rPr>
+        <w:t>鞣製是用各種物質處理動物皮，使其變成皮革的過程，藉此使皮更耐用且不易腐爛。舊約從沒有提及鞣製，但在</w:t>
+      </w:r>
+      <w:hyperlink r:id="rId24">
+        <w:r>
+          <w:rPr>
+            <w:lang w:val="zh_TW" w:bidi="zh_TW"/>
+          </w:rPr>
+          <w:rPr>
+            <w:color w:val="0000EE"/>
+            <w:u w:val="single"/>
+          </w:rPr>
+          <w:t>出埃及記二十五章5節</w:t>
+        </w:r>
+      </w:hyperlink>
+      <w:r>
+        <w:rPr>
+          <w:lang w:val="zh_TW" w:bidi="zh_TW"/>
+        </w:rPr>
+        <w:t>和</w:t>
+      </w:r>
+      <w:hyperlink r:id="rId18">
+        <w:r>
+          <w:rPr>
+            <w:lang w:val="zh_TW" w:bidi="zh_TW"/>
+          </w:rPr>
+          <w:rPr>
+            <w:color w:val="0000EE"/>
+            <w:u w:val="single"/>
+          </w:rPr>
+          <w:t>利未記十三章48節</w:t>
+        </w:r>
+      </w:hyperlink>
+      <w:r>
+        <w:rPr>
+          <w:lang w:val="zh_TW" w:bidi="zh_TW"/>
+        </w:rPr>
+        <w:t>中有所暗示。鞣製之所以被視為不潔的行業，可能與使用不潔動物的皮和經常接觸死屍有關。城市中一般禁止鞣製活動。然而，處理動物皮以製成羊皮紙卻是一種光榮的職業。</w:t>
+      </w:r>
+    </w:p>
+    <w:p>
+      <w:pPr/>
+      <w:r>
+        <w:rPr>
+          <w:lang w:val="zh_TW" w:bidi="zh_TW"/>
+        </w:rPr>
+      </w:r>
+      <w:r>
+        <w:rPr>
+          <w:i/>
+          <w:lang w:val="zh_TW" w:bidi="zh_TW"/>
+        </w:rPr>
+        <w:t>另見</w:t>
+      </w:r>
+      <w:r>
+        <w:rPr>
+          <w:lang w:val="zh_TW" w:bidi="zh_TW"/>
+        </w:rPr>
+        <w:t>書信寫作，古代</w:t>
+      </w:r>
+      <w:r>
+        <w:rPr>
+          <w:lang w:val="zh_TW" w:bidi="zh_TW"/>
+        </w:rPr>
+        <w:t>；</w:t>
+      </w:r>
+      <w:r>
+        <w:rPr>
+          <w:lang w:val="zh_TW" w:bidi="zh_TW"/>
+        </w:rPr>
+        <w:t>寫作</w:t>
+      </w:r>
+      <w:r>
+        <w:rPr>
+          <w:lang w:val="zh_TW" w:bidi="zh_TW"/>
+        </w:rPr>
+        <w:t>。</w:t>
+      </w:r>
+      <w:r>
+        <w:rPr>
+          <w:lang w:val="zh_TW" w:bidi="zh_TW"/>
+        </w:rPr>
+      </w:r>
+      <w:r>
+        <w:rPr>
+          <w:lang w:val="zh_TW" w:bidi="zh_TW"/>
+        </w:rPr>
+      </w:r>
+    </w:p>
+    <w:p>
+      <w:pPr/>
+      <w:r>
+        <w:rPr>
+          <w:lang w:val="zh_TW" w:bidi="zh_TW"/>
+        </w:rPr>
+      </w:r>
+    </w:p>
+    <w:p>
       <w:pPr>
         <w:pStyle w:val="Heading2"/>
       </w:pPr>
@@ -959,7 +904,258 @@
         <w:rPr>
           <w:lang w:val="zh_TW" w:bidi="zh_TW"/>
         </w:rPr>
-        <w:t>蒲式耳</w:t>
+        <w:t>毗努伊勒 (Penuel；地點)</w:t>
+      </w:r>
+      <w:r>
+        <w:rPr>
+          <w:lang w:val="zh_TW" w:bidi="zh_TW"/>
+        </w:rPr>
+      </w:r>
+    </w:p>
+    <w:p>
+      <w:pPr/>
+      <w:r>
+        <w:rPr>
+          <w:lang w:val="zh_TW" w:bidi="zh_TW"/>
+        </w:rPr>
+      </w:r>
+      <w:r>
+        <w:rPr>
+          <w:lang w:val="zh_TW" w:bidi="zh_TW"/>
+        </w:rPr>
+        <w:t>這個名字是指雅博河（Jabbok River）附近的一個地方。族長雅各在那裡整夜與神摔跤（</w:t>
+      </w:r>
+      <w:hyperlink r:id="rId32">
+        <w:r>
+          <w:rPr>
+            <w:lang w:val="zh_TW" w:bidi="zh_TW"/>
+          </w:rPr>
+          <w:rPr>
+            <w:color w:val="0000EE"/>
+            <w:u w:val="single"/>
+          </w:rPr>
+          <w:t>創32:31</w:t>
+        </w:r>
+      </w:hyperlink>
+      <w:r>
+        <w:rPr>
+          <w:lang w:val="zh_TW" w:bidi="zh_TW"/>
+        </w:rPr>
+        <w:t>）。毗努伊勒（Penuel）這地方的另一個英文拼法是Peniel（</w:t>
+      </w:r>
+      <w:hyperlink r:id="rId33">
+        <w:r>
+          <w:rPr>
+            <w:lang w:val="zh_TW" w:bidi="zh_TW"/>
+          </w:rPr>
+          <w:rPr>
+            <w:color w:val="0000EE"/>
+            <w:u w:val="single"/>
+          </w:rPr>
+          <w:t>30</w:t>
+        </w:r>
+      </w:hyperlink>
+      <w:r>
+        <w:rPr>
+          <w:lang w:val="zh_TW" w:bidi="zh_TW"/>
+        </w:rPr>
+        <w:t>節）。</w:t>
+      </w:r>
+    </w:p>
+    <w:p>
+      <w:pPr/>
+      <w:r>
+        <w:rPr>
+          <w:lang w:val="zh_TW" w:bidi="zh_TW"/>
+        </w:rPr>
+      </w:r>
+      <w:r>
+        <w:rPr>
+          <w:lang w:val="zh_TW" w:bidi="zh_TW"/>
+        </w:rPr>
+        <w:t>基甸在士師時期作領袖時，曾拆毀毗努伊勒的樓臺。他又因城中的人拒絕支援他攻打米甸人，而殺了那城的人（</w:t>
+      </w:r>
+      <w:hyperlink r:id="rId34">
+        <w:r>
+          <w:rPr>
+            <w:lang w:val="zh_TW" w:bidi="zh_TW"/>
+          </w:rPr>
+          <w:rPr>
+            <w:color w:val="0000EE"/>
+            <w:u w:val="single"/>
+          </w:rPr>
+          <w:t>士8:8–9</w:t>
+        </w:r>
+      </w:hyperlink>
+      <w:r>
+        <w:rPr>
+          <w:lang w:val="zh_TW" w:bidi="zh_TW"/>
+        </w:rPr>
+        <w:t>、</w:t>
+      </w:r>
+      <w:hyperlink r:id="rId34">
+        <w:r>
+          <w:rPr>
+            <w:lang w:val="zh_TW" w:bidi="zh_TW"/>
+          </w:rPr>
+          <w:rPr>
+            <w:color w:val="0000EE"/>
+            <w:u w:val="single"/>
+          </w:rPr>
+          <w:t>17</w:t>
+        </w:r>
+      </w:hyperlink>
+      <w:r>
+        <w:rPr>
+          <w:lang w:val="zh_TW" w:bidi="zh_TW"/>
+        </w:rPr>
+        <w:t>）。後來，耶羅波安王重建了該城（</w:t>
+      </w:r>
+      <w:hyperlink r:id="rId35">
+        <w:r>
+          <w:rPr>
+            <w:lang w:val="zh_TW" w:bidi="zh_TW"/>
+          </w:rPr>
+          <w:rPr>
+            <w:color w:val="0000EE"/>
+            <w:u w:val="single"/>
+          </w:rPr>
+          <w:t>王上12:25</w:t>
+        </w:r>
+      </w:hyperlink>
+      <w:r>
+        <w:rPr>
+          <w:lang w:val="zh_TW" w:bidi="zh_TW"/>
+        </w:rPr>
+        <w:t>）。毗努伊勒靠近疏割，位於約旦河東，但其確切位置至今仍未能確定。</w:t>
+      </w:r>
+      <w:r>
+        <w:rPr>
+          <w:lang w:val="zh_TW" w:bidi="zh_TW"/>
+        </w:rPr>
+      </w:r>
+      <w:r>
+        <w:rPr>
+          <w:lang w:val="zh_TW" w:bidi="zh_TW"/>
+        </w:rPr>
+      </w:r>
+    </w:p>
+    <w:p>
+      <w:pPr/>
+      <w:r>
+        <w:rPr>
+          <w:lang w:val="zh_TW" w:bidi="zh_TW"/>
+        </w:rPr>
+      </w:r>
+    </w:p>
+    <w:p>
+      <w:pPr>
+        <w:pStyle w:val="Heading2"/>
+      </w:pPr>
+      <w:r>
+        <w:rPr>
+          <w:lang w:val="zh_TW" w:bidi="zh_TW"/>
+        </w:rPr>
+        <w:t>毗努伊勒（Peniel）</w:t>
+      </w:r>
+      <w:r>
+        <w:rPr>
+          <w:lang w:val="zh_TW" w:bidi="zh_TW"/>
+        </w:rPr>
+      </w:r>
+    </w:p>
+    <w:p>
+      <w:pPr/>
+      <w:r>
+        <w:rPr>
+          <w:lang w:val="zh_TW" w:bidi="zh_TW"/>
+        </w:rPr>
+      </w:r>
+      <w:r>
+        <w:rPr>
+          <w:lang w:val="zh_TW" w:bidi="zh_TW"/>
+        </w:rPr>
+        <w:t>Peniel是毗努伊勒（Penuel）的另一種拼寫方式。這是巴勒斯坦的一座城，也是族長雅各與神的「那人」摔跤的地方（</w:t>
+      </w:r>
+      <w:hyperlink r:id="rId33">
+        <w:r>
+          <w:rPr>
+            <w:lang w:val="zh_TW" w:bidi="zh_TW"/>
+          </w:rPr>
+          <w:rPr>
+            <w:color w:val="0000EE"/>
+            <w:u w:val="single"/>
+          </w:rPr>
+          <w:t>創32:30</w:t>
+        </w:r>
+      </w:hyperlink>
+      <w:r>
+        <w:rPr>
+          <w:lang w:val="zh_TW" w:bidi="zh_TW"/>
+        </w:rPr>
+        <w:t>）。</w:t>
+      </w:r>
+    </w:p>
+    <w:p>
+      <w:pPr/>
+      <w:r>
+        <w:rPr>
+          <w:lang w:val="zh_TW" w:bidi="zh_TW"/>
+        </w:rPr>
+      </w:r>
+      <w:r>
+        <w:rPr>
+          <w:i/>
+          <w:lang w:val="zh_TW" w:bidi="zh_TW"/>
+        </w:rPr>
+        <w:t>見</w:t>
+      </w:r>
+      <w:r>
+        <w:rPr>
+          <w:lang w:val="zh_TW" w:bidi="zh_TW"/>
+        </w:rPr>
+        <w:t xml:space="preserve"> </w:t>
+      </w:r>
+      <w:r>
+        <w:rPr>
+          <w:lang w:val="zh_TW" w:bidi="zh_TW"/>
+        </w:rPr>
+        <w:t>毗努伊勒（Penuel；地點）</w:t>
+      </w:r>
+      <w:r>
+        <w:rPr>
+          <w:lang w:val="zh_TW" w:bidi="zh_TW"/>
+        </w:rPr>
+        <w:t>。</w:t>
+      </w:r>
+      <w:r>
+        <w:rPr>
+          <w:lang w:val="zh_TW" w:bidi="zh_TW"/>
+        </w:rPr>
+      </w:r>
+      <w:r>
+        <w:rPr>
+          <w:lang w:val="zh_TW" w:bidi="zh_TW"/>
+        </w:rPr>
+      </w:r>
+    </w:p>
+    <w:p>
+      <w:pPr/>
+      <w:r>
+        <w:rPr>
+          <w:lang w:val="zh_TW" w:bidi="zh_TW"/>
+        </w:rPr>
+      </w:r>
+    </w:p>
+    <w:p>
+      <w:pPr>
+        <w:pStyle w:val="Heading2"/>
+      </w:pPr>
+      <w:r>
+        <w:rPr>
+          <w:lang w:val="zh_TW" w:bidi="zh_TW"/>
+        </w:rPr>
+        <w:t>辟罕/比勒罕</w:t>
       </w:r>
       <w:r>
         <w:rPr>
@@ -986,9 +1182,9 @@
         <w:rPr>
           <w:lang w:val="zh_TW" w:bidi="zh_TW"/>
         </w:rPr>
-        <w:t>一個小容器（「籃子」），可以用來罩住燈（</w:t>
-      </w:r>
-      <w:hyperlink r:id="rId42">
+        <w:t>以察的長子，也是西珥的後裔（</w:t>
+      </w:r>
+      <w:hyperlink r:id="rId36">
         <w:r>
           <w:rPr>
             <w:lang w:val="zh_TW" w:bidi="zh_TW"/>
@@ -997,7 +1193,7 @@
             <w:color w:val="0000EE"/>
             <w:u w:val="single"/>
           </w:rPr>
-          <w:t>太5:15</w:t>
+          <w:t>創36:27</w:t>
         </w:r>
       </w:hyperlink>
       <w:r>
@@ -1006,7 +1202,7 @@
         </w:rPr>
         <w:t>；</w:t>
       </w:r>
-      <w:hyperlink r:id="rId43">
+      <w:hyperlink r:id="rId37">
         <w:r>
           <w:rPr>
             <w:lang w:val="zh_TW" w:bidi="zh_TW"/>
@@ -1015,57 +1211,14 @@
             <w:color w:val="0000EE"/>
             <w:u w:val="single"/>
           </w:rPr>
-          <w:t>可4:21</w:t>
+          <w:t>代上1:42</w:t>
         </w:r>
       </w:hyperlink>
       <w:r>
         <w:rPr>
           <w:lang w:val="zh_TW" w:bidi="zh_TW"/>
         </w:rPr>
-        <w:t>；</w:t>
-      </w:r>
-      <w:hyperlink r:id="rId44">
-        <w:r>
-          <w:rPr>
-            <w:lang w:val="zh_TW" w:bidi="zh_TW"/>
-          </w:rPr>
-          <w:rPr>
-            <w:color w:val="0000EE"/>
-            <w:u w:val="single"/>
-          </w:rPr>
-          <w:t>路11:33</w:t>
-        </w:r>
-      </w:hyperlink>
-      <w:r>
-        <w:rPr>
-          <w:lang w:val="zh_TW" w:bidi="zh_TW"/>
-        </w:rPr>
         <w:t>）。</w:t>
-      </w:r>
-      <w:r>
-        <w:rPr>
-          <w:i/>
-          <w:lang w:val="zh_TW" w:bidi="zh_TW"/>
-        </w:rPr>
-        <w:t>見</w:t>
-      </w:r>
-      <w:r>
-        <w:rPr>
-          <w:lang w:val="zh_TW" w:bidi="zh_TW"/>
-        </w:rPr>
-        <w:t xml:space="preserve"> </w:t>
-      </w:r>
-      <w:r>
-        <w:rPr>
-          <w:lang w:val="zh_TW" w:bidi="zh_TW"/>
-        </w:rPr>
-        <w:t>度量衡</w:t>
-      </w:r>
-      <w:r>
-        <w:rPr>
-          <w:lang w:val="zh_TW" w:bidi="zh_TW"/>
-        </w:rPr>
-        <w:t>。</w:t>
       </w:r>
     </w:p>
     <w:p>
@@ -1083,7 +1236,25 @@
         <w:rPr>
           <w:lang w:val="zh_TW" w:bidi="zh_TW"/>
         </w:rPr>
-        <w:t>一種測量單位，約等於19夸脫或18公升。在希伯來文中，這稱為「伊法」。</w:t>
+        <w:t>屬於便雅憫支派的耶疊的兒子（</w:t>
+      </w:r>
+      <w:hyperlink r:id="rId38">
+        <w:r>
+          <w:rPr>
+            <w:lang w:val="zh_TW" w:bidi="zh_TW"/>
+          </w:rPr>
+          <w:rPr>
+            <w:color w:val="0000EE"/>
+            <w:u w:val="single"/>
+          </w:rPr>
+          <w:t>代上7:10</w:t>
+        </w:r>
+      </w:hyperlink>
+      <w:r>
+        <w:rPr>
+          <w:lang w:val="zh_TW" w:bidi="zh_TW"/>
+        </w:rPr>
+        <w:t>；譯註：和合本譯為：比勒罕）。</w:t>
       </w:r>
       <w:r>
         <w:rPr>
@@ -1112,7 +1283,7 @@
         <w:rPr>
           <w:lang w:val="zh_TW" w:bidi="zh_TW"/>
         </w:rPr>
-        <w:t>僕人</w:t>
+        <w:t>辟拉（人物）</w:t>
       </w:r>
       <w:r>
         <w:rPr>
@@ -1131,23 +1302,9 @@
         <w:rPr>
           <w:lang w:val="zh_TW" w:bidi="zh_TW"/>
         </w:rPr>
-        <w:t>一個有義務服事主人的人，而主人會提供一定程度的保護。有些僕人（servant）是法律上的奴隸（slave），另一些則是自願的僕人。很難明確區分「僕人（servant）」、「奴隸（slave）」、「男奴（bondman）」和「女奴（bondwoman）」。希伯來文和希臘文中有多個詞被翻譯為「僕人」，但在較新的譯本中，有時會使用其它詞語。</w:t>
-      </w:r>
-    </w:p>
-    <w:p>
-      <w:pPr/>
-      <w:r>
-        <w:rPr>
-          <w:lang w:val="zh_TW" w:bidi="zh_TW"/>
-        </w:rPr>
-      </w:r>
-      <w:r>
-        <w:rPr>
-          <w:lang w:val="zh_TW" w:bidi="zh_TW"/>
-        </w:rPr>
-        <w:t>在希伯來文中，表示「少年（lad）」、「少年人（youth）」或「童子（boy）」的詞語常常也指僕人（</w:t>
-      </w:r>
-      <w:hyperlink r:id="rId45">
+        <w:t>拉結嫁給雅各時，拉班把辟拉給她作使女（</w:t>
+      </w:r>
+      <w:hyperlink r:id="rId39">
         <w:r>
           <w:rPr>
             <w:lang w:val="zh_TW" w:bidi="zh_TW"/>
@@ -1156,16 +1313,16 @@
             <w:color w:val="0000EE"/>
             <w:u w:val="single"/>
           </w:rPr>
-          <w:t>出33:11</w:t>
+          <w:t>創29:29</w:t>
         </w:r>
       </w:hyperlink>
       <w:r>
         <w:rPr>
           <w:lang w:val="zh_TW" w:bidi="zh_TW"/>
         </w:rPr>
-        <w:t>；</w:t>
-      </w:r>
-      <w:hyperlink r:id="rId46">
+        <w:t>）。拉結知道自己不能生育，就把辟拉給丈夫作妾，並把辟拉所生的兩個兒子當作自己的孩子，分別給他們起名叫但和拿弗他利（</w:t>
+      </w:r>
+      <w:hyperlink r:id="rId40">
         <w:r>
           <w:rPr>
             <w:lang w:val="zh_TW" w:bidi="zh_TW"/>
@@ -1174,16 +1331,16 @@
             <w:color w:val="0000EE"/>
             <w:u w:val="single"/>
           </w:rPr>
-          <w:t>民22:22</w:t>
+          <w:t>30:3–8</w:t>
         </w:r>
       </w:hyperlink>
       <w:r>
         <w:rPr>
           <w:lang w:val="zh_TW" w:bidi="zh_TW"/>
         </w:rPr>
-        <w:t>；</w:t>
-      </w:r>
-      <w:hyperlink r:id="rId47">
+        <w:t>，</w:t>
+      </w:r>
+      <w:hyperlink r:id="rId41">
         <w:r>
           <w:rPr>
             <w:lang w:val="zh_TW" w:bidi="zh_TW"/>
@@ -1192,16 +1349,16 @@
             <w:color w:val="0000EE"/>
             <w:u w:val="single"/>
           </w:rPr>
-          <w:t>王下4:12</w:t>
+          <w:t>35:25</w:t>
         </w:r>
       </w:hyperlink>
       <w:r>
         <w:rPr>
           <w:lang w:val="zh_TW" w:bidi="zh_TW"/>
         </w:rPr>
-        <w:t>）。表示「生來自由的僕人（free-born servant）」的詞語通常用來指稱耶和華的僕人，如利未人（</w:t>
-      </w:r>
-      <w:hyperlink r:id="rId48">
+        <w:t>，</w:t>
+      </w:r>
+      <w:hyperlink r:id="rId42">
         <w:r>
           <w:rPr>
             <w:lang w:val="zh_TW" w:bidi="zh_TW"/>
@@ -1210,16 +1367,16 @@
             <w:color w:val="0000EE"/>
             <w:u w:val="single"/>
           </w:rPr>
-          <w:t>拉8:17</w:t>
+          <w:t>46:25</w:t>
         </w:r>
       </w:hyperlink>
       <w:r>
         <w:rPr>
           <w:lang w:val="zh_TW" w:bidi="zh_TW"/>
         </w:rPr>
-        <w:t>；</w:t>
-      </w:r>
-      <w:hyperlink r:id="rId49">
+        <w:t>）。考古研究已證實，不育的妻子把使女給丈夫為妾，且為丈夫生子的做法，確實存在於古代近東社會。在努西（Nuzi）出土、年代與</w:t>
+      </w:r>
+      <w:hyperlink r:id="rId43">
         <w:r>
           <w:rPr>
             <w:lang w:val="zh_TW" w:bidi="zh_TW"/>
@@ -1228,16 +1385,16 @@
             <w:color w:val="0000EE"/>
             <w:u w:val="single"/>
           </w:rPr>
-          <w:t>賽61:6</w:t>
+          <w:t>創世記二十九章</w:t>
         </w:r>
       </w:hyperlink>
       <w:r>
         <w:rPr>
           <w:lang w:val="zh_TW" w:bidi="zh_TW"/>
         </w:rPr>
-        <w:t>；</w:t>
-      </w:r>
-      <w:hyperlink r:id="rId50">
+        <w:t>事件大致相同的婚約文獻中，也提到過這種安排。後來，雅各的兒子呂便與辟拉亂倫，因此犯了罪（</w:t>
+      </w:r>
+      <w:hyperlink r:id="rId44">
         <w:r>
           <w:rPr>
             <w:lang w:val="zh_TW" w:bidi="zh_TW"/>
@@ -1246,1200 +1403,14 @@
             <w:color w:val="0000EE"/>
             <w:u w:val="single"/>
           </w:rPr>
-          <w:t>拉44:11</w:t>
+          <w:t>35:22</w:t>
         </w:r>
       </w:hyperlink>
       <w:r>
         <w:rPr>
           <w:lang w:val="zh_TW" w:bidi="zh_TW"/>
         </w:rPr>
-        <w:t>）或祭司（</w:t>
-      </w:r>
-      <w:hyperlink r:id="rId51">
-        <w:r>
-          <w:rPr>
-            <w:lang w:val="zh_TW" w:bidi="zh_TW"/>
-          </w:rPr>
-          <w:rPr>
-            <w:color w:val="0000EE"/>
-            <w:u w:val="single"/>
-          </w:rPr>
-          <w:t>出28:35</w:t>
-        </w:r>
-      </w:hyperlink>
-      <w:r>
-        <w:rPr>
-          <w:lang w:val="zh_TW" w:bidi="zh_TW"/>
-        </w:rPr>
-        <w:t>；</w:t>
-      </w:r>
-      <w:hyperlink r:id="rId52">
-        <w:r>
-          <w:rPr>
-            <w:lang w:val="zh_TW" w:bidi="zh_TW"/>
-          </w:rPr>
-          <w:rPr>
-            <w:color w:val="0000EE"/>
-            <w:u w:val="single"/>
-          </w:rPr>
-          <w:t>珥1:9</w:t>
-        </w:r>
-      </w:hyperlink>
-      <w:r>
-        <w:rPr>
-          <w:lang w:val="zh_TW" w:bidi="zh_TW"/>
-        </w:rPr>
-        <w:t>，</w:t>
-      </w:r>
-      <w:hyperlink r:id="rId53">
-        <w:r>
-          <w:rPr>
-            <w:lang w:val="zh_TW" w:bidi="zh_TW"/>
-          </w:rPr>
-          <w:rPr>
-            <w:color w:val="0000EE"/>
-            <w:u w:val="single"/>
-          </w:rPr>
-          <w:t>2:17</w:t>
-        </w:r>
-      </w:hyperlink>
-      <w:r>
-        <w:rPr>
-          <w:lang w:val="zh_TW" w:bidi="zh_TW"/>
-        </w:rPr>
-        <w:t>）。有時王的臣子被稱為臣僕（</w:t>
-      </w:r>
-      <w:hyperlink r:id="rId54">
-        <w:r>
-          <w:rPr>
-            <w:lang w:val="zh_TW" w:bidi="zh_TW"/>
-          </w:rPr>
-          <w:rPr>
-            <w:color w:val="0000EE"/>
-            <w:u w:val="single"/>
-          </w:rPr>
-          <w:t>代上27:1</w:t>
-        </w:r>
-      </w:hyperlink>
-      <w:r>
-        <w:rPr>
-          <w:lang w:val="zh_TW" w:bidi="zh_TW"/>
-        </w:rPr>
-        <w:t>；</w:t>
-      </w:r>
-      <w:hyperlink r:id="rId55">
-        <w:r>
-          <w:rPr>
-            <w:lang w:val="zh_TW" w:bidi="zh_TW"/>
-          </w:rPr>
-          <w:rPr>
-            <w:color w:val="0000EE"/>
-            <w:u w:val="single"/>
-          </w:rPr>
-          <w:t>箴29:12</w:t>
-        </w:r>
-      </w:hyperlink>
-      <w:r>
-        <w:rPr>
-          <w:lang w:val="zh_TW" w:bidi="zh_TW"/>
-        </w:rPr>
-        <w:t>），在耶和華面前侍奉的天使也被稱為僕役（</w:t>
-      </w:r>
-      <w:hyperlink r:id="rId56">
-        <w:r>
-          <w:rPr>
-            <w:lang w:val="zh_TW" w:bidi="zh_TW"/>
-          </w:rPr>
-          <w:rPr>
-            <w:color w:val="0000EE"/>
-            <w:u w:val="single"/>
-          </w:rPr>
-          <w:t>詩103:21</w:t>
-        </w:r>
-      </w:hyperlink>
-      <w:r>
-        <w:rPr>
-          <w:lang w:val="zh_TW" w:bidi="zh_TW"/>
-        </w:rPr>
-        <w:t>，</w:t>
-      </w:r>
-      <w:hyperlink r:id="rId57">
-        <w:r>
-          <w:rPr>
-            <w:lang w:val="zh_TW" w:bidi="zh_TW"/>
-          </w:rPr>
-          <w:rPr>
-            <w:color w:val="0000EE"/>
-            <w:u w:val="single"/>
-          </w:rPr>
-          <w:t>104:4</w:t>
-        </w:r>
-      </w:hyperlink>
-      <w:r>
-        <w:rPr>
-          <w:lang w:val="zh_TW" w:bidi="zh_TW"/>
-        </w:rPr>
-        <w:t>）。雇傭的僕人或雇工也被視為自由人（</w:t>
-      </w:r>
-      <w:hyperlink r:id="rId58">
-        <w:r>
-          <w:rPr>
-            <w:lang w:val="zh_TW" w:bidi="zh_TW"/>
-          </w:rPr>
-          <w:rPr>
-            <w:color w:val="0000EE"/>
-            <w:u w:val="single"/>
-          </w:rPr>
-          <w:t>出12:45</w:t>
-        </w:r>
-      </w:hyperlink>
-      <w:r>
-        <w:rPr>
-          <w:lang w:val="zh_TW" w:bidi="zh_TW"/>
-        </w:rPr>
-        <w:t>；</w:t>
-      </w:r>
-      <w:hyperlink r:id="rId59">
-        <w:r>
-          <w:rPr>
-            <w:lang w:val="zh_TW" w:bidi="zh_TW"/>
-          </w:rPr>
-          <w:rPr>
-            <w:color w:val="0000EE"/>
-            <w:u w:val="single"/>
-          </w:rPr>
-          <w:t>伯7:1</w:t>
-        </w:r>
-      </w:hyperlink>
-      <w:r>
-        <w:rPr>
-          <w:lang w:val="zh_TW" w:bidi="zh_TW"/>
-        </w:rPr>
-        <w:t>；</w:t>
-      </w:r>
-      <w:hyperlink r:id="rId60">
-        <w:r>
-          <w:rPr>
-            <w:lang w:val="zh_TW" w:bidi="zh_TW"/>
-          </w:rPr>
-          <w:rPr>
-            <w:color w:val="0000EE"/>
-            <w:u w:val="single"/>
-          </w:rPr>
-          <w:t>瑪3:5</w:t>
-        </w:r>
-      </w:hyperlink>
-      <w:r>
-        <w:rPr>
-          <w:lang w:val="zh_TW" w:bidi="zh_TW"/>
-        </w:rPr>
         <w:t>）。</w:t>
-      </w:r>
-    </w:p>
-    <w:p>
-      <w:pPr/>
-      <w:r>
-        <w:rPr>
-          <w:lang w:val="zh_TW" w:bidi="zh_TW"/>
-        </w:rPr>
-      </w:r>
-      <w:r>
-        <w:rPr>
-          <w:lang w:val="zh_TW" w:bidi="zh_TW"/>
-        </w:rPr>
-        <w:t>最常見的希伯來詞語在舊約中出現近800次，代表被束縛的奴隸（</w:t>
-      </w:r>
-      <w:hyperlink r:id="rId61">
-        <w:r>
-          <w:rPr>
-            <w:lang w:val="zh_TW" w:bidi="zh_TW"/>
-          </w:rPr>
-          <w:rPr>
-            <w:color w:val="0000EE"/>
-            <w:u w:val="single"/>
-          </w:rPr>
-          <w:t>創9:25</w:t>
-        </w:r>
-      </w:hyperlink>
-      <w:r>
-        <w:rPr>
-          <w:lang w:val="zh_TW" w:bidi="zh_TW"/>
-        </w:rPr>
-        <w:t>，</w:t>
-      </w:r>
-      <w:hyperlink r:id="rId62">
-        <w:r>
-          <w:rPr>
-            <w:lang w:val="zh_TW" w:bidi="zh_TW"/>
-          </w:rPr>
-          <w:rPr>
-            <w:color w:val="0000EE"/>
-            <w:u w:val="single"/>
-          </w:rPr>
-          <w:t>12:16</w:t>
-        </w:r>
-      </w:hyperlink>
-      <w:r>
-        <w:rPr>
-          <w:lang w:val="zh_TW" w:bidi="zh_TW"/>
-        </w:rPr>
-        <w:t>；</w:t>
-      </w:r>
-      <w:hyperlink r:id="rId63">
-        <w:r>
-          <w:rPr>
-            <w:lang w:val="zh_TW" w:bidi="zh_TW"/>
-          </w:rPr>
-          <w:rPr>
-            <w:color w:val="0000EE"/>
-            <w:u w:val="single"/>
-          </w:rPr>
-          <w:t>出20:17</w:t>
-        </w:r>
-      </w:hyperlink>
-      <w:r>
-        <w:rPr>
-          <w:lang w:val="zh_TW" w:bidi="zh_TW"/>
-        </w:rPr>
-        <w:t>；</w:t>
-      </w:r>
-      <w:hyperlink r:id="rId64">
-        <w:r>
-          <w:rPr>
-            <w:lang w:val="zh_TW" w:bidi="zh_TW"/>
-          </w:rPr>
-          <w:rPr>
-            <w:color w:val="0000EE"/>
-            <w:u w:val="single"/>
-          </w:rPr>
-          <w:t>申5:15</w:t>
-        </w:r>
-      </w:hyperlink>
-      <w:r>
-        <w:rPr>
-          <w:lang w:val="zh_TW" w:bidi="zh_TW"/>
-        </w:rPr>
-        <w:t>，</w:t>
-      </w:r>
-      <w:hyperlink r:id="rId65">
-        <w:r>
-          <w:rPr>
-            <w:lang w:val="zh_TW" w:bidi="zh_TW"/>
-          </w:rPr>
-          <w:rPr>
-            <w:color w:val="0000EE"/>
-            <w:u w:val="single"/>
-          </w:rPr>
-          <w:t>15:17</w:t>
-        </w:r>
-      </w:hyperlink>
-      <w:r>
-        <w:rPr>
-          <w:lang w:val="zh_TW" w:bidi="zh_TW"/>
-        </w:rPr>
-        <w:t>）。然而，同一個詞也被用來指有貴族地位的人，如君王的臣僕或謀士（</w:t>
-      </w:r>
-      <w:hyperlink r:id="rId66">
-        <w:r>
-          <w:rPr>
-            <w:lang w:val="zh_TW" w:bidi="zh_TW"/>
-          </w:rPr>
-          <w:rPr>
-            <w:color w:val="0000EE"/>
-            <w:u w:val="single"/>
-          </w:rPr>
-          <w:t>王下22:12</w:t>
-        </w:r>
-      </w:hyperlink>
-      <w:r>
-        <w:rPr>
-          <w:lang w:val="zh_TW" w:bidi="zh_TW"/>
-        </w:rPr>
-        <w:t>；</w:t>
-      </w:r>
-      <w:hyperlink r:id="rId67">
-        <w:r>
-          <w:rPr>
-            <w:lang w:val="zh_TW" w:bidi="zh_TW"/>
-          </w:rPr>
-          <w:rPr>
-            <w:color w:val="0000EE"/>
-            <w:u w:val="single"/>
-          </w:rPr>
-          <w:t>代下34:20</w:t>
-        </w:r>
-      </w:hyperlink>
-      <w:r>
-        <w:rPr>
-          <w:lang w:val="zh_TW" w:bidi="zh_TW"/>
-        </w:rPr>
-        <w:t>；</w:t>
-      </w:r>
-      <w:hyperlink r:id="rId68">
-        <w:r>
-          <w:rPr>
-            <w:lang w:val="zh_TW" w:bidi="zh_TW"/>
-          </w:rPr>
-          <w:rPr>
-            <w:color w:val="0000EE"/>
-            <w:u w:val="single"/>
-          </w:rPr>
-          <w:t>尼2:10</w:t>
-        </w:r>
-      </w:hyperlink>
-      <w:r>
-        <w:rPr>
-          <w:lang w:val="zh_TW" w:bidi="zh_TW"/>
-        </w:rPr>
-        <w:t>）或神的僕人（</w:t>
-      </w:r>
-      <w:hyperlink r:id="rId69">
-        <w:r>
-          <w:rPr>
-            <w:lang w:val="zh_TW" w:bidi="zh_TW"/>
-          </w:rPr>
-          <w:rPr>
-            <w:color w:val="0000EE"/>
-            <w:u w:val="single"/>
-          </w:rPr>
-          <w:t>創24:14</w:t>
-        </w:r>
-      </w:hyperlink>
-      <w:r>
-        <w:rPr>
-          <w:lang w:val="zh_TW" w:bidi="zh_TW"/>
-        </w:rPr>
-        <w:t>；</w:t>
-      </w:r>
-      <w:hyperlink r:id="rId70">
-        <w:r>
-          <w:rPr>
-            <w:lang w:val="zh_TW" w:bidi="zh_TW"/>
-          </w:rPr>
-          <w:rPr>
-            <w:color w:val="0000EE"/>
-            <w:u w:val="single"/>
-          </w:rPr>
-          <w:t>民12:7</w:t>
-        </w:r>
-      </w:hyperlink>
-      <w:r>
-        <w:rPr>
-          <w:lang w:val="zh_TW" w:bidi="zh_TW"/>
-        </w:rPr>
-        <w:t>；</w:t>
-      </w:r>
-      <w:hyperlink r:id="rId71">
-        <w:r>
-          <w:rPr>
-            <w:lang w:val="zh_TW" w:bidi="zh_TW"/>
-          </w:rPr>
-          <w:rPr>
-            <w:color w:val="0000EE"/>
-            <w:u w:val="single"/>
-          </w:rPr>
-          <w:t>書1:7</w:t>
-        </w:r>
-      </w:hyperlink>
-      <w:r>
-        <w:rPr>
-          <w:lang w:val="zh_TW" w:bidi="zh_TW"/>
-        </w:rPr>
-        <w:t>；</w:t>
-      </w:r>
-      <w:hyperlink r:id="rId72">
-        <w:r>
-          <w:rPr>
-            <w:lang w:val="zh_TW" w:bidi="zh_TW"/>
-          </w:rPr>
-          <w:rPr>
-            <w:color w:val="0000EE"/>
-            <w:u w:val="single"/>
-          </w:rPr>
-          <w:t>王下21:8</w:t>
-        </w:r>
-      </w:hyperlink>
-      <w:r>
-        <w:rPr>
-          <w:lang w:val="zh_TW" w:bidi="zh_TW"/>
-        </w:rPr>
-        <w:t>），例如「我的僕人摩西」（或大衛、以賽亞、以色列、約伯等）。其中一個最崇高的表達是「耶和華的僕人」（</w:t>
-      </w:r>
-      <w:hyperlink r:id="rId73">
-        <w:r>
-          <w:rPr>
-            <w:lang w:val="zh_TW" w:bidi="zh_TW"/>
-          </w:rPr>
-          <w:rPr>
-            <w:color w:val="0000EE"/>
-            <w:u w:val="single"/>
-          </w:rPr>
-          <w:t>申34:5</w:t>
-        </w:r>
-      </w:hyperlink>
-      <w:r>
-        <w:rPr>
-          <w:lang w:val="zh_TW" w:bidi="zh_TW"/>
-        </w:rPr>
-        <w:t>；</w:t>
-      </w:r>
-      <w:hyperlink r:id="rId74">
-        <w:r>
-          <w:rPr>
-            <w:lang w:val="zh_TW" w:bidi="zh_TW"/>
-          </w:rPr>
-          <w:rPr>
-            <w:color w:val="0000EE"/>
-            <w:u w:val="single"/>
-          </w:rPr>
-          <w:t>書1:13</w:t>
-        </w:r>
-      </w:hyperlink>
-      <w:r>
-        <w:rPr>
-          <w:lang w:val="zh_TW" w:bidi="zh_TW"/>
-        </w:rPr>
-        <w:t>，</w:t>
-      </w:r>
-      <w:hyperlink r:id="rId75">
-        <w:r>
-          <w:rPr>
-            <w:lang w:val="zh_TW" w:bidi="zh_TW"/>
-          </w:rPr>
-          <w:rPr>
-            <w:color w:val="0000EE"/>
-            <w:u w:val="single"/>
-          </w:rPr>
-          <w:t>8:31–33</w:t>
-        </w:r>
-      </w:hyperlink>
-      <w:r>
-        <w:rPr>
-          <w:lang w:val="zh_TW" w:bidi="zh_TW"/>
-        </w:rPr>
-        <w:t>；</w:t>
-      </w:r>
-      <w:hyperlink r:id="rId76">
-        <w:r>
-          <w:rPr>
-            <w:lang w:val="zh_TW" w:bidi="zh_TW"/>
-          </w:rPr>
-          <w:rPr>
-            <w:color w:val="0000EE"/>
-            <w:u w:val="single"/>
-          </w:rPr>
-          <w:t>賽49:1</w:t>
-        </w:r>
-      </w:hyperlink>
-      <w:r>
-        <w:rPr>
-          <w:lang w:val="zh_TW" w:bidi="zh_TW"/>
-        </w:rPr>
-        <w:t>–</w:t>
-      </w:r>
-      <w:hyperlink r:id="rId76">
-        <w:r>
-          <w:rPr>
-            <w:lang w:val="zh_TW" w:bidi="zh_TW"/>
-          </w:rPr>
-          <w:rPr>
-            <w:color w:val="0000EE"/>
-            <w:u w:val="single"/>
-          </w:rPr>
-          <w:t>6</w:t>
-        </w:r>
-      </w:hyperlink>
-      <w:r>
-        <w:rPr>
-          <w:lang w:val="zh_TW" w:bidi="zh_TW"/>
-        </w:rPr>
-        <w:t>，</w:t>
-      </w:r>
-      <w:hyperlink r:id="rId77">
-        <w:r>
-          <w:rPr>
-            <w:lang w:val="zh_TW" w:bidi="zh_TW"/>
-          </w:rPr>
-          <w:rPr>
-            <w:color w:val="0000EE"/>
-            <w:u w:val="single"/>
-          </w:rPr>
-          <w:t>50:4</w:t>
-        </w:r>
-      </w:hyperlink>
-      <w:r>
-        <w:rPr>
-          <w:lang w:val="zh_TW" w:bidi="zh_TW"/>
-        </w:rPr>
-        <w:t>–</w:t>
-      </w:r>
-      <w:hyperlink r:id="rId77">
-        <w:r>
-          <w:rPr>
-            <w:lang w:val="zh_TW" w:bidi="zh_TW"/>
-          </w:rPr>
-          <w:rPr>
-            <w:color w:val="0000EE"/>
-            <w:u w:val="single"/>
-          </w:rPr>
-          <w:t>9</w:t>
-        </w:r>
-      </w:hyperlink>
-      <w:r>
-        <w:rPr>
-          <w:lang w:val="zh_TW" w:bidi="zh_TW"/>
-        </w:rPr>
-        <w:t>，</w:t>
-      </w:r>
-      <w:hyperlink r:id="rId78">
-        <w:r>
-          <w:rPr>
-            <w:lang w:val="zh_TW" w:bidi="zh_TW"/>
-          </w:rPr>
-          <w:rPr>
-            <w:color w:val="0000EE"/>
-            <w:u w:val="single"/>
-          </w:rPr>
-          <w:t>52:13–53:12</w:t>
-        </w:r>
-      </w:hyperlink>
-      <w:r>
-        <w:rPr>
-          <w:lang w:val="zh_TW" w:bidi="zh_TW"/>
-        </w:rPr>
-        <w:t>）。俄巴底亞這個專有名詞的意思是「耶和華的僕人」。</w:t>
-      </w:r>
-    </w:p>
-    <w:p>
-      <w:pPr/>
-      <w:r>
-        <w:rPr>
-          <w:lang w:val="zh_TW" w:bidi="zh_TW"/>
-        </w:rPr>
-      </w:r>
-      <w:r>
-        <w:rPr>
-          <w:lang w:val="zh_TW" w:bidi="zh_TW"/>
-        </w:rPr>
-        <w:t>新約中，「僕人」有多種定義，包括雇工或傭工（</w:t>
-      </w:r>
-      <w:hyperlink r:id="rId79">
-        <w:r>
-          <w:rPr>
-            <w:lang w:val="zh_TW" w:bidi="zh_TW"/>
-          </w:rPr>
-          <w:rPr>
-            <w:color w:val="0000EE"/>
-            <w:u w:val="single"/>
-          </w:rPr>
-          <w:t>可1:20</w:t>
-        </w:r>
-      </w:hyperlink>
-      <w:r>
-        <w:rPr>
-          <w:lang w:val="zh_TW" w:bidi="zh_TW"/>
-        </w:rPr>
-        <w:t>；</w:t>
-      </w:r>
-      <w:hyperlink r:id="rId80">
-        <w:r>
-          <w:rPr>
-            <w:lang w:val="zh_TW" w:bidi="zh_TW"/>
-          </w:rPr>
-          <w:rPr>
-            <w:color w:val="0000EE"/>
-            <w:u w:val="single"/>
-          </w:rPr>
-          <w:t>路15:17</w:t>
-        </w:r>
-      </w:hyperlink>
-      <w:r>
-        <w:rPr>
-          <w:lang w:val="zh_TW" w:bidi="zh_TW"/>
-        </w:rPr>
-        <w:t>–</w:t>
-      </w:r>
-      <w:hyperlink r:id="rId80">
-        <w:r>
-          <w:rPr>
-            <w:lang w:val="zh_TW" w:bidi="zh_TW"/>
-          </w:rPr>
-          <w:rPr>
-            <w:color w:val="0000EE"/>
-            <w:u w:val="single"/>
-          </w:rPr>
-          <w:t>19</w:t>
-        </w:r>
-      </w:hyperlink>
-      <w:r>
-        <w:rPr>
-          <w:lang w:val="zh_TW" w:bidi="zh_TW"/>
-        </w:rPr>
-        <w:t>；</w:t>
-      </w:r>
-      <w:hyperlink r:id="rId81">
-        <w:r>
-          <w:rPr>
-            <w:lang w:val="zh_TW" w:bidi="zh_TW"/>
-          </w:rPr>
-          <w:rPr>
-            <w:color w:val="0000EE"/>
-            <w:u w:val="single"/>
-          </w:rPr>
-          <w:t>約10:12</w:t>
-        </w:r>
-      </w:hyperlink>
-      <w:r>
-        <w:rPr>
-          <w:lang w:val="zh_TW" w:bidi="zh_TW"/>
-        </w:rPr>
-        <w:t>–</w:t>
-      </w:r>
-      <w:hyperlink r:id="rId81">
-        <w:r>
-          <w:rPr>
-            <w:lang w:val="zh_TW" w:bidi="zh_TW"/>
-          </w:rPr>
-          <w:rPr>
-            <w:color w:val="0000EE"/>
-            <w:u w:val="single"/>
-          </w:rPr>
-          <w:t>14</w:t>
-        </w:r>
-      </w:hyperlink>
-      <w:r>
-        <w:rPr>
-          <w:lang w:val="zh_TW" w:bidi="zh_TW"/>
-        </w:rPr>
-        <w:t>），更廣泛地指奴隸（</w:t>
-      </w:r>
-      <w:hyperlink r:id="rId82">
-        <w:r>
-          <w:rPr>
-            <w:lang w:val="zh_TW" w:bidi="zh_TW"/>
-          </w:rPr>
-          <w:rPr>
-            <w:color w:val="0000EE"/>
-            <w:u w:val="single"/>
-          </w:rPr>
-          <w:t>太8:9</w:t>
-        </w:r>
-      </w:hyperlink>
-      <w:r>
-        <w:rPr>
-          <w:lang w:val="zh_TW" w:bidi="zh_TW"/>
-        </w:rPr>
-        <w:t>，</w:t>
-      </w:r>
-      <w:hyperlink r:id="rId83">
-        <w:r>
-          <w:rPr>
-            <w:lang w:val="zh_TW" w:bidi="zh_TW"/>
-          </w:rPr>
-          <w:rPr>
-            <w:color w:val="0000EE"/>
-            <w:u w:val="single"/>
-          </w:rPr>
-          <w:t>10:24</w:t>
-        </w:r>
-      </w:hyperlink>
-      <w:r>
-        <w:rPr>
-          <w:lang w:val="zh_TW" w:bidi="zh_TW"/>
-        </w:rPr>
-        <w:t>–</w:t>
-      </w:r>
-      <w:hyperlink r:id="rId83">
-        <w:r>
-          <w:rPr>
-            <w:lang w:val="zh_TW" w:bidi="zh_TW"/>
-          </w:rPr>
-          <w:rPr>
-            <w:color w:val="0000EE"/>
-            <w:u w:val="single"/>
-          </w:rPr>
-          <w:t>25</w:t>
-        </w:r>
-      </w:hyperlink>
-      <w:r>
-        <w:rPr>
-          <w:lang w:val="zh_TW" w:bidi="zh_TW"/>
-        </w:rPr>
-        <w:t>，</w:t>
-      </w:r>
-      <w:hyperlink r:id="rId84">
-        <w:r>
-          <w:rPr>
-            <w:lang w:val="zh_TW" w:bidi="zh_TW"/>
-          </w:rPr>
-          <w:rPr>
-            <w:color w:val="0000EE"/>
-            <w:u w:val="single"/>
-          </w:rPr>
-          <w:t>13:27</w:t>
-        </w:r>
-      </w:hyperlink>
-      <w:r>
-        <w:rPr>
-          <w:lang w:val="zh_TW" w:bidi="zh_TW"/>
-        </w:rPr>
-        <w:t>–</w:t>
-      </w:r>
-      <w:hyperlink r:id="rId84">
-        <w:r>
-          <w:rPr>
-            <w:lang w:val="zh_TW" w:bidi="zh_TW"/>
-          </w:rPr>
-          <w:rPr>
-            <w:color w:val="0000EE"/>
-            <w:u w:val="single"/>
-          </w:rPr>
-          <w:t>28</w:t>
-        </w:r>
-      </w:hyperlink>
-      <w:r>
-        <w:rPr>
-          <w:lang w:val="zh_TW" w:bidi="zh_TW"/>
-        </w:rPr>
-        <w:t>；</w:t>
-      </w:r>
-      <w:hyperlink r:id="rId85">
-        <w:r>
-          <w:rPr>
-            <w:lang w:val="zh_TW" w:bidi="zh_TW"/>
-          </w:rPr>
-          <w:rPr>
-            <w:color w:val="0000EE"/>
-            <w:u w:val="single"/>
-          </w:rPr>
-          <w:t>可10:44</w:t>
-        </w:r>
-      </w:hyperlink>
-      <w:r>
-        <w:rPr>
-          <w:lang w:val="zh_TW" w:bidi="zh_TW"/>
-        </w:rPr>
-        <w:t>，</w:t>
-      </w:r>
-      <w:hyperlink r:id="rId86">
-        <w:r>
-          <w:rPr>
-            <w:lang w:val="zh_TW" w:bidi="zh_TW"/>
-          </w:rPr>
-          <w:rPr>
-            <w:color w:val="0000EE"/>
-            <w:u w:val="single"/>
-          </w:rPr>
-          <w:t>12:2</w:t>
-        </w:r>
-      </w:hyperlink>
-      <w:r>
-        <w:rPr>
-          <w:lang w:val="zh_TW" w:bidi="zh_TW"/>
-        </w:rPr>
-        <w:t>–</w:t>
-      </w:r>
-      <w:hyperlink r:id="rId86">
-        <w:r>
-          <w:rPr>
-            <w:lang w:val="zh_TW" w:bidi="zh_TW"/>
-          </w:rPr>
-          <w:rPr>
-            <w:color w:val="0000EE"/>
-            <w:u w:val="single"/>
-          </w:rPr>
-          <w:t>4</w:t>
-        </w:r>
-      </w:hyperlink>
-      <w:r>
-        <w:rPr>
-          <w:lang w:val="zh_TW" w:bidi="zh_TW"/>
-        </w:rPr>
-        <w:t>；</w:t>
-      </w:r>
-      <w:hyperlink r:id="rId87">
-        <w:r>
-          <w:rPr>
-            <w:lang w:val="zh_TW" w:bidi="zh_TW"/>
-          </w:rPr>
-          <w:rPr>
-            <w:color w:val="0000EE"/>
-            <w:u w:val="single"/>
-          </w:rPr>
-          <w:t>路7:2</w:t>
-        </w:r>
-      </w:hyperlink>
-      <w:r>
-        <w:rPr>
-          <w:lang w:val="zh_TW" w:bidi="zh_TW"/>
-        </w:rPr>
-        <w:t>–</w:t>
-      </w:r>
-      <w:hyperlink r:id="rId87">
-        <w:r>
-          <w:rPr>
-            <w:lang w:val="zh_TW" w:bidi="zh_TW"/>
-          </w:rPr>
-          <w:rPr>
-            <w:color w:val="0000EE"/>
-            <w:u w:val="single"/>
-          </w:rPr>
-          <w:t>3，8</w:t>
-        </w:r>
-      </w:hyperlink>
-      <w:r>
-        <w:rPr>
-          <w:lang w:val="zh_TW" w:bidi="zh_TW"/>
-        </w:rPr>
-        <w:t>–</w:t>
-      </w:r>
-      <w:hyperlink r:id="rId87">
-        <w:r>
-          <w:rPr>
-            <w:lang w:val="zh_TW" w:bidi="zh_TW"/>
-          </w:rPr>
-          <w:rPr>
-            <w:color w:val="0000EE"/>
-            <w:u w:val="single"/>
-          </w:rPr>
-          <w:t>10</w:t>
-        </w:r>
-      </w:hyperlink>
-      <w:r>
-        <w:rPr>
-          <w:lang w:val="zh_TW" w:bidi="zh_TW"/>
-        </w:rPr>
-        <w:t>；</w:t>
-      </w:r>
-      <w:hyperlink r:id="rId88">
-        <w:r>
-          <w:rPr>
-            <w:lang w:val="zh_TW" w:bidi="zh_TW"/>
-          </w:rPr>
-          <w:rPr>
-            <w:color w:val="0000EE"/>
-            <w:u w:val="single"/>
-          </w:rPr>
-          <w:t>約4:51</w:t>
-        </w:r>
-      </w:hyperlink>
-      <w:r>
-        <w:rPr>
-          <w:lang w:val="zh_TW" w:bidi="zh_TW"/>
-        </w:rPr>
-        <w:t>，</w:t>
-      </w:r>
-      <w:hyperlink r:id="rId89">
-        <w:r>
-          <w:rPr>
-            <w:lang w:val="zh_TW" w:bidi="zh_TW"/>
-          </w:rPr>
-          <w:rPr>
-            <w:color w:val="0000EE"/>
-            <w:u w:val="single"/>
-          </w:rPr>
-          <w:t>8:34，</w:t>
-        </w:r>
-      </w:hyperlink>
-      <w:hyperlink r:id="rId90">
-        <w:r>
-          <w:rPr>
-            <w:lang w:val="zh_TW" w:bidi="zh_TW"/>
-          </w:rPr>
-          <w:rPr>
-            <w:color w:val="0000EE"/>
-            <w:u w:val="single"/>
-          </w:rPr>
-          <w:t>13:16</w:t>
-        </w:r>
-      </w:hyperlink>
-      <w:r>
-        <w:rPr>
-          <w:lang w:val="zh_TW" w:bidi="zh_TW"/>
-        </w:rPr>
-        <w:t>；</w:t>
-      </w:r>
-      <w:hyperlink r:id="rId91">
-        <w:r>
-          <w:rPr>
-            <w:lang w:val="zh_TW" w:bidi="zh_TW"/>
-          </w:rPr>
-          <w:rPr>
-            <w:color w:val="0000EE"/>
-            <w:u w:val="single"/>
-          </w:rPr>
-          <w:t>弗6:5</w:t>
-        </w:r>
-      </w:hyperlink>
-      <w:r>
-        <w:rPr>
-          <w:lang w:val="zh_TW" w:bidi="zh_TW"/>
-        </w:rPr>
-        <w:t>；</w:t>
-      </w:r>
-      <w:hyperlink r:id="rId92">
-        <w:r>
-          <w:rPr>
-            <w:lang w:val="zh_TW" w:bidi="zh_TW"/>
-          </w:rPr>
-          <w:rPr>
-            <w:color w:val="0000EE"/>
-            <w:u w:val="single"/>
-          </w:rPr>
-          <w:t>西1:7</w:t>
-        </w:r>
-      </w:hyperlink>
-      <w:r>
-        <w:rPr>
-          <w:lang w:val="zh_TW" w:bidi="zh_TW"/>
-        </w:rPr>
-        <w:t>），也包括家僕（</w:t>
-      </w:r>
-      <w:hyperlink r:id="rId93">
-        <w:r>
-          <w:rPr>
-            <w:lang w:val="zh_TW" w:bidi="zh_TW"/>
-          </w:rPr>
-          <w:rPr>
-            <w:color w:val="0000EE"/>
-            <w:u w:val="single"/>
-          </w:rPr>
-          <w:t>路16:13</w:t>
-        </w:r>
-      </w:hyperlink>
-      <w:r>
-        <w:rPr>
-          <w:lang w:val="zh_TW" w:bidi="zh_TW"/>
-        </w:rPr>
-        <w:t>）。</w:t>
-      </w:r>
-    </w:p>
-    <w:p>
-      <w:pPr/>
-      <w:r>
-        <w:rPr>
-          <w:lang w:val="zh_TW" w:bidi="zh_TW"/>
-        </w:rPr>
-      </w:r>
-      <w:r>
-        <w:rPr>
-          <w:i/>
-          <w:lang w:val="zh_TW" w:bidi="zh_TW"/>
-        </w:rPr>
-        <w:t>另見</w:t>
-      </w:r>
-      <w:r>
-        <w:rPr>
-          <w:lang w:val="zh_TW" w:bidi="zh_TW"/>
-        </w:rPr>
-        <w:t>奴隸，為奴</w:t>
-      </w:r>
-      <w:r>
-        <w:rPr>
-          <w:lang w:val="zh_TW" w:bidi="zh_TW"/>
-        </w:rPr>
-        <w:t>。</w:t>
-      </w:r>
-      <w:r>
-        <w:rPr>
-          <w:lang w:val="zh_TW" w:bidi="zh_TW"/>
-        </w:rPr>
-      </w:r>
-      <w:r>
-        <w:rPr>
-          <w:lang w:val="zh_TW" w:bidi="zh_TW"/>
-        </w:rPr>
-      </w:r>
-    </w:p>
-    <w:p>
-      <w:pPr/>
-      <w:r>
-        <w:rPr>
-          <w:lang w:val="zh_TW" w:bidi="zh_TW"/>
-        </w:rPr>
-      </w:r>
-    </w:p>
-    <w:p>
-      <w:pPr>
-        <w:pStyle w:val="Heading2"/>
-      </w:pPr>
-      <w:r>
-        <w:rPr>
-          <w:lang w:val="zh_TW" w:bidi="zh_TW"/>
-        </w:rPr>
-        <w:t>普瓦（Phuvah）</w:t>
-      </w:r>
-      <w:r>
-        <w:rPr>
-          <w:lang w:val="zh_TW" w:bidi="zh_TW"/>
-        </w:rPr>
-      </w:r>
-    </w:p>
-    <w:p>
-      <w:pPr/>
-      <w:r>
-        <w:rPr>
-          <w:lang w:val="zh_TW" w:bidi="zh_TW"/>
-        </w:rPr>
-      </w:r>
-      <w:r>
-        <w:rPr>
-          <w:lang w:val="zh_TW" w:bidi="zh_TW"/>
-        </w:rPr>
-        <w:t>某英文譯本將普瓦（Puvah）拼寫成Phuvah。普瓦是族長以薩迦的一個兒子（</w:t>
-      </w:r>
-      <w:hyperlink r:id="rId94">
-        <w:r>
-          <w:rPr>
-            <w:lang w:val="zh_TW" w:bidi="zh_TW"/>
-          </w:rPr>
-          <w:rPr>
-            <w:color w:val="0000EE"/>
-            <w:u w:val="single"/>
-          </w:rPr>
-          <w:t>創46:13</w:t>
-        </w:r>
-      </w:hyperlink>
-      <w:r>
-        <w:rPr>
-          <w:lang w:val="zh_TW" w:bidi="zh_TW"/>
-        </w:rPr>
-        <w:t>）。</w:t>
-      </w:r>
-    </w:p>
-    <w:p>
-      <w:pPr/>
-      <w:r>
-        <w:rPr>
-          <w:lang w:val="zh_TW" w:bidi="zh_TW"/>
-        </w:rPr>
-      </w:r>
-      <w:r>
-        <w:rPr>
-          <w:i/>
-          <w:lang w:val="zh_TW" w:bidi="zh_TW"/>
-        </w:rPr>
-        <w:t>見</w:t>
-      </w:r>
-      <w:r>
-        <w:rPr>
-          <w:lang w:val="zh_TW" w:bidi="zh_TW"/>
-        </w:rPr>
-        <w:t xml:space="preserve"> </w:t>
-      </w:r>
-      <w:r>
-        <w:rPr>
-          <w:lang w:val="zh_TW" w:bidi="zh_TW"/>
-        </w:rPr>
-        <w:t>普瓦</w:t>
-      </w:r>
-      <w:r>
-        <w:rPr>
-          <w:lang w:val="zh_TW" w:bidi="zh_TW"/>
-        </w:rPr>
-        <w:t>。</w:t>
-      </w:r>
-      <w:r>
-        <w:rPr>
-          <w:lang w:val="zh_TW" w:bidi="zh_TW"/>
-        </w:rPr>
-      </w:r>
-      <w:r>
-        <w:rPr>
-          <w:lang w:val="zh_TW" w:bidi="zh_TW"/>
-        </w:rPr>
-      </w:r>
-    </w:p>
-    <w:p>
-      <w:pPr/>
-      <w:r>
-        <w:rPr>
-          <w:lang w:val="zh_TW" w:bidi="zh_TW"/>
-        </w:rPr>
-      </w:r>
-    </w:p>
-    <w:p>
-      <w:pPr>
-        <w:pStyle w:val="Heading2"/>
-      </w:pPr>
-      <w:r>
-        <w:rPr>
-          <w:lang w:val="zh_TW" w:bidi="zh_TW"/>
-        </w:rPr>
-        <w:t>普瓦（Puvah）</w:t>
-      </w:r>
-      <w:r>
-        <w:rPr>
-          <w:lang w:val="zh_TW" w:bidi="zh_TW"/>
-        </w:rPr>
-      </w:r>
-    </w:p>
-    <w:p>
-      <w:pPr/>
-      <w:r>
-        <w:rPr>
-          <w:lang w:val="zh_TW" w:bidi="zh_TW"/>
-        </w:rPr>
-      </w:r>
-      <w:r>
-        <w:rPr>
-          <w:lang w:val="zh_TW" w:bidi="zh_TW"/>
-        </w:rPr>
-        <w:t>以薩迦的兒子，他跟隨雅各和全家下到埃及，躲避巴勒斯坦地嚴重的饑荒（</w:t>
-      </w:r>
-      <w:hyperlink r:id="rId94">
-        <w:r>
-          <w:rPr>
-            <w:lang w:val="zh_TW" w:bidi="zh_TW"/>
-          </w:rPr>
-          <w:rPr>
-            <w:color w:val="0000EE"/>
-            <w:u w:val="single"/>
-          </w:rPr>
-          <w:t>創46:13</w:t>
-        </w:r>
-      </w:hyperlink>
-      <w:r>
-        <w:rPr>
-          <w:lang w:val="zh_TW" w:bidi="zh_TW"/>
-        </w:rPr>
-        <w:t>；有英文譯本拼作Puah）。普瓦是普瓦族的始祖（</w:t>
-      </w:r>
-      <w:hyperlink r:id="rId95">
-        <w:r>
-          <w:rPr>
-            <w:lang w:val="zh_TW" w:bidi="zh_TW"/>
-          </w:rPr>
-          <w:rPr>
-            <w:color w:val="0000EE"/>
-            <w:u w:val="single"/>
-          </w:rPr>
-          <w:t>民26:23</w:t>
-        </w:r>
-      </w:hyperlink>
-      <w:r>
-        <w:rPr>
-          <w:lang w:val="zh_TW" w:bidi="zh_TW"/>
-        </w:rPr>
-        <w:t>），在</w:t>
-      </w:r>
-      <w:hyperlink r:id="rId96">
-        <w:r>
-          <w:rPr>
-            <w:lang w:val="zh_TW" w:bidi="zh_TW"/>
-          </w:rPr>
-          <w:rPr>
-            <w:color w:val="0000EE"/>
-            <w:u w:val="single"/>
-          </w:rPr>
-          <w:t>歷代志上七章1節</w:t>
-        </w:r>
-      </w:hyperlink>
-      <w:r>
-        <w:rPr>
-          <w:lang w:val="zh_TW" w:bidi="zh_TW"/>
-        </w:rPr>
-        <w:t>則稱他為Puah（譯註：和合本譯為普瓦）。</w:t>
       </w:r>
       <w:r>
         <w:rPr>

--- a/zht/docx/125.content.docx
+++ b/zht/docx/125.content.docx
@@ -258,144 +258,96 @@
         </w:rPr>
         <w:t>人類在早期使用動物皮作為衣物（</w:t>
       </w:r>
-      <w:hyperlink r:id="rId13">
-        <w:r>
-          <w:rPr>
-            <w:lang w:val="zh_TW" w:bidi="zh_TW"/>
-          </w:rPr>
-          <w:rPr>
-            <w:color w:val="0000EE"/>
-            <w:u w:val="single"/>
-          </w:rPr>
-          <w:t>創3:21</w:t>
-        </w:r>
-      </w:hyperlink>
+      <w:r>
+        <w:rPr>
+          <w:lang w:val="zh_TW" w:bidi="zh_TW"/>
+        </w:rPr>
+        <w:t>創3:21</w:t>
+      </w:r>
       <w:r>
         <w:rPr>
           <w:lang w:val="zh_TW" w:bidi="zh_TW"/>
         </w:rPr>
         <w:t>）。先知的衣服是用動物皮製成的，並成為辨認他們的方式（</w:t>
       </w:r>
-      <w:hyperlink r:id="rId14">
-        <w:r>
-          <w:rPr>
-            <w:lang w:val="zh_TW" w:bidi="zh_TW"/>
-          </w:rPr>
-          <w:rPr>
-            <w:color w:val="0000EE"/>
-            <w:u w:val="single"/>
-          </w:rPr>
-          <w:t>王下1:8</w:t>
-        </w:r>
-      </w:hyperlink>
+      <w:r>
+        <w:rPr>
+          <w:lang w:val="zh_TW" w:bidi="zh_TW"/>
+        </w:rPr>
+        <w:t>王下1:8</w:t>
+      </w:r>
       <w:r>
         <w:rPr>
           <w:lang w:val="zh_TW" w:bidi="zh_TW"/>
         </w:rPr>
         <w:t>；</w:t>
       </w:r>
-      <w:hyperlink r:id="rId15">
-        <w:r>
-          <w:rPr>
-            <w:lang w:val="zh_TW" w:bidi="zh_TW"/>
-          </w:rPr>
-          <w:rPr>
-            <w:color w:val="0000EE"/>
-            <w:u w:val="single"/>
-          </w:rPr>
-          <w:t>亞13:4</w:t>
-        </w:r>
-      </w:hyperlink>
+      <w:r>
+        <w:rPr>
+          <w:lang w:val="zh_TW" w:bidi="zh_TW"/>
+        </w:rPr>
+        <w:t>亞13:4</w:t>
+      </w:r>
       <w:r>
         <w:rPr>
           <w:lang w:val="zh_TW" w:bidi="zh_TW"/>
         </w:rPr>
         <w:t>）。希臘文舊約描述以利亞的外衣是羊皮（</w:t>
       </w:r>
-      <w:hyperlink r:id="rId16">
-        <w:r>
-          <w:rPr>
-            <w:lang w:val="zh_TW" w:bidi="zh_TW"/>
-          </w:rPr>
-          <w:rPr>
-            <w:color w:val="0000EE"/>
-            <w:u w:val="single"/>
-          </w:rPr>
-          <w:t>王上19:13、19</w:t>
-        </w:r>
-      </w:hyperlink>
+      <w:r>
+        <w:rPr>
+          <w:lang w:val="zh_TW" w:bidi="zh_TW"/>
+        </w:rPr>
+        <w:t>王上19:13、19</w:t>
+      </w:r>
       <w:r>
         <w:rPr>
           <w:lang w:val="zh_TW" w:bidi="zh_TW"/>
         </w:rPr>
         <w:t>；</w:t>
       </w:r>
-      <w:hyperlink r:id="rId17">
-        <w:r>
-          <w:rPr>
-            <w:lang w:val="zh_TW" w:bidi="zh_TW"/>
-          </w:rPr>
-          <w:rPr>
-            <w:color w:val="0000EE"/>
-            <w:u w:val="single"/>
-          </w:rPr>
-          <w:t>王下2:8、13–14</w:t>
-        </w:r>
-      </w:hyperlink>
+      <w:r>
+        <w:rPr>
+          <w:lang w:val="zh_TW" w:bidi="zh_TW"/>
+        </w:rPr>
+        <w:t>王下2:8、13–14</w:t>
+      </w:r>
       <w:r>
         <w:rPr>
           <w:lang w:val="zh_TW" w:bidi="zh_TW"/>
         </w:rPr>
         <w:t>）。動物皮也被用來製作鞋子、腰帶和其他衣物（</w:t>
       </w:r>
-      <w:hyperlink r:id="rId18">
-        <w:r>
-          <w:rPr>
-            <w:lang w:val="zh_TW" w:bidi="zh_TW"/>
-          </w:rPr>
-          <w:rPr>
-            <w:color w:val="0000EE"/>
-            <w:u w:val="single"/>
-          </w:rPr>
-          <w:t>利13:48</w:t>
-        </w:r>
-      </w:hyperlink>
+      <w:r>
+        <w:rPr>
+          <w:lang w:val="zh_TW" w:bidi="zh_TW"/>
+        </w:rPr>
+        <w:t>利13:48</w:t>
+      </w:r>
       <w:r>
         <w:rPr>
           <w:lang w:val="zh_TW" w:bidi="zh_TW"/>
         </w:rPr>
         <w:t>；</w:t>
       </w:r>
-      <w:hyperlink r:id="rId19">
-        <w:r>
-          <w:rPr>
-            <w:lang w:val="zh_TW" w:bidi="zh_TW"/>
-          </w:rPr>
-          <w:rPr>
-            <w:color w:val="0000EE"/>
-            <w:u w:val="single"/>
-          </w:rPr>
-          <w:t>結16:10</w:t>
-        </w:r>
-      </w:hyperlink>
+      <w:r>
+        <w:rPr>
+          <w:lang w:val="zh_TW" w:bidi="zh_TW"/>
+        </w:rPr>
+        <w:t>結16:10</w:t>
+      </w:r>
       <w:r>
         <w:rPr>
           <w:lang w:val="zh_TW" w:bidi="zh_TW"/>
         </w:rPr>
         <w:t>；</w:t>
       </w:r>
-      <w:hyperlink r:id="rId20">
-        <w:r>
-          <w:rPr>
-            <w:lang w:val="zh_TW" w:bidi="zh_TW"/>
-          </w:rPr>
-          <w:rPr>
-            <w:color w:val="0000EE"/>
-            <w:u w:val="single"/>
-          </w:rPr>
-          <w:t>太3:4</w:t>
-        </w:r>
-      </w:hyperlink>
+      <w:r>
+        <w:rPr>
+          <w:lang w:val="zh_TW" w:bidi="zh_TW"/>
+        </w:rPr>
+        <w:t>太3:4</w:t>
+      </w:r>
       <w:r>
         <w:rPr>
           <w:lang w:val="zh_TW" w:bidi="zh_TW"/>
@@ -416,54 +368,36 @@
         </w:rPr>
         <w:t>一些家用器具是用皮革製成的。最常見的是用來裝液體的容器，例如奶（</w:t>
       </w:r>
-      <w:hyperlink r:id="rId21">
-        <w:r>
-          <w:rPr>
-            <w:lang w:val="zh_TW" w:bidi="zh_TW"/>
-          </w:rPr>
-          <w:rPr>
-            <w:color w:val="0000EE"/>
-            <w:u w:val="single"/>
-          </w:rPr>
-          <w:t>士4:19</w:t>
-        </w:r>
-      </w:hyperlink>
+      <w:r>
+        <w:rPr>
+          <w:lang w:val="zh_TW" w:bidi="zh_TW"/>
+        </w:rPr>
+        <w:t>士4:19</w:t>
+      </w:r>
       <w:r>
         <w:rPr>
           <w:lang w:val="zh_TW" w:bidi="zh_TW"/>
         </w:rPr>
         <w:t>）、酒（</w:t>
       </w:r>
-      <w:hyperlink r:id="rId22">
-        <w:r>
-          <w:rPr>
-            <w:lang w:val="zh_TW" w:bidi="zh_TW"/>
-          </w:rPr>
-          <w:rPr>
-            <w:color w:val="0000EE"/>
-            <w:u w:val="single"/>
-          </w:rPr>
-          <w:t>可2:22</w:t>
-        </w:r>
-      </w:hyperlink>
+      <w:r>
+        <w:rPr>
+          <w:lang w:val="zh_TW" w:bidi="zh_TW"/>
+        </w:rPr>
+        <w:t>可2:22</w:t>
+      </w:r>
       <w:r>
         <w:rPr>
           <w:lang w:val="zh_TW" w:bidi="zh_TW"/>
         </w:rPr>
         <w:t>）和水（</w:t>
       </w:r>
-      <w:hyperlink r:id="rId23">
-        <w:r>
-          <w:rPr>
-            <w:lang w:val="zh_TW" w:bidi="zh_TW"/>
-          </w:rPr>
-          <w:rPr>
-            <w:color w:val="0000EE"/>
-            <w:u w:val="single"/>
-          </w:rPr>
-          <w:t>創21:14</w:t>
-        </w:r>
-      </w:hyperlink>
+      <w:r>
+        <w:rPr>
+          <w:lang w:val="zh_TW" w:bidi="zh_TW"/>
+        </w:rPr>
+        <w:t>創21:14</w:t>
+      </w:r>
       <w:r>
         <w:rPr>
           <w:lang w:val="zh_TW" w:bidi="zh_TW"/>
@@ -484,36 +418,24 @@
         </w:rPr>
         <w:t>皮革可能用於床、椅子和其他家居用品。聖經沒有提到皮革被用來製作帳篷，但動物皮被用於建造會幕（</w:t>
       </w:r>
-      <w:hyperlink r:id="rId24">
-        <w:r>
-          <w:rPr>
-            <w:lang w:val="zh_TW" w:bidi="zh_TW"/>
-          </w:rPr>
-          <w:rPr>
-            <w:color w:val="0000EE"/>
-            <w:u w:val="single"/>
-          </w:rPr>
-          <w:t>出25:5</w:t>
-        </w:r>
-      </w:hyperlink>
+      <w:r>
+        <w:rPr>
+          <w:lang w:val="zh_TW" w:bidi="zh_TW"/>
+        </w:rPr>
+        <w:t>出25:5</w:t>
+      </w:r>
       <w:r>
         <w:rPr>
           <w:lang w:val="zh_TW" w:bidi="zh_TW"/>
         </w:rPr>
         <w:t>；</w:t>
       </w:r>
-      <w:hyperlink r:id="rId25">
-        <w:r>
-          <w:rPr>
-            <w:lang w:val="zh_TW" w:bidi="zh_TW"/>
-          </w:rPr>
-          <w:rPr>
-            <w:color w:val="0000EE"/>
-            <w:u w:val="single"/>
-          </w:rPr>
-          <w:t>民4:8</w:t>
-        </w:r>
-      </w:hyperlink>
+      <w:r>
+        <w:rPr>
+          <w:lang w:val="zh_TW" w:bidi="zh_TW"/>
+        </w:rPr>
+        <w:t>民4:8</w:t>
+      </w:r>
       <w:r>
         <w:rPr>
           <w:lang w:val="zh_TW" w:bidi="zh_TW"/>
@@ -534,36 +456,24 @@
         </w:rPr>
         <w:t>聖經沒有提到皮革在製作軍裝或武器方面的用途。然而，製作防禦和攻擊武器自然少不了皮革的使用。防禦方面有頭盔和盾牌，攻擊方面有投石器，以及裝箭的皮袋。</w:t>
       </w:r>
-      <w:hyperlink r:id="rId26">
-        <w:r>
-          <w:rPr>
-            <w:lang w:val="zh_TW" w:bidi="zh_TW"/>
-          </w:rPr>
-          <w:rPr>
-            <w:color w:val="0000EE"/>
-            <w:u w:val="single"/>
-          </w:rPr>
-          <w:t>撒母其記下一章21節</w:t>
-        </w:r>
-      </w:hyperlink>
+      <w:r>
+        <w:rPr>
+          <w:lang w:val="zh_TW" w:bidi="zh_TW"/>
+        </w:rPr>
+        <w:t>撒母其記下一章21節</w:t>
+      </w:r>
       <w:r>
         <w:rPr>
           <w:lang w:val="zh_TW" w:bidi="zh_TW"/>
         </w:rPr>
         <w:t>提到在盾牌表面抹油，可能是為了防止損壞和報廢。</w:t>
       </w:r>
-      <w:hyperlink r:id="rId27">
-        <w:r>
-          <w:rPr>
-            <w:lang w:val="zh_TW" w:bidi="zh_TW"/>
-          </w:rPr>
-          <w:rPr>
-            <w:color w:val="0000EE"/>
-            <w:u w:val="single"/>
-          </w:rPr>
-          <w:t>以賽亞書二十一章5節</w:t>
-        </w:r>
-      </w:hyperlink>
+      <w:r>
+        <w:rPr>
+          <w:lang w:val="zh_TW" w:bidi="zh_TW"/>
+        </w:rPr>
+        <w:t>以賽亞書二十一章5節</w:t>
+      </w:r>
       <w:r>
         <w:rPr>
           <w:lang w:val="zh_TW" w:bidi="zh_TW"/>
@@ -677,54 +587,36 @@
         </w:rPr>
         <w:t>舊約中沒有提及用皮革或獸皮書寫的慣例。</w:t>
       </w:r>
-      <w:hyperlink r:id="rId28">
-        <w:r>
-          <w:rPr>
-            <w:lang w:val="zh_TW" w:bidi="zh_TW"/>
-          </w:rPr>
-          <w:rPr>
-            <w:color w:val="0000EE"/>
-            <w:u w:val="single"/>
-          </w:rPr>
-          <w:t>詩篇四十章子7節</w:t>
-        </w:r>
-      </w:hyperlink>
+      <w:r>
+        <w:rPr>
+          <w:lang w:val="zh_TW" w:bidi="zh_TW"/>
+        </w:rPr>
+        <w:t>詩篇四十章子7節</w:t>
+      </w:r>
       <w:r>
         <w:rPr>
           <w:lang w:val="zh_TW" w:bidi="zh_TW"/>
         </w:rPr>
         <w:t>、</w:t>
       </w:r>
-      <w:hyperlink r:id="rId29">
-        <w:r>
-          <w:rPr>
-            <w:lang w:val="zh_TW" w:bidi="zh_TW"/>
-          </w:rPr>
-          <w:rPr>
-            <w:color w:val="0000EE"/>
-            <w:u w:val="single"/>
-          </w:rPr>
-          <w:t>耶利米書三十六章36節</w:t>
-        </w:r>
-      </w:hyperlink>
+      <w:r>
+        <w:rPr>
+          <w:lang w:val="zh_TW" w:bidi="zh_TW"/>
+        </w:rPr>
+        <w:t>耶利米書三十六章36節</w:t>
+      </w:r>
       <w:r>
         <w:rPr>
           <w:lang w:val="zh_TW" w:bidi="zh_TW"/>
         </w:rPr>
         <w:t>、</w:t>
       </w:r>
-      <w:hyperlink r:id="rId30">
-        <w:r>
-          <w:rPr>
-            <w:lang w:val="zh_TW" w:bidi="zh_TW"/>
-          </w:rPr>
-          <w:rPr>
-            <w:color w:val="0000EE"/>
-            <w:u w:val="single"/>
-          </w:rPr>
-          <w:t>以西結書二章9節至三章3節</w:t>
-        </w:r>
-      </w:hyperlink>
+      <w:r>
+        <w:rPr>
+          <w:lang w:val="zh_TW" w:bidi="zh_TW"/>
+        </w:rPr>
+        <w:t>以西結書二章9節至三章3節</w:t>
+      </w:r>
       <w:r>
         <w:rPr>
           <w:lang w:val="zh_TW" w:bidi="zh_TW"/>
@@ -759,18 +651,12 @@
         </w:rPr>
         <w:t>一些死海古卷是寫在皮革上的。偉大的以賽亞書古卷約在公元前100年寫成，由17張皮紙縫合而成，長度接近7米（23英尺）。新約的原稿也大可能寫在蒲草紙上。在第一世紀的最後25年間約翰將他的第二封信寫在蒲草紙上（</w:t>
       </w:r>
-      <w:hyperlink r:id="rId31">
-        <w:r>
-          <w:rPr>
-            <w:lang w:val="zh_TW" w:bidi="zh_TW"/>
-          </w:rPr>
-          <w:rPr>
-            <w:color w:val="0000EE"/>
-            <w:u w:val="single"/>
-          </w:rPr>
-          <w:t>約二1:12</w:t>
-        </w:r>
-      </w:hyperlink>
+      <w:r>
+        <w:rPr>
+          <w:lang w:val="zh_TW" w:bidi="zh_TW"/>
+        </w:rPr>
+        <w:t>約二1:12</w:t>
+      </w:r>
       <w:r>
         <w:rPr>
           <w:lang w:val="zh_TW" w:bidi="zh_TW"/>
@@ -802,36 +688,24 @@
         </w:rPr>
         <w:t>鞣製是用各種物質處理動物皮，使其變成皮革的過程，藉此使皮更耐用且不易腐爛。舊約從沒有提及鞣製，但在</w:t>
       </w:r>
-      <w:hyperlink r:id="rId24">
-        <w:r>
-          <w:rPr>
-            <w:lang w:val="zh_TW" w:bidi="zh_TW"/>
-          </w:rPr>
-          <w:rPr>
-            <w:color w:val="0000EE"/>
-            <w:u w:val="single"/>
-          </w:rPr>
-          <w:t>出埃及記二十五章5節</w:t>
-        </w:r>
-      </w:hyperlink>
+      <w:r>
+        <w:rPr>
+          <w:lang w:val="zh_TW" w:bidi="zh_TW"/>
+        </w:rPr>
+        <w:t>出埃及記二十五章5節</w:t>
+      </w:r>
       <w:r>
         <w:rPr>
           <w:lang w:val="zh_TW" w:bidi="zh_TW"/>
         </w:rPr>
         <w:t>和</w:t>
       </w:r>
-      <w:hyperlink r:id="rId18">
-        <w:r>
-          <w:rPr>
-            <w:lang w:val="zh_TW" w:bidi="zh_TW"/>
-          </w:rPr>
-          <w:rPr>
-            <w:color w:val="0000EE"/>
-            <w:u w:val="single"/>
-          </w:rPr>
-          <w:t>利未記十三章48節</w:t>
-        </w:r>
-      </w:hyperlink>
+      <w:r>
+        <w:rPr>
+          <w:lang w:val="zh_TW" w:bidi="zh_TW"/>
+        </w:rPr>
+        <w:t>利未記十三章48節</w:t>
+      </w:r>
       <w:r>
         <w:rPr>
           <w:lang w:val="zh_TW" w:bidi="zh_TW"/>
@@ -925,36 +799,24 @@
         </w:rPr>
         <w:t>這個名字是指雅博河（Jabbok River）附近的一個地方。族長雅各在那裡整夜與神摔跤（</w:t>
       </w:r>
-      <w:hyperlink r:id="rId32">
-        <w:r>
-          <w:rPr>
-            <w:lang w:val="zh_TW" w:bidi="zh_TW"/>
-          </w:rPr>
-          <w:rPr>
-            <w:color w:val="0000EE"/>
-            <w:u w:val="single"/>
-          </w:rPr>
-          <w:t>創32:31</w:t>
-        </w:r>
-      </w:hyperlink>
+      <w:r>
+        <w:rPr>
+          <w:lang w:val="zh_TW" w:bidi="zh_TW"/>
+        </w:rPr>
+        <w:t>創32:31</w:t>
+      </w:r>
       <w:r>
         <w:rPr>
           <w:lang w:val="zh_TW" w:bidi="zh_TW"/>
         </w:rPr>
         <w:t>）。毗努伊勒（Penuel）這地方的另一個英文拼法是Peniel（</w:t>
       </w:r>
-      <w:hyperlink r:id="rId33">
-        <w:r>
-          <w:rPr>
-            <w:lang w:val="zh_TW" w:bidi="zh_TW"/>
-          </w:rPr>
-          <w:rPr>
-            <w:color w:val="0000EE"/>
-            <w:u w:val="single"/>
-          </w:rPr>
-          <w:t>30</w:t>
-        </w:r>
-      </w:hyperlink>
+      <w:r>
+        <w:rPr>
+          <w:lang w:val="zh_TW" w:bidi="zh_TW"/>
+        </w:rPr>
+        <w:t>30</w:t>
+      </w:r>
       <w:r>
         <w:rPr>
           <w:lang w:val="zh_TW" w:bidi="zh_TW"/>
@@ -975,54 +837,36 @@
         </w:rPr>
         <w:t>基甸在士師時期作領袖時，曾拆毀毗努伊勒的樓臺。他又因城中的人拒絕支援他攻打米甸人，而殺了那城的人（</w:t>
       </w:r>
-      <w:hyperlink r:id="rId34">
-        <w:r>
-          <w:rPr>
-            <w:lang w:val="zh_TW" w:bidi="zh_TW"/>
-          </w:rPr>
-          <w:rPr>
-            <w:color w:val="0000EE"/>
-            <w:u w:val="single"/>
-          </w:rPr>
-          <w:t>士8:8–9</w:t>
-        </w:r>
-      </w:hyperlink>
+      <w:r>
+        <w:rPr>
+          <w:lang w:val="zh_TW" w:bidi="zh_TW"/>
+        </w:rPr>
+        <w:t>士8:8–9</w:t>
+      </w:r>
       <w:r>
         <w:rPr>
           <w:lang w:val="zh_TW" w:bidi="zh_TW"/>
         </w:rPr>
         <w:t>、</w:t>
       </w:r>
-      <w:hyperlink r:id="rId34">
-        <w:r>
-          <w:rPr>
-            <w:lang w:val="zh_TW" w:bidi="zh_TW"/>
-          </w:rPr>
-          <w:rPr>
-            <w:color w:val="0000EE"/>
-            <w:u w:val="single"/>
-          </w:rPr>
-          <w:t>17</w:t>
-        </w:r>
-      </w:hyperlink>
+      <w:r>
+        <w:rPr>
+          <w:lang w:val="zh_TW" w:bidi="zh_TW"/>
+        </w:rPr>
+        <w:t>17</w:t>
+      </w:r>
       <w:r>
         <w:rPr>
           <w:lang w:val="zh_TW" w:bidi="zh_TW"/>
         </w:rPr>
         <w:t>）。後來，耶羅波安王重建了該城（</w:t>
       </w:r>
-      <w:hyperlink r:id="rId35">
-        <w:r>
-          <w:rPr>
-            <w:lang w:val="zh_TW" w:bidi="zh_TW"/>
-          </w:rPr>
-          <w:rPr>
-            <w:color w:val="0000EE"/>
-            <w:u w:val="single"/>
-          </w:rPr>
-          <w:t>王上12:25</w:t>
-        </w:r>
-      </w:hyperlink>
+      <w:r>
+        <w:rPr>
+          <w:lang w:val="zh_TW" w:bidi="zh_TW"/>
+        </w:rPr>
+        <w:t>王上12:25</w:t>
+      </w:r>
       <w:r>
         <w:rPr>
           <w:lang w:val="zh_TW" w:bidi="zh_TW"/>
@@ -1077,18 +921,12 @@
         </w:rPr>
         <w:t>Peniel是毗努伊勒（Penuel）的另一種拼寫方式。這是巴勒斯坦的一座城，也是族長雅各與神的「那人」摔跤的地方（</w:t>
       </w:r>
-      <w:hyperlink r:id="rId33">
-        <w:r>
-          <w:rPr>
-            <w:lang w:val="zh_TW" w:bidi="zh_TW"/>
-          </w:rPr>
-          <w:rPr>
-            <w:color w:val="0000EE"/>
-            <w:u w:val="single"/>
-          </w:rPr>
-          <w:t>創32:30</w:t>
-        </w:r>
-      </w:hyperlink>
+      <w:r>
+        <w:rPr>
+          <w:lang w:val="zh_TW" w:bidi="zh_TW"/>
+        </w:rPr>
+        <w:t>創32:30</w:t>
+      </w:r>
       <w:r>
         <w:rPr>
           <w:lang w:val="zh_TW" w:bidi="zh_TW"/>
@@ -1184,36 +1022,24 @@
         </w:rPr>
         <w:t>以察的長子，也是西珥的後裔（</w:t>
       </w:r>
-      <w:hyperlink r:id="rId36">
-        <w:r>
-          <w:rPr>
-            <w:lang w:val="zh_TW" w:bidi="zh_TW"/>
-          </w:rPr>
-          <w:rPr>
-            <w:color w:val="0000EE"/>
-            <w:u w:val="single"/>
-          </w:rPr>
-          <w:t>創36:27</w:t>
-        </w:r>
-      </w:hyperlink>
+      <w:r>
+        <w:rPr>
+          <w:lang w:val="zh_TW" w:bidi="zh_TW"/>
+        </w:rPr>
+        <w:t>創36:27</w:t>
+      </w:r>
       <w:r>
         <w:rPr>
           <w:lang w:val="zh_TW" w:bidi="zh_TW"/>
         </w:rPr>
         <w:t>；</w:t>
       </w:r>
-      <w:hyperlink r:id="rId37">
-        <w:r>
-          <w:rPr>
-            <w:lang w:val="zh_TW" w:bidi="zh_TW"/>
-          </w:rPr>
-          <w:rPr>
-            <w:color w:val="0000EE"/>
-            <w:u w:val="single"/>
-          </w:rPr>
-          <w:t>代上1:42</w:t>
-        </w:r>
-      </w:hyperlink>
+      <w:r>
+        <w:rPr>
+          <w:lang w:val="zh_TW" w:bidi="zh_TW"/>
+        </w:rPr>
+        <w:t>代上1:42</w:t>
+      </w:r>
       <w:r>
         <w:rPr>
           <w:lang w:val="zh_TW" w:bidi="zh_TW"/>
@@ -1238,18 +1064,12 @@
         </w:rPr>
         <w:t>屬於便雅憫支派的耶疊的兒子（</w:t>
       </w:r>
-      <w:hyperlink r:id="rId38">
-        <w:r>
-          <w:rPr>
-            <w:lang w:val="zh_TW" w:bidi="zh_TW"/>
-          </w:rPr>
-          <w:rPr>
-            <w:color w:val="0000EE"/>
-            <w:u w:val="single"/>
-          </w:rPr>
-          <w:t>代上7:10</w:t>
-        </w:r>
-      </w:hyperlink>
+      <w:r>
+        <w:rPr>
+          <w:lang w:val="zh_TW" w:bidi="zh_TW"/>
+        </w:rPr>
+        <w:t>代上7:10</w:t>
+      </w:r>
       <w:r>
         <w:rPr>
           <w:lang w:val="zh_TW" w:bidi="zh_TW"/>
@@ -1304,108 +1124,72 @@
         </w:rPr>
         <w:t>拉結嫁給雅各時，拉班把辟拉給她作使女（</w:t>
       </w:r>
-      <w:hyperlink r:id="rId39">
-        <w:r>
-          <w:rPr>
-            <w:lang w:val="zh_TW" w:bidi="zh_TW"/>
-          </w:rPr>
-          <w:rPr>
-            <w:color w:val="0000EE"/>
-            <w:u w:val="single"/>
-          </w:rPr>
-          <w:t>創29:29</w:t>
-        </w:r>
-      </w:hyperlink>
+      <w:r>
+        <w:rPr>
+          <w:lang w:val="zh_TW" w:bidi="zh_TW"/>
+        </w:rPr>
+        <w:t>創29:29</w:t>
+      </w:r>
       <w:r>
         <w:rPr>
           <w:lang w:val="zh_TW" w:bidi="zh_TW"/>
         </w:rPr>
         <w:t>）。拉結知道自己不能生育，就把辟拉給丈夫作妾，並把辟拉所生的兩個兒子當作自己的孩子，分別給他們起名叫但和拿弗他利（</w:t>
       </w:r>
-      <w:hyperlink r:id="rId40">
-        <w:r>
-          <w:rPr>
-            <w:lang w:val="zh_TW" w:bidi="zh_TW"/>
-          </w:rPr>
-          <w:rPr>
-            <w:color w:val="0000EE"/>
-            <w:u w:val="single"/>
-          </w:rPr>
-          <w:t>30:3–8</w:t>
-        </w:r>
-      </w:hyperlink>
+      <w:r>
+        <w:rPr>
+          <w:lang w:val="zh_TW" w:bidi="zh_TW"/>
+        </w:rPr>
+        <w:t>30:3–8</w:t>
+      </w:r>
       <w:r>
         <w:rPr>
           <w:lang w:val="zh_TW" w:bidi="zh_TW"/>
         </w:rPr>
         <w:t>，</w:t>
       </w:r>
-      <w:hyperlink r:id="rId41">
-        <w:r>
-          <w:rPr>
-            <w:lang w:val="zh_TW" w:bidi="zh_TW"/>
-          </w:rPr>
-          <w:rPr>
-            <w:color w:val="0000EE"/>
-            <w:u w:val="single"/>
-          </w:rPr>
-          <w:t>35:25</w:t>
-        </w:r>
-      </w:hyperlink>
+      <w:r>
+        <w:rPr>
+          <w:lang w:val="zh_TW" w:bidi="zh_TW"/>
+        </w:rPr>
+        <w:t>35:25</w:t>
+      </w:r>
       <w:r>
         <w:rPr>
           <w:lang w:val="zh_TW" w:bidi="zh_TW"/>
         </w:rPr>
         <w:t>，</w:t>
       </w:r>
-      <w:hyperlink r:id="rId42">
-        <w:r>
-          <w:rPr>
-            <w:lang w:val="zh_TW" w:bidi="zh_TW"/>
-          </w:rPr>
-          <w:rPr>
-            <w:color w:val="0000EE"/>
-            <w:u w:val="single"/>
-          </w:rPr>
-          <w:t>46:25</w:t>
-        </w:r>
-      </w:hyperlink>
+      <w:r>
+        <w:rPr>
+          <w:lang w:val="zh_TW" w:bidi="zh_TW"/>
+        </w:rPr>
+        <w:t>46:25</w:t>
+      </w:r>
       <w:r>
         <w:rPr>
           <w:lang w:val="zh_TW" w:bidi="zh_TW"/>
         </w:rPr>
         <w:t>）。考古研究已證實，不育的妻子把使女給丈夫為妾，且為丈夫生子的做法，確實存在於古代近東社會。在努西（Nuzi）出土、年代與</w:t>
       </w:r>
-      <w:hyperlink r:id="rId43">
-        <w:r>
-          <w:rPr>
-            <w:lang w:val="zh_TW" w:bidi="zh_TW"/>
-          </w:rPr>
-          <w:rPr>
-            <w:color w:val="0000EE"/>
-            <w:u w:val="single"/>
-          </w:rPr>
-          <w:t>創世記二十九章</w:t>
-        </w:r>
-      </w:hyperlink>
+      <w:r>
+        <w:rPr>
+          <w:lang w:val="zh_TW" w:bidi="zh_TW"/>
+        </w:rPr>
+        <w:t>創世記二十九章</w:t>
+      </w:r>
       <w:r>
         <w:rPr>
           <w:lang w:val="zh_TW" w:bidi="zh_TW"/>
         </w:rPr>
         <w:t>事件大致相同的婚約文獻中，也提到過這種安排。後來，雅各的兒子呂便與辟拉亂倫，因此犯了罪（</w:t>
       </w:r>
-      <w:hyperlink r:id="rId44">
-        <w:r>
-          <w:rPr>
-            <w:lang w:val="zh_TW" w:bidi="zh_TW"/>
-          </w:rPr>
-          <w:rPr>
-            <w:color w:val="0000EE"/>
-            <w:u w:val="single"/>
-          </w:rPr>
-          <w:t>35:22</w:t>
-        </w:r>
-      </w:hyperlink>
+      <w:r>
+        <w:rPr>
+          <w:lang w:val="zh_TW" w:bidi="zh_TW"/>
+        </w:rPr>
+        <w:t>35:22</w:t>
+      </w:r>
       <w:r>
         <w:rPr>
           <w:lang w:val="zh_TW" w:bidi="zh_TW"/>
